--- a/downloads/teacher/ai-6-week-34.docx
+++ b/downloads/teacher/ai-6-week-34.docx
@@ -1938,6 +1938,396 @@
         <w:t>For the Grounded Learning Service, retain an annotated trace and the changed-case result. Name the contract or evidence that makes the deciding step valid, so another team can review it.</w:t>
       </w:r>
     </w:p>
+    <w:p>
+      <w:pPr>
+        <w:pStyle w:val="Heading1"/>
+      </w:pPr>
+      <w:r>
+        <w:t>07. Prepare, teach and assess</w:t>
+      </w:r>
+    </w:p>
+    <w:p>
+      <w:r>
+        <w:t>Teaching target: Explain the mechanism and terminology of capstone failure testing</w:t>
+      </w:r>
+    </w:p>
+    <w:p>
+      <w:r>
+        <w:t>Prepare the labelled worked-case picture, the matching workbook, fictional input cards and a place for individual responses. Check a local Python 3 environment before class; have a paper-trace version ready.</w:t>
+      </w:r>
+    </w:p>
+    <w:tbl>
+      <w:tblPr>
+        <w:tblStyle w:val="LightShading-Accent1"/>
+        <w:tblW w:type="auto" w:w="0"/>
+        <w:tblLook w:firstColumn="1" w:firstRow="1" w:lastColumn="0" w:lastRow="0" w:noHBand="0" w:noVBand="1" w:val="04A0"/>
+      </w:tblPr>
+      <w:tblGrid>
+        <w:gridCol w:w="3408"/>
+        <w:gridCol w:w="3408"/>
+        <w:gridCol w:w="3408"/>
+      </w:tblGrid>
+      <w:tr>
+        <w:trPr>
+          <w:tblHeader/>
+        </w:trPr>
+        <w:tc>
+          <w:tcPr>
+            <w:tcW w:type="dxa" w:w="3408"/>
+          </w:tcPr>
+          <w:p>
+            <w:r>
+              <w:t>Session</w:t>
+            </w:r>
+          </w:p>
+        </w:tc>
+        <w:tc>
+          <w:tcPr>
+            <w:tcW w:type="dxa" w:w="3408"/>
+          </w:tcPr>
+          <w:p>
+            <w:r>
+              <w:t>Plan</w:t>
+            </w:r>
+          </w:p>
+        </w:tc>
+        <w:tc>
+          <w:tcPr>
+            <w:tcW w:type="dxa" w:w="3408"/>
+          </w:tcPr>
+          <w:p>
+            <w:r>
+              <w:t>Resources</w:t>
+            </w:r>
+          </w:p>
+        </w:tc>
+      </w:tr>
+      <w:tr>
+        <w:tc>
+          <w:tcPr>
+            <w:tcW w:type="dxa" w:w="3408"/>
+          </w:tcPr>
+          <w:p>
+            <w:r>
+              <w:t>Session 1 · Understand · 45 min</w:t>
+            </w:r>
+          </w:p>
+        </w:tc>
+        <w:tc>
+          <w:tcPr>
+            <w:tcW w:type="dxa" w:w="3408"/>
+          </w:tcPr>
+          <w:p>
+            <w:r>
+              <w:t>0–7: recall and prerequisite; 7–15: inspect the concrete case and predict; 15–30: teacher models the worked trace; 30–40: learners explain a step using the text and visual; 40–45: check the core idea.</w:t>
+            </w:r>
+          </w:p>
+        </w:tc>
+        <w:tc>
+          <w:tcPr>
+            <w:tcW w:type="dxa" w:w="3408"/>
+          </w:tcPr>
+          <w:p>
+            <w:r>
+              <w:t>Sections 1–6; record the brief recall in the workbook.</w:t>
+            </w:r>
+          </w:p>
+        </w:tc>
+      </w:tr>
+      <w:tr>
+        <w:tc>
+          <w:tcPr>
+            <w:tcW w:type="dxa" w:w="3408"/>
+          </w:tcPr>
+          <w:p>
+            <w:r>
+              <w:t>Session 2 · Practise · 45 min</w:t>
+            </w:r>
+          </w:p>
+        </w:tc>
+        <w:tc>
+          <w:tcPr>
+            <w:tcW w:type="dxa" w:w="3408"/>
+          </w:tcPr>
+          <w:p>
+            <w:r>
+              <w:t>0–5: retrieve the procedure; 5–15: W2 completion practice; 15–23: explain and check with a partner; 23–30: each learner answers the misconception check; 30–40: targeted reteaching or a harder variation; 40–45: prepare the investigation.</w:t>
+            </w:r>
+          </w:p>
+        </w:tc>
+        <w:tc>
+          <w:tcPr>
+            <w:tcW w:type="dxa" w:w="3408"/>
+          </w:tcPr>
+          <w:p>
+            <w:r>
+              <w:t>Sections 7–10; use the matching workbook W2 and misconception check.</w:t>
+            </w:r>
+          </w:p>
+        </w:tc>
+      </w:tr>
+      <w:tr>
+        <w:tc>
+          <w:tcPr>
+            <w:tcW w:type="dxa" w:w="3408"/>
+          </w:tcPr>
+          <w:p>
+            <w:r>
+              <w:t>Session 3 · Investigate and transfer · 45 min</w:t>
+            </w:r>
+          </w:p>
+        </w:tc>
+        <w:tc>
+          <w:tcPr>
+            <w:tcW w:type="dxa" w:w="3408"/>
+          </w:tcPr>
+          <w:p>
+            <w:r>
+              <w:t>0–5: retrieve the decision rule; 5–20: investigate or trace; 20–30: start the independent case; 30–38: connect the project; 38–43: act on feedback; 43–45: plan the return check.</w:t>
+            </w:r>
+          </w:p>
+        </w:tc>
+        <w:tc>
+          <w:tcPr>
+            <w:tcW w:type="dxa" w:w="3408"/>
+          </w:tcPr>
+          <w:p>
+            <w:r>
+              <w:t>Sections 9 and 11–14. Give extra time to finish the full task set; use Section 15 when the week includes a coding lab.</w:t>
+            </w:r>
+          </w:p>
+        </w:tc>
+      </w:tr>
+    </w:tbl>
+    <w:p>
+      <w:r>
+        <w:t>Before class, solve the supported practice: Four cases: malformed request, student teacher-guide request, missing register, valid current record. Two deny, one reviews, one supports; no restricted reads occur. Show the intermediate steps and give the conclusion with its scope.</w:t>
+      </w:r>
+    </w:p>
+    <w:p>
+      <w:r>
+        <w:t>Reasoned practice answer: Teacher explanation: All four meet their expected condition if responses and traces agree. Denial/review are successful contract outcomes, not automatic test failures.</w:t>
+      </w:r>
+    </w:p>
+    <w:p>
+      <w:r>
+        <w:t>Check every learner before discussion: Use the worked case for Capstone failure testing. Proposed explanation: “The worked result establishes every future case”. Decide whether this explanation is supported. Point to the step or supplied fact that decides; explain your repair if needed.</w:t>
+      </w:r>
+    </w:p>
+    <w:p>
+      <w:r>
+        <w:t>Misconception repair: A case passes only all its declared response and trace requirements, not merely a convenient status code.</w:t>
+      </w:r>
+    </w:p>
+    <w:p>
+      <w:r>
+        <w:t>Support: read the exact case aloud, enlarge the labelled picture, supply input cards and model only the first deciding step. Accept a spoken explanation or drawing; retain the reasoning goal.</w:t>
+      </w:r>
+    </w:p>
+    <w:p>
+      <w:r>
+        <w:t>Extension: Make retrieval unavailable as well. Require a prediction and a reason before comparing. Expected result: Return unsupported or unavailable; do not use the factual template. Reason: A template can phrase evidence but cannot replace missing evidence.</w:t>
+      </w:r>
+    </w:p>
+    <w:p>
+      <w:r>
+        <w:t>Independent assessment: withhold the reserved answer until the learner has attempted the new case. Record support separately from correctness.</w:t>
+      </w:r>
+    </w:p>
+    <w:tbl>
+      <w:tblPr>
+        <w:tblStyle w:val="LightShading-Accent1"/>
+        <w:tblW w:type="auto" w:w="0"/>
+        <w:tblLook w:firstColumn="1" w:firstRow="1" w:lastColumn="0" w:lastRow="0" w:noHBand="0" w:noVBand="1" w:val="04A0"/>
+      </w:tblPr>
+      <w:tblGrid>
+        <w:gridCol w:w="2556"/>
+        <w:gridCol w:w="2556"/>
+        <w:gridCol w:w="2556"/>
+        <w:gridCol w:w="2556"/>
+      </w:tblGrid>
+      <w:tr>
+        <w:trPr>
+          <w:tblHeader/>
+        </w:trPr>
+        <w:tc>
+          <w:tcPr>
+            <w:tcW w:type="dxa" w:w="2556"/>
+          </w:tcPr>
+          <w:p>
+            <w:r>
+              <w:t>Criterion</w:t>
+            </w:r>
+          </w:p>
+        </w:tc>
+        <w:tc>
+          <w:tcPr>
+            <w:tcW w:type="dxa" w:w="2556"/>
+          </w:tcPr>
+          <w:p>
+            <w:r>
+              <w:t>Not yet</w:t>
+            </w:r>
+          </w:p>
+        </w:tc>
+        <w:tc>
+          <w:tcPr>
+            <w:tcW w:type="dxa" w:w="2556"/>
+          </w:tcPr>
+          <w:p>
+            <w:r>
+              <w:t>With support</w:t>
+            </w:r>
+          </w:p>
+        </w:tc>
+        <w:tc>
+          <w:tcPr>
+            <w:tcW w:type="dxa" w:w="2556"/>
+          </w:tcPr>
+          <w:p>
+            <w:r>
+              <w:t>Independent</w:t>
+            </w:r>
+          </w:p>
+        </w:tc>
+      </w:tr>
+      <w:tr>
+        <w:tc>
+          <w:tcPr>
+            <w:tcW w:type="dxa" w:w="2556"/>
+          </w:tcPr>
+          <w:p>
+            <w:r>
+              <w:t>Explanation</w:t>
+            </w:r>
+          </w:p>
+        </w:tc>
+        <w:tc>
+          <w:tcPr>
+            <w:tcW w:type="dxa" w:w="2556"/>
+          </w:tcPr>
+          <w:p>
+            <w:r>
+              <w:t>Names an answer without a deciding fact</w:t>
+            </w:r>
+          </w:p>
+        </w:tc>
+        <w:tc>
+          <w:tcPr>
+            <w:tcW w:type="dxa" w:w="2556"/>
+          </w:tcPr>
+          <w:p>
+            <w:r>
+              <w:t>Uses a hint to link fact and decision</w:t>
+            </w:r>
+          </w:p>
+        </w:tc>
+        <w:tc>
+          <w:tcPr>
+            <w:tcW w:type="dxa" w:w="2556"/>
+          </w:tcPr>
+          <w:p>
+            <w:r>
+              <w:t>Explains the deciding fact in own words</w:t>
+            </w:r>
+          </w:p>
+        </w:tc>
+      </w:tr>
+      <w:tr>
+        <w:tc>
+          <w:tcPr>
+            <w:tcW w:type="dxa" w:w="2556"/>
+          </w:tcPr>
+          <w:p>
+            <w:r>
+              <w:t>Trace or test</w:t>
+            </w:r>
+          </w:p>
+        </w:tc>
+        <w:tc>
+          <w:tcPr>
+            <w:tcW w:type="dxa" w:w="2556"/>
+          </w:tcPr>
+          <w:p>
+            <w:r>
+              <w:t>Cannot connect input and result</w:t>
+            </w:r>
+          </w:p>
+        </w:tc>
+        <w:tc>
+          <w:tcPr>
+            <w:tcW w:type="dxa" w:w="2556"/>
+          </w:tcPr>
+          <w:p>
+            <w:r>
+              <w:t>Completes steps with prompts</w:t>
+            </w:r>
+          </w:p>
+        </w:tc>
+        <w:tc>
+          <w:tcPr>
+            <w:tcW w:type="dxa" w:w="2556"/>
+          </w:tcPr>
+          <w:p>
+            <w:r>
+              <w:t>Traces or tests a changed case accurately</w:t>
+            </w:r>
+          </w:p>
+        </w:tc>
+      </w:tr>
+      <w:tr>
+        <w:tc>
+          <w:tcPr>
+            <w:tcW w:type="dxa" w:w="2556"/>
+          </w:tcPr>
+          <w:p>
+            <w:r>
+              <w:t>Limits and revision</w:t>
+            </w:r>
+          </w:p>
+        </w:tc>
+        <w:tc>
+          <w:tcPr>
+            <w:tcW w:type="dxa" w:w="2556"/>
+          </w:tcPr>
+          <w:p>
+            <w:r>
+              <w:t>Claims more than evidence supports</w:t>
+            </w:r>
+          </w:p>
+        </w:tc>
+        <w:tc>
+          <w:tcPr>
+            <w:tcW w:type="dxa" w:w="2556"/>
+          </w:tcPr>
+          <w:p>
+            <w:r>
+              <w:t>Names a limit after a prompt</w:t>
+            </w:r>
+          </w:p>
+        </w:tc>
+        <w:tc>
+          <w:tcPr>
+            <w:tcW w:type="dxa" w:w="2556"/>
+          </w:tcPr>
+          <w:p>
+            <w:r>
+              <w:t>States a defensible limit and useful next test</w:t>
+            </w:r>
+          </w:p>
+        </w:tc>
+      </w:tr>
+    </w:tbl>
+    <w:p>
+      <w:r>
+        <w:t>Project checkpoint: Present and defend. Demonstrate the system, explain one failure and justify the next improvement with evidence.</w:t>
+      </w:r>
+    </w:p>
+    <w:p>
+      <w:r>
+        <w:t>Use the weekly teacher answer for topic-specific reasoning. A saved progress tick is an activity record; judge mastery from the learner’s explanation and evidence.</w:t>
+      </w:r>
+    </w:p>
     <w:sectPr>
       <w:pgSz w:w="12240" w:h="15840"/>
       <w:pgMar w:top="936" w:right="1008" w:bottom="936" w:left="1008" w:header="720" w:footer="720" w:gutter="0"/>

--- a/downloads/teacher/ai-6-week-34.docx
+++ b/downloads/teacher/ai-6-week-34.docx
@@ -2328,6 +2328,39 @@
         <w:t>Use the weekly teacher answer for topic-specific reasoning. A saved progress tick is an activity record; judge mastery from the learner’s explanation and evidence.</w:t>
       </w:r>
     </w:p>
+    <w:p>
+      <w:pPr>
+        <w:pStyle w:val="Heading1"/>
+      </w:pPr>
+      <w:r>
+        <w:t>08. Use feedback, labs and repair paths</w:t>
+      </w:r>
+    </w:p>
+    <w:p>
+      <w:r>
+        <w:t>Use the two formative questions as supported practice, not as independent mastery scores. Discuss the deciding evidence rather than accepting a guessed selection.</w:t>
+      </w:r>
+    </w:p>
+    <w:p>
+      <w:r>
+        <w:t>The feedback comes from the reviewed public worked case. Do not reveal the separately reserved independent teacher answer until the learner has attempted that case.</w:t>
+      </w:r>
+    </w:p>
+    <w:p>
+      <w:r>
+        <w:t>Ask students to predict before running code. Preserve errors and actual outputs; collect a changed test and an explanation. The branch-boundary and indexing lessons deliberately include failure cases.</w:t>
+      </w:r>
+    </w:p>
+    <w:p>
+      <w:r>
+        <w:t>Use the earlier worked-explanation links to address a specific missing building block, then return to the current question. Adapt this suggestion after observing the learner; it is not an automatic diagnosis.</w:t>
+      </w:r>
+    </w:p>
+    <w:p>
+      <w:r>
+        <w:t>Collect the completed-work portfolio as evidence. Record support separately from correctness, and assess explanation, trace/test and limitations. Progress ticks and quiz selections alone do not establish mastery.</w:t>
+      </w:r>
+    </w:p>
     <w:sectPr>
       <w:pgSz w:w="12240" w:h="15840"/>
       <w:pgMar w:top="936" w:right="1008" w:bottom="936" w:left="1008" w:header="720" w:footer="720" w:gutter="0"/>

--- a/downloads/teacher/ai-6-week-34.docx
+++ b/downloads/teacher/ai-6-week-34.docx
@@ -29,16 +29,39 @@
       </w:r>
     </w:p>
     <w:p>
-      <w:pPr>
-        <w:pStyle w:val="Heading3"/>
-      </w:pPr>
-      <w:r>
-        <w:t>Teach the learning cycle</w:t>
+      <w:r>
+        <w:t>Prepare Capstone failure testing: check the target, prerequisites, resources and adaptable teaching schedule.</w:t>
       </w:r>
     </w:p>
     <w:p>
-      <w:r>
-        <w:t>Primary target: Explain the mechanism and terminology of capstone failure testing</w:t>
+      <w:pPr>
+        <w:pStyle w:val="Heading3"/>
+      </w:pPr>
+      <w:r>
+        <w:t>Teach the learning cycle</w:t>
+      </w:r>
+    </w:p>
+    <w:p>
+      <w:pPr>
+        <w:spacing w:line="336" w:lineRule="auto" w:after="180"/>
+      </w:pPr>
+      <w:r>
+        <w:rPr>
+          <w:b w:val="0"/>
+        </w:rPr>
+        <w:t xml:space="preserve">Primary target: Explain the </w:t>
+      </w:r>
+      <w:r>
+        <w:rPr>
+          <w:b/>
+        </w:rPr>
+        <w:t>mechanism</w:t>
+      </w:r>
+      <w:r>
+        <w:rPr>
+          <w:b w:val="0"/>
+        </w:rPr>
+        <w:t xml:space="preserve"> and terminology of capstone failure testing</w:t>
       </w:r>
     </w:p>
     <w:tbl>
@@ -185,16 +208,37 @@
       </w:tr>
     </w:tbl>
     <w:p>
-      <w:r>
-        <w:t>This is a starting allocation of 135 minutes, not a validated duration. Preserve all named topics. Schedule extra time for connected examples, the full investigation, independent cases and project building. Repeated copies of a case share one recorded attempt; they are not new evidence.</w:t>
+      <w:pPr>
+        <w:spacing w:line="336" w:lineRule="auto" w:after="180"/>
+      </w:pPr>
+      <w:r>
+        <w:rPr>
+          <w:b w:val="0"/>
+        </w:rPr>
+        <w:t>This is a starting allocation of 135 minutes, not a validated duration. Preserve all named topics. Schedule extra time for connected examples, the full investigation, independent cases and project building.</w:t>
       </w:r>
     </w:p>
     <w:p>
       <w:pPr>
-        <w:pStyle w:val="Heading3"/>
-      </w:pPr>
-      <w:r>
-        <w:t>Retrieval answer guidance</w:t>
+        <w:spacing w:line="336" w:lineRule="auto" w:after="180"/>
+      </w:pPr>
+      <w:r>
+        <w:rPr>
+          <w:b w:val="0"/>
+        </w:rPr>
+        <w:t xml:space="preserve">Repeated copies of a case share one recorded attempt; they are not new </w:t>
+      </w:r>
+      <w:r>
+        <w:rPr>
+          <w:b/>
+        </w:rPr>
+        <w:t>evidence</w:t>
+      </w:r>
+      <w:r>
+        <w:rPr>
+          <w:b w:val="0"/>
+        </w:rPr>
+        <w:t>.</w:t>
       </w:r>
     </w:p>
     <w:p>
@@ -202,119 +246,326 @@
         <w:pStyle w:val="Heading3"/>
       </w:pPr>
       <w:r>
-        <w:t>Capstone service implementation</w:t>
+        <w:t>Retrieval answer guidance</w:t>
       </w:r>
     </w:p>
     <w:p>
-      <w:r>
-        <w:t>Without opening the old lesson, explain one key idea from Capstone service implementation. Give an example and a mistake that the idea helps you avoid.</w:t>
+      <w:pPr>
+        <w:pStyle w:val="Heading3"/>
+      </w:pPr>
+      <w:r>
+        <w:t>Capstone service implementation</w:t>
       </w:r>
     </w:p>
     <w:p>
-      <w:r>
-        <w:t>Look for: Explain the mechanism and terminology of capstone service implementation</w:t>
+      <w:pPr>
+        <w:spacing w:line="336" w:lineRule="auto" w:after="180"/>
+      </w:pPr>
+      <w:r>
+        <w:rPr>
+          <w:b w:val="0"/>
+        </w:rPr>
+        <w:t>Without opening the old lesson, explain one key idea from Capstone service implementation. Give an example and a mistake that the idea helps you avoid.</w:t>
       </w:r>
     </w:p>
     <w:p>
-      <w:r>
-        <w:t>Reference example, not the only acceptable wording: Teacher explanation: The engineering capstone implements a bounded read-only room service with testable interfaces. Start with a deterministic baseline before optional model wording. Validate request, establish session role, filter sources, lookup matching current records, return supported or review, validate output and log minimised metadata. Keep side-effect tools absent.</w:t>
+      <w:pPr>
+        <w:spacing w:line="336" w:lineRule="auto" w:after="180"/>
+      </w:pPr>
+      <w:r>
+        <w:rPr>
+          <w:b w:val="0"/>
+        </w:rPr>
+        <w:t xml:space="preserve">Look for: Explain the </w:t>
+      </w:r>
+      <w:r>
+        <w:rPr>
+          <w:b/>
+        </w:rPr>
+        <w:t>mechanism</w:t>
+      </w:r>
+      <w:r>
+        <w:rPr>
+          <w:b w:val="0"/>
+        </w:rPr>
+        <w:t xml:space="preserve"> and terminology of capstone service implementation</w:t>
       </w:r>
     </w:p>
     <w:p>
       <w:pPr>
-        <w:pStyle w:val="Heading3"/>
-      </w:pPr>
-      <w:r>
-        <w:t>Red team exercises</w:t>
+        <w:spacing w:line="336" w:lineRule="auto" w:after="180"/>
+      </w:pPr>
+      <w:r>
+        <w:rPr>
+          <w:b w:val="0"/>
+        </w:rPr>
+        <w:t>Reference example, not the only acceptable wording: Teacher explanation: The engineering capstone implements a bounded read-only room service with testable interfaces.</w:t>
       </w:r>
     </w:p>
     <w:p>
-      <w:r>
-        <w:t>Without opening the old lesson, explain one key idea from Red team exercises. Give an example and a mistake that the idea helps you avoid.</w:t>
+      <w:pPr>
+        <w:spacing w:line="336" w:lineRule="auto" w:after="180"/>
+      </w:pPr>
+      <w:r>
+        <w:rPr>
+          <w:b w:val="0"/>
+        </w:rPr>
+        <w:t>Start with a deterministic baseline before optional model wording.</w:t>
       </w:r>
     </w:p>
     <w:p>
-      <w:r>
-        <w:t>Look for: Explain the mechanism and terminology of red team exercises</w:t>
+      <w:pPr>
+        <w:spacing w:line="336" w:lineRule="auto" w:after="180"/>
+      </w:pPr>
+      <w:r>
+        <w:rPr>
+          <w:b w:val="0"/>
+        </w:rPr>
+        <w:t xml:space="preserve">Validate request, establish session role, filter sources, lookup matching current records, return supported or review, validate </w:t>
+      </w:r>
+      <w:r>
+        <w:rPr>
+          <w:b/>
+        </w:rPr>
+        <w:t>output</w:t>
+      </w:r>
+      <w:r>
+        <w:rPr>
+          <w:b w:val="0"/>
+        </w:rPr>
+        <w:t xml:space="preserve"> and log minimised metadata. Keep side-effect tools absent.</w:t>
       </w:r>
     </w:p>
     <w:p>
-      <w:r>
-        <w:t>Reference example, not the only acceptable wording: Teacher explanation: Red-team exercises probe explicit failure boundaries in an authorised isolated fixture environment. Their purpose is evidence-based improvement. Use fictional records and allowed test routes. Define a target contract violation, record the exact case, observe action/data traces and preserve a reproducible report. Do not touch external systems.</w:t>
+      <w:pPr>
+        <w:pStyle w:val="Heading3"/>
+      </w:pPr>
+      <w:r>
+        <w:t>Red team exercises</w:t>
       </w:r>
     </w:p>
     <w:p>
       <w:pPr>
-        <w:pStyle w:val="Heading3"/>
-      </w:pPr>
-      <w:r>
-        <w:t>Accessibility and user feedback</w:t>
+        <w:spacing w:line="336" w:lineRule="auto" w:after="180"/>
+      </w:pPr>
+      <w:r>
+        <w:rPr>
+          <w:b w:val="0"/>
+        </w:rPr>
+        <w:t>Without opening the old lesson, explain one key idea from Red team exercises. Give an example and a mistake that the idea helps you avoid.</w:t>
       </w:r>
     </w:p>
     <w:p>
-      <w:r>
-        <w:t>Without opening the old lesson, explain one key idea from Accessibility and user feedback. Give an example and a mistake that the idea helps you avoid.</w:t>
+      <w:pPr>
+        <w:spacing w:line="336" w:lineRule="auto" w:after="180"/>
+      </w:pPr>
+      <w:r>
+        <w:rPr>
+          <w:b w:val="0"/>
+        </w:rPr>
+        <w:t xml:space="preserve">Look for: Explain the </w:t>
+      </w:r>
+      <w:r>
+        <w:rPr>
+          <w:b/>
+        </w:rPr>
+        <w:t>mechanism</w:t>
+      </w:r>
+      <w:r>
+        <w:rPr>
+          <w:b w:val="0"/>
+        </w:rPr>
+        <w:t xml:space="preserve"> and terminology of red team exercises</w:t>
       </w:r>
     </w:p>
     <w:p>
-      <w:r>
-        <w:t>Look for: Explain the mechanism and terminology of accessibility and user feedback</w:t>
+      <w:pPr>
+        <w:spacing w:line="336" w:lineRule="auto" w:after="180"/>
+      </w:pPr>
+      <w:r>
+        <w:rPr>
+          <w:b w:val="0"/>
+        </w:rPr>
+        <w:t xml:space="preserve">Reference example, not the only acceptable wording: Teacher explanation: Red-team exercises probe explicit failure boundaries in an authorised isolated fixture environment. Their purpose is </w:t>
+      </w:r>
+      <w:r>
+        <w:rPr>
+          <w:b/>
+        </w:rPr>
+        <w:t>evidence</w:t>
+      </w:r>
+      <w:r>
+        <w:rPr>
+          <w:b w:val="0"/>
+        </w:rPr>
+        <w:t>-based improvement.</w:t>
       </w:r>
     </w:p>
     <w:p>
-      <w:r>
-        <w:t>Reference example, not the only acceptable wording: Teacher explanation: Accessibility makes information and controls usable across stated needs. Feedback should describe the problem and recovery action without exposing sensitive details. A form provides visible labels, keyboard access, associated error text and a non-colour status indicator. Test at zoom and with keyboard. Do not treat automated checks as a complete user evaluation.</w:t>
+      <w:pPr>
+        <w:spacing w:line="336" w:lineRule="auto" w:after="180"/>
+      </w:pPr>
+      <w:r>
+        <w:rPr>
+          <w:b w:val="0"/>
+        </w:rPr>
+        <w:t>Use fictional records and allowed test routes. Define a target contract violation, record the exact case, observe action/data traces and preserve a reproducible report. Do not touch external systems.</w:t>
       </w:r>
     </w:p>
     <w:p>
-      <w:r>
-        <w:t>Two 45-minute sessions. Capstone failure testing checks denied roles, missing evidence, invalid input, timeouts and stale data. Each expected outcome is written before the run. Use the supplied constructed scenarios to make the mechanism inspectable. Collect W4 before sharing solutions. Students should name intermediate evidence and limitations; classroom pacing and learning effectiveness remain unvalidated.</w:t>
+      <w:pPr>
+        <w:pStyle w:val="Heading3"/>
+      </w:pPr>
+      <w:r>
+        <w:t>Accessibility and user feedback</w:t>
       </w:r>
     </w:p>
     <w:p>
       <w:pPr>
-        <w:pStyle w:val="Heading3"/>
-      </w:pPr>
-      <w:r>
-        <w:t>Outcomes</w:t>
+        <w:spacing w:line="336" w:lineRule="auto" w:after="180"/>
+      </w:pPr>
+      <w:r>
+        <w:rPr>
+          <w:b w:val="0"/>
+        </w:rPr>
+        <w:t>Without opening the old lesson, explain one key idea from Accessibility and user feedback. Give an example and a mistake that the idea helps you avoid.</w:t>
       </w:r>
     </w:p>
     <w:p>
-      <w:r>
-        <w:t>Explain the mechanism and terminology of capstone failure testing</w:t>
+      <w:pPr>
+        <w:spacing w:line="336" w:lineRule="auto" w:after="180"/>
+      </w:pPr>
+      <w:r>
+        <w:rPr>
+          <w:b w:val="0"/>
+        </w:rPr>
+        <w:t xml:space="preserve">Look for: Explain the </w:t>
+      </w:r>
+      <w:r>
+        <w:rPr>
+          <w:b/>
+        </w:rPr>
+        <w:t>mechanism</w:t>
+      </w:r>
+      <w:r>
+        <w:rPr>
+          <w:b w:val="0"/>
+        </w:rPr>
+        <w:t xml:space="preserve"> and terminology of accessibility and user feedback</w:t>
       </w:r>
     </w:p>
     <w:p>
-      <w:r>
-        <w:t>Apply the stated procedure to a new case with a traceable result</w:t>
+      <w:pPr>
+        <w:spacing w:line="336" w:lineRule="auto" w:after="180"/>
+      </w:pPr>
+      <w:r>
+        <w:rPr>
+          <w:b w:val="0"/>
+        </w:rPr>
+        <w:t>Reference example, not the only acceptable wording: Teacher explanation: Accessibility makes information and controls usable across stated needs.</w:t>
       </w:r>
     </w:p>
     <w:p>
-      <w:r>
-        <w:t>Identify an assumption or limitation and design a revealing follow-up</w:t>
+      <w:pPr>
+        <w:spacing w:line="336" w:lineRule="auto" w:after="180"/>
+      </w:pPr>
+      <w:r>
+        <w:rPr>
+          <w:b w:val="0"/>
+        </w:rPr>
+        <w:t>Feedback should describe the problem and recovery action without exposing sensitive details. A form provides visible labels, keyboard access, associated error text and a non-colour status indicator.</w:t>
       </w:r>
     </w:p>
     <w:p>
       <w:pPr>
-        <w:pStyle w:val="Heading3"/>
-      </w:pPr>
-      <w:r>
-        <w:t>Preparation</w:t>
+        <w:spacing w:line="336" w:lineRule="auto" w:after="180"/>
+      </w:pPr>
+      <w:r>
+        <w:rPr>
+          <w:b w:val="0"/>
+        </w:rPr>
+        <w:t>Test at zoom and with keyboard. Do not treat automated checks as a complete user evaluation.</w:t>
       </w:r>
     </w:p>
     <w:p>
-      <w:r>
-        <w:t>Lesson and workbook; paper and pencil</w:t>
+      <w:pPr>
+        <w:spacing w:line="336" w:lineRule="auto" w:after="180"/>
+      </w:pPr>
+      <w:r>
+        <w:rPr>
+          <w:b w:val="0"/>
+        </w:rPr>
+        <w:t xml:space="preserve">Two 45-minute sessions. Capstone failure testing checks denied roles, missing </w:t>
+      </w:r>
+      <w:r>
+        <w:rPr>
+          <w:b/>
+        </w:rPr>
+        <w:t>evidence</w:t>
+      </w:r>
+      <w:r>
+        <w:rPr>
+          <w:b w:val="0"/>
+        </w:rPr>
+        <w:t xml:space="preserve">, invalid </w:t>
+      </w:r>
+      <w:r>
+        <w:rPr>
+          <w:b/>
+        </w:rPr>
+        <w:t>input</w:t>
+      </w:r>
+      <w:r>
+        <w:rPr>
+          <w:b w:val="0"/>
+        </w:rPr>
+        <w:t>, timeouts and stale data. Each expected outcome is written before the run.</w:t>
       </w:r>
     </w:p>
     <w:p>
-      <w:r>
-        <w:t>Calculator and optional local Python 3 for arithmetic; no live API or private data</w:t>
+      <w:pPr>
+        <w:spacing w:line="336" w:lineRule="auto" w:after="180"/>
+      </w:pPr>
+      <w:r>
+        <w:rPr>
+          <w:b w:val="0"/>
+        </w:rPr>
+        <w:t xml:space="preserve">Use the supplied constructed scenarios to make the </w:t>
+      </w:r>
+      <w:r>
+        <w:rPr>
+          <w:b/>
+        </w:rPr>
+        <w:t>mechanism</w:t>
+      </w:r>
+      <w:r>
+        <w:rPr>
+          <w:b w:val="0"/>
+        </w:rPr>
+        <w:t xml:space="preserve"> inspectable. Collect W4 before sharing solutions.</w:t>
       </w:r>
     </w:p>
     <w:p>
-      <w:r>
-        <w:t>Prepare the fresh retry separately and withhold its solution until after collection</w:t>
+      <w:pPr>
+        <w:spacing w:line="336" w:lineRule="auto" w:after="180"/>
+      </w:pPr>
+      <w:r>
+        <w:rPr>
+          <w:b w:val="0"/>
+        </w:rPr>
+        <w:t xml:space="preserve">Students should name intermediate </w:t>
+      </w:r>
+      <w:r>
+        <w:rPr>
+          <w:b/>
+        </w:rPr>
+        <w:t>evidence</w:t>
+      </w:r>
+      <w:r>
+        <w:rPr>
+          <w:b w:val="0"/>
+        </w:rPr>
+        <w:t xml:space="preserve"> and limitations; classroom pacing and learning effectiveness remain unvalidated.</w:t>
       </w:r>
     </w:p>
     <w:p>
@@ -322,58 +573,332 @@
         <w:pStyle w:val="Heading3"/>
       </w:pPr>
       <w:r>
-        <w:t>Prerequisite answer</w:t>
+        <w:t>Outcomes</w:t>
       </w:r>
     </w:p>
     <w:p>
-      <w:r>
-        <w:t>A result depends on the inputs, procedure and conditions that produced it. Preserve data roles and distinguish observed outcomes from predictions or unmeasured conditions. If the prior concept cannot be explained, use a short retrieval activity before this chapter.</w:t>
+      <w:pPr>
+        <w:spacing w:line="336" w:lineRule="auto" w:after="180"/>
+      </w:pPr>
+      <w:r>
+        <w:rPr>
+          <w:b w:val="0"/>
+        </w:rPr>
+        <w:t xml:space="preserve">Explain the </w:t>
+      </w:r>
+      <w:r>
+        <w:rPr>
+          <w:b/>
+        </w:rPr>
+        <w:t>mechanism</w:t>
+      </w:r>
+      <w:r>
+        <w:rPr>
+          <w:b w:val="0"/>
+        </w:rPr>
+        <w:t xml:space="preserve"> and terminology of capstone failure testing</w:t>
       </w:r>
     </w:p>
     <w:p>
       <w:pPr>
-        <w:pStyle w:val="Heading3"/>
-      </w:pPr>
-      <w:r>
-        <w:t>End goal for the pictorial case</w:t>
+        <w:spacing w:line="336" w:lineRule="auto" w:after="180"/>
+      </w:pPr>
+      <w:r>
+        <w:rPr>
+          <w:b w:val="0"/>
+        </w:rPr>
+        <w:t>Apply the stated procedure to a new case with a traceable result</w:t>
       </w:r>
     </w:p>
     <w:p>
-      <w:r>
-        <w:t>Explain capstone failure testing using the deciding step in this fictional service.</w:t>
+      <w:pPr>
+        <w:spacing w:line="336" w:lineRule="auto" w:after="180"/>
+      </w:pPr>
+      <w:r>
+        <w:rPr>
+          <w:b w:val="0"/>
+        </w:rPr>
+        <w:t>Identify an assumption or limitation and design a revealing follow-up</w:t>
       </w:r>
     </w:p>
     <w:p>
-      <w:r>
-        <w:t>This added worked case illustrates the week’s main idea. Retain all original and connected topics; schedule its practice within the teaching cycle.</w:t>
+      <w:pPr>
+        <w:pStyle w:val="Heading3"/>
+      </w:pPr>
+      <w:r>
+        <w:t>Preparation</w:t>
       </w:r>
     </w:p>
     <w:p>
       <w:pPr>
-        <w:pStyle w:val="Heading1"/>
-      </w:pPr>
-      <w:r>
-        <w:t>02. Explain and model the mechanism</w:t>
+        <w:spacing w:line="336" w:lineRule="auto" w:after="180"/>
+      </w:pPr>
+      <w:r>
+        <w:rPr>
+          <w:b w:val="0"/>
+        </w:rPr>
+        <w:t>Lesson and workbook; paper and pencil</w:t>
       </w:r>
     </w:p>
     <w:p>
-      <w:r>
-        <w:t>Capstone failure testing checks denied roles, missing evidence, invalid input, timeouts and stale data. Each expected outcome is written before the run.</w:t>
+      <w:pPr>
+        <w:spacing w:line="336" w:lineRule="auto" w:after="180"/>
+      </w:pPr>
+      <w:r>
+        <w:rPr>
+          <w:b w:val="0"/>
+        </w:rPr>
+        <w:t>Calculator and optional local Python 3 for arithmetic; no live API or private data</w:t>
       </w:r>
     </w:p>
     <w:p>
-      <w:r>
-        <w:t>Begin by writing the question the procedure is intended to answer. Identify the information already supplied, the information it will produce and the information still missing. These are constructed classroom examples; they do not require live accounts, private records or an external service. Do not treat a plausible explanation as a measured outcome.</w:t>
+      <w:pPr>
+        <w:spacing w:line="336" w:lineRule="auto" w:after="180"/>
+      </w:pPr>
+      <w:r>
+        <w:rPr>
+          <w:b w:val="0"/>
+        </w:rPr>
+        <w:t>Prepare the fresh retry separately and withhold its solution until after collection</w:t>
       </w:r>
     </w:p>
     <w:p>
-      <w:r>
-        <w:t>Use a failure matrix linking condition to expected response and forbidden calls. Test both visible result and operation trace. Preserve failed fixtures for regression checks.</w:t>
+      <w:pPr>
+        <w:pStyle w:val="Heading3"/>
+      </w:pPr>
+      <w:r>
+        <w:t>Prerequisite answer</w:t>
       </w:r>
     </w:p>
     <w:p>
-      <w:r>
-        <w:t>Before applying the procedure, write its units, denominator or decision boundary where relevant. A partner should be able to repeat each step using the same inputs. If a required input is absent or violates the stated contract, record that condition explicitly instead of quietly replacing it with a convenient value.</w:t>
+      <w:pPr>
+        <w:spacing w:line="336" w:lineRule="auto" w:after="180"/>
+      </w:pPr>
+      <w:r>
+        <w:rPr>
+          <w:b w:val="0"/>
+        </w:rPr>
+        <w:t xml:space="preserve">A result depends on the </w:t>
+      </w:r>
+      <w:r>
+        <w:rPr>
+          <w:b/>
+        </w:rPr>
+        <w:t>input</w:t>
+      </w:r>
+      <w:r>
+        <w:rPr>
+          <w:b w:val="0"/>
+        </w:rPr>
+        <w:t xml:space="preserve">s, procedure and conditions that produced it. Preserve data roles and distinguish observed outcomes from </w:t>
+      </w:r>
+      <w:r>
+        <w:rPr>
+          <w:b/>
+        </w:rPr>
+        <w:t>prediction</w:t>
+      </w:r>
+      <w:r>
+        <w:rPr>
+          <w:b w:val="0"/>
+        </w:rPr>
+        <w:t>s or unmeasured conditions.</w:t>
+      </w:r>
+    </w:p>
+    <w:p>
+      <w:pPr>
+        <w:spacing w:line="336" w:lineRule="auto" w:after="180"/>
+      </w:pPr>
+      <w:r>
+        <w:rPr>
+          <w:b w:val="0"/>
+        </w:rPr>
+        <w:t>If the prior concept cannot be explained, use a short retrieval activity before this chapter.</w:t>
+      </w:r>
+    </w:p>
+    <w:p>
+      <w:pPr>
+        <w:pStyle w:val="Heading3"/>
+      </w:pPr>
+      <w:r>
+        <w:t>End goal for the pictorial case</w:t>
+      </w:r>
+    </w:p>
+    <w:p>
+      <w:pPr>
+        <w:spacing w:line="336" w:lineRule="auto" w:after="180"/>
+      </w:pPr>
+      <w:r>
+        <w:rPr>
+          <w:b w:val="0"/>
+        </w:rPr>
+        <w:t>Explain capstone failure testing using the deciding step in this fictional service.</w:t>
+      </w:r>
+    </w:p>
+    <w:p>
+      <w:pPr>
+        <w:spacing w:line="336" w:lineRule="auto" w:after="180"/>
+      </w:pPr>
+      <w:r>
+        <w:rPr>
+          <w:b w:val="0"/>
+        </w:rPr>
+        <w:t>This added worked case illustrates the week’s main idea. Retain all original and connected topics; schedule its practice within the teaching cycle.</w:t>
+      </w:r>
+    </w:p>
+    <w:p>
+      <w:pPr>
+        <w:pStyle w:val="Heading1"/>
+      </w:pPr>
+      <w:r>
+        <w:t>02. Explain and model the mechanism</w:t>
+      </w:r>
+    </w:p>
+    <w:p>
+      <w:r>
+        <w:t>Model Capstone failure testing using the supplied case, labelled mechanism and reasoning. Make the scope of each conclusion explicit.</w:t>
+      </w:r>
+    </w:p>
+    <w:p>
+      <w:pPr>
+        <w:spacing w:line="336" w:lineRule="auto" w:after="180"/>
+      </w:pPr>
+      <w:r>
+        <w:rPr>
+          <w:b w:val="0"/>
+        </w:rPr>
+        <w:t xml:space="preserve">Capstone failure testing checks denied roles, missing </w:t>
+      </w:r>
+      <w:r>
+        <w:rPr>
+          <w:b/>
+        </w:rPr>
+        <w:t>evidence</w:t>
+      </w:r>
+      <w:r>
+        <w:rPr>
+          <w:b w:val="0"/>
+        </w:rPr>
+        <w:t xml:space="preserve">, invalid </w:t>
+      </w:r>
+      <w:r>
+        <w:rPr>
+          <w:b/>
+        </w:rPr>
+        <w:t>input</w:t>
+      </w:r>
+      <w:r>
+        <w:rPr>
+          <w:b w:val="0"/>
+        </w:rPr>
+        <w:t>, timeouts and stale data. Each expected outcome is written before the run.</w:t>
+      </w:r>
+    </w:p>
+    <w:p>
+      <w:pPr>
+        <w:pStyle w:val="Heading3"/>
+      </w:pPr>
+      <w:r>
+        <w:t>Explain Capstone failure testing · 1</w:t>
+      </w:r>
+    </w:p>
+    <w:p>
+      <w:pPr>
+        <w:spacing w:line="336" w:lineRule="auto" w:after="180"/>
+      </w:pPr>
+      <w:r>
+        <w:rPr>
+          <w:b w:val="0"/>
+        </w:rPr>
+        <w:t>Begin by writing the question the procedure is intended to answer. Identify the information already supplied, the information it will produce and the information still missing.</w:t>
+      </w:r>
+    </w:p>
+    <w:p>
+      <w:pPr>
+        <w:spacing w:line="336" w:lineRule="auto" w:after="180"/>
+      </w:pPr>
+      <w:r>
+        <w:rPr>
+          <w:b w:val="0"/>
+        </w:rPr>
+        <w:t>These are constructed classroom examples; they do not require live accounts, private records or an external service. Do not treat a plausible explanation as a measured outcome.</w:t>
+      </w:r>
+    </w:p>
+    <w:p>
+      <w:pPr>
+        <w:spacing w:line="336" w:lineRule="auto" w:after="180"/>
+      </w:pPr>
+      <w:r>
+        <w:rPr>
+          <w:b w:val="0"/>
+        </w:rPr>
+        <w:t xml:space="preserve">Use a </w:t>
+      </w:r>
+      <w:r>
+        <w:rPr>
+          <w:b/>
+        </w:rPr>
+        <w:t>failure matrix</w:t>
+      </w:r>
+      <w:r>
+        <w:rPr>
+          <w:b w:val="0"/>
+        </w:rPr>
+        <w:t xml:space="preserve"> linking condition to expected response and forbidden calls. Test both visible result and operation trace. Preserve failed fixtures for regression checks.</w:t>
+      </w:r>
+    </w:p>
+    <w:p>
+      <w:pPr>
+        <w:pStyle w:val="Heading3"/>
+      </w:pPr>
+      <w:r>
+        <w:t>Explain Capstone failure testing · 2</w:t>
+      </w:r>
+    </w:p>
+    <w:p>
+      <w:pPr>
+        <w:spacing w:line="336" w:lineRule="auto" w:after="180"/>
+      </w:pPr>
+      <w:r>
+        <w:rPr>
+          <w:b w:val="0"/>
+        </w:rPr>
+        <w:t xml:space="preserve">Before applying the procedure, write its units, denominator or decision boundary where relevant. A partner should be able to repeat each step using the same </w:t>
+      </w:r>
+      <w:r>
+        <w:rPr>
+          <w:b/>
+        </w:rPr>
+        <w:t>input</w:t>
+      </w:r>
+      <w:r>
+        <w:rPr>
+          <w:b w:val="0"/>
+        </w:rPr>
+        <w:t>s.</w:t>
+      </w:r>
+    </w:p>
+    <w:p>
+      <w:pPr>
+        <w:spacing w:line="336" w:lineRule="auto" w:after="180"/>
+      </w:pPr>
+      <w:r>
+        <w:rPr>
+          <w:b w:val="0"/>
+        </w:rPr>
+        <w:t xml:space="preserve">If a required </w:t>
+      </w:r>
+      <w:r>
+        <w:rPr>
+          <w:b/>
+        </w:rPr>
+        <w:t>input</w:t>
+      </w:r>
+      <w:r>
+        <w:rPr>
+          <w:b w:val="0"/>
+        </w:rPr>
+        <w:t xml:space="preserve"> is absent or violates the stated contract, record that condition explicitly instead of quietly replacing it with a convenient value.</w:t>
       </w:r>
     </w:p>
     <w:tbl>
@@ -571,36 +1096,198 @@
       </w:r>
     </w:p>
     <w:p>
-      <w:r>
-        <w:t>Guided: All four meet their expected condition if responses and traces agree. Denial/review are successful contract outcomes, not automatic test failures. Qualification: A case passes only all its declared response and trace requirements, not merely a convenient status code. Exit: accept a concrete variation with its predicted outcome and a stated condition that would challenge the mechanism; reject a claim resting on unmeasured evidence.</w:t>
+      <w:pPr>
+        <w:pStyle w:val="Heading3"/>
+      </w:pPr>
+      <w:r>
+        <w:t>Explain Capstone failure testing · 3</w:t>
       </w:r>
     </w:p>
     <w:p>
       <w:pPr>
-        <w:pStyle w:val="Heading3"/>
-      </w:pPr>
-      <w:r>
-        <w:t>Model the reasoning aloud</w:t>
+        <w:spacing w:line="336" w:lineRule="auto" w:after="180"/>
+      </w:pPr>
+      <w:r>
+        <w:rPr>
+          <w:b w:val="0"/>
+        </w:rPr>
+        <w:t>Guided: All four meet their expected condition if responses and traces agree. Denial/review are successful contract outcomes, not automatic test failures.</w:t>
       </w:r>
     </w:p>
     <w:p>
-      <w:r>
-        <w:t>Use the complete worked example below before asking learners to complete W2. Reveal a small part, invite a prediction, then explain the deciding step. These teacher notes contain solutions; do not reveal the independent case answer during modelling.</w:t>
+      <w:pPr>
+        <w:spacing w:line="336" w:lineRule="auto" w:after="180"/>
+      </w:pPr>
+      <w:r>
+        <w:rPr>
+          <w:b w:val="0"/>
+        </w:rPr>
+        <w:t>Qualification: A case passes only all its declared response and trace requirements, not merely a convenient status code.</w:t>
       </w:r>
     </w:p>
     <w:p>
-      <w:r>
-        <w:t>Four cases: malformed request, student teacher-guide request, missing register, valid current record. Two deny, one reviews, one supports; no restricted reads occur.</w:t>
+      <w:pPr>
+        <w:spacing w:line="336" w:lineRule="auto" w:after="180"/>
+      </w:pPr>
+      <w:r>
+        <w:rPr>
+          <w:b w:val="0"/>
+        </w:rPr>
+        <w:t xml:space="preserve">Exit: accept a concrete variation with its predicted outcome and a stated condition that would challenge the </w:t>
+      </w:r>
+      <w:r>
+        <w:rPr>
+          <w:b/>
+        </w:rPr>
+        <w:t>mechanism</w:t>
+      </w:r>
+      <w:r>
+        <w:rPr>
+          <w:b w:val="0"/>
+        </w:rPr>
+        <w:t xml:space="preserve">; reject a claim resting on unmeasured </w:t>
+      </w:r>
+      <w:r>
+        <w:rPr>
+          <w:b/>
+        </w:rPr>
+        <w:t>evidence</w:t>
+      </w:r>
+      <w:r>
+        <w:rPr>
+          <w:b w:val="0"/>
+        </w:rPr>
+        <w:t>.</w:t>
       </w:r>
     </w:p>
     <w:p>
-      <w:r>
-        <w:t>All four meet their expected condition if responses and traces agree. Denial/review are successful contract outcomes, not automatic test failures.</w:t>
+      <w:pPr>
+        <w:pStyle w:val="Heading3"/>
+      </w:pPr>
+      <w:r>
+        <w:t>Model the reasoning aloud</w:t>
       </w:r>
     </w:p>
     <w:p>
-      <w:r>
-        <w:t>Compare the intermediate evidence with the final statement. Explain why each number or decision follows from the stated inputs. The conclusion belongs to this scenario and procedure; changing the inputs, evaluation population or authority can change what it establishes. Retain the raw record so a later revision can be compared honestly.</w:t>
+      <w:pPr>
+        <w:spacing w:line="336" w:lineRule="auto" w:after="180"/>
+      </w:pPr>
+      <w:r>
+        <w:rPr>
+          <w:b w:val="0"/>
+        </w:rPr>
+        <w:t xml:space="preserve">Use the complete worked example below before asking learners to complete W2. Reveal a small part, invite a </w:t>
+      </w:r>
+      <w:r>
+        <w:rPr>
+          <w:b/>
+        </w:rPr>
+        <w:t>prediction</w:t>
+      </w:r>
+      <w:r>
+        <w:rPr>
+          <w:b w:val="0"/>
+        </w:rPr>
+        <w:t>, then explain the deciding step.</w:t>
+      </w:r>
+    </w:p>
+    <w:p>
+      <w:pPr>
+        <w:spacing w:line="336" w:lineRule="auto" w:after="180"/>
+      </w:pPr>
+      <w:r>
+        <w:rPr>
+          <w:b w:val="0"/>
+        </w:rPr>
+        <w:t>These teacher notes contain solutions; do not reveal the independent case answer during modelling.</w:t>
+      </w:r>
+    </w:p>
+    <w:p>
+      <w:pPr>
+        <w:spacing w:line="336" w:lineRule="auto" w:after="180"/>
+      </w:pPr>
+      <w:r>
+        <w:rPr>
+          <w:b w:val="0"/>
+        </w:rPr>
+        <w:t>Four cases: malformed request, student teacher-guide request, missing register, valid current record. Two deny, one reviews, one supports; no restricted reads occur.</w:t>
+      </w:r>
+    </w:p>
+    <w:p>
+      <w:pPr>
+        <w:spacing w:line="336" w:lineRule="auto" w:after="180"/>
+      </w:pPr>
+      <w:r>
+        <w:rPr>
+          <w:b w:val="0"/>
+        </w:rPr>
+        <w:t>All four meet their expected condition if responses and traces agree. Denial/review are successful contract outcomes, not automatic test failures.</w:t>
+      </w:r>
+    </w:p>
+    <w:p>
+      <w:pPr>
+        <w:pStyle w:val="Heading3"/>
+      </w:pPr>
+      <w:r>
+        <w:t>Model the reasoning aloud · 4</w:t>
+      </w:r>
+    </w:p>
+    <w:p>
+      <w:pPr>
+        <w:spacing w:line="336" w:lineRule="auto" w:after="180"/>
+      </w:pPr>
+      <w:r>
+        <w:rPr>
+          <w:b w:val="0"/>
+        </w:rPr>
+        <w:t xml:space="preserve">Compare the intermediate </w:t>
+      </w:r>
+      <w:r>
+        <w:rPr>
+          <w:b/>
+        </w:rPr>
+        <w:t>evidence</w:t>
+      </w:r>
+      <w:r>
+        <w:rPr>
+          <w:b w:val="0"/>
+        </w:rPr>
+        <w:t xml:space="preserve"> with the final statement. Explain why each number or decision follows from the stated </w:t>
+      </w:r>
+      <w:r>
+        <w:rPr>
+          <w:b/>
+        </w:rPr>
+        <w:t>input</w:t>
+      </w:r>
+      <w:r>
+        <w:rPr>
+          <w:b w:val="0"/>
+        </w:rPr>
+        <w:t>s.</w:t>
+      </w:r>
+    </w:p>
+    <w:p>
+      <w:pPr>
+        <w:spacing w:line="336" w:lineRule="auto" w:after="180"/>
+      </w:pPr>
+      <w:r>
+        <w:rPr>
+          <w:b w:val="0"/>
+        </w:rPr>
+        <w:t xml:space="preserve">The conclusion belongs to this scenario and procedure; changing the </w:t>
+      </w:r>
+      <w:r>
+        <w:rPr>
+          <w:b/>
+        </w:rPr>
+        <w:t>input</w:t>
+      </w:r>
+      <w:r>
+        <w:rPr>
+          <w:b w:val="0"/>
+        </w:rPr>
+        <w:t>s, evaluation population or authority can change what it establishes. Retain the raw record so a later revision can be compared honestly.</w:t>
       </w:r>
     </w:p>
     <w:tbl>
@@ -706,7 +1393,13 @@
       </w:tr>
     </w:tbl>
     <w:p>
-      <w:r>
+      <w:pPr>
+        <w:spacing w:line="336" w:lineRule="auto" w:after="180"/>
+      </w:pPr>
+      <w:r>
+        <w:rPr>
+          <w:b w:val="0"/>
+        </w:rPr>
         <w:t>Use the diagram and verbal explanation together. Ask learners to match a sentence to a specific visual step; do not assign learners fixed visual or auditory learning styles.</w:t>
       </w:r>
     </w:p>
@@ -719,7 +1412,13 @@
       </w:r>
     </w:p>
     <w:p>
-      <w:r>
+      <w:pPr>
+        <w:spacing w:line="336" w:lineRule="auto" w:after="180"/>
+      </w:pPr>
+      <w:r>
+        <w:rPr>
+          <w:b w:val="0"/>
+        </w:rPr>
         <w:t>Inject one component failure. A capstone test blocks model drafting after a successful approved-card retrieval.</w:t>
       </w:r>
     </w:p>
@@ -732,7 +1431,22 @@
       </w:r>
     </w:p>
     <w:p>
-      <w:r>
+      <w:pPr>
+        <w:pStyle w:val="Heading3"/>
+      </w:pPr>
+      <w:r>
+        <w:t>Supplied facts</w:t>
+      </w:r>
+    </w:p>
+    <w:p>
+      <w:pPr>
+        <w:spacing w:line="336" w:lineRule="auto" w:after="180"/>
+        <w:shd w:fill="F1F6FC"/>
+      </w:pPr>
+      <w:r>
+        <w:rPr>
+          <w:b w:val="0"/>
+        </w:rPr>
         <w:t>F4 records club time 15:00. The contract permits a checked fixed-template answer when drafting is unavailable.</w:t>
       </w:r>
     </w:p>
@@ -896,21 +1610,43 @@
       </w:r>
     </w:p>
     <w:p>
-      <w:r>
-        <w:t>Failure injection changes a component deliberately so the team can inspect the response. A fallback must retain evidence checks and honest status.</w:t>
+      <w:pPr>
+        <w:pStyle w:val="Heading3"/>
+      </w:pPr>
+      <w:r>
+        <w:t>Why the result follows</w:t>
       </w:r>
     </w:p>
     <w:p>
       <w:pPr>
-        <w:pStyle w:val="Heading3"/>
-      </w:pPr>
-      <w:r>
-        <w:t>What this example does not establish</w:t>
+        <w:spacing w:line="336" w:lineRule="auto" w:after="180"/>
+        <w:shd w:fill="F1F6FC"/>
+      </w:pPr>
+      <w:r>
+        <w:rPr>
+          <w:b w:val="0"/>
+        </w:rPr>
+        <w:t xml:space="preserve">Failure injection changes a component deliberately so the team can inspect the response. A fallback must retain </w:t>
+      </w:r>
+      <w:r>
+        <w:rPr>
+          <w:b/>
+        </w:rPr>
+        <w:t>evidence</w:t>
+      </w:r>
+      <w:r>
+        <w:rPr>
+          <w:b w:val="0"/>
+        </w:rPr>
+        <w:t xml:space="preserve"> checks and honest status.</w:t>
       </w:r>
     </w:p>
     <w:p>
-      <w:r>
-        <w:t>This trial covers one failure combination; check other components and interactions separately.</w:t>
+      <w:pPr>
+        <w:pStyle w:val="Heading3"/>
+      </w:pPr>
+      <w:r>
+        <w:t>What this example does not establish</w:t>
       </w:r>
     </w:p>
     <w:p>
@@ -918,43 +1654,192 @@
         <w:pStyle w:val="Heading3"/>
       </w:pPr>
       <w:r>
-        <w:t>Change one thing in the pictured case</w:t>
+        <w:t>Keep the stated limit</w:t>
       </w:r>
     </w:p>
     <w:p>
-      <w:r>
-        <w:t>Change: Make retrieval unavailable as well.</w:t>
+      <w:pPr>
+        <w:spacing w:line="336" w:lineRule="auto" w:after="180"/>
+        <w:shd w:fill="FFF5E6"/>
+      </w:pPr>
+      <w:r>
+        <w:rPr>
+          <w:b w:val="0"/>
+        </w:rPr>
+        <w:t>This trial covers one failure combination; check other components and interactions separately.</w:t>
       </w:r>
     </w:p>
     <w:p>
-      <w:r>
-        <w:t>Prediction: Return unsupported or unavailable; do not use the factual template.</w:t>
+      <w:pPr>
+        <w:pStyle w:val="Heading3"/>
+      </w:pPr>
+      <w:r>
+        <w:t>Change one thing in the pictured case</w:t>
       </w:r>
     </w:p>
     <w:p>
-      <w:r>
-        <w:t>Reason: A template can phrase evidence but cannot replace missing evidence.</w:t>
+      <w:pPr>
+        <w:pStyle w:val="Heading3"/>
+      </w:pPr>
+      <w:r>
+        <w:t>Change one thing</w:t>
       </w:r>
     </w:p>
     <w:p>
       <w:pPr>
-        <w:pStyle w:val="Heading3"/>
-      </w:pPr>
-      <w:r>
-        <w:t>Ask while showing the picture</w:t>
+        <w:spacing w:line="336" w:lineRule="auto" w:after="180"/>
+        <w:shd w:fill="F5F1FB"/>
+      </w:pPr>
+      <w:r>
+        <w:rPr>
+          <w:b w:val="0"/>
+        </w:rPr>
+        <w:t>Change: Make retrieval unavailable as well.</w:t>
       </w:r>
     </w:p>
     <w:p>
-      <w:r>
-        <w:t>Cover the result. Ask learners to name the inputs and predict the next step. Uncover one step, connect the icon to the actual procedure, and explain its evidence. Then change the supplied condition and compare. The picture is a representation; it does not document execution of a real AI model.</w:t>
+      <w:pPr>
+        <w:pStyle w:val="Heading3"/>
+      </w:pPr>
+      <w:r>
+        <w:t>Predicted result</w:t>
       </w:r>
     </w:p>
     <w:p>
       <w:pPr>
+        <w:spacing w:line="336" w:lineRule="auto" w:after="180"/>
+        <w:shd w:fill="F1F6FC"/>
+      </w:pPr>
+      <w:r>
+        <w:rPr>
+          <w:b/>
+        </w:rPr>
+        <w:t>Prediction</w:t>
+      </w:r>
+      <w:r>
+        <w:rPr>
+          <w:b w:val="0"/>
+        </w:rPr>
+        <w:t>: Return unsupported or unavailable; do not use the factual template.</w:t>
+      </w:r>
+    </w:p>
+    <w:p>
+      <w:pPr>
+        <w:pStyle w:val="Heading3"/>
+      </w:pPr>
+      <w:r>
+        <w:t>Why the result follows</w:t>
+      </w:r>
+    </w:p>
+    <w:p>
+      <w:pPr>
+        <w:spacing w:line="336" w:lineRule="auto" w:after="180"/>
+        <w:shd w:fill="F1F6FC"/>
+      </w:pPr>
+      <w:r>
+        <w:rPr>
+          <w:b w:val="0"/>
+        </w:rPr>
+        <w:t xml:space="preserve">Reason: A template can phrase </w:t>
+      </w:r>
+      <w:r>
+        <w:rPr>
+          <w:b/>
+        </w:rPr>
+        <w:t>evidence</w:t>
+      </w:r>
+      <w:r>
+        <w:rPr>
+          <w:b w:val="0"/>
+        </w:rPr>
+        <w:t xml:space="preserve"> but cannot replace missing </w:t>
+      </w:r>
+      <w:r>
+        <w:rPr>
+          <w:b/>
+        </w:rPr>
+        <w:t>evidence</w:t>
+      </w:r>
+      <w:r>
+        <w:rPr>
+          <w:b w:val="0"/>
+        </w:rPr>
+        <w:t>.</w:t>
+      </w:r>
+    </w:p>
+    <w:p>
+      <w:pPr>
+        <w:pStyle w:val="Heading3"/>
+      </w:pPr>
+      <w:r>
+        <w:t>Ask while showing the picture</w:t>
+      </w:r>
+    </w:p>
+    <w:p>
+      <w:pPr>
+        <w:pStyle w:val="Heading3"/>
+      </w:pPr>
+      <w:r>
+        <w:t>Ask while showing the picture · 5</w:t>
+      </w:r>
+    </w:p>
+    <w:p>
+      <w:pPr>
+        <w:spacing w:line="336" w:lineRule="auto" w:after="180"/>
+      </w:pPr>
+      <w:r>
+        <w:rPr>
+          <w:b w:val="0"/>
+        </w:rPr>
+        <w:t xml:space="preserve">Cover the result. Ask learners to name the </w:t>
+      </w:r>
+      <w:r>
+        <w:rPr>
+          <w:b/>
+        </w:rPr>
+        <w:t>input</w:t>
+      </w:r>
+      <w:r>
+        <w:rPr>
+          <w:b w:val="0"/>
+        </w:rPr>
+        <w:t xml:space="preserve">s and predict the next step. Uncover one step, connect the icon to the actual procedure, and explain its </w:t>
+      </w:r>
+      <w:r>
+        <w:rPr>
+          <w:b/>
+        </w:rPr>
+        <w:t>evidence</w:t>
+      </w:r>
+      <w:r>
+        <w:rPr>
+          <w:b w:val="0"/>
+        </w:rPr>
+        <w:t>. Then change the supplied condition and compare.</w:t>
+      </w:r>
+    </w:p>
+    <w:p>
+      <w:pPr>
+        <w:spacing w:line="336" w:lineRule="auto" w:after="180"/>
+      </w:pPr>
+      <w:r>
+        <w:rPr>
+          <w:b w:val="0"/>
+        </w:rPr>
+        <w:t>The picture is a representation; it does not document execution of a real AI model.</w:t>
+      </w:r>
+    </w:p>
+    <w:p>
+      <w:pPr>
         <w:pStyle w:val="Heading1"/>
       </w:pPr>
       <w:r>
         <w:t>03. Demonstrate and guide practice</w:t>
+      </w:r>
+    </w:p>
+    <w:p>
+      <w:r>
+        <w:t>Demonstrate Capstone failure testing, reduce support deliberately and check individual reasoning before discussing answers.</w:t>
       </w:r>
     </w:p>
     <w:tbl>
@@ -1170,123 +2055,523 @@
       </w:tr>
     </w:tbl>
     <w:p>
-      <w:r>
-        <w:t>Use the worked example in Sections 3 and 6. Collect a prediction before revealing its result; ask the learner to point to each intermediate fact.</w:t>
+      <w:pPr>
+        <w:spacing w:line="336" w:lineRule="auto" w:after="180"/>
+      </w:pPr>
+      <w:r>
+        <w:rPr>
+          <w:b w:val="0"/>
+        </w:rPr>
+        <w:t xml:space="preserve">Use the worked example in Sections 3 and 6. Collect a </w:t>
+      </w:r>
+      <w:r>
+        <w:rPr>
+          <w:b/>
+        </w:rPr>
+        <w:t>prediction</w:t>
+      </w:r>
+      <w:r>
+        <w:rPr>
+          <w:b w:val="0"/>
+        </w:rPr>
+        <w:t xml:space="preserve"> before revealing its result; ask the learner to point to each intermediate fact.</w:t>
       </w:r>
     </w:p>
     <w:p>
-      <w:r>
-        <w:t>Provide an input/procedure/result/limit frame and a calculator when needed. Ask students to identify the first step before completing the whole trace. Extension: compare two concrete variants of this mechanism while holding unrelated conditions fixed; report both successful and unsuccessful outcomes.</w:t>
+      <w:pPr>
+        <w:spacing w:line="336" w:lineRule="auto" w:after="180"/>
+      </w:pPr>
+      <w:r>
+        <w:rPr>
+          <w:b w:val="0"/>
+        </w:rPr>
+        <w:t xml:space="preserve">Provide an </w:t>
+      </w:r>
+      <w:r>
+        <w:rPr>
+          <w:b/>
+        </w:rPr>
+        <w:t>input</w:t>
+      </w:r>
+      <w:r>
+        <w:rPr>
+          <w:b w:val="0"/>
+        </w:rPr>
+        <w:t>/procedure/result/limit frame and a calculator when needed. Ask students to identify the first step before completing the whole trace.</w:t>
       </w:r>
     </w:p>
     <w:p>
       <w:pPr>
-        <w:pStyle w:val="Heading3"/>
-      </w:pPr>
-      <w:r>
-        <w:t>Reduce help deliberately</w:t>
+        <w:spacing w:line="336" w:lineRule="auto" w:after="180"/>
+      </w:pPr>
+      <w:r>
+        <w:rPr>
+          <w:b w:val="0"/>
+        </w:rPr>
+        <w:t xml:space="preserve">Extension: compare two concrete variants of this </w:t>
+      </w:r>
+      <w:r>
+        <w:rPr>
+          <w:b/>
+        </w:rPr>
+        <w:t>mechanism</w:t>
+      </w:r>
+      <w:r>
+        <w:rPr>
+          <w:b w:val="0"/>
+        </w:rPr>
+        <w:t xml:space="preserve"> while holding unrelated conditions fixed; report both successful and unsuccessful outcomes.</w:t>
       </w:r>
     </w:p>
     <w:p>
-      <w:r>
-        <w:t>Completion task: Four cases: malformed request, student teacher-guide request, missing register, valid current record. Two deny, one reviews, one supports; no restricted reads occur. Show the intermediate steps and give the conclusion with its scope.</w:t>
+      <w:pPr>
+        <w:pStyle w:val="Heading3"/>
+      </w:pPr>
+      <w:r>
+        <w:t>Reduce help deliberately</w:t>
       </w:r>
     </w:p>
     <w:p>
-      <w:r>
-        <w:t>Teacher check: Teacher explanation: All four meet their expected condition if responses and traces agree. Denial/review are successful contract outcomes, not automatic test failures.</w:t>
+      <w:pPr>
+        <w:pStyle w:val="Heading3"/>
+      </w:pPr>
+      <w:r>
+        <w:t>Completion practice</w:t>
       </w:r>
     </w:p>
     <w:p>
-      <w:r>
-        <w:t>Start by identifying the given inputs together. Leave the intermediate steps blank. If needed, model one step, then withdraw that help on the next step. Move to a full trace only when the partial trace is understood. For partners, alternate explainer and checker; collect a response from every learner before discussion.</w:t>
+      <w:pPr>
+        <w:spacing w:line="336" w:lineRule="auto" w:after="180"/>
+        <w:shd w:fill="F5F1FB"/>
+      </w:pPr>
+      <w:r>
+        <w:rPr>
+          <w:b w:val="0"/>
+        </w:rPr>
+        <w:t>Completion task: Four cases: malformed request, student teacher-guide request, missing register, valid current record. Two deny, one reviews, one supports; no restricted reads occur.</w:t>
       </w:r>
     </w:p>
     <w:p>
       <w:pPr>
-        <w:pStyle w:val="Heading3"/>
-      </w:pPr>
-      <w:r>
-        <w:t>Individual reasoning check</w:t>
+        <w:spacing w:line="336" w:lineRule="auto" w:after="180"/>
+        <w:shd w:fill="F5F1FB"/>
+      </w:pPr>
+      <w:r>
+        <w:rPr>
+          <w:b w:val="0"/>
+        </w:rPr>
+        <w:t>Show the intermediate steps and give the conclusion with its scope.</w:t>
       </w:r>
     </w:p>
     <w:p>
-      <w:r>
-        <w:t>Use the worked case for Capstone failure testing. Proposed explanation: “The worked result establishes every future case”. Decide whether this explanation is supported. Point to the step or supplied fact that decides; explain your repair if needed.</w:t>
+      <w:pPr>
+        <w:pStyle w:val="Heading3"/>
+      </w:pPr>
+      <w:r>
+        <w:t>Reasoning to listen for</w:t>
       </w:r>
     </w:p>
     <w:p>
-      <w:r>
-        <w:t>Expected correction: A case passes only all its declared response and trace requirements, not merely a convenient status code.</w:t>
+      <w:pPr>
+        <w:spacing w:line="336" w:lineRule="auto" w:after="180"/>
+        <w:shd w:fill="F1F6FC"/>
+      </w:pPr>
+      <w:r>
+        <w:rPr>
+          <w:b w:val="0"/>
+        </w:rPr>
+        <w:t>Teacher check: Teacher explanation: All four meet their expected condition if responses and traces agree. Denial/review are successful contract outcomes, not automatic test failures.</w:t>
       </w:r>
     </w:p>
     <w:p>
-      <w:r>
-        <w:t>Collect explanations, not only yes/no votes. If a misunderstanding is common, re-model the relevant step for the class. If it affects a few learners, give a short targeted group explanation while others solve a more demanding variation.</w:t>
+      <w:pPr>
+        <w:spacing w:line="336" w:lineRule="auto" w:after="180"/>
+      </w:pPr>
+      <w:r>
+        <w:rPr>
+          <w:b w:val="0"/>
+        </w:rPr>
+        <w:t xml:space="preserve">Start by identifying the given </w:t>
+      </w:r>
+      <w:r>
+        <w:rPr>
+          <w:b/>
+        </w:rPr>
+        <w:t>input</w:t>
+      </w:r>
+      <w:r>
+        <w:rPr>
+          <w:b w:val="0"/>
+        </w:rPr>
+        <w:t>s together. Leave the intermediate steps blank. If needed, model one step, then withdraw that help on the next step. Move to a full trace only when the partial trace is understood.</w:t>
       </w:r>
     </w:p>
     <w:p>
       <w:pPr>
-        <w:pStyle w:val="Heading3"/>
-      </w:pPr>
-      <w:r>
-        <w:t>Pictorial practice question</w:t>
+        <w:spacing w:line="336" w:lineRule="auto" w:after="180"/>
+      </w:pPr>
+      <w:r>
+        <w:rPr>
+          <w:b w:val="0"/>
+        </w:rPr>
+        <w:t>For partners, alternate explainer and checker; collect a response from every learner before discussion.</w:t>
       </w:r>
     </w:p>
     <w:p>
-      <w:r>
-        <w:t>Explain why retrieval success permits the checked 15:00 fallback when drafting fails. What changes if retrieval fails too, and why can a template not fill that evidence gap?</w:t>
+      <w:pPr>
+        <w:pStyle w:val="Heading3"/>
+      </w:pPr>
+      <w:r>
+        <w:t>Individual reasoning check</w:t>
       </w:r>
     </w:p>
     <w:p>
       <w:pPr>
-        <w:pStyle w:val="Heading3"/>
-      </w:pPr>
-      <w:r>
-        <w:t>Reasoned teacher answer</w:t>
+        <w:spacing w:line="336" w:lineRule="auto" w:after="180"/>
+      </w:pPr>
+      <w:r>
+        <w:rPr>
+          <w:b w:val="0"/>
+        </w:rPr>
+        <w:t>Use the worked case for Capstone failure testing. Proposed explanation: “The worked result establishes every future case”. Decide whether this explanation is supported.</w:t>
       </w:r>
     </w:p>
     <w:p>
-      <w:r>
-        <w:t>Retrieval supplies F4 and the time 15:00. Disable drafting without changing source evidence. Return the checked template citing F4 and record degraded operation. Changed case: Return unsupported or unavailable; do not use the factual template. A template can phrase evidence but cannot replace missing evidence.</w:t>
+      <w:pPr>
+        <w:spacing w:line="336" w:lineRule="auto" w:after="180"/>
+      </w:pPr>
+      <w:r>
+        <w:rPr>
+          <w:b w:val="0"/>
+        </w:rPr>
+        <w:t>Point to the step or supplied fact that decides; explain your repair if needed.</w:t>
       </w:r>
     </w:p>
     <w:p>
-      <w:r>
-        <w:t>Changed-case reasoning: Return unsupported or unavailable; do not use the factual template. A template can phrase evidence but cannot replace missing evidence.</w:t>
+      <w:pPr>
+        <w:pStyle w:val="Heading3"/>
+      </w:pPr>
+      <w:r>
+        <w:t>Expected repair</w:t>
       </w:r>
     </w:p>
     <w:p>
-      <w:r>
-        <w:t>Collect each learner’s explanation before discussion. Use the first missing connection between input, deciding step and result to choose support. This question is worked-case practice, not fresh mastery evidence.</w:t>
+      <w:pPr>
+        <w:spacing w:line="336" w:lineRule="auto" w:after="180"/>
+        <w:shd w:fill="F1F6FC"/>
+      </w:pPr>
+      <w:r>
+        <w:rPr>
+          <w:b w:val="0"/>
+        </w:rPr>
+        <w:t>Expected correction: A case passes only all its declared response and trace requirements, not merely a convenient status code.</w:t>
       </w:r>
     </w:p>
     <w:p>
       <w:pPr>
-        <w:pStyle w:val="Heading1"/>
-      </w:pPr>
-      <w:r>
-        <w:t>04. Run the investigation and diagnose misconceptions</w:t>
+        <w:spacing w:line="336" w:lineRule="auto" w:after="180"/>
+      </w:pPr>
+      <w:r>
+        <w:rPr>
+          <w:b w:val="0"/>
+        </w:rPr>
+        <w:t>Collect explanations, not only yes/no votes. If a misunderstanding is common, re-model the relevant step for the class.</w:t>
       </w:r>
     </w:p>
     <w:p>
-      <w:r>
-        <w:t>The worked result establishes every future case: A case passes only all its declared response and trace requirements, not merely a convenient status code.</w:t>
+      <w:pPr>
+        <w:spacing w:line="336" w:lineRule="auto" w:after="180"/>
+      </w:pPr>
+      <w:r>
+        <w:rPr>
+          <w:b w:val="0"/>
+        </w:rPr>
+        <w:t>If it affects a few learners, give a short targeted group explanation while others solve a more demanding variation.</w:t>
       </w:r>
     </w:p>
     <w:p>
-      <w:r>
-        <w:t>A missing input may be replaced without recording the change: A replacement changes the evidence or contract. Record the change and its justification; do not silently turn unknown into a measured value.</w:t>
+      <w:pPr>
+        <w:pStyle w:val="Heading3"/>
+      </w:pPr>
+      <w:r>
+        <w:t>Pictorial practice question</w:t>
       </w:r>
     </w:p>
     <w:p>
-      <w:r>
-        <w:t>Repeating an assessed case is new independent evidence: A replay checks consistency. An example used for feedback or revision cannot later be described as untouched final evaluation.</w:t>
+      <w:pPr>
+        <w:spacing w:line="336" w:lineRule="auto" w:after="180"/>
+        <w:shd w:fill="F5F1FB"/>
+      </w:pPr>
+      <w:r>
+        <w:rPr>
+          <w:b w:val="0"/>
+        </w:rPr>
+        <w:t xml:space="preserve">Explain why retrieval success permits the checked 15:00 fallback when drafting fails. What changes if retrieval fails too, and why can a template not fill that </w:t>
+      </w:r>
+      <w:r>
+        <w:rPr>
+          <w:b/>
+        </w:rPr>
+        <w:t>evidence</w:t>
+      </w:r>
+      <w:r>
+        <w:rPr>
+          <w:b w:val="0"/>
+        </w:rPr>
+        <w:t xml:space="preserve"> gap?</w:t>
       </w:r>
     </w:p>
     <w:p>
-      <w:r>
-        <w:t>Use Section 9 for the evidence ledger. Add a boundary or missing-input case and record the expected response before checking. More successful repeats of one case do not establish wider coverage.</w:t>
+      <w:pPr>
+        <w:pStyle w:val="Heading3"/>
+      </w:pPr>
+      <w:r>
+        <w:t>Reasoned teacher answer</w:t>
+      </w:r>
+    </w:p>
+    <w:p>
+      <w:pPr>
+        <w:spacing w:line="336" w:lineRule="auto" w:after="180"/>
+      </w:pPr>
+      <w:r>
+        <w:rPr>
+          <w:b w:val="0"/>
+        </w:rPr>
+        <w:t xml:space="preserve">Retrieval supplies F4 and the time 15:00. Disable drafting without changing source </w:t>
+      </w:r>
+      <w:r>
+        <w:rPr>
+          <w:b/>
+        </w:rPr>
+        <w:t>evidence</w:t>
+      </w:r>
+      <w:r>
+        <w:rPr>
+          <w:b w:val="0"/>
+        </w:rPr>
+        <w:t>. Return the checked template citing F4 and record degraded operation.</w:t>
+      </w:r>
+    </w:p>
+    <w:p>
+      <w:pPr>
+        <w:spacing w:line="336" w:lineRule="auto" w:after="180"/>
+      </w:pPr>
+      <w:r>
+        <w:rPr>
+          <w:b w:val="0"/>
+        </w:rPr>
+        <w:t xml:space="preserve">Changed case: Return unsupported or unavailable; do not use the factual template. A template can phrase </w:t>
+      </w:r>
+      <w:r>
+        <w:rPr>
+          <w:b/>
+        </w:rPr>
+        <w:t>evidence</w:t>
+      </w:r>
+      <w:r>
+        <w:rPr>
+          <w:b w:val="0"/>
+        </w:rPr>
+        <w:t xml:space="preserve"> but cannot replace missing </w:t>
+      </w:r>
+      <w:r>
+        <w:rPr>
+          <w:b/>
+        </w:rPr>
+        <w:t>evidence</w:t>
+      </w:r>
+      <w:r>
+        <w:rPr>
+          <w:b w:val="0"/>
+        </w:rPr>
+        <w:t>.</w:t>
+      </w:r>
+    </w:p>
+    <w:p>
+      <w:pPr>
+        <w:spacing w:line="336" w:lineRule="auto" w:after="180"/>
+      </w:pPr>
+      <w:r>
+        <w:rPr>
+          <w:b w:val="0"/>
+        </w:rPr>
+        <w:t xml:space="preserve">Changed-case reasoning: Return unsupported or unavailable; do not use the factual template. A template can phrase </w:t>
+      </w:r>
+      <w:r>
+        <w:rPr>
+          <w:b/>
+        </w:rPr>
+        <w:t>evidence</w:t>
+      </w:r>
+      <w:r>
+        <w:rPr>
+          <w:b w:val="0"/>
+        </w:rPr>
+        <w:t xml:space="preserve"> but cannot replace missing </w:t>
+      </w:r>
+      <w:r>
+        <w:rPr>
+          <w:b/>
+        </w:rPr>
+        <w:t>evidence</w:t>
+      </w:r>
+      <w:r>
+        <w:rPr>
+          <w:b w:val="0"/>
+        </w:rPr>
+        <w:t>.</w:t>
+      </w:r>
+    </w:p>
+    <w:p>
+      <w:pPr>
+        <w:spacing w:line="336" w:lineRule="auto" w:after="180"/>
+      </w:pPr>
+      <w:r>
+        <w:rPr>
+          <w:b w:val="0"/>
+        </w:rPr>
+        <w:t xml:space="preserve">Collect each learner’s explanation before discussion. Use the first missing connection between </w:t>
+      </w:r>
+      <w:r>
+        <w:rPr>
+          <w:b/>
+        </w:rPr>
+        <w:t>input</w:t>
+      </w:r>
+      <w:r>
+        <w:rPr>
+          <w:b w:val="0"/>
+        </w:rPr>
+        <w:t xml:space="preserve">, deciding step and result to choose support. This question is worked-case practice, not fresh mastery </w:t>
+      </w:r>
+      <w:r>
+        <w:rPr>
+          <w:b/>
+        </w:rPr>
+        <w:t>evidence</w:t>
+      </w:r>
+      <w:r>
+        <w:rPr>
+          <w:b w:val="0"/>
+        </w:rPr>
+        <w:t>.</w:t>
+      </w:r>
+    </w:p>
+    <w:p>
+      <w:pPr>
+        <w:pStyle w:val="Heading1"/>
+      </w:pPr>
+      <w:r>
+        <w:t>04. Run the investigation and diagnose misconceptions</w:t>
+      </w:r>
+    </w:p>
+    <w:p>
+      <w:r>
+        <w:t>Run the Capstone failure testing investigation and use the first unsupported step to choose a teaching response.</w:t>
+      </w:r>
+    </w:p>
+    <w:p>
+      <w:pPr>
+        <w:spacing w:line="336" w:lineRule="auto" w:after="180"/>
+      </w:pPr>
+      <w:r>
+        <w:rPr>
+          <w:b w:val="0"/>
+        </w:rPr>
+        <w:t>The worked result establishes every future case: A case passes only all its declared response and trace requirements, not merely a convenient status code.</w:t>
+      </w:r>
+    </w:p>
+    <w:p>
+      <w:pPr>
+        <w:spacing w:line="336" w:lineRule="auto" w:after="180"/>
+      </w:pPr>
+      <w:r>
+        <w:rPr>
+          <w:b w:val="0"/>
+        </w:rPr>
+        <w:t xml:space="preserve">A missing </w:t>
+      </w:r>
+      <w:r>
+        <w:rPr>
+          <w:b/>
+        </w:rPr>
+        <w:t>input</w:t>
+      </w:r>
+      <w:r>
+        <w:rPr>
+          <w:b w:val="0"/>
+        </w:rPr>
+        <w:t xml:space="preserve"> may be replaced without recording the change: A replacement changes the </w:t>
+      </w:r>
+      <w:r>
+        <w:rPr>
+          <w:b/>
+        </w:rPr>
+        <w:t>evidence</w:t>
+      </w:r>
+      <w:r>
+        <w:rPr>
+          <w:b w:val="0"/>
+        </w:rPr>
+        <w:t xml:space="preserve"> or contract. Record the change and its justification; do not silently turn unknown into a measured value.</w:t>
+      </w:r>
+    </w:p>
+    <w:p>
+      <w:pPr>
+        <w:spacing w:line="336" w:lineRule="auto" w:after="180"/>
+      </w:pPr>
+      <w:r>
+        <w:rPr>
+          <w:b w:val="0"/>
+        </w:rPr>
+        <w:t xml:space="preserve">Repeating an assessed case is new independent </w:t>
+      </w:r>
+      <w:r>
+        <w:rPr>
+          <w:b/>
+        </w:rPr>
+        <w:t>evidence</w:t>
+      </w:r>
+      <w:r>
+        <w:rPr>
+          <w:b w:val="0"/>
+        </w:rPr>
+        <w:t>: A replay checks consistency. An example used for feedback or revision cannot later be described as untouched final evaluation.</w:t>
+      </w:r>
+    </w:p>
+    <w:p>
+      <w:pPr>
+        <w:spacing w:line="336" w:lineRule="auto" w:after="180"/>
+      </w:pPr>
+      <w:r>
+        <w:rPr>
+          <w:b w:val="0"/>
+        </w:rPr>
+        <w:t xml:space="preserve">Use Section 9 for the </w:t>
+      </w:r>
+      <w:r>
+        <w:rPr>
+          <w:b/>
+        </w:rPr>
+        <w:t>evidence</w:t>
+      </w:r>
+      <w:r>
+        <w:rPr>
+          <w:b w:val="0"/>
+        </w:rPr>
+        <w:t xml:space="preserve"> ledger. Add a boundary or missing-</w:t>
+      </w:r>
+      <w:r>
+        <w:rPr>
+          <w:b/>
+        </w:rPr>
+        <w:t>input</w:t>
+      </w:r>
+      <w:r>
+        <w:rPr>
+          <w:b w:val="0"/>
+        </w:rPr>
+        <w:t xml:space="preserve"> case and record the expected response before checking. More successful repeats of one case do not establish wider coverage.</w:t>
       </w:r>
     </w:p>
     <w:p>
@@ -1444,29 +2729,38 @@
       </w:tr>
     </w:tbl>
     <w:p>
-      <w:r>
-        <w:t>Offer an oral explanation, drawing, enlarged visual or fewer examples when that removes a reading/writing barrier. Keep the same reasoning goal. Stretch secure learners by changing a boundary or assumption and asking them to defend the effect, not simply by assigning more of the same questions.</w:t>
+      <w:pPr>
+        <w:spacing w:line="336" w:lineRule="auto" w:after="180"/>
+      </w:pPr>
+      <w:r>
+        <w:rPr>
+          <w:b w:val="0"/>
+        </w:rPr>
+        <w:t>Offer an oral explanation, drawing, enlarged visual or fewer examples when that removes a reading/writing barrier. Keep the same reasoning goal.</w:t>
       </w:r>
     </w:p>
     <w:p>
       <w:pPr>
-        <w:pStyle w:val="Heading1"/>
-      </w:pPr>
-      <w:r>
-        <w:t>05. Assess and explain the answers</w:t>
+        <w:spacing w:line="336" w:lineRule="auto" w:after="180"/>
+      </w:pPr>
+      <w:r>
+        <w:rPr>
+          <w:b w:val="0"/>
+        </w:rPr>
+        <w:t>Stretch secure learners by changing a boundary or assumption and asking them to defend the effect, not simply by assigning more of the same questions.</w:t>
       </w:r>
     </w:p>
     <w:p>
       <w:pPr>
-        <w:pStyle w:val="Heading3"/>
-      </w:pPr>
-      <w:r>
-        <w:t>Guided and exit questions</w:t>
+        <w:pStyle w:val="Heading1"/>
+      </w:pPr>
+      <w:r>
+        <w:t>05. Assess and explain the answers</w:t>
       </w:r>
     </w:p>
     <w:p>
       <w:r>
-        <w:t>Guided: All four meet their expected condition if responses and traces agree. Denial/review are successful contract outcomes, not automatic test failures. Qualification: A case passes only all its declared response and trace requirements, not merely a convenient status code. Exit: accept a concrete variation with its predicted outcome and a stated condition that would challenge the mechanism; reject a claim resting on unmeasured evidence.</w:t>
+        <w:t>Use the Capstone failure testing questions, teacher keys and criteria after the relevant attempts. Previously discussed cases are practice; protect the separately selected independent task.</w:t>
       </w:r>
     </w:p>
     <w:p>
@@ -1474,102 +2768,264 @@
         <w:pStyle w:val="Heading3"/>
       </w:pPr>
       <w:r>
-        <w:t>W1 Explain the mechanism</w:t>
+        <w:t>Guided and exit questions</w:t>
       </w:r>
     </w:p>
     <w:p>
-      <w:r>
-        <w:t>Explain the weekly mechanism in your own words. Use the worked scenario to name its input, decision rule and output.</w:t>
+      <w:pPr>
+        <w:spacing w:line="336" w:lineRule="auto" w:after="180"/>
+      </w:pPr>
+      <w:r>
+        <w:rPr>
+          <w:b w:val="0"/>
+        </w:rPr>
+        <w:t>Guided: All four meet their expected condition if responses and traces agree. Denial/review are successful contract outcomes, not automatic test failures.</w:t>
       </w:r>
     </w:p>
     <w:p>
-      <w:r>
-        <w:t>Teacher explanation: Capstone failure testing checks denied roles, missing evidence, invalid input, timeouts and stale data. Each expected outcome is written before the run. Use a failure matrix linking condition to expected response and forbidden calls. Test both visible result and operation trace. Preserve failed fixtures for regression checks.</w:t>
+      <w:pPr>
+        <w:spacing w:line="336" w:lineRule="auto" w:after="180"/>
+      </w:pPr>
+      <w:r>
+        <w:rPr>
+          <w:b w:val="0"/>
+        </w:rPr>
+        <w:t>Qualification: A case passes only all its declared response and trace requirements, not merely a convenient status code.</w:t>
       </w:r>
     </w:p>
     <w:p>
       <w:pPr>
-        <w:pStyle w:val="Heading3"/>
-      </w:pPr>
-      <w:r>
-        <w:t>W2 Trace the worked case</w:t>
+        <w:spacing w:line="336" w:lineRule="auto" w:after="180"/>
+      </w:pPr>
+      <w:r>
+        <w:rPr>
+          <w:b w:val="0"/>
+        </w:rPr>
+        <w:t xml:space="preserve">Exit: accept a concrete variation with its predicted outcome and a stated condition that would challenge the </w:t>
+      </w:r>
+      <w:r>
+        <w:rPr>
+          <w:b/>
+        </w:rPr>
+        <w:t>mechanism</w:t>
+      </w:r>
+      <w:r>
+        <w:rPr>
+          <w:b w:val="0"/>
+        </w:rPr>
+        <w:t xml:space="preserve">; reject a claim resting on unmeasured </w:t>
+      </w:r>
+      <w:r>
+        <w:rPr>
+          <w:b/>
+        </w:rPr>
+        <w:t>evidence</w:t>
+      </w:r>
+      <w:r>
+        <w:rPr>
+          <w:b w:val="0"/>
+        </w:rPr>
+        <w:t>.</w:t>
       </w:r>
     </w:p>
     <w:p>
-      <w:r>
-        <w:t>Four cases: malformed request, student teacher-guide request, missing register, valid current record. Two deny, one reviews, one supports; no restricted reads occur. Show the intermediate steps and give the conclusion with its scope.</w:t>
+      <w:pPr>
+        <w:pStyle w:val="Heading3"/>
+      </w:pPr>
+      <w:r>
+        <w:t>W1 Explain the mechanism</w:t>
       </w:r>
     </w:p>
     <w:p>
-      <w:r>
-        <w:t>Teacher explanation: All four meet their expected condition if responses and traces agree. Denial/review are successful contract outcomes, not automatic test failures.</w:t>
+      <w:pPr>
+        <w:pStyle w:val="Heading3"/>
+      </w:pPr>
+      <w:r>
+        <w:t>Workbook question · W1</w:t>
       </w:r>
     </w:p>
     <w:p>
       <w:pPr>
-        <w:pStyle w:val="Heading3"/>
-      </w:pPr>
-      <w:r>
-        <w:t>W3 Audit the limit</w:t>
+        <w:spacing w:line="336" w:lineRule="auto" w:after="180"/>
+        <w:shd w:fill="F5F1FB"/>
+      </w:pPr>
+      <w:r>
+        <w:rPr>
+          <w:b w:val="0"/>
+        </w:rPr>
+        <w:t xml:space="preserve">Explain the weekly </w:t>
+      </w:r>
+      <w:r>
+        <w:rPr>
+          <w:b/>
+        </w:rPr>
+        <w:t>mechanism</w:t>
+      </w:r>
+      <w:r>
+        <w:rPr>
+          <w:b w:val="0"/>
+        </w:rPr>
+        <w:t xml:space="preserve"> in your own words. Use the worked scenario to name its </w:t>
+      </w:r>
+      <w:r>
+        <w:rPr>
+          <w:b/>
+        </w:rPr>
+        <w:t>input</w:t>
+      </w:r>
+      <w:r>
+        <w:rPr>
+          <w:b w:val="0"/>
+        </w:rPr>
+        <w:t xml:space="preserve">, decision rule and </w:t>
+      </w:r>
+      <w:r>
+        <w:rPr>
+          <w:b/>
+        </w:rPr>
+        <w:t>output</w:t>
+      </w:r>
+      <w:r>
+        <w:rPr>
+          <w:b w:val="0"/>
+        </w:rPr>
+        <w:t>.</w:t>
       </w:r>
     </w:p>
     <w:p>
-      <w:r>
-        <w:t>A report omits this qualification: A case passes only all its declared response and trace requirements, not merely a convenient status code. Explain how omitting it could change a reader's interpretation, and write an accurate replacement.</w:t>
+      <w:pPr>
+        <w:pStyle w:val="Heading3"/>
+      </w:pPr>
+      <w:r>
+        <w:t>Teacher reasoning · W1</w:t>
       </w:r>
     </w:p>
     <w:p>
-      <w:r>
-        <w:t>Teacher explanation: A case passes only all its declared response and trace requirements, not merely a convenient status code. State the observed result separately from the unverified or out-of-scope claim; preserve the original evidence rather than inventing a missing fact.</w:t>
+      <w:pPr>
+        <w:spacing w:line="336" w:lineRule="auto" w:after="180"/>
+        <w:shd w:fill="F1F6FC"/>
+      </w:pPr>
+      <w:r>
+        <w:rPr>
+          <w:b w:val="0"/>
+        </w:rPr>
+        <w:t xml:space="preserve">Teacher explanation: Capstone failure testing checks denied roles, missing </w:t>
+      </w:r>
+      <w:r>
+        <w:rPr>
+          <w:b/>
+        </w:rPr>
+        <w:t>evidence</w:t>
+      </w:r>
+      <w:r>
+        <w:rPr>
+          <w:b w:val="0"/>
+        </w:rPr>
+        <w:t xml:space="preserve">, invalid </w:t>
+      </w:r>
+      <w:r>
+        <w:rPr>
+          <w:b/>
+        </w:rPr>
+        <w:t>input</w:t>
+      </w:r>
+      <w:r>
+        <w:rPr>
+          <w:b w:val="0"/>
+        </w:rPr>
+        <w:t>, timeouts and stale data. Each expected outcome is written before the run.</w:t>
       </w:r>
     </w:p>
     <w:p>
       <w:pPr>
-        <w:pStyle w:val="Heading3"/>
-      </w:pPr>
-      <w:r>
-        <w:t>W4 Apply a new case independently</w:t>
+        <w:spacing w:line="336" w:lineRule="auto" w:after="180"/>
+        <w:shd w:fill="F1F6FC"/>
+      </w:pPr>
+      <w:r>
+        <w:rPr>
+          <w:b w:val="0"/>
+        </w:rPr>
+        <w:t xml:space="preserve">Use a </w:t>
+      </w:r>
+      <w:r>
+        <w:rPr>
+          <w:b/>
+        </w:rPr>
+        <w:t>failure matrix</w:t>
+      </w:r>
+      <w:r>
+        <w:rPr>
+          <w:b w:val="0"/>
+        </w:rPr>
+        <w:t xml:space="preserve"> linking condition to expected response and forbidden calls. Test both visible result and operation trace. Preserve failed fixtures for regression checks.</w:t>
       </w:r>
     </w:p>
     <w:p>
-      <w:r>
-        <w:t>Six cases: five expected outcomes pass; one denied request still performs restricted lookup. Compute case pass rate and release implication.</w:t>
+      <w:pPr>
+        <w:pStyle w:val="Heading3"/>
+      </w:pPr>
+      <w:r>
+        <w:t>W2 Trace the worked case</w:t>
       </w:r>
     </w:p>
     <w:p>
-      <w:r>
-        <w:t>Teacher explanation: 5/6≈83.333%; access condition fails and blocks a zero-restricted-read release gate. Do not count final denial as sufficient.</w:t>
+      <w:pPr>
+        <w:pStyle w:val="Heading3"/>
+      </w:pPr>
+      <w:r>
+        <w:t>Workbook question · W2</w:t>
       </w:r>
     </w:p>
     <w:p>
       <w:pPr>
-        <w:pStyle w:val="Heading3"/>
-      </w:pPr>
-      <w:r>
-        <w:t>W5 Design a revealing follow-up</w:t>
+        <w:spacing w:line="336" w:lineRule="auto" w:after="180"/>
+        <w:shd w:fill="F5F1FB"/>
+      </w:pPr>
+      <w:r>
+        <w:rPr>
+          <w:b w:val="0"/>
+        </w:rPr>
+        <w:t>Four cases: malformed request, student teacher-guide request, missing register, valid current record. Two deny, one reviews, one supports; no restricted reads occur.</w:t>
       </w:r>
     </w:p>
     <w:p>
-      <w:r>
-        <w:t>For the worked scenario, propose one additional case that could reveal a failure, describe its expected outcome before running it, and explain what would need to remain fixed for a fair comparison. Do not reuse W4 as a new final test after receiving feedback.</w:t>
+      <w:pPr>
+        <w:spacing w:line="336" w:lineRule="auto" w:after="180"/>
+        <w:shd w:fill="F5F1FB"/>
+      </w:pPr>
+      <w:r>
+        <w:rPr>
+          <w:b w:val="0"/>
+        </w:rPr>
+        <w:t>Show the intermediate steps and give the conclusion with its scope.</w:t>
       </w:r>
     </w:p>
     <w:p>
-      <w:r>
-        <w:t>Teacher explanation: Accept a concrete variant of the worked input or a missing/conflicting/boundary condition, with an expectation derived from the declared procedure. Require preserved settings, original outputs and data roles. A case passes only all its declared response and trace requirements, not merely a convenient status code. The new case should test this particular mechanism rather than merely restate the original result.</w:t>
+      <w:pPr>
+        <w:pStyle w:val="Heading3"/>
+      </w:pPr>
+      <w:r>
+        <w:t>Teacher reasoning · W2</w:t>
       </w:r>
     </w:p>
     <w:p>
       <w:pPr>
-        <w:pStyle w:val="Heading3"/>
-      </w:pPr>
-      <w:r>
-        <w:t>Independent assessment and fresh retry</w:t>
+        <w:spacing w:line="336" w:lineRule="auto" w:after="180"/>
+        <w:shd w:fill="F1F6FC"/>
+      </w:pPr>
+      <w:r>
+        <w:rPr>
+          <w:b w:val="0"/>
+        </w:rPr>
+        <w:t>Teacher explanation: All four meet their expected condition if responses and traces agree. Denial/review are successful contract outcomes, not automatic test failures.</w:t>
       </w:r>
     </w:p>
     <w:p>
-      <w:r>
-        <w:t>W4: 5/6≈83.333%; access condition fails and blocks a zero-restricted-read release gate. Do not count final denial as sufficient. Require intermediate reasoning and the stated scope. Fresh retry: Five cases, all statuses correct, one unauthorised write attempt. Expected reasoning: At most4/5 contract passes when trace constraints count; action gate fails. If students need support, record it and reassess with another new case rather than awarding independence to a copied answer.</w:t>
+      <w:pPr>
+        <w:pStyle w:val="Heading3"/>
+      </w:pPr>
+      <w:r>
+        <w:t>W3 Audit the limit</w:t>
       </w:r>
     </w:p>
     <w:p>
@@ -1577,24 +3033,350 @@
         <w:pStyle w:val="Heading3"/>
       </w:pPr>
       <w:r>
-        <w:t>Assess independent transfer</w:t>
+        <w:t>Workbook question · W3</w:t>
       </w:r>
     </w:p>
     <w:p>
-      <w:r>
-        <w:t>Selected case: Six cases: five expected outcomes pass; one denied request still performs restricted lookup. Compute case pass rate and release implication.</w:t>
+      <w:pPr>
+        <w:spacing w:line="336" w:lineRule="auto" w:after="180"/>
+        <w:shd w:fill="F5F1FB"/>
+      </w:pPr>
+      <w:r>
+        <w:rPr>
+          <w:b w:val="0"/>
+        </w:rPr>
+        <w:t>A report omits this qualification: A case passes only all its declared response and trace requirements, not merely a convenient status code.</w:t>
       </w:r>
     </w:p>
     <w:p>
       <w:pPr>
-        <w:pStyle w:val="Heading3"/>
-      </w:pPr>
-      <w:r>
-        <w:t>Selected case answer</w:t>
+        <w:spacing w:line="336" w:lineRule="auto" w:after="180"/>
+        <w:shd w:fill="F5F1FB"/>
+      </w:pPr>
+      <w:r>
+        <w:rPr>
+          <w:b w:val="0"/>
+        </w:rPr>
+        <w:t>Explain how omitting it could change a reader's interpretation, and write an accurate replacement.</w:t>
       </w:r>
     </w:p>
     <w:p>
-      <w:r>
+      <w:pPr>
+        <w:pStyle w:val="Heading3"/>
+      </w:pPr>
+      <w:r>
+        <w:t>Teacher reasoning · W3</w:t>
+      </w:r>
+    </w:p>
+    <w:p>
+      <w:pPr>
+        <w:spacing w:line="336" w:lineRule="auto" w:after="180"/>
+        <w:shd w:fill="F1F6FC"/>
+      </w:pPr>
+      <w:r>
+        <w:rPr>
+          <w:b w:val="0"/>
+        </w:rPr>
+        <w:t>Teacher explanation: A case passes only all its declared response and trace requirements, not merely a convenient status code.</w:t>
+      </w:r>
+    </w:p>
+    <w:p>
+      <w:pPr>
+        <w:spacing w:line="336" w:lineRule="auto" w:after="180"/>
+        <w:shd w:fill="F1F6FC"/>
+      </w:pPr>
+      <w:r>
+        <w:rPr>
+          <w:b w:val="0"/>
+        </w:rPr>
+        <w:t xml:space="preserve">State the observed result separately from the unverified or out-of-scope claim; preserve the original </w:t>
+      </w:r>
+      <w:r>
+        <w:rPr>
+          <w:b/>
+        </w:rPr>
+        <w:t>evidence</w:t>
+      </w:r>
+      <w:r>
+        <w:rPr>
+          <w:b w:val="0"/>
+        </w:rPr>
+        <w:t xml:space="preserve"> rather than inventing a missing fact.</w:t>
+      </w:r>
+    </w:p>
+    <w:p>
+      <w:pPr>
+        <w:pStyle w:val="Heading3"/>
+      </w:pPr>
+      <w:r>
+        <w:t>W4 Apply a new case independently</w:t>
+      </w:r>
+    </w:p>
+    <w:p>
+      <w:pPr>
+        <w:pStyle w:val="Heading3"/>
+      </w:pPr>
+      <w:r>
+        <w:t>Workbook question · W4</w:t>
+      </w:r>
+    </w:p>
+    <w:p>
+      <w:pPr>
+        <w:spacing w:line="336" w:lineRule="auto" w:after="180"/>
+        <w:shd w:fill="F5F1FB"/>
+      </w:pPr>
+      <w:r>
+        <w:rPr>
+          <w:b w:val="0"/>
+        </w:rPr>
+        <w:t>Six cases: five expected outcomes pass; one denied request still performs restricted lookup. Compute case pass rate and release implication.</w:t>
+      </w:r>
+    </w:p>
+    <w:p>
+      <w:pPr>
+        <w:pStyle w:val="Heading3"/>
+      </w:pPr>
+      <w:r>
+        <w:t>Teacher reasoning · W4</w:t>
+      </w:r>
+    </w:p>
+    <w:p>
+      <w:pPr>
+        <w:spacing w:line="336" w:lineRule="auto" w:after="180"/>
+        <w:shd w:fill="F1F6FC"/>
+      </w:pPr>
+      <w:r>
+        <w:rPr>
+          <w:b w:val="0"/>
+        </w:rPr>
+        <w:t>Teacher explanation: 5/6≈83.333%; access condition fails and blocks a zero-restricted-read release gate. Do not count final denial as sufficient.</w:t>
+      </w:r>
+    </w:p>
+    <w:p>
+      <w:pPr>
+        <w:pStyle w:val="Heading3"/>
+      </w:pPr>
+      <w:r>
+        <w:t>W5 Design a revealing follow-up</w:t>
+      </w:r>
+    </w:p>
+    <w:p>
+      <w:pPr>
+        <w:pStyle w:val="Heading3"/>
+      </w:pPr>
+      <w:r>
+        <w:t>Workbook question · W5</w:t>
+      </w:r>
+    </w:p>
+    <w:p>
+      <w:pPr>
+        <w:spacing w:line="336" w:lineRule="auto" w:after="180"/>
+        <w:shd w:fill="F5F1FB"/>
+      </w:pPr>
+      <w:r>
+        <w:rPr>
+          <w:b w:val="0"/>
+        </w:rPr>
+        <w:t>For the worked scenario, propose one additional case that could reveal a failure, describe its expected outcome before running it, and explain what would need to remain fixed for a fair comparison.</w:t>
+      </w:r>
+    </w:p>
+    <w:p>
+      <w:pPr>
+        <w:spacing w:line="336" w:lineRule="auto" w:after="180"/>
+        <w:shd w:fill="F5F1FB"/>
+      </w:pPr>
+      <w:r>
+        <w:rPr>
+          <w:b w:val="0"/>
+        </w:rPr>
+        <w:t>Do not reuse W4 as a new final test after receiving feedback.</w:t>
+      </w:r>
+    </w:p>
+    <w:p>
+      <w:pPr>
+        <w:pStyle w:val="Heading3"/>
+      </w:pPr>
+      <w:r>
+        <w:t>Teacher reasoning · W5</w:t>
+      </w:r>
+    </w:p>
+    <w:p>
+      <w:pPr>
+        <w:spacing w:line="336" w:lineRule="auto" w:after="180"/>
+        <w:shd w:fill="F1F6FC"/>
+      </w:pPr>
+      <w:r>
+        <w:rPr>
+          <w:b w:val="0"/>
+        </w:rPr>
+        <w:t xml:space="preserve">Teacher explanation: Accept a concrete variant of the worked </w:t>
+      </w:r>
+      <w:r>
+        <w:rPr>
+          <w:b/>
+        </w:rPr>
+        <w:t>input</w:t>
+      </w:r>
+      <w:r>
+        <w:rPr>
+          <w:b w:val="0"/>
+        </w:rPr>
+        <w:t xml:space="preserve"> or a missing/conflicting/boundary condition, with an expectation derived from the declared procedure.</w:t>
+      </w:r>
+    </w:p>
+    <w:p>
+      <w:pPr>
+        <w:spacing w:line="336" w:lineRule="auto" w:after="180"/>
+        <w:shd w:fill="F1F6FC"/>
+      </w:pPr>
+      <w:r>
+        <w:rPr>
+          <w:b w:val="0"/>
+        </w:rPr>
+        <w:t xml:space="preserve">Require preserved settings, original </w:t>
+      </w:r>
+      <w:r>
+        <w:rPr>
+          <w:b/>
+        </w:rPr>
+        <w:t>output</w:t>
+      </w:r>
+      <w:r>
+        <w:rPr>
+          <w:b w:val="0"/>
+        </w:rPr>
+        <w:t>s and data roles. A case passes only all its declared response and trace requirements, not merely a convenient status code.</w:t>
+      </w:r>
+    </w:p>
+    <w:p>
+      <w:pPr>
+        <w:spacing w:line="336" w:lineRule="auto" w:after="180"/>
+        <w:shd w:fill="F1F6FC"/>
+      </w:pPr>
+      <w:r>
+        <w:rPr>
+          <w:b w:val="0"/>
+        </w:rPr>
+        <w:t xml:space="preserve">The new case should test this particular </w:t>
+      </w:r>
+      <w:r>
+        <w:rPr>
+          <w:b/>
+        </w:rPr>
+        <w:t>mechanism</w:t>
+      </w:r>
+      <w:r>
+        <w:rPr>
+          <w:b w:val="0"/>
+        </w:rPr>
+        <w:t xml:space="preserve"> rather than merely restate the original result.</w:t>
+      </w:r>
+    </w:p>
+    <w:p>
+      <w:pPr>
+        <w:pStyle w:val="Heading3"/>
+      </w:pPr>
+      <w:r>
+        <w:t>Independent assessment and fresh retry</w:t>
+      </w:r>
+    </w:p>
+    <w:p>
+      <w:pPr>
+        <w:pStyle w:val="Heading3"/>
+      </w:pPr>
+      <w:r>
+        <w:t>Teacher key · Independent assessment and fresh retry</w:t>
+      </w:r>
+    </w:p>
+    <w:p>
+      <w:pPr>
+        <w:spacing w:line="336" w:lineRule="auto" w:after="180"/>
+        <w:shd w:fill="F1F6FC"/>
+      </w:pPr>
+      <w:r>
+        <w:rPr>
+          <w:b w:val="0"/>
+        </w:rPr>
+        <w:t>W4: 5/6≈83.333%; access condition fails and blocks a zero-restricted-read release gate. Do not count final denial as sufficient. Require intermediate reasoning and the stated scope.</w:t>
+      </w:r>
+    </w:p>
+    <w:p>
+      <w:pPr>
+        <w:spacing w:line="336" w:lineRule="auto" w:after="180"/>
+        <w:shd w:fill="F1F6FC"/>
+      </w:pPr>
+      <w:r>
+        <w:rPr>
+          <w:b w:val="0"/>
+        </w:rPr>
+        <w:t>Fresh retry: Five cases, all statuses correct, one unauthorised write attempt. Expected reasoning: At most4/5 contract passes when trace constraints count; action gate fails.</w:t>
+      </w:r>
+    </w:p>
+    <w:p>
+      <w:pPr>
+        <w:spacing w:line="336" w:lineRule="auto" w:after="180"/>
+        <w:shd w:fill="F1F6FC"/>
+      </w:pPr>
+      <w:r>
+        <w:rPr>
+          <w:b w:val="0"/>
+        </w:rPr>
+        <w:t>If students need support, record it and reassess with another new case rather than awarding independence to a copied answer.</w:t>
+      </w:r>
+    </w:p>
+    <w:p>
+      <w:pPr>
+        <w:pStyle w:val="Heading3"/>
+      </w:pPr>
+      <w:r>
+        <w:t>Assess independent transfer</w:t>
+      </w:r>
+    </w:p>
+    <w:p>
+      <w:pPr>
+        <w:pStyle w:val="Heading3"/>
+      </w:pPr>
+      <w:r>
+        <w:t>Independent question · withhold the key</w:t>
+      </w:r>
+    </w:p>
+    <w:p>
+      <w:pPr>
+        <w:spacing w:line="336" w:lineRule="auto" w:after="180"/>
+        <w:shd w:fill="F5F1FB"/>
+      </w:pPr>
+      <w:r>
+        <w:rPr>
+          <w:b w:val="0"/>
+        </w:rPr>
+        <w:t>Selected case: Six cases: five expected outcomes pass; one denied request still performs restricted lookup. Compute case pass rate and release implication.</w:t>
+      </w:r>
+    </w:p>
+    <w:p>
+      <w:pPr>
+        <w:pStyle w:val="Heading3"/>
+      </w:pPr>
+      <w:r>
+        <w:t>Selected case answer</w:t>
+      </w:r>
+    </w:p>
+    <w:p>
+      <w:pPr>
+        <w:pStyle w:val="Heading3"/>
+      </w:pPr>
+      <w:r>
+        <w:t>Teacher key · Selected case answer</w:t>
+      </w:r>
+    </w:p>
+    <w:p>
+      <w:pPr>
+        <w:spacing w:line="336" w:lineRule="auto" w:after="180"/>
+        <w:shd w:fill="F1F6FC"/>
+      </w:pPr>
+      <w:r>
+        <w:rPr>
+          <w:b w:val="0"/>
+        </w:rPr>
         <w:t>Teacher explanation: 5/6≈83.333%; access condition fails and blocks a zero-restricted-read release gate. Do not count final denial as sufficient.</w:t>
       </w:r>
     </w:p>
@@ -1701,67 +3483,257 @@
       </w:tr>
     </w:tbl>
     <w:p>
-      <w:r>
-        <w:t>Record each dimension as not yet, with support, or independent. Accept a valid alternative procedure with a defensible trace. Do not penalise an honestly recorded model failure if the learner correctly explains its evidence and limits.</w:t>
+      <w:pPr>
+        <w:pStyle w:val="Heading3"/>
+      </w:pPr>
+      <w:r>
+        <w:t>Teacher key · Selected case answer</w:t>
       </w:r>
     </w:p>
     <w:p>
       <w:pPr>
-        <w:pStyle w:val="Heading3"/>
-      </w:pPr>
-      <w:r>
-        <w:t>Feedback that the learner uses</w:t>
+        <w:spacing w:line="336" w:lineRule="auto" w:after="180"/>
+        <w:shd w:fill="F1F6FC"/>
+      </w:pPr>
+      <w:r>
+        <w:rPr>
+          <w:b w:val="0"/>
+        </w:rPr>
+        <w:t>Record each dimension as not yet, with support, or independent. Accept a valid alternative procedure with a defensible trace.</w:t>
       </w:r>
     </w:p>
     <w:p>
-      <w:r>
-        <w:t>Name the earliest unsupported step and give one action to repair it. Have the learner make that repair now and explain why. Then assess the relevant skill on a fresh, fully specified case. Confirm it was not previously practised with feedback; solve and check the new case before assigning it. A follow-up design prompt is a starting brief, not automatically an equivalent test.</w:t>
+      <w:pPr>
+        <w:spacing w:line="336" w:lineRule="auto" w:after="180"/>
+        <w:shd w:fill="F1F6FC"/>
+      </w:pPr>
+      <w:r>
+        <w:rPr>
+          <w:b w:val="0"/>
+        </w:rPr>
+        <w:t xml:space="preserve">Do not penalise an honestly recorded model failure if the learner correctly explains its </w:t>
+      </w:r>
+      <w:r>
+        <w:rPr>
+          <w:b/>
+        </w:rPr>
+        <w:t>evidence</w:t>
+      </w:r>
+      <w:r>
+        <w:rPr>
+          <w:b w:val="0"/>
+        </w:rPr>
+        <w:t xml:space="preserve"> and limits.</w:t>
       </w:r>
     </w:p>
     <w:p>
       <w:pPr>
-        <w:pStyle w:val="Heading1"/>
-      </w:pPr>
-      <w:r>
-        <w:t>06. Connect the project, support and next lesson</w:t>
+        <w:pStyle w:val="Heading3"/>
+      </w:pPr>
+      <w:r>
+        <w:t>Feedback that the learner uses</w:t>
       </w:r>
     </w:p>
     <w:p>
-      <w:r>
-        <w:t>For Grounded Learning Service, use this week’s independent task as a rehearsal for the final evidence pack: Six cases: five expected outcomes pass; one denied request still performs restricted lookup. Compute case pass rate and release implication. Keep actual observations separate from expected results, preserve failures, compare a baseline and explain the limits.</w:t>
+      <w:pPr>
+        <w:spacing w:line="336" w:lineRule="auto" w:after="180"/>
+      </w:pPr>
+      <w:r>
+        <w:rPr>
+          <w:b w:val="0"/>
+        </w:rPr>
+        <w:t>Name the earliest unsupported step and give one action to repair it. Have the learner make that repair now and explain why. Then assess the relevant skill on a fresh, fully specified case.</w:t>
       </w:r>
     </w:p>
     <w:p>
-      <w:r>
-        <w:t>Provide an input/procedure/result/limit frame and a calculator when needed. Ask students to identify the first step before completing the whole trace. Extension: compare two concrete variants of this mechanism while holding unrelated conditions fixed; report both successful and unsuccessful outcomes.</w:t>
+      <w:pPr>
+        <w:spacing w:line="336" w:lineRule="auto" w:after="180"/>
+      </w:pPr>
+      <w:r>
+        <w:rPr>
+          <w:b w:val="0"/>
+        </w:rPr>
+        <w:t>Confirm it was not previously practised with feedback; solve and check the new case before assigning it. A follow-up design prompt is a starting brief, not automatically an equivalent test.</w:t>
       </w:r>
     </w:p>
     <w:p>
-      <w:r>
-        <w:t>Next connection: Capstone release review. Preserve the current case record and retrieve its evidence boundary before moving on.</w:t>
+      <w:pPr>
+        <w:pStyle w:val="Heading1"/>
+      </w:pPr>
+      <w:r>
+        <w:t>06. Connect the project, support and next lesson</w:t>
       </w:r>
     </w:p>
     <w:p>
       <w:r>
-        <w:t>Retain the project ledger and assess a changed case after support. Check the relevant prerequisite before carrying this component forward.</w:t>
+        <w:t>Connect Capstone failure testing to Grounded Learning Service, adapt support and plan a later changed-case check.</w:t>
       </w:r>
     </w:p>
     <w:p>
       <w:pPr>
-        <w:pStyle w:val="Heading3"/>
-      </w:pPr>
-      <w:r>
-        <w:t>Plan the delayed return</w:t>
+        <w:spacing w:line="336" w:lineRule="auto" w:after="180"/>
+      </w:pPr>
+      <w:r>
+        <w:rPr>
+          <w:b w:val="0"/>
+        </w:rPr>
+        <w:t xml:space="preserve">For Grounded Learning Service, use this week’s independent task as a rehearsal for the final </w:t>
+      </w:r>
+      <w:r>
+        <w:rPr>
+          <w:b/>
+        </w:rPr>
+        <w:t>evidence</w:t>
+      </w:r>
+      <w:r>
+        <w:rPr>
+          <w:b w:val="0"/>
+        </w:rPr>
+        <w:t xml:space="preserve"> pack: Six cases: five expected outcomes pass; one denied request still performs restricted lookup.</w:t>
       </w:r>
     </w:p>
     <w:p>
-      <w:r>
-        <w:t>Suggested return points in this level: ai-6/35. Use actual classroom dates, adjusting for holidays and gaps. One, three and six teaching weeks are scheduling choices, not a claimed optimal spacing.</w:t>
+      <w:pPr>
+        <w:spacing w:line="336" w:lineRule="auto" w:after="180"/>
+      </w:pPr>
+      <w:r>
+        <w:rPr>
+          <w:b w:val="0"/>
+        </w:rPr>
+        <w:t xml:space="preserve">Compute case pass rate and release implication. Keep actual </w:t>
+      </w:r>
+      <w:r>
+        <w:rPr>
+          <w:b/>
+        </w:rPr>
+        <w:t>observation</w:t>
+      </w:r>
+      <w:r>
+        <w:rPr>
+          <w:b w:val="0"/>
+        </w:rPr>
+        <w:t>s separate from expected results, preserve failures, compare a baseline and explain the limits.</w:t>
       </w:r>
     </w:p>
     <w:p>
-      <w:r>
-        <w:t>At a delayed check, ask for the idea from memory and a changed application. Compare with the earlier independent response and record support used. For a new level, revisit the previous capstone before checking the new prerequisites.</w:t>
+      <w:pPr>
+        <w:spacing w:line="336" w:lineRule="auto" w:after="180"/>
+      </w:pPr>
+      <w:r>
+        <w:rPr>
+          <w:b w:val="0"/>
+        </w:rPr>
+        <w:t xml:space="preserve">Provide an </w:t>
+      </w:r>
+      <w:r>
+        <w:rPr>
+          <w:b/>
+        </w:rPr>
+        <w:t>input</w:t>
+      </w:r>
+      <w:r>
+        <w:rPr>
+          <w:b w:val="0"/>
+        </w:rPr>
+        <w:t>/procedure/result/limit frame and a calculator when needed. Ask students to identify the first step before completing the whole trace.</w:t>
+      </w:r>
+    </w:p>
+    <w:p>
+      <w:pPr>
+        <w:spacing w:line="336" w:lineRule="auto" w:after="180"/>
+      </w:pPr>
+      <w:r>
+        <w:rPr>
+          <w:b w:val="0"/>
+        </w:rPr>
+        <w:t xml:space="preserve">Extension: compare two concrete variants of this </w:t>
+      </w:r>
+      <w:r>
+        <w:rPr>
+          <w:b/>
+        </w:rPr>
+        <w:t>mechanism</w:t>
+      </w:r>
+      <w:r>
+        <w:rPr>
+          <w:b w:val="0"/>
+        </w:rPr>
+        <w:t xml:space="preserve"> while holding unrelated conditions fixed; report both successful and unsuccessful outcomes.</w:t>
+      </w:r>
+    </w:p>
+    <w:p>
+      <w:pPr>
+        <w:spacing w:line="336" w:lineRule="auto" w:after="180"/>
+      </w:pPr>
+      <w:r>
+        <w:rPr>
+          <w:b w:val="0"/>
+        </w:rPr>
+        <w:t xml:space="preserve">Next connection: Capstone release review. Preserve the current case record and retrieve its </w:t>
+      </w:r>
+      <w:r>
+        <w:rPr>
+          <w:b/>
+        </w:rPr>
+        <w:t>evidence</w:t>
+      </w:r>
+      <w:r>
+        <w:rPr>
+          <w:b w:val="0"/>
+        </w:rPr>
+        <w:t xml:space="preserve"> boundary before moving on.</w:t>
+      </w:r>
+    </w:p>
+    <w:p>
+      <w:pPr>
+        <w:spacing w:line="336" w:lineRule="auto" w:after="180"/>
+      </w:pPr>
+      <w:r>
+        <w:rPr>
+          <w:b w:val="0"/>
+        </w:rPr>
+        <w:t>Retain the project ledger and assess a changed case after support. Check the relevant prerequisite before carrying this component forward.</w:t>
+      </w:r>
+    </w:p>
+    <w:p>
+      <w:pPr>
+        <w:pStyle w:val="Heading3"/>
+      </w:pPr>
+      <w:r>
+        <w:t>Plan the delayed return</w:t>
+      </w:r>
+    </w:p>
+    <w:p>
+      <w:pPr>
+        <w:spacing w:line="336" w:lineRule="auto" w:after="180"/>
+      </w:pPr>
+      <w:r>
+        <w:rPr>
+          <w:b w:val="0"/>
+        </w:rPr>
+        <w:t>Suggested return points in this level: ai-6/35. Use actual classroom dates, adjusting for holidays and gaps. One, three and six teaching weeks are scheduling choices, not a claimed optimal spacing.</w:t>
+      </w:r>
+    </w:p>
+    <w:p>
+      <w:pPr>
+        <w:spacing w:line="336" w:lineRule="auto" w:after="180"/>
+      </w:pPr>
+      <w:r>
+        <w:rPr>
+          <w:b w:val="0"/>
+        </w:rPr>
+        <w:t>At a delayed check, ask for the idea from memory and a changed application. Compare with the earlier independent response and record support used.</w:t>
+      </w:r>
+    </w:p>
+    <w:p>
+      <w:pPr>
+        <w:spacing w:line="336" w:lineRule="auto" w:after="180"/>
+      </w:pPr>
+      <w:r>
+        <w:rPr>
+          <w:b w:val="0"/>
+        </w:rPr>
+        <w:t>For a new level, revisit the previous capstone before checking the new prerequisites.</w:t>
       </w:r>
     </w:p>
     <w:tbl>
@@ -1921,8 +3893,26 @@
       </w:tr>
     </w:tbl>
     <w:p>
-      <w:r>
-        <w:t>Use the evidence to choose reteaching or the next step. A completed page, confidence rating or attractive project does not by itself demonstrate understanding.</w:t>
+      <w:pPr>
+        <w:spacing w:line="336" w:lineRule="auto" w:after="180"/>
+      </w:pPr>
+      <w:r>
+        <w:rPr>
+          <w:b w:val="0"/>
+        </w:rPr>
+        <w:t xml:space="preserve">Use the </w:t>
+      </w:r>
+      <w:r>
+        <w:rPr>
+          <w:b/>
+        </w:rPr>
+        <w:t>evidence</w:t>
+      </w:r>
+      <w:r>
+        <w:rPr>
+          <w:b w:val="0"/>
+        </w:rPr>
+        <w:t xml:space="preserve"> to choose reteaching or the next step. A completed page, confidence rating or attractive project does not by itself demonstrate understanding.</w:t>
       </w:r>
     </w:p>
     <w:p>
@@ -1934,8 +3924,26 @@
       </w:r>
     </w:p>
     <w:p>
-      <w:r>
-        <w:t>For the Grounded Learning Service, retain an annotated trace and the changed-case result. Name the contract or evidence that makes the deciding step valid, so another team can review it.</w:t>
+      <w:pPr>
+        <w:spacing w:line="336" w:lineRule="auto" w:after="180"/>
+      </w:pPr>
+      <w:r>
+        <w:rPr>
+          <w:b w:val="0"/>
+        </w:rPr>
+        <w:t xml:space="preserve">For the Grounded Learning Service, retain an annotated trace and the changed-case result. Name the contract or </w:t>
+      </w:r>
+      <w:r>
+        <w:rPr>
+          <w:b/>
+        </w:rPr>
+        <w:t>evidence</w:t>
+      </w:r>
+      <w:r>
+        <w:rPr>
+          <w:b w:val="0"/>
+        </w:rPr>
+        <w:t xml:space="preserve"> that makes the deciding step valid, so another team can review it.</w:t>
       </w:r>
     </w:p>
     <w:p>
@@ -1948,12 +3956,62 @@
     </w:p>
     <w:p>
       <w:r>
-        <w:t>Teaching target: Explain the mechanism and terminology of capstone failure testing</w:t>
+        <w:t>Use this preparation summary alongside the detailed Capstone failure testing lesson; it is a checklist rather than a replacement for the full sequence.</w:t>
       </w:r>
     </w:p>
     <w:p>
-      <w:r>
-        <w:t>Prepare the labelled worked-case picture, the matching workbook, fictional input cards and a place for individual responses. Check a local Python 3 environment before class; have a paper-trace version ready.</w:t>
+      <w:pPr>
+        <w:pStyle w:val="Heading3"/>
+      </w:pPr>
+      <w:r>
+        <w:t>Teaching target</w:t>
+      </w:r>
+    </w:p>
+    <w:p>
+      <w:pPr>
+        <w:spacing w:line="336" w:lineRule="auto" w:after="180"/>
+        <w:shd w:fill="EDF7F3"/>
+      </w:pPr>
+      <w:r>
+        <w:rPr>
+          <w:b w:val="0"/>
+        </w:rPr>
+        <w:t xml:space="preserve">Teaching target: Explain the </w:t>
+      </w:r>
+      <w:r>
+        <w:rPr>
+          <w:b/>
+        </w:rPr>
+        <w:t>mechanism</w:t>
+      </w:r>
+      <w:r>
+        <w:rPr>
+          <w:b w:val="0"/>
+        </w:rPr>
+        <w:t xml:space="preserve"> and terminology of capstone failure testing</w:t>
+      </w:r>
+    </w:p>
+    <w:p>
+      <w:pPr>
+        <w:spacing w:line="336" w:lineRule="auto" w:after="180"/>
+      </w:pPr>
+      <w:r>
+        <w:rPr>
+          <w:b w:val="0"/>
+        </w:rPr>
+        <w:t xml:space="preserve">Prepare the labelled worked-case picture, the matching workbook, fictional </w:t>
+      </w:r>
+      <w:r>
+        <w:rPr>
+          <w:b/>
+        </w:rPr>
+        <w:t>input</w:t>
+      </w:r>
+      <w:r>
+        <w:rPr>
+          <w:b w:val="0"/>
+        </w:rPr>
+        <w:t xml:space="preserve"> cards and a place for individual responses. Check a local Python 3 environment before class; have a paper-trace version ready.</w:t>
       </w:r>
     </w:p>
     <w:tbl>
@@ -2100,37 +4158,206 @@
       </w:tr>
     </w:tbl>
     <w:p>
-      <w:r>
-        <w:t>Before class, solve the supported practice: Four cases: malformed request, student teacher-guide request, missing register, valid current record. Two deny, one reviews, one supports; no restricted reads occur. Show the intermediate steps and give the conclusion with its scope.</w:t>
+      <w:pPr>
+        <w:spacing w:line="336" w:lineRule="auto" w:after="180"/>
+      </w:pPr>
+      <w:r>
+        <w:rPr>
+          <w:b w:val="0"/>
+        </w:rPr>
+        <w:t>Before class, solve the supported practice: Four cases: malformed request, student teacher-guide request, missing register, valid current record. Two deny, one reviews, one supports; no restricted reads occur.</w:t>
       </w:r>
     </w:p>
     <w:p>
-      <w:r>
-        <w:t>Reasoned practice answer: Teacher explanation: All four meet their expected condition if responses and traces agree. Denial/review are successful contract outcomes, not automatic test failures.</w:t>
+      <w:pPr>
+        <w:spacing w:line="336" w:lineRule="auto" w:after="180"/>
+      </w:pPr>
+      <w:r>
+        <w:rPr>
+          <w:b w:val="0"/>
+        </w:rPr>
+        <w:t>Show the intermediate steps and give the conclusion with its scope.</w:t>
       </w:r>
     </w:p>
     <w:p>
-      <w:r>
-        <w:t>Check every learner before discussion: Use the worked case for Capstone failure testing. Proposed explanation: “The worked result establishes every future case”. Decide whether this explanation is supported. Point to the step or supplied fact that decides; explain your repair if needed.</w:t>
+      <w:pPr>
+        <w:pStyle w:val="Heading3"/>
+      </w:pPr>
+      <w:r>
+        <w:t>Supported practice answer</w:t>
       </w:r>
     </w:p>
     <w:p>
-      <w:r>
-        <w:t>Misconception repair: A case passes only all its declared response and trace requirements, not merely a convenient status code.</w:t>
+      <w:pPr>
+        <w:spacing w:line="336" w:lineRule="auto" w:after="180"/>
+        <w:shd w:fill="F1F6FC"/>
+      </w:pPr>
+      <w:r>
+        <w:rPr>
+          <w:b w:val="0"/>
+        </w:rPr>
+        <w:t>Reasoned practice answer: Teacher explanation: All four meet their expected condition if responses and traces agree. Denial/review are successful contract outcomes, not automatic test failures.</w:t>
       </w:r>
     </w:p>
     <w:p>
-      <w:r>
-        <w:t>Support: read the exact case aloud, enlarge the labelled picture, supply input cards and model only the first deciding step. Accept a spoken explanation or drawing; retain the reasoning goal.</w:t>
+      <w:pPr>
+        <w:spacing w:line="336" w:lineRule="auto" w:after="180"/>
+      </w:pPr>
+      <w:r>
+        <w:rPr>
+          <w:b w:val="0"/>
+        </w:rPr>
+        <w:t>Check every learner before discussion: Use the worked case for Capstone failure testing. Proposed explanation: “The worked result establishes every future case”. Decide whether this explanation is supported.</w:t>
       </w:r>
     </w:p>
     <w:p>
-      <w:r>
-        <w:t>Extension: Make retrieval unavailable as well. Require a prediction and a reason before comparing. Expected result: Return unsupported or unavailable; do not use the factual template. Reason: A template can phrase evidence but cannot replace missing evidence.</w:t>
+      <w:pPr>
+        <w:spacing w:line="336" w:lineRule="auto" w:after="180"/>
+      </w:pPr>
+      <w:r>
+        <w:rPr>
+          <w:b w:val="0"/>
+        </w:rPr>
+        <w:t>Point to the step or supplied fact that decides; explain your repair if needed.</w:t>
       </w:r>
     </w:p>
     <w:p>
-      <w:r>
+      <w:pPr>
+        <w:pStyle w:val="Heading3"/>
+      </w:pPr>
+      <w:r>
+        <w:t>Repair the misconception</w:t>
+      </w:r>
+    </w:p>
+    <w:p>
+      <w:pPr>
+        <w:spacing w:line="336" w:lineRule="auto" w:after="180"/>
+        <w:shd w:fill="FFF5E6"/>
+      </w:pPr>
+      <w:r>
+        <w:rPr>
+          <w:b w:val="0"/>
+        </w:rPr>
+        <w:t>Misconception repair: A case passes only all its declared response and trace requirements, not merely a convenient status code.</w:t>
+      </w:r>
+    </w:p>
+    <w:p>
+      <w:pPr>
+        <w:pStyle w:val="Heading3"/>
+      </w:pPr>
+      <w:r>
+        <w:t>Support without giving away the answer</w:t>
+      </w:r>
+    </w:p>
+    <w:p>
+      <w:pPr>
+        <w:spacing w:line="336" w:lineRule="auto" w:after="180"/>
+        <w:shd w:fill="F1F6F8"/>
+      </w:pPr>
+      <w:r>
+        <w:rPr>
+          <w:b w:val="0"/>
+        </w:rPr>
+        <w:t xml:space="preserve">Support: read the exact case aloud, enlarge the labelled picture, supply </w:t>
+      </w:r>
+      <w:r>
+        <w:rPr>
+          <w:b/>
+        </w:rPr>
+        <w:t>input</w:t>
+      </w:r>
+      <w:r>
+        <w:rPr>
+          <w:b w:val="0"/>
+        </w:rPr>
+        <w:t xml:space="preserve"> cards and model only the first deciding step. Accept a spoken explanation or drawing; retain the reasoning goal.</w:t>
+      </w:r>
+    </w:p>
+    <w:p>
+      <w:pPr>
+        <w:pStyle w:val="Heading3"/>
+      </w:pPr>
+      <w:r>
+        <w:t>Extend the reasoning</w:t>
+      </w:r>
+    </w:p>
+    <w:p>
+      <w:pPr>
+        <w:spacing w:line="336" w:lineRule="auto" w:after="180"/>
+        <w:shd w:fill="F5F1FB"/>
+      </w:pPr>
+      <w:r>
+        <w:rPr>
+          <w:b w:val="0"/>
+        </w:rPr>
+        <w:t xml:space="preserve">Extension: Make retrieval unavailable as well. Require a </w:t>
+      </w:r>
+      <w:r>
+        <w:rPr>
+          <w:b/>
+        </w:rPr>
+        <w:t>prediction</w:t>
+      </w:r>
+      <w:r>
+        <w:rPr>
+          <w:b w:val="0"/>
+        </w:rPr>
+        <w:t xml:space="preserve"> and a reason before comparing. Expected result: Return unsupported or unavailable; do not use the factual template.</w:t>
+      </w:r>
+    </w:p>
+    <w:p>
+      <w:pPr>
+        <w:spacing w:line="336" w:lineRule="auto" w:after="180"/>
+        <w:shd w:fill="F5F1FB"/>
+      </w:pPr>
+      <w:r>
+        <w:rPr>
+          <w:b w:val="0"/>
+        </w:rPr>
+        <w:t xml:space="preserve">Reason: A template can phrase </w:t>
+      </w:r>
+      <w:r>
+        <w:rPr>
+          <w:b/>
+        </w:rPr>
+        <w:t>evidence</w:t>
+      </w:r>
+      <w:r>
+        <w:rPr>
+          <w:b w:val="0"/>
+        </w:rPr>
+        <w:t xml:space="preserve"> but cannot replace missing </w:t>
+      </w:r>
+      <w:r>
+        <w:rPr>
+          <w:b/>
+        </w:rPr>
+        <w:t>evidence</w:t>
+      </w:r>
+      <w:r>
+        <w:rPr>
+          <w:b w:val="0"/>
+        </w:rPr>
+        <w:t>.</w:t>
+      </w:r>
+    </w:p>
+    <w:p>
+      <w:pPr>
+        <w:pStyle w:val="Heading3"/>
+      </w:pPr>
+      <w:r>
+        <w:t>Protect the independent attempt</w:t>
+      </w:r>
+    </w:p>
+    <w:p>
+      <w:pPr>
+        <w:spacing w:line="336" w:lineRule="auto" w:after="180"/>
+        <w:shd w:fill="FFF5E6"/>
+      </w:pPr>
+      <w:r>
+        <w:rPr>
+          <w:b w:val="0"/>
+        </w:rPr>
         <w:t>Independent assessment: withhold the reserved answer until the learner has attempted the new case. Record support separately from correctness.</w:t>
       </w:r>
     </w:p>
@@ -2319,46 +4546,1075 @@
       </w:tr>
     </w:tbl>
     <w:p>
-      <w:r>
-        <w:t>Project checkpoint: Present and defend. Demonstrate the system, explain one failure and justify the next improvement with evidence.</w:t>
+      <w:pPr>
+        <w:pStyle w:val="Heading3"/>
+      </w:pPr>
+      <w:r>
+        <w:t>Project checkpoint</w:t>
       </w:r>
     </w:p>
     <w:p>
-      <w:r>
-        <w:t>Use the weekly teacher answer for topic-specific reasoning. A saved progress tick is an activity record; judge mastery from the learner’s explanation and evidence.</w:t>
+      <w:pPr>
+        <w:spacing w:line="336" w:lineRule="auto" w:after="180"/>
+        <w:shd w:fill="EDF7F3"/>
+      </w:pPr>
+      <w:r>
+        <w:rPr>
+          <w:b w:val="0"/>
+        </w:rPr>
+        <w:t xml:space="preserve">Project checkpoint: Present and defend. Demonstrate the system, explain one failure and justify the next improvement with </w:t>
+      </w:r>
+      <w:r>
+        <w:rPr>
+          <w:b/>
+        </w:rPr>
+        <w:t>evidence</w:t>
+      </w:r>
+      <w:r>
+        <w:rPr>
+          <w:b w:val="0"/>
+        </w:rPr>
+        <w:t>.</w:t>
       </w:r>
     </w:p>
     <w:p>
       <w:pPr>
-        <w:pStyle w:val="Heading1"/>
-      </w:pPr>
-      <w:r>
-        <w:t>08. Use feedback, labs and repair paths</w:t>
+        <w:spacing w:line="336" w:lineRule="auto" w:after="180"/>
+      </w:pPr>
+      <w:r>
+        <w:rPr>
+          <w:b w:val="0"/>
+        </w:rPr>
+        <w:t xml:space="preserve">Use the weekly teacher answer for topic-specific reasoning. A saved progress tick is an activity record; judge mastery from the learner’s explanation and </w:t>
+      </w:r>
+      <w:r>
+        <w:rPr>
+          <w:b/>
+        </w:rPr>
+        <w:t>evidence</w:t>
+      </w:r>
+      <w:r>
+        <w:rPr>
+          <w:b w:val="0"/>
+        </w:rPr>
+        <w:t>.</w:t>
       </w:r>
     </w:p>
     <w:p>
-      <w:r>
-        <w:t>Use the two formative questions as supported practice, not as independent mastery scores. Discuss the deciding evidence rather than accepting a guessed selection.</w:t>
+      <w:pPr>
+        <w:pStyle w:val="Heading1"/>
+      </w:pPr>
+      <w:r>
+        <w:t>08. Use feedback, labs and repair paths</w:t>
       </w:r>
     </w:p>
     <w:p>
       <w:r>
-        <w:t>The feedback comes from the reviewed public worked case. Do not reveal the separately reserved independent teacher answer until the learner has attempted that case.</w:t>
+        <w:t>Use feedback, earlier review and portfolios purposefully. Apply the coding routine only when this lesson has an executable lab.</w:t>
       </w:r>
     </w:p>
     <w:p>
-      <w:r>
-        <w:t>Ask students to predict before running code. Preserve errors and actual outputs; collect a changed test and an explanation. The branch-boundary and indexing lessons deliberately include failure cases.</w:t>
+      <w:pPr>
+        <w:spacing w:line="336" w:lineRule="auto" w:after="180"/>
+      </w:pPr>
+      <w:r>
+        <w:rPr>
+          <w:b w:val="0"/>
+        </w:rPr>
+        <w:t xml:space="preserve">Use the two formative questions as supported practice, not as independent mastery scores. Discuss the deciding </w:t>
+      </w:r>
+      <w:r>
+        <w:rPr>
+          <w:b/>
+        </w:rPr>
+        <w:t>evidence</w:t>
+      </w:r>
+      <w:r>
+        <w:rPr>
+          <w:b w:val="0"/>
+        </w:rPr>
+        <w:t xml:space="preserve"> rather than accepting a guessed selection.</w:t>
       </w:r>
     </w:p>
     <w:p>
-      <w:r>
-        <w:t>Use the earlier worked-explanation links to address a specific missing building block, then return to the current question. Adapt this suggestion after observing the learner; it is not an automatic diagnosis.</w:t>
+      <w:pPr>
+        <w:spacing w:line="336" w:lineRule="auto" w:after="180"/>
+      </w:pPr>
+      <w:r>
+        <w:rPr>
+          <w:b w:val="0"/>
+        </w:rPr>
+        <w:t>The feedback comes from the reviewed public worked case. Do not reveal the separately reserved independent teacher answer until the learner has attempted that case.</w:t>
       </w:r>
     </w:p>
     <w:p>
-      <w:r>
-        <w:t>Collect the completed-work portfolio as evidence. Record support separately from correctness, and assess explanation, trace/test and limitations. Progress ticks and quiz selections alone do not establish mastery.</w:t>
+      <w:pPr>
+        <w:pStyle w:val="Heading3"/>
+      </w:pPr>
+      <w:r>
+        <w:t>For later coding lessons</w:t>
+      </w:r>
+    </w:p>
+    <w:p>
+      <w:r>
+        <w:t>This week has no code block. Use this routine when a later lesson includes an executable lab.</w:t>
+      </w:r>
+    </w:p>
+    <w:p>
+      <w:pPr>
+        <w:spacing w:line="336" w:lineRule="auto" w:after="180"/>
+        <w:shd w:fill="F1F6F8"/>
+      </w:pPr>
+      <w:r>
+        <w:rPr>
+          <w:b w:val="0"/>
+        </w:rPr>
+        <w:t xml:space="preserve">Ask students to predict before running code. Preserve errors and actual </w:t>
+      </w:r>
+      <w:r>
+        <w:rPr>
+          <w:b/>
+        </w:rPr>
+        <w:t>output</w:t>
+      </w:r>
+      <w:r>
+        <w:rPr>
+          <w:b w:val="0"/>
+        </w:rPr>
+        <w:t>s; collect a changed test and an explanation. The branch-boundary and indexing lessons deliberately include failure cases.</w:t>
+      </w:r>
+    </w:p>
+    <w:p>
+      <w:pPr>
+        <w:spacing w:line="336" w:lineRule="auto" w:after="180"/>
+      </w:pPr>
+      <w:r>
+        <w:rPr>
+          <w:b w:val="0"/>
+        </w:rPr>
+        <w:t>Use the earlier worked-explanation links to address a specific missing building block, then return to the current question. Adapt this suggestion after observing the learner; it is not an automatic diagnosis.</w:t>
+      </w:r>
+    </w:p>
+    <w:p>
+      <w:pPr>
+        <w:spacing w:line="336" w:lineRule="auto" w:after="180"/>
+      </w:pPr>
+      <w:r>
+        <w:rPr>
+          <w:b w:val="0"/>
+        </w:rPr>
+        <w:t xml:space="preserve">Collect the completed-work portfolio as </w:t>
+      </w:r>
+      <w:r>
+        <w:rPr>
+          <w:b/>
+        </w:rPr>
+        <w:t>evidence</w:t>
+      </w:r>
+      <w:r>
+        <w:rPr>
+          <w:b w:val="0"/>
+        </w:rPr>
+        <w:t>. Record support separately from correctness, and assess explanation, trace/test and limitations. Progress ticks and quiz selections alone do not establish mastery.</w:t>
+      </w:r>
+    </w:p>
+    <w:p>
+      <w:pPr>
+        <w:pStyle w:val="Heading1"/>
+      </w:pPr>
+      <w:r>
+        <w:t>09. Visual concept journey</w:t>
+      </w:r>
+    </w:p>
+    <w:p>
+      <w:r>
+        <w:t>Show one Capstone failure testing graphic at a time, request a prediction and discuss its trace before the independent assessment.</w:t>
+      </w:r>
+    </w:p>
+    <w:p>
+      <w:pPr>
+        <w:spacing w:line="336" w:lineRule="auto" w:after="180"/>
+      </w:pPr>
+      <w:r>
+        <w:rPr>
+          <w:b w:val="0"/>
+        </w:rPr>
+        <w:t xml:space="preserve">Use one picture at a time. Hide a worked result before asking for a </w:t>
+      </w:r>
+      <w:r>
+        <w:rPr>
+          <w:b/>
+        </w:rPr>
+        <w:t>prediction</w:t>
+      </w:r>
+      <w:r>
+        <w:rPr>
+          <w:b w:val="0"/>
+        </w:rPr>
+        <w:t>, then reveal it for feedback. These are supported teaching cases; retain the separate independent assessment for a fresh first attempt.</w:t>
+      </w:r>
+    </w:p>
+    <w:p>
+      <w:pPr>
+        <w:pStyle w:val="Heading3"/>
+      </w:pPr>
+      <w:r>
+        <w:t>01. Capstone failure testing: the case</w:t>
+      </w:r>
+    </w:p>
+    <w:p>
+      <w:r>
+        <w:drawing>
+          <wp:inline xmlns:a="http://schemas.openxmlformats.org/drawingml/2006/main" xmlns:pic="http://schemas.openxmlformats.org/drawingml/2006/picture">
+            <wp:extent cx="5486400" cy="2834640"/>
+            <wp:docPr id="2" name="Picture 2" descr="Inject one component failure. A capstone test blocks model drafting after a successful approved-card retrieval. Supplied facts: F4 records club time 15:00. The contract permits a checked fixed-template answer when drafting is unavailable."/>
+            <wp:cNvGraphicFramePr>
+              <a:graphicFrameLocks noChangeAspect="1"/>
+            </wp:cNvGraphicFramePr>
+            <a:graphic>
+              <a:graphicData uri="http://schemas.openxmlformats.org/drawingml/2006/picture">
+                <pic:pic>
+                  <pic:nvPicPr>
+                    <pic:cNvPr id="0" name="academy-story-ai-6-34-01.png"/>
+                    <pic:cNvPicPr/>
+                  </pic:nvPicPr>
+                  <pic:blipFill>
+                    <a:blip r:embed="rId10"/>
+                    <a:stretch>
+                      <a:fillRect/>
+                    </a:stretch>
+                  </pic:blipFill>
+                  <pic:spPr>
+                    <a:xfrm>
+                      <a:off x="0" y="0"/>
+                      <a:ext cx="5486400" cy="2834640"/>
+                    </a:xfrm>
+                    <a:prstGeom prst="rect"/>
+                  </pic:spPr>
+                </pic:pic>
+              </a:graphicData>
+            </a:graphic>
+          </wp:inline>
+        </w:drawing>
+      </w:r>
+    </w:p>
+    <w:p>
+      <w:pPr>
+        <w:spacing w:line="336" w:lineRule="auto" w:after="180"/>
+      </w:pPr>
+      <w:r>
+        <w:rPr>
+          <w:b w:val="0"/>
+        </w:rPr>
+        <w:t>Inject one component failure. A capstone test blocks model drafting after a successful approved-card retrieval. Supplied facts: F4 records club time 15:00.</w:t>
+      </w:r>
+    </w:p>
+    <w:p>
+      <w:pPr>
+        <w:spacing w:line="336" w:lineRule="auto" w:after="180"/>
+      </w:pPr>
+      <w:r>
+        <w:rPr>
+          <w:b w:val="0"/>
+        </w:rPr>
+        <w:t>The contract permits a checked fixed-template answer when drafting is unavailable.</w:t>
+      </w:r>
+    </w:p>
+    <w:p>
+      <w:pPr>
+        <w:spacing w:line="336" w:lineRule="auto" w:after="180"/>
+        <w:shd w:fill="F5F1FB"/>
+      </w:pPr>
+      <w:r>
+        <w:rPr>
+          <w:b w:val="0"/>
+        </w:rPr>
+        <w:t>Point to the given fact that matters most. Explain why it matters.</w:t>
+      </w:r>
+    </w:p>
+    <w:p>
+      <w:pPr>
+        <w:pStyle w:val="Heading3"/>
+      </w:pPr>
+      <w:r>
+        <w:t>Discuss while showing the picture</w:t>
+      </w:r>
+    </w:p>
+    <w:p>
+      <w:pPr>
+        <w:spacing w:line="336" w:lineRule="auto" w:after="180"/>
+        <w:shd w:fill="F1F6F8"/>
+      </w:pPr>
+      <w:r>
+        <w:rPr>
+          <w:b w:val="0"/>
+        </w:rPr>
+        <w:t>Teacher prompt: Point to the given fact that matters most. Explain why it matters. Ask learners to describe one label or arrow in ordinary words. Use the adjacent transcript if the image is difficult to see.</w:t>
+      </w:r>
+    </w:p>
+    <w:p>
+      <w:pPr>
+        <w:pStyle w:val="Heading3"/>
+      </w:pPr>
+      <w:r>
+        <w:t>02. Follow the deciding steps</w:t>
+      </w:r>
+    </w:p>
+    <w:p>
+      <w:r>
+        <w:drawing>
+          <wp:inline xmlns:a="http://schemas.openxmlformats.org/drawingml/2006/main" xmlns:pic="http://schemas.openxmlformats.org/drawingml/2006/picture">
+            <wp:extent cx="5486400" cy="3182112"/>
+            <wp:docPr id="3" name="Picture 3" descr="Verify source: Retrieval supplies F4 and the time 15:00. → Inject failure: Disable drafting without changing source evidence. → Use bounded fallback: Return the checked template citing F4 and record degraded operation."/>
+            <wp:cNvGraphicFramePr>
+              <a:graphicFrameLocks noChangeAspect="1"/>
+            </wp:cNvGraphicFramePr>
+            <a:graphic>
+              <a:graphicData uri="http://schemas.openxmlformats.org/drawingml/2006/picture">
+                <pic:pic>
+                  <pic:nvPicPr>
+                    <pic:cNvPr id="0" name="academy-story-ai-6-34-02.png"/>
+                    <pic:cNvPicPr/>
+                  </pic:nvPicPr>
+                  <pic:blipFill>
+                    <a:blip r:embed="rId11"/>
+                    <a:stretch>
+                      <a:fillRect/>
+                    </a:stretch>
+                  </pic:blipFill>
+                  <pic:spPr>
+                    <a:xfrm>
+                      <a:off x="0" y="0"/>
+                      <a:ext cx="5486400" cy="3182112"/>
+                    </a:xfrm>
+                    <a:prstGeom prst="rect"/>
+                  </pic:spPr>
+                </pic:pic>
+              </a:graphicData>
+            </a:graphic>
+          </wp:inline>
+        </w:drawing>
+      </w:r>
+    </w:p>
+    <w:p>
+      <w:pPr>
+        <w:spacing w:line="336" w:lineRule="auto" w:after="180"/>
+      </w:pPr>
+      <w:r>
+        <w:rPr>
+          <w:b w:val="0"/>
+        </w:rPr>
+        <w:t xml:space="preserve">Verify source: Retrieval supplies F4 and the time 15:00. → Inject failure: Disable drafting without changing source </w:t>
+      </w:r>
+      <w:r>
+        <w:rPr>
+          <w:b/>
+        </w:rPr>
+        <w:t>evidence</w:t>
+      </w:r>
+      <w:r>
+        <w:rPr>
+          <w:b w:val="0"/>
+        </w:rPr>
+        <w:t>. → Use bounded fallback: Return the checked template citing F4 and record degraded operation.</w:t>
+      </w:r>
+    </w:p>
+    <w:p>
+      <w:pPr>
+        <w:spacing w:line="336" w:lineRule="auto" w:after="180"/>
+        <w:shd w:fill="F5F1FB"/>
+      </w:pPr>
+      <w:r>
+        <w:rPr>
+          <w:b w:val="0"/>
+        </w:rPr>
+        <w:t xml:space="preserve">Point to each numbered stage and explain which recorded </w:t>
+      </w:r>
+      <w:r>
+        <w:rPr>
+          <w:b/>
+        </w:rPr>
+        <w:t>input</w:t>
+      </w:r>
+      <w:r>
+        <w:rPr>
+          <w:b w:val="0"/>
+        </w:rPr>
+        <w:t xml:space="preserve"> it uses.</w:t>
+      </w:r>
+    </w:p>
+    <w:p>
+      <w:pPr>
+        <w:pStyle w:val="Heading3"/>
+      </w:pPr>
+      <w:r>
+        <w:t>Discuss while showing the picture</w:t>
+      </w:r>
+    </w:p>
+    <w:p>
+      <w:pPr>
+        <w:spacing w:line="336" w:lineRule="auto" w:after="180"/>
+        <w:shd w:fill="F1F6F8"/>
+      </w:pPr>
+      <w:r>
+        <w:rPr>
+          <w:b w:val="0"/>
+        </w:rPr>
+        <w:t xml:space="preserve">Teacher prompt: Point to each numbered stage and explain which recorded </w:t>
+      </w:r>
+      <w:r>
+        <w:rPr>
+          <w:b/>
+        </w:rPr>
+        <w:t>input</w:t>
+      </w:r>
+      <w:r>
+        <w:rPr>
+          <w:b w:val="0"/>
+        </w:rPr>
+        <w:t xml:space="preserve"> it uses. Ask learners to describe one label or arrow in ordinary words. Use the adjacent transcript if the image is difficult to see.</w:t>
+      </w:r>
+    </w:p>
+    <w:p>
+      <w:pPr>
+        <w:pStyle w:val="Heading3"/>
+      </w:pPr>
+      <w:r>
+        <w:t>03. Capstone failure testing — evidence trace</w:t>
+      </w:r>
+    </w:p>
+    <w:p>
+      <w:r>
+        <w:drawing>
+          <wp:inline xmlns:a="http://schemas.openxmlformats.org/drawingml/2006/main" xmlns:pic="http://schemas.openxmlformats.org/drawingml/2006/picture">
+            <wp:extent cx="5486400" cy="2843784"/>
+            <wp:docPr id="4" name="Picture 4" descr="Capstone failure testing — evidence trace. Four cases: malformed request, student teacher-guide request, missing register, valid current record. Two deny, one reviews, one supports; no restricted reads occur. | Use a failure matrix linking condition to expected response and forbidden calls. Test both visible result and operation trace. Preserve failed fixtures for regression checks. | All four meet their expected condition if responses and traces agree. Denial/review are successful contract outcomes, not automatic test failures."/>
+            <wp:cNvGraphicFramePr>
+              <a:graphicFrameLocks noChangeAspect="1"/>
+            </wp:cNvGraphicFramePr>
+            <a:graphic>
+              <a:graphicData uri="http://schemas.openxmlformats.org/drawingml/2006/picture">
+                <pic:pic>
+                  <pic:nvPicPr>
+                    <pic:cNvPr id="0" name="academy-story-ai-6-34-03.png"/>
+                    <pic:cNvPicPr/>
+                  </pic:nvPicPr>
+                  <pic:blipFill>
+                    <a:blip r:embed="rId12"/>
+                    <a:stretch>
+                      <a:fillRect/>
+                    </a:stretch>
+                  </pic:blipFill>
+                  <pic:spPr>
+                    <a:xfrm>
+                      <a:off x="0" y="0"/>
+                      <a:ext cx="5486400" cy="2843784"/>
+                    </a:xfrm>
+                    <a:prstGeom prst="rect"/>
+                  </pic:spPr>
+                </pic:pic>
+              </a:graphicData>
+            </a:graphic>
+          </wp:inline>
+        </w:drawing>
+      </w:r>
+    </w:p>
+    <w:p>
+      <w:pPr>
+        <w:spacing w:line="336" w:lineRule="auto" w:after="180"/>
+      </w:pPr>
+      <w:r>
+        <w:rPr>
+          <w:b w:val="0"/>
+        </w:rPr>
+        <w:t xml:space="preserve">Capstone failure testing — </w:t>
+      </w:r>
+      <w:r>
+        <w:rPr>
+          <w:b/>
+        </w:rPr>
+        <w:t>evidence</w:t>
+      </w:r>
+      <w:r>
+        <w:rPr>
+          <w:b w:val="0"/>
+        </w:rPr>
+        <w:t xml:space="preserve"> trace. Four cases: malformed request, student teacher-guide request, missing register, valid current record.</w:t>
+      </w:r>
+    </w:p>
+    <w:p>
+      <w:pPr>
+        <w:spacing w:line="336" w:lineRule="auto" w:after="180"/>
+      </w:pPr>
+      <w:r>
+        <w:rPr>
+          <w:b w:val="0"/>
+        </w:rPr>
+        <w:t xml:space="preserve">Two deny, one reviews, one supports; no restricted reads occur. | Use a </w:t>
+      </w:r>
+      <w:r>
+        <w:rPr>
+          <w:b/>
+        </w:rPr>
+        <w:t>failure matrix</w:t>
+      </w:r>
+      <w:r>
+        <w:rPr>
+          <w:b w:val="0"/>
+        </w:rPr>
+        <w:t xml:space="preserve"> linking condition to expected response and forbidden calls. Test both visible result and operation trace.</w:t>
+      </w:r>
+    </w:p>
+    <w:p>
+      <w:pPr>
+        <w:spacing w:line="336" w:lineRule="auto" w:after="180"/>
+      </w:pPr>
+      <w:r>
+        <w:rPr>
+          <w:b w:val="0"/>
+        </w:rPr>
+        <w:t>Preserve failed fixtures for regression checks. | All four meet their expected condition if responses and traces agree. Denial/review are successful contract outcomes, not automatic test failures.</w:t>
+      </w:r>
+    </w:p>
+    <w:p>
+      <w:pPr>
+        <w:spacing w:line="336" w:lineRule="auto" w:after="180"/>
+        <w:shd w:fill="F5F1FB"/>
+      </w:pPr>
+      <w:r>
+        <w:rPr>
+          <w:b w:val="0"/>
+        </w:rPr>
+        <w:t>Read the labels and values. Explain the relationship the model shows.</w:t>
+      </w:r>
+    </w:p>
+    <w:p>
+      <w:pPr>
+        <w:pStyle w:val="Heading3"/>
+      </w:pPr>
+      <w:r>
+        <w:t>Discuss while showing the picture</w:t>
+      </w:r>
+    </w:p>
+    <w:p>
+      <w:pPr>
+        <w:spacing w:line="336" w:lineRule="auto" w:after="180"/>
+        <w:shd w:fill="F1F6F8"/>
+      </w:pPr>
+      <w:r>
+        <w:rPr>
+          <w:b w:val="0"/>
+        </w:rPr>
+        <w:t>Teacher prompt: Read the labels and values. Explain the relationship the model shows. Ask learners to describe one label or arrow in ordinary words. Use the adjacent transcript if the image is difficult to see.</w:t>
+      </w:r>
+    </w:p>
+    <w:p>
+      <w:pPr>
+        <w:pStyle w:val="Heading3"/>
+      </w:pPr>
+      <w:r>
+        <w:t>04. Change one thing. Trace what follows.</w:t>
+      </w:r>
+    </w:p>
+    <w:p>
+      <w:r>
+        <w:drawing>
+          <wp:inline xmlns:a="http://schemas.openxmlformats.org/drawingml/2006/main" xmlns:pic="http://schemas.openxmlformats.org/drawingml/2006/picture">
+            <wp:extent cx="5486400" cy="3026664"/>
+            <wp:docPr id="5" name="Picture 5" descr="Original case: Return the checked template citing F4 and record degraded operation. Changed condition: Make retrieval unavailable as well. Expected result: Return unsupported or unavailable; do not use the factual template. Reason: A template can phrase evidence but cannot replace missing evidence."/>
+            <wp:cNvGraphicFramePr>
+              <a:graphicFrameLocks noChangeAspect="1"/>
+            </wp:cNvGraphicFramePr>
+            <a:graphic>
+              <a:graphicData uri="http://schemas.openxmlformats.org/drawingml/2006/picture">
+                <pic:pic>
+                  <pic:nvPicPr>
+                    <pic:cNvPr id="0" name="academy-story-ai-6-34-04.png"/>
+                    <pic:cNvPicPr/>
+                  </pic:nvPicPr>
+                  <pic:blipFill>
+                    <a:blip r:embed="rId13"/>
+                    <a:stretch>
+                      <a:fillRect/>
+                    </a:stretch>
+                  </pic:blipFill>
+                  <pic:spPr>
+                    <a:xfrm>
+                      <a:off x="0" y="0"/>
+                      <a:ext cx="5486400" cy="3026664"/>
+                    </a:xfrm>
+                    <a:prstGeom prst="rect"/>
+                  </pic:spPr>
+                </pic:pic>
+              </a:graphicData>
+            </a:graphic>
+          </wp:inline>
+        </w:drawing>
+      </w:r>
+    </w:p>
+    <w:p>
+      <w:pPr>
+        <w:spacing w:line="336" w:lineRule="auto" w:after="180"/>
+      </w:pPr>
+      <w:r>
+        <w:rPr>
+          <w:b w:val="0"/>
+        </w:rPr>
+        <w:t>Original case: Return the checked template citing F4 and record degraded operation. Changed condition: Make retrieval unavailable as well. Expected result: Return unsupported or unavailable; do not use the factual template.</w:t>
+      </w:r>
+    </w:p>
+    <w:p>
+      <w:pPr>
+        <w:spacing w:line="336" w:lineRule="auto" w:after="180"/>
+      </w:pPr>
+      <w:r>
+        <w:rPr>
+          <w:b w:val="0"/>
+        </w:rPr>
+        <w:t xml:space="preserve">Reason: A template can phrase </w:t>
+      </w:r>
+      <w:r>
+        <w:rPr>
+          <w:b/>
+        </w:rPr>
+        <w:t>evidence</w:t>
+      </w:r>
+      <w:r>
+        <w:rPr>
+          <w:b w:val="0"/>
+        </w:rPr>
+        <w:t xml:space="preserve"> but cannot replace missing </w:t>
+      </w:r>
+      <w:r>
+        <w:rPr>
+          <w:b/>
+        </w:rPr>
+        <w:t>evidence</w:t>
+      </w:r>
+      <w:r>
+        <w:rPr>
+          <w:b w:val="0"/>
+        </w:rPr>
+        <w:t>.</w:t>
+      </w:r>
+    </w:p>
+    <w:p>
+      <w:pPr>
+        <w:spacing w:line="336" w:lineRule="auto" w:after="180"/>
+        <w:shd w:fill="F5F1FB"/>
+      </w:pPr>
+      <w:r>
+        <w:rPr>
+          <w:b w:val="0"/>
+        </w:rPr>
+        <w:t>Predict before checking the worked changed-case result. Name what changed and what the supplied facts allow you to conclude.</w:t>
+      </w:r>
+    </w:p>
+    <w:p>
+      <w:pPr>
+        <w:pStyle w:val="Heading3"/>
+      </w:pPr>
+      <w:r>
+        <w:t>Discuss while showing the picture</w:t>
+      </w:r>
+    </w:p>
+    <w:p>
+      <w:pPr>
+        <w:spacing w:line="336" w:lineRule="auto" w:after="180"/>
+        <w:shd w:fill="F1F6F8"/>
+      </w:pPr>
+      <w:r>
+        <w:rPr>
+          <w:b w:val="0"/>
+        </w:rPr>
+        <w:t>Teacher prompt: Predict before checking the worked changed-case result. Name what changed and what the supplied facts allow you to conclude. Ask learners to describe one label or arrow in ordinary words.</w:t>
+      </w:r>
+    </w:p>
+    <w:p>
+      <w:pPr>
+        <w:spacing w:line="336" w:lineRule="auto" w:after="180"/>
+        <w:shd w:fill="F1F6F8"/>
+      </w:pPr>
+      <w:r>
+        <w:rPr>
+          <w:b w:val="0"/>
+        </w:rPr>
+        <w:t xml:space="preserve">Use the adjacent transcript if the image is difficult to see. Changed-case reasoning: A template can phrase </w:t>
+      </w:r>
+      <w:r>
+        <w:rPr>
+          <w:b/>
+        </w:rPr>
+        <w:t>evidence</w:t>
+      </w:r>
+      <w:r>
+        <w:rPr>
+          <w:b w:val="0"/>
+        </w:rPr>
+        <w:t xml:space="preserve"> but cannot replace missing </w:t>
+      </w:r>
+      <w:r>
+        <w:rPr>
+          <w:b/>
+        </w:rPr>
+        <w:t>evidence</w:t>
+      </w:r>
+      <w:r>
+        <w:rPr>
+          <w:b w:val="0"/>
+        </w:rPr>
+        <w:t>.</w:t>
+      </w:r>
+    </w:p>
+    <w:p>
+      <w:pPr>
+        <w:pStyle w:val="Heading3"/>
+      </w:pPr>
+      <w:r>
+        <w:t>05. Connect the explanation to its limit</w:t>
+      </w:r>
+    </w:p>
+    <w:p>
+      <w:r>
+        <w:drawing>
+          <wp:inline xmlns:a="http://schemas.openxmlformats.org/drawingml/2006/main" xmlns:pic="http://schemas.openxmlformats.org/drawingml/2006/picture">
+            <wp:extent cx="5486400" cy="2834640"/>
+            <wp:docPr id="6" name="Picture 6" descr="Failure injection changes a component deliberately so the team can inspect the response. A fallback must retain evidence checks and honest status. Limit: This trial covers one failure combination; check other components and interactions separately."/>
+            <wp:cNvGraphicFramePr>
+              <a:graphicFrameLocks noChangeAspect="1"/>
+            </wp:cNvGraphicFramePr>
+            <a:graphic>
+              <a:graphicData uri="http://schemas.openxmlformats.org/drawingml/2006/picture">
+                <pic:pic>
+                  <pic:nvPicPr>
+                    <pic:cNvPr id="0" name="academy-story-ai-6-34-05.png"/>
+                    <pic:cNvPicPr/>
+                  </pic:nvPicPr>
+                  <pic:blipFill>
+                    <a:blip r:embed="rId14"/>
+                    <a:stretch>
+                      <a:fillRect/>
+                    </a:stretch>
+                  </pic:blipFill>
+                  <pic:spPr>
+                    <a:xfrm>
+                      <a:off x="0" y="0"/>
+                      <a:ext cx="5486400" cy="2834640"/>
+                    </a:xfrm>
+                    <a:prstGeom prst="rect"/>
+                  </pic:spPr>
+                </pic:pic>
+              </a:graphicData>
+            </a:graphic>
+          </wp:inline>
+        </w:drawing>
+      </w:r>
+    </w:p>
+    <w:p>
+      <w:pPr>
+        <w:spacing w:line="336" w:lineRule="auto" w:after="180"/>
+      </w:pPr>
+      <w:r>
+        <w:rPr>
+          <w:b w:val="0"/>
+        </w:rPr>
+        <w:t xml:space="preserve">Failure injection changes a component deliberately so the team can inspect the response. A fallback must retain </w:t>
+      </w:r>
+      <w:r>
+        <w:rPr>
+          <w:b/>
+        </w:rPr>
+        <w:t>evidence</w:t>
+      </w:r>
+      <w:r>
+        <w:rPr>
+          <w:b w:val="0"/>
+        </w:rPr>
+        <w:t xml:space="preserve"> checks and honest status.</w:t>
+      </w:r>
+    </w:p>
+    <w:p>
+      <w:pPr>
+        <w:spacing w:line="336" w:lineRule="auto" w:after="180"/>
+      </w:pPr>
+      <w:r>
+        <w:rPr>
+          <w:b w:val="0"/>
+        </w:rPr>
+        <w:t>Limit: This trial covers one failure combination; check other components and interactions separately.</w:t>
+      </w:r>
+    </w:p>
+    <w:p>
+      <w:pPr>
+        <w:spacing w:line="336" w:lineRule="auto" w:after="180"/>
+        <w:shd w:fill="F5F1FB"/>
+      </w:pPr>
+      <w:r>
+        <w:rPr>
+          <w:b w:val="0"/>
+        </w:rPr>
+        <w:t>Explain the case, then point to a limit on the claim.</w:t>
+      </w:r>
+    </w:p>
+    <w:p>
+      <w:pPr>
+        <w:pStyle w:val="Heading3"/>
+      </w:pPr>
+      <w:r>
+        <w:t>Discuss while showing the picture</w:t>
+      </w:r>
+    </w:p>
+    <w:p>
+      <w:pPr>
+        <w:spacing w:line="336" w:lineRule="auto" w:after="180"/>
+        <w:shd w:fill="F1F6F8"/>
+      </w:pPr>
+      <w:r>
+        <w:rPr>
+          <w:b w:val="0"/>
+        </w:rPr>
+        <w:t>Teacher prompt: Explain the case, then point to a limit on the claim. Ask learners to describe one label or arrow in ordinary words. Use the adjacent transcript if the image is difficult to see.</w:t>
+      </w:r>
+    </w:p>
+    <w:p>
+      <w:pPr>
+        <w:spacing w:line="336" w:lineRule="auto" w:after="180"/>
+        <w:shd w:fill="F1F6F8"/>
+      </w:pPr>
+      <w:r>
+        <w:rPr>
+          <w:b w:val="0"/>
+        </w:rPr>
+        <w:t>Keep the stated scope: This trial covers one failure combination; check other components and interactions separately.</w:t>
+      </w:r>
+    </w:p>
+    <w:p>
+      <w:pPr>
+        <w:pStyle w:val="Heading3"/>
+      </w:pPr>
+      <w:r>
+        <w:t>06. Make the idea visible in your project</w:t>
+      </w:r>
+    </w:p>
+    <w:p>
+      <w:r>
+        <w:drawing>
+          <wp:inline xmlns:a="http://schemas.openxmlformats.org/drawingml/2006/main" xmlns:pic="http://schemas.openxmlformats.org/drawingml/2006/picture">
+            <wp:extent cx="5486400" cy="3529584"/>
+            <wp:docPr id="7" name="Picture 7" descr="For the Grounded Learning Service, retain an annotated trace and the changed-case result. Name the contract or evidence that makes the deciding step valid, so another team can review it. Draw your input, deciding step, result and limit. Supported question: Explain why retrieval success permits the checked 15:00 fallback when drafting fails. What changes if retrieval fails too, and why can a template not fill that evidence gap?"/>
+            <wp:cNvGraphicFramePr>
+              <a:graphicFrameLocks noChangeAspect="1"/>
+            </wp:cNvGraphicFramePr>
+            <a:graphic>
+              <a:graphicData uri="http://schemas.openxmlformats.org/drawingml/2006/picture">
+                <pic:pic>
+                  <pic:nvPicPr>
+                    <pic:cNvPr id="0" name="academy-story-ai-6-34-06.png"/>
+                    <pic:cNvPicPr/>
+                  </pic:nvPicPr>
+                  <pic:blipFill>
+                    <a:blip r:embed="rId15"/>
+                    <a:stretch>
+                      <a:fillRect/>
+                    </a:stretch>
+                  </pic:blipFill>
+                  <pic:spPr>
+                    <a:xfrm>
+                      <a:off x="0" y="0"/>
+                      <a:ext cx="5486400" cy="3529584"/>
+                    </a:xfrm>
+                    <a:prstGeom prst="rect"/>
+                  </pic:spPr>
+                </pic:pic>
+              </a:graphicData>
+            </a:graphic>
+          </wp:inline>
+        </w:drawing>
+      </w:r>
+    </w:p>
+    <w:p>
+      <w:pPr>
+        <w:spacing w:line="336" w:lineRule="auto" w:after="180"/>
+      </w:pPr>
+      <w:r>
+        <w:rPr>
+          <w:b w:val="0"/>
+        </w:rPr>
+        <w:t xml:space="preserve">For the Grounded Learning Service, retain an annotated trace and the changed-case result. Name the contract or </w:t>
+      </w:r>
+      <w:r>
+        <w:rPr>
+          <w:b/>
+        </w:rPr>
+        <w:t>evidence</w:t>
+      </w:r>
+      <w:r>
+        <w:rPr>
+          <w:b w:val="0"/>
+        </w:rPr>
+        <w:t xml:space="preserve"> that makes the deciding step valid, so another team can review it.</w:t>
+      </w:r>
+    </w:p>
+    <w:p>
+      <w:pPr>
+        <w:spacing w:line="336" w:lineRule="auto" w:after="180"/>
+      </w:pPr>
+      <w:r>
+        <w:rPr>
+          <w:b w:val="0"/>
+        </w:rPr>
+        <w:t xml:space="preserve">Draw your </w:t>
+      </w:r>
+      <w:r>
+        <w:rPr>
+          <w:b/>
+        </w:rPr>
+        <w:t>input</w:t>
+      </w:r>
+      <w:r>
+        <w:rPr>
+          <w:b w:val="0"/>
+        </w:rPr>
+        <w:t>, deciding step, result and limit. Supported question: Explain why retrieval success permits the checked 15:00 fallback when drafting fails.</w:t>
+      </w:r>
+    </w:p>
+    <w:p>
+      <w:pPr>
+        <w:spacing w:line="336" w:lineRule="auto" w:after="180"/>
+      </w:pPr>
+      <w:r>
+        <w:rPr>
+          <w:b w:val="0"/>
+        </w:rPr>
+        <w:t xml:space="preserve">What changes if retrieval fails too, and why can a template not fill that </w:t>
+      </w:r>
+      <w:r>
+        <w:rPr>
+          <w:b/>
+        </w:rPr>
+        <w:t>evidence</w:t>
+      </w:r>
+      <w:r>
+        <w:rPr>
+          <w:b w:val="0"/>
+        </w:rPr>
+        <w:t xml:space="preserve"> gap?</w:t>
+      </w:r>
+    </w:p>
+    <w:p>
+      <w:pPr>
+        <w:spacing w:line="336" w:lineRule="auto" w:after="180"/>
+        <w:shd w:fill="F5F1FB"/>
+      </w:pPr>
+      <w:r>
+        <w:rPr>
+          <w:b w:val="0"/>
+        </w:rPr>
+        <w:t xml:space="preserve">Draw your project trace and justify the deciding step using </w:t>
+      </w:r>
+      <w:r>
+        <w:rPr>
+          <w:b/>
+        </w:rPr>
+        <w:t>evidence</w:t>
+      </w:r>
+      <w:r>
+        <w:rPr>
+          <w:b w:val="0"/>
+        </w:rPr>
+        <w:t>.</w:t>
+      </w:r>
+    </w:p>
+    <w:p>
+      <w:pPr>
+        <w:pStyle w:val="Heading3"/>
+      </w:pPr>
+      <w:r>
+        <w:t>Discuss while showing the picture</w:t>
+      </w:r>
+    </w:p>
+    <w:p>
+      <w:pPr>
+        <w:spacing w:line="336" w:lineRule="auto" w:after="180"/>
+        <w:shd w:fill="F1F6F8"/>
+      </w:pPr>
+      <w:r>
+        <w:rPr>
+          <w:b w:val="0"/>
+        </w:rPr>
+        <w:t xml:space="preserve">Teacher prompt: Draw your project trace and justify the deciding step using </w:t>
+      </w:r>
+      <w:r>
+        <w:rPr>
+          <w:b/>
+        </w:rPr>
+        <w:t>evidence</w:t>
+      </w:r>
+      <w:r>
+        <w:rPr>
+          <w:b w:val="0"/>
+        </w:rPr>
+        <w:t>. Ask learners to describe one label or arrow in ordinary words. Use the adjacent transcript if the image is difficult to see.</w:t>
+      </w:r>
+    </w:p>
+    <w:p>
+      <w:pPr>
+        <w:spacing w:line="336" w:lineRule="auto" w:after="180"/>
+        <w:shd w:fill="F1F6F8"/>
+      </w:pPr>
+      <w:r>
+        <w:rPr>
+          <w:b w:val="0"/>
+        </w:rPr>
+        <w:t xml:space="preserve">Supported practice key: Retrieval supplies F4 and the time 15:00. Disable drafting without changing source </w:t>
+      </w:r>
+      <w:r>
+        <w:rPr>
+          <w:b/>
+        </w:rPr>
+        <w:t>evidence</w:t>
+      </w:r>
+      <w:r>
+        <w:rPr>
+          <w:b w:val="0"/>
+        </w:rPr>
+        <w:t>. Return the checked template citing F4 and record degraded operation.</w:t>
+      </w:r>
+    </w:p>
+    <w:p>
+      <w:pPr>
+        <w:spacing w:line="336" w:lineRule="auto" w:after="180"/>
+        <w:shd w:fill="F1F6F8"/>
+      </w:pPr>
+      <w:r>
+        <w:rPr>
+          <w:b w:val="0"/>
+        </w:rPr>
+        <w:t xml:space="preserve">Changed case: Return unsupported or unavailable; do not use the factual template. A template can phrase </w:t>
+      </w:r>
+      <w:r>
+        <w:rPr>
+          <w:b/>
+        </w:rPr>
+        <w:t>evidence</w:t>
+      </w:r>
+      <w:r>
+        <w:rPr>
+          <w:b w:val="0"/>
+        </w:rPr>
+        <w:t xml:space="preserve"> but cannot replace missing </w:t>
+      </w:r>
+      <w:r>
+        <w:rPr>
+          <w:b/>
+        </w:rPr>
+        <w:t>evidence</w:t>
+      </w:r>
+      <w:r>
+        <w:rPr>
+          <w:b w:val="0"/>
+        </w:rPr>
+        <w:t>.</w:t>
       </w:r>
     </w:p>
     <w:sectPr>

--- a/downloads/teacher/ai-6-week-34.docx
+++ b/downloads/teacher/ai-6-week-34.docx
@@ -137,7 +137,7 @@
           </w:tcPr>
           <w:p>
             <w:r>
-              <w:t>Sections 1–6; record the brief recall in the workbook.</w:t>
+              <w:t>Use Your mission, Notice the evidence, See how it works, Words that unlock the idea and Follow a worked example; record recall in the workbook.</w:t>
             </w:r>
           </w:p>
         </w:tc>
@@ -169,7 +169,7 @@
           </w:tcPr>
           <w:p>
             <w:r>
-              <w:t>Sections 7–10; use the matching workbook W2 and misconception check.</w:t>
+              <w:t>Use Find and repair a mistake, Practise together and Build your understanding; use the matching workbook W2 and Individual reasoning check.</w:t>
             </w:r>
           </w:p>
         </w:tc>
@@ -201,7 +201,7 @@
           </w:tcPr>
           <w:p>
             <w:r>
-              <w:t>Sections 9 and 11–14. Give extra time to finish the full task set; use Section 15 when the week includes a coding lab.</w:t>
+              <w:t>Use Run the investigation, Connect your project and Try a new case independently. Allow extra time for the full task set. When code is supplied, use the examples in See how it works or Follow a worked example and the browser lab in Supported practice, repair and portfolio.</w:t>
             </w:r>
           </w:p>
         </w:tc>
@@ -2062,7 +2062,7 @@
         <w:rPr>
           <w:b w:val="0"/>
         </w:rPr>
-        <w:t xml:space="preserve">Use the worked example in Sections 3 and 6. Collect a </w:t>
+        <w:t xml:space="preserve">Use See how it works and Follow a worked example. Collect a </w:t>
       </w:r>
       <w:r>
         <w:rPr>
@@ -2547,7 +2547,7 @@
         <w:rPr>
           <w:b w:val="0"/>
         </w:rPr>
-        <w:t xml:space="preserve">Use Section 9 for the </w:t>
+        <w:t xml:space="preserve">Use Run the investigation for the </w:t>
       </w:r>
       <w:r>
         <w:rPr>
@@ -3309,7 +3309,7 @@
         <w:rPr>
           <w:b w:val="0"/>
         </w:rPr>
-        <w:t>Fresh retry: Five cases, all statuses correct, one unauthorised write attempt. Expected reasoning: At most4/5 contract passes when trace constraints count; action gate fails.</w:t>
+        <w:t>Fresh retry: Five cases, all statuses correct, one unauthorised write attempt. Expected reasoning: At most 4/5 contract passes when trace constraints count; action gate fails.</w:t>
       </w:r>
     </w:p>
     <w:p>
@@ -4087,7 +4087,7 @@
           </w:tcPr>
           <w:p>
             <w:r>
-              <w:t>Sections 1–6; record the brief recall in the workbook.</w:t>
+              <w:t>Use Your mission, Notice the evidence, See how it works, Words that unlock the idea and Follow a worked example; record recall in the workbook.</w:t>
             </w:r>
           </w:p>
         </w:tc>
@@ -4119,7 +4119,7 @@
           </w:tcPr>
           <w:p>
             <w:r>
-              <w:t>Sections 7–10; use the matching workbook W2 and misconception check.</w:t>
+              <w:t>Use Find and repair a mistake, Practise together and Build your understanding; use the matching workbook W2 and Individual reasoning check.</w:t>
             </w:r>
           </w:p>
         </w:tc>
@@ -4151,7 +4151,7 @@
           </w:tcPr>
           <w:p>
             <w:r>
-              <w:t>Sections 9 and 11–14. Give extra time to finish the full task set; use Section 15 when the week includes a coding lab.</w:t>
+              <w:t>Use Run the investigation, Connect your project and Try a new case independently. Allow extra time for the full task set. When code is supplied, use the examples in See how it works or Follow a worked example and the browser lab in Supported practice, repair and portfolio.</w:t>
             </w:r>
           </w:p>
         </w:tc>

--- a/downloads/teacher/ai-6-week-34.docx
+++ b/downloads/teacher/ai-6-week-34.docx
@@ -25,20 +25,38 @@
         <w:pStyle w:val="Heading1"/>
       </w:pPr>
       <w:r>
-        <w:t>01. Prepare the purpose, prerequisites and materials</w:t>
+        <w:t>Ask whether both the response and operation trace matched the predeclared case.</w:t>
       </w:r>
     </w:p>
     <w:p>
       <w:r>
-        <w:t>Prepare Capstone failure testing: check the target, prerequisites, resources and adaptable teaching schedule.</w:t>
+        <w:t>Teach regression evidence and mandatory access gates with explicit coverage limits.</w:t>
       </w:r>
     </w:p>
     <w:p>
-      <w:pPr>
-        <w:pStyle w:val="Heading3"/>
-      </w:pPr>
-      <w:r>
-        <w:t>Teach the learning cycle</w:t>
+      <w:r>
+        <w:t>Model four expected states → catch bad-order denial → inspect evidence-dependent fallback → assess six-case gate → preserve failed fixtures.</w:t>
+      </w:r>
+    </w:p>
+    <w:p>
+      <w:pPr>
+        <w:pStyle w:val="Heading1"/>
+      </w:pPr>
+      <w:r>
+        <w:t>01. Prepare the connected service investigation</w:t>
+      </w:r>
+    </w:p>
+    <w:p>
+      <w:r>
+        <w:t>Keep modelling, shared practice and independent evidence distinct.</w:t>
+      </w:r>
+    </w:p>
+    <w:p>
+      <w:pPr>
+        <w:pStyle w:val="Heading2"/>
+      </w:pPr>
+      <w:r>
+        <w:t>Target and main teaching plan</w:t>
       </w:r>
     </w:p>
     <w:p>
@@ -243,18 +261,21 @@
     </w:p>
     <w:p>
       <w:pPr>
-        <w:pStyle w:val="Heading3"/>
-      </w:pPr>
-      <w:r>
-        <w:t>Retrieval answer guidance</w:t>
+        <w:pStyle w:val="Heading2"/>
+      </w:pPr>
+      <w:r>
+        <w:t>Preparation and prerequisite</w:t>
       </w:r>
     </w:p>
     <w:p>
       <w:pPr>
-        <w:pStyle w:val="Heading3"/>
-      </w:pPr>
-      <w:r>
-        <w:t>Capstone service implementation</w:t>
+        <w:spacing w:line="336" w:lineRule="auto" w:after="180"/>
+      </w:pPr>
+      <w:r>
+        <w:rPr>
+          <w:b w:val="0"/>
+        </w:rPr>
+        <w:t>Lesson and workbook; paper and pencil</w:t>
       </w:r>
     </w:p>
     <w:p>
@@ -265,7 +286,7 @@
         <w:rPr>
           <w:b w:val="0"/>
         </w:rPr>
-        <w:t>Without opening the old lesson, explain one key idea from Capstone service implementation. Give an example and a mistake that the idea helps you avoid.</w:t>
+        <w:t>Calculator and optional local Python 3 for arithmetic; no live API or private data</w:t>
       </w:r>
     </w:p>
     <w:p>
@@ -276,19 +297,7 @@
         <w:rPr>
           <w:b w:val="0"/>
         </w:rPr>
-        <w:t xml:space="preserve">Look for: Explain the </w:t>
-      </w:r>
-      <w:r>
-        <w:rPr>
-          <w:b/>
-        </w:rPr>
-        <w:t>mechanism</w:t>
-      </w:r>
-      <w:r>
-        <w:rPr>
-          <w:b w:val="0"/>
-        </w:rPr>
-        <w:t xml:space="preserve"> and terminology of capstone service implementation</w:t>
+        <w:t>Prepare the fresh retry separately and withhold its solution until after collection</w:t>
       </w:r>
     </w:p>
     <w:p>
@@ -299,7 +308,31 @@
         <w:rPr>
           <w:b w:val="0"/>
         </w:rPr>
-        <w:t>Reference example, not the only acceptable wording: Teacher explanation: The engineering capstone implements a bounded read-only room service with testable interfaces.</w:t>
+        <w:t xml:space="preserve">A result depends on the </w:t>
+      </w:r>
+      <w:r>
+        <w:rPr>
+          <w:b/>
+        </w:rPr>
+        <w:t>input</w:t>
+      </w:r>
+      <w:r>
+        <w:rPr>
+          <w:b w:val="0"/>
+        </w:rPr>
+        <w:t xml:space="preserve">s, procedure and conditions that produced it. Preserve data roles and distinguish observed outcomes from </w:t>
+      </w:r>
+      <w:r>
+        <w:rPr>
+          <w:b/>
+        </w:rPr>
+        <w:t>prediction</w:t>
+      </w:r>
+      <w:r>
+        <w:rPr>
+          <w:b w:val="0"/>
+        </w:rPr>
+        <w:t>s or unmeasured conditions.</w:t>
       </w:r>
     </w:p>
     <w:p>
@@ -310,38 +343,26 @@
         <w:rPr>
           <w:b w:val="0"/>
         </w:rPr>
-        <w:t>Start with a deterministic baseline before optional model wording.</w:t>
+        <w:t>If the prior concept cannot be explained, use a short retrieval activity before this chapter.</w:t>
       </w:r>
     </w:p>
     <w:p>
       <w:pPr>
-        <w:spacing w:line="336" w:lineRule="auto" w:after="180"/>
-      </w:pPr>
-      <w:r>
-        <w:rPr>
-          <w:b w:val="0"/>
-        </w:rPr>
-        <w:t xml:space="preserve">Validate request, establish session role, filter sources, lookup matching current records, return supported or review, validate </w:t>
-      </w:r>
-      <w:r>
-        <w:rPr>
-          <w:b/>
-        </w:rPr>
-        <w:t>output</w:t>
-      </w:r>
-      <w:r>
-        <w:rPr>
-          <w:b w:val="0"/>
-        </w:rPr>
-        <w:t xml:space="preserve"> and log minimised metadata. Keep side-effect tools absent.</w:t>
+        <w:pStyle w:val="Heading2"/>
+      </w:pPr>
+      <w:r>
+        <w:t>Opening retrieval</w:t>
       </w:r>
     </w:p>
     <w:p>
       <w:pPr>
-        <w:pStyle w:val="Heading3"/>
-      </w:pPr>
-      <w:r>
-        <w:t>Red team exercises</w:t>
+        <w:spacing w:line="336" w:lineRule="auto" w:after="180"/>
+      </w:pPr>
+      <w:r>
+        <w:rPr>
+          <w:b w:val="0"/>
+        </w:rPr>
+        <w:t>Without opening the old lesson, explain one key idea from Capstone service implementation. Give an example and a mistake that the idea helps you avoid.</w:t>
       </w:r>
     </w:p>
     <w:p>
@@ -352,7 +373,19 @@
         <w:rPr>
           <w:b w:val="0"/>
         </w:rPr>
-        <w:t>Without opening the old lesson, explain one key idea from Red team exercises. Give an example and a mistake that the idea helps you avoid.</w:t>
+        <w:t xml:space="preserve">Look for: Explain the </w:t>
+      </w:r>
+      <w:r>
+        <w:rPr>
+          <w:b/>
+        </w:rPr>
+        <w:t>mechanism</w:t>
+      </w:r>
+      <w:r>
+        <w:rPr>
+          <w:b w:val="0"/>
+        </w:rPr>
+        <w:t xml:space="preserve"> and terminology of capstone service implementation</w:t>
       </w:r>
     </w:p>
     <w:p>
@@ -363,19 +396,7 @@
         <w:rPr>
           <w:b w:val="0"/>
         </w:rPr>
-        <w:t xml:space="preserve">Look for: Explain the </w:t>
-      </w:r>
-      <w:r>
-        <w:rPr>
-          <w:b/>
-        </w:rPr>
-        <w:t>mechanism</w:t>
-      </w:r>
-      <w:r>
-        <w:rPr>
-          <w:b w:val="0"/>
-        </w:rPr>
-        <w:t xml:space="preserve"> and terminology of red team exercises</w:t>
+        <w:t>Reference example, not the only acceptable wording: Teacher explanation: The engineering capstone implements a bounded read-only room service with testable interfaces.</w:t>
       </w:r>
     </w:p>
     <w:p>
@@ -386,19 +407,7 @@
         <w:rPr>
           <w:b w:val="0"/>
         </w:rPr>
-        <w:t xml:space="preserve">Reference example, not the only acceptable wording: Teacher explanation: Red-team exercises probe explicit failure boundaries in an authorised isolated fixture environment. Their purpose is </w:t>
-      </w:r>
-      <w:r>
-        <w:rPr>
-          <w:b/>
-        </w:rPr>
-        <w:t>evidence</w:t>
-      </w:r>
-      <w:r>
-        <w:rPr>
-          <w:b w:val="0"/>
-        </w:rPr>
-        <w:t>-based improvement.</w:t>
+        <w:t>Start with a deterministic baseline before optional model wording.</w:t>
       </w:r>
     </w:p>
     <w:p>
@@ -409,15 +418,30 @@
         <w:rPr>
           <w:b w:val="0"/>
         </w:rPr>
-        <w:t>Use fictional records and allowed test routes. Define a target contract violation, record the exact case, observe action/data traces and preserve a reproducible report. Do not touch external systems.</w:t>
+        <w:t xml:space="preserve">Validate request, establish session role, filter sources, lookup matching current records, return supported or review, validate </w:t>
+      </w:r>
+      <w:r>
+        <w:rPr>
+          <w:b/>
+        </w:rPr>
+        <w:t>output</w:t>
+      </w:r>
+      <w:r>
+        <w:rPr>
+          <w:b w:val="0"/>
+        </w:rPr>
+        <w:t xml:space="preserve"> and log minimised metadata. Keep side-effect tools absent.</w:t>
       </w:r>
     </w:p>
     <w:p>
       <w:pPr>
-        <w:pStyle w:val="Heading3"/>
-      </w:pPr>
-      <w:r>
-        <w:t>Accessibility and user feedback</w:t>
+        <w:spacing w:line="336" w:lineRule="auto" w:after="180"/>
+      </w:pPr>
+      <w:r>
+        <w:rPr>
+          <w:b w:val="0"/>
+        </w:rPr>
+        <w:t>Without opening the old lesson, explain one key idea from Red team exercises. Give an example and a mistake that the idea helps you avoid.</w:t>
       </w:r>
     </w:p>
     <w:p>
@@ -428,7 +452,19 @@
         <w:rPr>
           <w:b w:val="0"/>
         </w:rPr>
-        <w:t>Without opening the old lesson, explain one key idea from Accessibility and user feedback. Give an example and a mistake that the idea helps you avoid.</w:t>
+        <w:t xml:space="preserve">Look for: Explain the </w:t>
+      </w:r>
+      <w:r>
+        <w:rPr>
+          <w:b/>
+        </w:rPr>
+        <w:t>mechanism</w:t>
+      </w:r>
+      <w:r>
+        <w:rPr>
+          <w:b w:val="0"/>
+        </w:rPr>
+        <w:t xml:space="preserve"> and terminology of red team exercises</w:t>
       </w:r>
     </w:p>
     <w:p>
@@ -439,19 +475,19 @@
         <w:rPr>
           <w:b w:val="0"/>
         </w:rPr>
-        <w:t xml:space="preserve">Look for: Explain the </w:t>
+        <w:t xml:space="preserve">Reference example, not the only acceptable wording: Teacher explanation: Red-team exercises probe explicit failure boundaries in an authorised isolated fixture environment. Their purpose is </w:t>
       </w:r>
       <w:r>
         <w:rPr>
           <w:b/>
         </w:rPr>
-        <w:t>mechanism</w:t>
+        <w:t>evidence</w:t>
       </w:r>
       <w:r>
         <w:rPr>
           <w:b w:val="0"/>
         </w:rPr>
-        <w:t xml:space="preserve"> and terminology of accessibility and user feedback</w:t>
+        <w:t>-based improvement.</w:t>
       </w:r>
     </w:p>
     <w:p>
@@ -462,7 +498,7 @@
         <w:rPr>
           <w:b w:val="0"/>
         </w:rPr>
-        <w:t>Reference example, not the only acceptable wording: Teacher explanation: Accessibility makes information and controls usable across stated needs.</w:t>
+        <w:t>Use fictional records and allowed test routes. Define a target contract violation, record the exact case, observe action/data traces and preserve a reproducible report. Do not touch external systems.</w:t>
       </w:r>
     </w:p>
     <w:p>
@@ -473,7 +509,7 @@
         <w:rPr>
           <w:b w:val="0"/>
         </w:rPr>
-        <w:t>Feedback should describe the problem and recovery action without exposing sensitive details. A form provides visible labels, keyboard access, associated error text and a non-colour status indicator.</w:t>
+        <w:t>Without opening the old lesson, explain one key idea from Accessibility and user feedback. Give an example and a mistake that the idea helps you avoid.</w:t>
       </w:r>
     </w:p>
     <w:p>
@@ -484,7 +520,19 @@
         <w:rPr>
           <w:b w:val="0"/>
         </w:rPr>
-        <w:t>Test at zoom and with keyboard. Do not treat automated checks as a complete user evaluation.</w:t>
+        <w:t xml:space="preserve">Look for: Explain the </w:t>
+      </w:r>
+      <w:r>
+        <w:rPr>
+          <w:b/>
+        </w:rPr>
+        <w:t>mechanism</w:t>
+      </w:r>
+      <w:r>
+        <w:rPr>
+          <w:b w:val="0"/>
+        </w:rPr>
+        <w:t xml:space="preserve"> and terminology of accessibility and user feedback</w:t>
       </w:r>
     </w:p>
     <w:p>
@@ -495,31 +543,7 @@
         <w:rPr>
           <w:b w:val="0"/>
         </w:rPr>
-        <w:t xml:space="preserve">Two 45-minute sessions. Capstone failure testing checks denied roles, missing </w:t>
-      </w:r>
-      <w:r>
-        <w:rPr>
-          <w:b/>
-        </w:rPr>
-        <w:t>evidence</w:t>
-      </w:r>
-      <w:r>
-        <w:rPr>
-          <w:b w:val="0"/>
-        </w:rPr>
-        <w:t xml:space="preserve">, invalid </w:t>
-      </w:r>
-      <w:r>
-        <w:rPr>
-          <w:b/>
-        </w:rPr>
-        <w:t>input</w:t>
-      </w:r>
-      <w:r>
-        <w:rPr>
-          <w:b w:val="0"/>
-        </w:rPr>
-        <w:t>, timeouts and stale data. Each expected outcome is written before the run.</w:t>
+        <w:t>Reference example, not the only acceptable wording: Teacher explanation: Accessibility makes information and controls usable across stated needs.</w:t>
       </w:r>
     </w:p>
     <w:p>
@@ -530,19 +554,7 @@
         <w:rPr>
           <w:b w:val="0"/>
         </w:rPr>
-        <w:t xml:space="preserve">Use the supplied constructed scenarios to make the </w:t>
-      </w:r>
-      <w:r>
-        <w:rPr>
-          <w:b/>
-        </w:rPr>
-        <w:t>mechanism</w:t>
-      </w:r>
-      <w:r>
-        <w:rPr>
-          <w:b w:val="0"/>
-        </w:rPr>
-        <w:t xml:space="preserve"> inspectable. Collect W4 before sharing solutions.</w:t>
+        <w:t>Feedback should describe the problem and recovery action without exposing sensitive details. A form provides visible labels, keyboard access, associated error text and a non-colour status indicator.</w:t>
       </w:r>
     </w:p>
     <w:p>
@@ -553,27 +565,15 @@
         <w:rPr>
           <w:b w:val="0"/>
         </w:rPr>
-        <w:t xml:space="preserve">Students should name intermediate </w:t>
-      </w:r>
-      <w:r>
-        <w:rPr>
-          <w:b/>
-        </w:rPr>
-        <w:t>evidence</w:t>
-      </w:r>
-      <w:r>
-        <w:rPr>
-          <w:b w:val="0"/>
-        </w:rPr>
-        <w:t xml:space="preserve"> and limitations; classroom pacing and learning effectiveness remain unvalidated.</w:t>
+        <w:t>Test at zoom and with keyboard. Do not treat automated checks as a complete user evaluation.</w:t>
       </w:r>
     </w:p>
     <w:p>
       <w:pPr>
-        <w:pStyle w:val="Heading3"/>
-      </w:pPr>
-      <w:r>
-        <w:t>Outcomes</w:t>
+        <w:pStyle w:val="Heading2"/>
+      </w:pPr>
+      <w:r>
+        <w:t>Pictured end goal</w:t>
       </w:r>
     </w:p>
     <w:p>
@@ -584,41 +584,23 @@
         <w:rPr>
           <w:b w:val="0"/>
         </w:rPr>
-        <w:t xml:space="preserve">Explain the </w:t>
-      </w:r>
-      <w:r>
-        <w:rPr>
-          <w:b/>
-        </w:rPr>
-        <w:t>mechanism</w:t>
-      </w:r>
-      <w:r>
-        <w:rPr>
-          <w:b w:val="0"/>
-        </w:rPr>
-        <w:t xml:space="preserve"> and terminology of capstone failure testing</w:t>
+        <w:t>Explain capstone failure testing using the deciding step in this fictional service.</w:t>
       </w:r>
     </w:p>
     <w:p>
       <w:pPr>
-        <w:spacing w:line="336" w:lineRule="auto" w:after="180"/>
-      </w:pPr>
-      <w:r>
-        <w:rPr>
-          <w:b w:val="0"/>
-        </w:rPr>
-        <w:t>Apply the stated procedure to a new case with a traceable result</w:t>
+        <w:pStyle w:val="Heading2"/>
+      </w:pPr>
+      <w:r>
+        <w:t>Earlier wording, alternatives and picture transcripts · reference / check after trying</w:t>
       </w:r>
     </w:p>
     <w:p>
       <w:pPr>
-        <w:spacing w:line="336" w:lineRule="auto" w:after="180"/>
-      </w:pPr>
-      <w:r>
-        <w:rPr>
-          <w:b w:val="0"/>
-        </w:rPr>
-        <w:t>Identify an assumption or limitation and design a revealing follow-up</w:t>
+        <w:pStyle w:val="Heading3"/>
+      </w:pPr>
+      <w:r>
+        <w:t>Teach the learning cycle</w:t>
       </w:r>
     </w:p>
     <w:p>
@@ -626,83 +608,98 @@
         <w:pStyle w:val="Heading3"/>
       </w:pPr>
       <w:r>
-        <w:t>Preparation</w:t>
+        <w:t>Retrieval answer guidance</w:t>
       </w:r>
     </w:p>
     <w:p>
       <w:pPr>
-        <w:spacing w:line="336" w:lineRule="auto" w:after="180"/>
-      </w:pPr>
-      <w:r>
-        <w:rPr>
-          <w:b w:val="0"/>
-        </w:rPr>
-        <w:t>Lesson and workbook; paper and pencil</w:t>
+        <w:pStyle w:val="Heading3"/>
+      </w:pPr>
+      <w:r>
+        <w:t>Capstone service implementation</w:t>
       </w:r>
     </w:p>
     <w:p>
       <w:pPr>
-        <w:spacing w:line="336" w:lineRule="auto" w:after="180"/>
-      </w:pPr>
-      <w:r>
-        <w:rPr>
-          <w:b w:val="0"/>
-        </w:rPr>
-        <w:t>Calculator and optional local Python 3 for arithmetic; no live API or private data</w:t>
+        <w:pStyle w:val="Heading3"/>
+      </w:pPr>
+      <w:r>
+        <w:t>Red team exercises</w:t>
       </w:r>
     </w:p>
     <w:p>
       <w:pPr>
-        <w:spacing w:line="336" w:lineRule="auto" w:after="180"/>
-      </w:pPr>
-      <w:r>
-        <w:rPr>
-          <w:b w:val="0"/>
-        </w:rPr>
-        <w:t>Prepare the fresh retry separately and withhold its solution until after collection</w:t>
+        <w:pStyle w:val="Heading3"/>
+      </w:pPr>
+      <w:r>
+        <w:t>Accessibility and user feedback</w:t>
       </w:r>
     </w:p>
     <w:p>
       <w:pPr>
-        <w:pStyle w:val="Heading3"/>
-      </w:pPr>
-      <w:r>
-        <w:t>Prerequisite answer</w:t>
+        <w:spacing w:line="336" w:lineRule="auto" w:after="180"/>
+      </w:pPr>
+      <w:r>
+        <w:rPr>
+          <w:b w:val="0"/>
+        </w:rPr>
+        <w:t xml:space="preserve">Use the three-session teaching cycle above, with extra time as needed. Capstone failure testing checks denied roles, missing </w:t>
+      </w:r>
+      <w:r>
+        <w:rPr>
+          <w:b/>
+        </w:rPr>
+        <w:t>evidence</w:t>
+      </w:r>
+      <w:r>
+        <w:rPr>
+          <w:b w:val="0"/>
+        </w:rPr>
+        <w:t xml:space="preserve">, invalid </w:t>
+      </w:r>
+      <w:r>
+        <w:rPr>
+          <w:b/>
+        </w:rPr>
+        <w:t>input</w:t>
+      </w:r>
+      <w:r>
+        <w:rPr>
+          <w:b w:val="0"/>
+        </w:rPr>
+        <w:t xml:space="preserve">, timeouts and stale data. Each expected outcome is written before the run. Use the supplied constructed scenarios to make the </w:t>
+      </w:r>
+      <w:r>
+        <w:rPr>
+          <w:b/>
+        </w:rPr>
+        <w:t>mechanism</w:t>
+      </w:r>
+      <w:r>
+        <w:rPr>
+          <w:b w:val="0"/>
+        </w:rPr>
+        <w:t xml:space="preserve"> inspectable. Collect W4 before sharing solutions. Students should name intermediate </w:t>
+      </w:r>
+      <w:r>
+        <w:rPr>
+          <w:b/>
+        </w:rPr>
+        <w:t>evidence</w:t>
+      </w:r>
+      <w:r>
+        <w:rPr>
+          <w:b w:val="0"/>
+        </w:rPr>
+        <w:t xml:space="preserve"> and limitations; classroom pacing and learning effectiveness remain unvalidated.</w:t>
       </w:r>
     </w:p>
     <w:p>
       <w:pPr>
-        <w:spacing w:line="336" w:lineRule="auto" w:after="180"/>
-      </w:pPr>
-      <w:r>
-        <w:rPr>
-          <w:b w:val="0"/>
-        </w:rPr>
-        <w:t xml:space="preserve">A result depends on the </w:t>
-      </w:r>
-      <w:r>
-        <w:rPr>
-          <w:b/>
-        </w:rPr>
-        <w:t>input</w:t>
-      </w:r>
-      <w:r>
-        <w:rPr>
-          <w:b w:val="0"/>
-        </w:rPr>
-        <w:t xml:space="preserve">s, procedure and conditions that produced it. Preserve data roles and distinguish observed outcomes from </w:t>
-      </w:r>
-      <w:r>
-        <w:rPr>
-          <w:b/>
-        </w:rPr>
-        <w:t>prediction</w:t>
-      </w:r>
-      <w:r>
-        <w:rPr>
-          <w:b w:val="0"/>
-        </w:rPr>
-        <w:t>s or unmeasured conditions.</w:t>
+        <w:pStyle w:val="Heading3"/>
+      </w:pPr>
+      <w:r>
+        <w:t>Outcomes</w:t>
       </w:r>
     </w:p>
     <w:p>
@@ -713,15 +710,30 @@
         <w:rPr>
           <w:b w:val="0"/>
         </w:rPr>
-        <w:t>If the prior concept cannot be explained, use a short retrieval activity before this chapter.</w:t>
+        <w:t xml:space="preserve">Explain the </w:t>
+      </w:r>
+      <w:r>
+        <w:rPr>
+          <w:b/>
+        </w:rPr>
+        <w:t>mechanism</w:t>
+      </w:r>
+      <w:r>
+        <w:rPr>
+          <w:b w:val="0"/>
+        </w:rPr>
+        <w:t xml:space="preserve"> and terminology of capstone failure testing</w:t>
       </w:r>
     </w:p>
     <w:p>
       <w:pPr>
-        <w:pStyle w:val="Heading3"/>
-      </w:pPr>
-      <w:r>
-        <w:t>End goal for the pictorial case</w:t>
+        <w:spacing w:line="336" w:lineRule="auto" w:after="180"/>
+      </w:pPr>
+      <w:r>
+        <w:rPr>
+          <w:b w:val="0"/>
+        </w:rPr>
+        <w:t>Apply the stated procedure to a new case with a traceable result</w:t>
       </w:r>
     </w:p>
     <w:p>
@@ -732,31 +744,31 @@
         <w:rPr>
           <w:b w:val="0"/>
         </w:rPr>
-        <w:t>Explain capstone failure testing using the deciding step in this fictional service.</w:t>
+        <w:t>Identify an assumption or limitation and design a revealing follow-up</w:t>
       </w:r>
     </w:p>
     <w:p>
       <w:pPr>
-        <w:spacing w:line="336" w:lineRule="auto" w:after="180"/>
-      </w:pPr>
-      <w:r>
-        <w:rPr>
-          <w:b w:val="0"/>
-        </w:rPr>
-        <w:t>This added worked case illustrates the week’s main idea. Retain all original and connected topics; schedule its practice within the teaching cycle.</w:t>
+        <w:pStyle w:val="Heading3"/>
+      </w:pPr>
+      <w:r>
+        <w:t>Preparation</w:t>
       </w:r>
     </w:p>
     <w:p>
       <w:pPr>
-        <w:pStyle w:val="Heading1"/>
-      </w:pPr>
-      <w:r>
-        <w:t>02. Explain and model the mechanism</w:t>
+        <w:pStyle w:val="Heading3"/>
+      </w:pPr>
+      <w:r>
+        <w:t>Prerequisite answer</w:t>
       </w:r>
     </w:p>
     <w:p>
-      <w:r>
-        <w:t>Model Capstone failure testing using the supplied case, labelled mechanism and reasoning. Make the scope of each conclusion explicit.</w:t>
+      <w:pPr>
+        <w:pStyle w:val="Heading3"/>
+      </w:pPr>
+      <w:r>
+        <w:t>End goal for the pictorial case</w:t>
       </w:r>
     </w:p>
     <w:p>
@@ -767,61 +779,28 @@
         <w:rPr>
           <w:b w:val="0"/>
         </w:rPr>
-        <w:t xml:space="preserve">Capstone failure testing checks denied roles, missing </w:t>
-      </w:r>
-      <w:r>
-        <w:rPr>
-          <w:b/>
-        </w:rPr>
-        <w:t>evidence</w:t>
-      </w:r>
-      <w:r>
-        <w:rPr>
-          <w:b w:val="0"/>
-        </w:rPr>
-        <w:t xml:space="preserve">, invalid </w:t>
-      </w:r>
-      <w:r>
-        <w:rPr>
-          <w:b/>
-        </w:rPr>
-        <w:t>input</w:t>
-      </w:r>
-      <w:r>
-        <w:rPr>
-          <w:b w:val="0"/>
-        </w:rPr>
-        <w:t>, timeouts and stale data. Each expected outcome is written before the run.</w:t>
+        <w:t>This added worked case illustrates the week’s main idea. Retain all original and connected topics; schedule its practice within the teaching cycle.</w:t>
       </w:r>
     </w:p>
     <w:p>
       <w:pPr>
-        <w:pStyle w:val="Heading3"/>
-      </w:pPr>
-      <w:r>
-        <w:t>Explain Capstone failure testing · 1</w:t>
+        <w:pStyle w:val="Heading1"/>
+      </w:pPr>
+      <w:r>
+        <w:t>02. Teach expected outcomes and exact forbidden-call checks</w:t>
       </w:r>
     </w:p>
     <w:p>
-      <w:pPr>
-        <w:spacing w:line="336" w:lineRule="auto" w:after="180"/>
-      </w:pPr>
-      <w:r>
-        <w:rPr>
-          <w:b w:val="0"/>
-        </w:rPr>
-        <w:t>Begin by writing the question the procedure is intended to answer. Identify the information already supplied, the information it will produce and the information still missing.</w:t>
+      <w:r>
+        <w:t>Keep baseline, deliberate bad-order trace and picture fallback as distinct investigations.</w:t>
       </w:r>
     </w:p>
     <w:p>
       <w:pPr>
-        <w:spacing w:line="336" w:lineRule="auto" w:after="180"/>
-      </w:pPr>
-      <w:r>
-        <w:rPr>
-          <w:b w:val="0"/>
-        </w:rPr>
-        <w:t>These are constructed classroom examples; they do not require live accounts, private records or an external service. Do not treat a plausible explanation as a measured outcome.</w:t>
+        <w:pStyle w:val="Heading2"/>
+      </w:pPr>
+      <w:r>
+        <w:t>Definitions and complete fictional test contract</w:t>
       </w:r>
     </w:p>
     <w:p>
@@ -832,27 +811,1418 @@
         <w:rPr>
           <w:b w:val="0"/>
         </w:rPr>
-        <w:t xml:space="preserve">Use a </w:t>
+        <w:t xml:space="preserve">Capstone failure testing checks denied roles, missing </w:t>
       </w:r>
       <w:r>
         <w:rPr>
           <w:b/>
         </w:rPr>
-        <w:t>failure matrix</w:t>
+        <w:t>evidence</w:t>
       </w:r>
       <w:r>
         <w:rPr>
           <w:b w:val="0"/>
         </w:rPr>
-        <w:t xml:space="preserve"> linking condition to expected response and forbidden calls. Test both visible result and operation trace. Preserve failed fixtures for regression checks.</w:t>
+        <w:t xml:space="preserve">, invalid </w:t>
+      </w:r>
+      <w:r>
+        <w:rPr>
+          <w:b/>
+        </w:rPr>
+        <w:t>input</w:t>
+      </w:r>
+      <w:r>
+        <w:rPr>
+          <w:b w:val="0"/>
+        </w:rPr>
+        <w:t>, timeouts and stale data. Each expected outcome is written before the run.</w:t>
       </w:r>
     </w:p>
     <w:p>
       <w:pPr>
+        <w:spacing w:line="336" w:lineRule="auto" w:after="180"/>
+      </w:pPr>
+      <w:r>
+        <w:rPr>
+          <w:b w:val="0"/>
+        </w:rPr>
+        <w:t xml:space="preserve">Use a </w:t>
+      </w:r>
+      <w:r>
+        <w:rPr>
+          <w:b/>
+        </w:rPr>
+        <w:t>failure matrix</w:t>
+      </w:r>
+      <w:r>
+        <w:rPr>
+          <w:b w:val="0"/>
+        </w:rPr>
+        <w:t xml:space="preserve"> linking condition to expected response and forbidden calls. Test both visible result and operation trace. Preserve failed fixtures for regression checks.</w:t>
+      </w:r>
+    </w:p>
+    <w:tbl>
+      <w:tblPr>
+        <w:tblStyle w:val="LightShading-Accent1"/>
+        <w:tblW w:type="auto" w:w="0"/>
+        <w:tblLook w:firstColumn="1" w:firstRow="1" w:lastColumn="0" w:lastRow="0" w:noHBand="0" w:noVBand="1" w:val="04A0"/>
+      </w:tblPr>
+      <w:tblGrid>
+        <w:gridCol w:w="5112"/>
+        <w:gridCol w:w="5112"/>
+      </w:tblGrid>
+      <w:tr>
+        <w:trPr>
+          <w:tblHeader/>
+        </w:trPr>
+        <w:tc>
+          <w:tcPr>
+            <w:tcW w:type="dxa" w:w="5112"/>
+          </w:tcPr>
+          <w:p>
+            <w:r>
+              <w:t>Test contract</w:t>
+            </w:r>
+          </w:p>
+        </w:tc>
+        <w:tc>
+          <w:tcPr>
+            <w:tcW w:type="dxa" w:w="5112"/>
+          </w:tcPr>
+          <w:p>
+            <w:r>
+              <w:t>Complete fictional baseline</w:t>
+            </w:r>
+          </w:p>
+        </w:tc>
+      </w:tr>
+      <w:tr>
+        <w:tc>
+          <w:tcPr>
+            <w:tcW w:type="dxa" w:w="5112"/>
+          </w:tcPr>
+          <w:p>
+            <w:r>
+              <w:t>Version and approved record</w:t>
+            </w:r>
+          </w:p>
+        </w:tc>
+        <w:tc>
+          <w:tcPr>
+            <w:tcW w:type="dxa" w:w="5112"/>
+          </w:tcPr>
+          <w:p>
+            <w:r>
+              <w:t>c1; room A approved capacity 12 source REG-A</w:t>
+            </w:r>
+          </w:p>
+        </w:tc>
+      </w:tr>
+      <w:tr>
+        <w:tc>
+          <w:tcPr>
+            <w:tcW w:type="dxa" w:w="5112"/>
+          </w:tcPr>
+          <w:p>
+            <w:r>
+              <w:t>Malformed request</w:t>
+            </w:r>
+          </w:p>
+        </w:tc>
+        <w:tc>
+          <w:tcPr>
+            <w:tcW w:type="dxa" w:w="5112"/>
+          </w:tcPr>
+          <w:p>
+            <w:r>
+              <w:t>A plus unexpected role field; expect invalid_input and no lookup</w:t>
+            </w:r>
+          </w:p>
+        </w:tc>
+      </w:tr>
+      <w:tr>
+        <w:tc>
+          <w:tcPr>
+            <w:tcW w:type="dxa" w:w="5112"/>
+          </w:tcPr>
+          <w:p>
+            <w:r>
+              <w:t>Restricted request</w:t>
+            </w:r>
+          </w:p>
+        </w:tc>
+        <w:tc>
+          <w:tcPr>
+            <w:tcW w:type="dxa" w:w="5112"/>
+          </w:tcPr>
+          <w:p>
+            <w:r>
+              <w:t>Student asks T; expect denied and no lookup</w:t>
+            </w:r>
+          </w:p>
+        </w:tc>
+      </w:tr>
+      <w:tr>
+        <w:tc>
+          <w:tcPr>
+            <w:tcW w:type="dxa" w:w="5112"/>
+          </w:tcPr>
+          <w:p>
+            <w:r>
+              <w:t>Missing register</w:t>
+            </w:r>
+          </w:p>
+        </w:tc>
+        <w:tc>
+          <w:tcPr>
+            <w:tcW w:type="dxa" w:w="5112"/>
+          </w:tcPr>
+          <w:p>
+            <w:r>
+              <w:t>Student asks Z; expect review/null claims and lookup Z only</w:t>
+            </w:r>
+          </w:p>
+        </w:tc>
+      </w:tr>
+      <w:tr>
+        <w:tc>
+          <w:tcPr>
+            <w:tcW w:type="dxa" w:w="5112"/>
+          </w:tcPr>
+          <w:p>
+            <w:r>
+              <w:t>Current approved request</w:t>
+            </w:r>
+          </w:p>
+        </w:tc>
+        <w:tc>
+          <w:tcPr>
+            <w:tcW w:type="dxa" w:w="5112"/>
+          </w:tcPr>
+          <w:p>
+            <w:r>
+              <w:t>Student asks A; expect supported 12/REG-A and lookup A only</w:t>
+            </w:r>
+          </w:p>
+        </w:tc>
+      </w:tr>
+      <w:tr>
+        <w:tc>
+          <w:tcPr>
+            <w:tcW w:type="dxa" w:w="5112"/>
+          </w:tcPr>
+          <w:p>
+            <w:r>
+              <w:t>Case pass</w:t>
+            </w:r>
+          </w:p>
+        </w:tc>
+        <w:tc>
+          <w:tcPr>
+            <w:tcW w:type="dxa" w:w="5112"/>
+          </w:tcPr>
+          <w:p>
+            <w:r>
+              <w:t>Expected status, claims and exact lookup trace all agree</w:t>
+            </w:r>
+          </w:p>
+        </w:tc>
+      </w:tr>
+      <w:tr>
+        <w:tc>
+          <w:tcPr>
+            <w:tcW w:type="dxa" w:w="5112"/>
+          </w:tcPr>
+          <w:p>
+            <w:r>
+              <w:t>Bad-order probe</w:t>
+            </w:r>
+          </w:p>
+        </w:tc>
+        <w:tc>
+          <w:tcPr>
+            <w:tcW w:type="dxa" w:w="5112"/>
+          </w:tcPr>
+          <w:p>
+            <w:r>
+              <w:t>Same T denial plus forbidden T lookup; that case fails</w:t>
+            </w:r>
+          </w:p>
+        </w:tc>
+      </w:tr>
+      <w:tr>
+        <w:tc>
+          <w:tcPr>
+            <w:tcW w:type="dxa" w:w="5112"/>
+          </w:tcPr>
+          <w:p>
+            <w:r>
+              <w:t>Separate fallback picture</w:t>
+            </w:r>
+          </w:p>
+        </w:tc>
+        <w:tc>
+          <w:tcPr>
+            <w:tcW w:type="dxa" w:w="5112"/>
+          </w:tcPr>
+          <w:p>
+            <w:r>
+              <w:t>F4 current/approved club time 15:00; checked fixed template permitted when drafting unavailable</w:t>
+            </w:r>
+          </w:p>
+        </w:tc>
+      </w:tr>
+      <w:tr>
+        <w:tc>
+          <w:tcPr>
+            <w:tcW w:type="dxa" w:w="5112"/>
+          </w:tcPr>
+          <w:p>
+            <w:r>
+              <w:t>No-source variant</w:t>
+            </w:r>
+          </w:p>
+        </w:tc>
+        <w:tc>
+          <w:tcPr>
+            <w:tcW w:type="dxa" w:w="5112"/>
+          </w:tcPr>
+          <w:p>
+            <w:r>
+              <w:t>Retrieval also unavailable: review/null claim and source; template cannot invent evidence</w:t>
+            </w:r>
+          </w:p>
+        </w:tc>
+      </w:tr>
+      <w:tr>
+        <w:tc>
+          <w:tcPr>
+            <w:tcW w:type="dxa" w:w="5112"/>
+          </w:tcPr>
+          <w:p>
+            <w:r>
+              <w:t>Coverage limit</w:t>
+            </w:r>
+          </w:p>
+        </w:tc>
+        <w:tc>
+          <w:tcPr>
+            <w:tcW w:type="dxa" w:w="5112"/>
+          </w:tcPr>
+          <w:p>
+            <w:r>
+              <w:t>Four main cases and specific added probes, not every timeout, stale-data or component interaction</w:t>
+            </w:r>
+          </w:p>
+        </w:tc>
+      </w:tr>
+    </w:tbl>
+    <w:p>
+      <w:pPr>
+        <w:pStyle w:val="Heading2"/>
+      </w:pPr>
+      <w:r>
+        <w:t>Main expectation matrix and checked reasoning</w:t>
+      </w:r>
+    </w:p>
+    <w:tbl>
+      <w:tblPr>
+        <w:tblStyle w:val="LightShading-Accent1"/>
+        <w:tblW w:type="auto" w:w="0"/>
+        <w:tblLook w:firstColumn="1" w:firstRow="1" w:lastColumn="0" w:lastRow="0" w:noHBand="0" w:noVBand="1" w:val="04A0"/>
+      </w:tblPr>
+      <w:tblGrid>
+        <w:gridCol w:w="2556"/>
+        <w:gridCol w:w="2556"/>
+        <w:gridCol w:w="2556"/>
+        <w:gridCol w:w="2556"/>
+      </w:tblGrid>
+      <w:tr>
+        <w:trPr>
+          <w:tblHeader/>
+        </w:trPr>
+        <w:tc>
+          <w:tcPr>
+            <w:tcW w:type="dxa" w:w="2556"/>
+          </w:tcPr>
+          <w:p>
+            <w:r>
+              <w:t>Predeclared main case</w:t>
+            </w:r>
+          </w:p>
+        </w:tc>
+        <w:tc>
+          <w:tcPr>
+            <w:tcW w:type="dxa" w:w="2556"/>
+          </w:tcPr>
+          <w:p>
+            <w:r>
+              <w:t>Expected output</w:t>
+            </w:r>
+          </w:p>
+        </w:tc>
+        <w:tc>
+          <w:tcPr>
+            <w:tcW w:type="dxa" w:w="2556"/>
+          </w:tcPr>
+          <w:p>
+            <w:r>
+              <w:t>Exact allowed lookup trace</w:t>
+            </w:r>
+          </w:p>
+        </w:tc>
+        <w:tc>
+          <w:tcPr>
+            <w:tcW w:type="dxa" w:w="2556"/>
+          </w:tcPr>
+          <w:p>
+            <w:r>
+              <w:t>Expected case judgment</w:t>
+            </w:r>
+          </w:p>
+        </w:tc>
+      </w:tr>
+      <w:tr>
+        <w:tc>
+          <w:tcPr>
+            <w:tcW w:type="dxa" w:w="2556"/>
+          </w:tcPr>
+          <w:p>
+            <w:r>
+              <w:t>A with unexpected role field</w:t>
+            </w:r>
+          </w:p>
+        </w:tc>
+        <w:tc>
+          <w:tcPr>
+            <w:tcW w:type="dxa" w:w="2556"/>
+          </w:tcPr>
+          <w:p>
+            <w:r>
+              <w:t>invalid_input; null claims</w:t>
+            </w:r>
+          </w:p>
+        </w:tc>
+        <w:tc>
+          <w:tcPr>
+            <w:tcW w:type="dxa" w:w="2556"/>
+          </w:tcPr>
+          <w:p>
+            <w:r>
+              <w:t>[]</w:t>
+            </w:r>
+          </w:p>
+        </w:tc>
+        <w:tc>
+          <w:tcPr>
+            <w:tcW w:type="dxa" w:w="2556"/>
+          </w:tcPr>
+          <w:p>
+            <w:r>
+              <w:t>Pass if all agree</w:t>
+            </w:r>
+          </w:p>
+        </w:tc>
+      </w:tr>
+      <w:tr>
+        <w:tc>
+          <w:tcPr>
+            <w:tcW w:type="dxa" w:w="2556"/>
+          </w:tcPr>
+          <w:p>
+            <w:r>
+              <w:t>Student T</w:t>
+            </w:r>
+          </w:p>
+        </w:tc>
+        <w:tc>
+          <w:tcPr>
+            <w:tcW w:type="dxa" w:w="2556"/>
+          </w:tcPr>
+          <w:p>
+            <w:r>
+              <w:t>denied; null claims</w:t>
+            </w:r>
+          </w:p>
+        </w:tc>
+        <w:tc>
+          <w:tcPr>
+            <w:tcW w:type="dxa" w:w="2556"/>
+          </w:tcPr>
+          <w:p>
+            <w:r>
+              <w:t>[]</w:t>
+            </w:r>
+          </w:p>
+        </w:tc>
+        <w:tc>
+          <w:tcPr>
+            <w:tcW w:type="dxa" w:w="2556"/>
+          </w:tcPr>
+          <w:p>
+            <w:r>
+              <w:t>Pass if all agree</w:t>
+            </w:r>
+          </w:p>
+        </w:tc>
+      </w:tr>
+      <w:tr>
+        <w:tc>
+          <w:tcPr>
+            <w:tcW w:type="dxa" w:w="2556"/>
+          </w:tcPr>
+          <w:p>
+            <w:r>
+              <w:t>Missing Z</w:t>
+            </w:r>
+          </w:p>
+        </w:tc>
+        <w:tc>
+          <w:tcPr>
+            <w:tcW w:type="dxa" w:w="2556"/>
+          </w:tcPr>
+          <w:p>
+            <w:r>
+              <w:t>review; null claims</w:t>
+            </w:r>
+          </w:p>
+        </w:tc>
+        <w:tc>
+          <w:tcPr>
+            <w:tcW w:type="dxa" w:w="2556"/>
+          </w:tcPr>
+          <w:p>
+            <w:r>
+              <w:t>[Z]</w:t>
+            </w:r>
+          </w:p>
+        </w:tc>
+        <w:tc>
+          <w:tcPr>
+            <w:tcW w:type="dxa" w:w="2556"/>
+          </w:tcPr>
+          <w:p>
+            <w:r>
+              <w:t>Pass if all agree</w:t>
+            </w:r>
+          </w:p>
+        </w:tc>
+      </w:tr>
+      <w:tr>
+        <w:tc>
+          <w:tcPr>
+            <w:tcW w:type="dxa" w:w="2556"/>
+          </w:tcPr>
+          <w:p>
+            <w:r>
+              <w:t>Current approved A</w:t>
+            </w:r>
+          </w:p>
+        </w:tc>
+        <w:tc>
+          <w:tcPr>
+            <w:tcW w:type="dxa" w:w="2556"/>
+          </w:tcPr>
+          <w:p>
+            <w:r>
+              <w:t>supported; 12 / REG-A</w:t>
+            </w:r>
+          </w:p>
+        </w:tc>
+        <w:tc>
+          <w:tcPr>
+            <w:tcW w:type="dxa" w:w="2556"/>
+          </w:tcPr>
+          <w:p>
+            <w:r>
+              <w:t>[A]</w:t>
+            </w:r>
+          </w:p>
+        </w:tc>
+        <w:tc>
+          <w:tcPr>
+            <w:tcW w:type="dxa" w:w="2556"/>
+          </w:tcPr>
+          <w:p>
+            <w:r>
+              <w:t>Pass if all agree</w:t>
+            </w:r>
+          </w:p>
+        </w:tc>
+      </w:tr>
+      <w:tr>
+        <w:tc>
+          <w:tcPr>
+            <w:tcW w:type="dxa" w:w="2556"/>
+          </w:tcPr>
+          <w:p>
+            <w:r>
+              <w:t>Deliberate bad-order T variant</w:t>
+            </w:r>
+          </w:p>
+        </w:tc>
+        <w:tc>
+          <w:tcPr>
+            <w:tcW w:type="dxa" w:w="2556"/>
+          </w:tcPr>
+          <w:p>
+            <w:r>
+              <w:t>Still denied, but lookup [T]</w:t>
+            </w:r>
+          </w:p>
+        </w:tc>
+        <w:tc>
+          <w:tcPr>
+            <w:tcW w:type="dxa" w:w="2556"/>
+          </w:tcPr>
+          <w:p>
+            <w:r>
+              <w:t>Violates required []</w:t>
+            </w:r>
+          </w:p>
+        </w:tc>
+        <w:tc>
+          <w:tcPr>
+            <w:tcW w:type="dxa" w:w="2556"/>
+          </w:tcPr>
+          <w:p>
+            <w:r>
+              <w:t>Fail; final denial is insufficient</w:t>
+            </w:r>
+          </w:p>
+        </w:tc>
+      </w:tr>
+    </w:tbl>
+    <w:p>
+      <w:pPr>
+        <w:spacing w:line="336" w:lineRule="auto" w:after="180"/>
+      </w:pPr>
+      <w:r>
+        <w:rPr>
+          <w:b w:val="0"/>
+        </w:rPr>
+        <w:t>Main statuses align with the Week 33 baseline: invalid_input, denied, review and supported, not two identical denial enums. Four cases pass when expected claims and traces agree. Deliberate T lookup before the same denial fails that access case: 3/4 in the separate counterexample.</w:t>
+      </w:r>
+    </w:p>
+    <w:p>
+      <w:pPr>
+        <w:spacing w:line="336" w:lineRule="auto" w:after="180"/>
+      </w:pPr>
+      <w:r>
+        <w:rPr>
+          <w:b w:val="0"/>
+        </w:rPr>
+        <w:t>Picture valid approved F4 allows 15:00/F4 checked template with degraded mode when drafting fails; retrieval failure too gives review/null claims. These are local flags, not live provider failures. Selected six-case rate is 5/6 ≈ 83.333%; one restricted lookup violates the zero-restricted-read gate, so release is blocked regardless of final denial or aggregate rate.</w:t>
+      </w:r>
+    </w:p>
+    <w:p>
+      <w:pPr>
         <w:pStyle w:val="Heading3"/>
       </w:pPr>
       <w:r>
-        <w:t>Explain Capstone failure testing · 2</w:t>
+        <w:t>Capstone failure testing — evidence trace</w:t>
+      </w:r>
+    </w:p>
+    <w:tbl>
+      <w:tblPr>
+        <w:tblStyle w:val="LightShading-Accent1"/>
+        <w:tblW w:type="auto" w:w="0"/>
+        <w:tblLook w:firstColumn="1" w:firstRow="1" w:lastColumn="0" w:lastRow="0" w:noHBand="0" w:noVBand="1" w:val="04A0"/>
+      </w:tblPr>
+      <w:tblGrid>
+        <w:gridCol w:w="3408"/>
+        <w:gridCol w:w="3408"/>
+        <w:gridCol w:w="3408"/>
+      </w:tblGrid>
+      <w:tr>
+        <w:trPr>
+          <w:tblHeader/>
+        </w:trPr>
+        <w:tc>
+          <w:tcPr>
+            <w:tcW w:type="dxa" w:w="3408"/>
+          </w:tcPr>
+          <w:p>
+            <w:r>
+              <w:t>Input and scope</w:t>
+            </w:r>
+          </w:p>
+        </w:tc>
+        <w:tc>
+          <w:tcPr>
+            <w:tcW w:type="dxa" w:w="3408"/>
+          </w:tcPr>
+          <w:p>
+            <w:r>
+              <w:t>Check or calculation</w:t>
+            </w:r>
+          </w:p>
+        </w:tc>
+        <w:tc>
+          <w:tcPr>
+            <w:tcW w:type="dxa" w:w="3408"/>
+          </w:tcPr>
+          <w:p>
+            <w:r>
+              <w:t>Conclusion and limit</w:t>
+            </w:r>
+          </w:p>
+        </w:tc>
+      </w:tr>
+      <w:tr>
+        <w:tc>
+          <w:tcPr>
+            <w:tcW w:type="dxa" w:w="3408"/>
+          </w:tcPr>
+          <w:p>
+            <w:r>
+              <w:t>Four cases: malformed request, student teacher-guide request, missing register, valid current record. One rejects invalid input, one denies access, one reviews and one supports; no restricted reads occur.</w:t>
+            </w:r>
+          </w:p>
+        </w:tc>
+        <w:tc>
+          <w:tcPr>
+            <w:tcW w:type="dxa" w:w="3408"/>
+          </w:tcPr>
+          <w:p>
+            <w:r>
+              <w:t>Use a failure matrix linking condition to expected response and forbidden calls. Test both visible result and operation trace. Preserve failed fixtures for regression checks.</w:t>
+            </w:r>
+          </w:p>
+        </w:tc>
+        <w:tc>
+          <w:tcPr>
+            <w:tcW w:type="dxa" w:w="3408"/>
+          </w:tcPr>
+          <w:p>
+            <w:r>
+              <w:t>All four meet their expected condition if responses and traces agree. Denial/review are successful contract outcomes, not automatic test failures.</w:t>
+            </w:r>
+          </w:p>
+        </w:tc>
+      </w:tr>
+    </w:tbl>
+    <w:p>
+      <w:r>
+        <w:t>The figure connects this chapter's worked input, declared procedure and result. Read the complete worked reasoning for qualifiers and intermediate steps; the abbreviated labels do not replace that reasoning.</w:t>
+      </w:r>
+    </w:p>
+    <w:p>
+      <w:pPr>
+        <w:spacing w:line="336" w:lineRule="auto" w:after="180"/>
+      </w:pPr>
+      <w:r>
+        <w:rPr>
+          <w:b w:val="0"/>
+        </w:rPr>
+        <w:t>Guided: All four meet their expected condition if responses and traces agree. Denial/review are successful contract outcomes, not automatic test failures.</w:t>
+      </w:r>
+    </w:p>
+    <w:p>
+      <w:pPr>
+        <w:spacing w:line="336" w:lineRule="auto" w:after="180"/>
+      </w:pPr>
+      <w:r>
+        <w:rPr>
+          <w:b w:val="0"/>
+        </w:rPr>
+        <w:t>Qualification: A case passes only all its declared response and trace requirements, not merely a convenient status code.</w:t>
+      </w:r>
+    </w:p>
+    <w:p>
+      <w:pPr>
+        <w:spacing w:line="336" w:lineRule="auto" w:after="180"/>
+      </w:pPr>
+      <w:r>
+        <w:rPr>
+          <w:b w:val="0"/>
+        </w:rPr>
+        <w:t xml:space="preserve">Exit: accept a concrete variation with its predicted outcome and a stated condition that would challenge the </w:t>
+      </w:r>
+      <w:r>
+        <w:rPr>
+          <w:b/>
+        </w:rPr>
+        <w:t>mechanism</w:t>
+      </w:r>
+      <w:r>
+        <w:rPr>
+          <w:b w:val="0"/>
+        </w:rPr>
+        <w:t xml:space="preserve">; reject a claim resting on unmeasured </w:t>
+      </w:r>
+      <w:r>
+        <w:rPr>
+          <w:b/>
+        </w:rPr>
+        <w:t>evidence</w:t>
+      </w:r>
+      <w:r>
+        <w:rPr>
+          <w:b w:val="0"/>
+        </w:rPr>
+        <w:t>.</w:t>
+      </w:r>
+    </w:p>
+    <w:p>
+      <w:pPr>
+        <w:spacing w:line="336" w:lineRule="auto" w:after="180"/>
+      </w:pPr>
+      <w:r>
+        <w:rPr>
+          <w:b w:val="0"/>
+        </w:rPr>
+        <w:t>Four cases: malformed request, student teacher-guide request, missing register, valid current record. One rejects invalid input, one denies access, one reviews and one supports; no restricted reads occur.</w:t>
+      </w:r>
+    </w:p>
+    <w:p>
+      <w:pPr>
+        <w:spacing w:line="336" w:lineRule="auto" w:after="180"/>
+      </w:pPr>
+      <w:r>
+        <w:rPr>
+          <w:b w:val="0"/>
+        </w:rPr>
+        <w:t>All four meet their expected condition if responses and traces agree. Denial/review are successful contract outcomes, not automatic test failures.</w:t>
+      </w:r>
+    </w:p>
+    <w:p>
+      <w:pPr>
+        <w:spacing w:line="336" w:lineRule="auto" w:after="180"/>
+      </w:pPr>
+      <w:r>
+        <w:rPr>
+          <w:b w:val="0"/>
+        </w:rPr>
+        <w:t xml:space="preserve">Compare the intermediate </w:t>
+      </w:r>
+      <w:r>
+        <w:rPr>
+          <w:b/>
+        </w:rPr>
+        <w:t>evidence</w:t>
+      </w:r>
+      <w:r>
+        <w:rPr>
+          <w:b w:val="0"/>
+        </w:rPr>
+        <w:t xml:space="preserve"> with the final statement. Explain why each number or decision follows from the stated </w:t>
+      </w:r>
+      <w:r>
+        <w:rPr>
+          <w:b/>
+        </w:rPr>
+        <w:t>input</w:t>
+      </w:r>
+      <w:r>
+        <w:rPr>
+          <w:b w:val="0"/>
+        </w:rPr>
+        <w:t xml:space="preserve">s. The conclusion belongs to this scenario and procedure; changing the </w:t>
+      </w:r>
+      <w:r>
+        <w:rPr>
+          <w:b/>
+        </w:rPr>
+        <w:t>input</w:t>
+      </w:r>
+      <w:r>
+        <w:rPr>
+          <w:b w:val="0"/>
+        </w:rPr>
+        <w:t xml:space="preserve">s, evaluation population or authority can change what it establishes. Retain only authorized, minimized fictional test </w:t>
+      </w:r>
+      <w:r>
+        <w:rPr>
+          <w:b/>
+        </w:rPr>
+        <w:t>evidence</w:t>
+      </w:r>
+      <w:r>
+        <w:rPr>
+          <w:b w:val="0"/>
+        </w:rPr>
+        <w:t xml:space="preserve"> without secret values or unnecessary private content so a later revision can be compared honestly.</w:t>
+      </w:r>
+    </w:p>
+    <w:p>
+      <w:pPr>
+        <w:pStyle w:val="Heading2"/>
+      </w:pPr>
+      <w:r>
+        <w:t>Access, fallback and coverage probes</w:t>
+      </w:r>
+    </w:p>
+    <w:tbl>
+      <w:tblPr>
+        <w:tblStyle w:val="LightShading-Accent1"/>
+        <w:tblW w:type="auto" w:w="0"/>
+        <w:tblLook w:firstColumn="1" w:firstRow="1" w:lastColumn="0" w:lastRow="0" w:noHBand="0" w:noVBand="1" w:val="04A0"/>
+      </w:tblPr>
+      <w:tblGrid>
+        <w:gridCol w:w="5112"/>
+        <w:gridCol w:w="5112"/>
+      </w:tblGrid>
+      <w:tr>
+        <w:trPr>
+          <w:tblHeader/>
+        </w:trPr>
+        <w:tc>
+          <w:tcPr>
+            <w:tcW w:type="dxa" w:w="5112"/>
+          </w:tcPr>
+          <w:p>
+            <w:r>
+              <w:t>Failure-testing probe</w:t>
+            </w:r>
+          </w:p>
+        </w:tc>
+        <w:tc>
+          <w:tcPr>
+            <w:tcW w:type="dxa" w:w="5112"/>
+          </w:tcPr>
+          <w:p>
+            <w:r>
+              <w:t>Expected interpretation</w:t>
+            </w:r>
+          </w:p>
+        </w:tc>
+      </w:tr>
+      <w:tr>
+        <w:tc>
+          <w:tcPr>
+            <w:tcW w:type="dxa" w:w="5112"/>
+          </w:tcPr>
+          <w:p>
+            <w:r>
+              <w:t>Denied response and empty forbidden-call trace</w:t>
+            </w:r>
+          </w:p>
+        </w:tc>
+        <w:tc>
+          <w:tcPr>
+            <w:tcW w:type="dxa" w:w="5112"/>
+          </w:tcPr>
+          <w:p>
+            <w:r>
+              <w:t>Can pass the expected access test</w:t>
+            </w:r>
+          </w:p>
+        </w:tc>
+      </w:tr>
+      <w:tr>
+        <w:tc>
+          <w:tcPr>
+            <w:tcW w:type="dxa" w:w="5112"/>
+          </w:tcPr>
+          <w:p>
+            <w:r>
+              <w:t>Denied response after restricted lookup</w:t>
+            </w:r>
+          </w:p>
+        </w:tc>
+        <w:tc>
+          <w:tcPr>
+            <w:tcW w:type="dxa" w:w="5112"/>
+          </w:tcPr>
+          <w:p>
+            <w:r>
+              <w:t>Access test fails</w:t>
+            </w:r>
+          </w:p>
+        </w:tc>
+      </w:tr>
+      <w:tr>
+        <w:tc>
+          <w:tcPr>
+            <w:tcW w:type="dxa" w:w="5112"/>
+          </w:tcPr>
+          <w:p>
+            <w:r>
+              <w:t>Review with null claims for absent evidence</w:t>
+            </w:r>
+          </w:p>
+        </w:tc>
+        <w:tc>
+          <w:tcPr>
+            <w:tcW w:type="dxa" w:w="5112"/>
+          </w:tcPr>
+          <w:p>
+            <w:r>
+              <w:t>Can pass the expected uncertainty contract</w:t>
+            </w:r>
+          </w:p>
+        </w:tc>
+      </w:tr>
+      <w:tr>
+        <w:tc>
+          <w:tcPr>
+            <w:tcW w:type="dxa" w:w="5112"/>
+          </w:tcPr>
+          <w:p>
+            <w:r>
+              <w:t>Supported response lacks source or wrong value</w:t>
+            </w:r>
+          </w:p>
+        </w:tc>
+        <w:tc>
+          <w:tcPr>
+            <w:tcW w:type="dxa" w:w="5112"/>
+          </w:tcPr>
+          <w:p>
+            <w:r>
+              <w:t>Fails claim contract even if wording sounds plausible</w:t>
+            </w:r>
+          </w:p>
+        </w:tc>
+      </w:tr>
+      <w:tr>
+        <w:tc>
+          <w:tcPr>
+            <w:tcW w:type="dxa" w:w="5112"/>
+          </w:tcPr>
+          <w:p>
+            <w:r>
+              <w:t>Drafting unavailable, checked approved F4 remains</w:t>
+            </w:r>
+          </w:p>
+        </w:tc>
+        <w:tc>
+          <w:tcPr>
+            <w:tcW w:type="dxa" w:w="5112"/>
+          </w:tcPr>
+          <w:p>
+            <w:r>
+              <w:t>Permitted fixed-template supported answer with degraded status</w:t>
+            </w:r>
+          </w:p>
+        </w:tc>
+      </w:tr>
+      <w:tr>
+        <w:tc>
+          <w:tcPr>
+            <w:tcW w:type="dxa" w:w="5112"/>
+          </w:tcPr>
+          <w:p>
+            <w:r>
+              <w:t>Retrieval unavailable too</w:t>
+            </w:r>
+          </w:p>
+        </w:tc>
+        <w:tc>
+          <w:tcPr>
+            <w:tcW w:type="dxa" w:w="5112"/>
+          </w:tcPr>
+          <w:p>
+            <w:r>
+              <w:t>Review/null claims; no invented fallback fact</w:t>
+            </w:r>
+          </w:p>
+        </w:tc>
+      </w:tr>
+      <w:tr>
+        <w:tc>
+          <w:tcPr>
+            <w:tcW w:type="dxa" w:w="5112"/>
+          </w:tcPr>
+          <w:p>
+            <w:r>
+              <w:t>Known failed case passes after repair</w:t>
+            </w:r>
+          </w:p>
+        </w:tc>
+        <w:tc>
+          <w:tcPr>
+            <w:tcW w:type="dxa" w:w="5112"/>
+          </w:tcPr>
+          <w:p>
+            <w:r>
+              <w:t>Keep original failure as regression evidence; new result does not erase it</w:t>
+            </w:r>
+          </w:p>
+        </w:tc>
+      </w:tr>
+      <w:tr>
+        <w:tc>
+          <w:tcPr>
+            <w:tcW w:type="dxa" w:w="5112"/>
+          </w:tcPr>
+          <w:p>
+            <w:r>
+              <w:t>Aggregate pass rate high but mandatory access fails</w:t>
+            </w:r>
+          </w:p>
+        </w:tc>
+        <w:tc>
+          <w:tcPr>
+            <w:tcW w:type="dxa" w:w="5112"/>
+          </w:tcPr>
+          <w:p>
+            <w:r>
+              <w:t>Mandatory gate remains blocked</w:t>
+            </w:r>
+          </w:p>
+        </w:tc>
+      </w:tr>
+      <w:tr>
+        <w:tc>
+          <w:tcPr>
+            <w:tcW w:type="dxa" w:w="5112"/>
+          </w:tcPr>
+          <w:p>
+            <w:r>
+              <w:t>Only four main cases run</w:t>
+            </w:r>
+          </w:p>
+        </w:tc>
+        <w:tc>
+          <w:tcPr>
+            <w:tcW w:type="dxa" w:w="5112"/>
+          </w:tcPr>
+          <w:p>
+            <w:r>
+              <w:t>Do not claim timeout/stale/interaction coverage from that matrix</w:t>
+            </w:r>
+          </w:p>
+        </w:tc>
+      </w:tr>
+    </w:tbl>
+    <w:p>
+      <w:pPr>
+        <w:pStyle w:val="Heading2"/>
+      </w:pPr>
+      <w:r>
+        <w:t>Separate F4 drafting/retrieval failure scope</w:t>
+      </w:r>
+    </w:p>
+    <w:p>
+      <w:pPr>
+        <w:spacing w:line="336" w:lineRule="auto" w:after="180"/>
+      </w:pPr>
+      <w:r>
+        <w:rPr>
+          <w:b w:val="0"/>
+        </w:rPr>
+        <w:t>Inject one component failure. A capstone test blocks model drafting after a successful approved-card retrieval.</w:t>
+      </w:r>
+    </w:p>
+    <w:p>
+      <w:pPr>
+        <w:spacing w:line="336" w:lineRule="auto" w:after="180"/>
+      </w:pPr>
+      <w:r>
+        <w:rPr>
+          <w:b w:val="0"/>
+        </w:rPr>
+        <w:t>F4 records club time 15:00. The contract permits a checked fixed-template answer when drafting is unavailable.</w:t>
+      </w:r>
+    </w:p>
+    <w:p>
+      <w:pPr>
+        <w:spacing w:line="336" w:lineRule="auto" w:after="180"/>
+      </w:pPr>
+      <w:r>
+        <w:rPr>
+          <w:b w:val="0"/>
+        </w:rPr>
+        <w:t>The picture is a separate component-failure fixture. Retrieval supplies current approved F4 with club time 15:00, while model drafting is unavailable. The contract explicitly permits a checked fixed template, so return “The club time is 15:00.” with source F4 and degraded operation recorded. The code uses deterministic flags and a fixed record; no real model is disabled.</w:t>
+      </w:r>
+    </w:p>
+    <w:p>
+      <w:pPr>
+        <w:spacing w:line="336" w:lineRule="auto" w:after="180"/>
+      </w:pPr>
+      <w:r>
+        <w:rPr>
+          <w:b w:val="0"/>
+        </w:rPr>
+        <w:t>If retrieval also becomes unavailable, return review with null claim/source. The template cannot fill the evidence gap. Stale, unapproved or malformed F4 also cannot support the fallback. One successful fallback is not coverage of every failure combination.</w:t>
+      </w:r>
+    </w:p>
+    <w:p>
+      <w:pPr>
+        <w:pStyle w:val="Heading2"/>
+      </w:pPr>
+      <w:r>
+        <w:t>Picture trace and unavailable-evidence key</w:t>
+      </w:r>
+    </w:p>
+    <w:p>
+      <w:r>
+        <w:drawing>
+          <wp:inline xmlns:a="http://schemas.openxmlformats.org/drawingml/2006/main" xmlns:pic="http://schemas.openxmlformats.org/drawingml/2006/picture">
+            <wp:extent cx="5486400" cy="3182112"/>
+            <wp:docPr id="1" name="Picture 1" descr="Verify source: Retrieval supplies F4 and the time 15:00. → Inject failure: Disable drafting without changing source evidence. → Use bounded fallback: Return the checked template citing F4 and record degraded operation."/>
+            <wp:cNvGraphicFramePr>
+              <a:graphicFrameLocks noChangeAspect="1"/>
+            </wp:cNvGraphicFramePr>
+            <a:graphic>
+              <a:graphicData uri="http://schemas.openxmlformats.org/drawingml/2006/picture">
+                <pic:pic>
+                  <pic:nvPicPr>
+                    <pic:cNvPr id="0" name="academy-story-ai-6-34-02.png"/>
+                    <pic:cNvPicPr/>
+                  </pic:nvPicPr>
+                  <pic:blipFill>
+                    <a:blip r:embed="rId9"/>
+                    <a:stretch>
+                      <a:fillRect/>
+                    </a:stretch>
+                  </pic:blipFill>
+                  <pic:spPr>
+                    <a:xfrm>
+                      <a:off x="0" y="0"/>
+                      <a:ext cx="5486400" cy="3182112"/>
+                    </a:xfrm>
+                    <a:prstGeom prst="rect"/>
+                  </pic:spPr>
+                </pic:pic>
+              </a:graphicData>
+            </a:graphic>
+          </wp:inline>
+        </w:drawing>
+      </w:r>
+    </w:p>
+    <w:p>
+      <w:pPr>
+        <w:pStyle w:val="Heading3"/>
+      </w:pPr>
+      <w:r>
+        <w:t>Read the picture one step at a time</w:t>
+      </w:r>
+    </w:p>
+    <w:tbl>
+      <w:tblPr>
+        <w:tblStyle w:val="LightShading-Accent1"/>
+        <w:tblW w:type="auto" w:w="0"/>
+        <w:tblLook w:firstColumn="1" w:firstRow="1" w:lastColumn="0" w:lastRow="0" w:noHBand="0" w:noVBand="1" w:val="04A0"/>
+      </w:tblPr>
+      <w:tblGrid>
+        <w:gridCol w:w="5112"/>
+        <w:gridCol w:w="5112"/>
+      </w:tblGrid>
+      <w:tr>
+        <w:trPr>
+          <w:tblHeader/>
+        </w:trPr>
+        <w:tc>
+          <w:tcPr>
+            <w:tcW w:type="dxa" w:w="5112"/>
+          </w:tcPr>
+          <w:p>
+            <w:r>
+              <w:t>Step</w:t>
+            </w:r>
+          </w:p>
+        </w:tc>
+        <w:tc>
+          <w:tcPr>
+            <w:tcW w:type="dxa" w:w="5112"/>
+          </w:tcPr>
+          <w:p>
+            <w:r>
+              <w:t>What happens and why</w:t>
+            </w:r>
+          </w:p>
+        </w:tc>
+      </w:tr>
+      <w:tr>
+        <w:tc>
+          <w:tcPr>
+            <w:tcW w:type="dxa" w:w="5112"/>
+          </w:tcPr>
+          <w:p>
+            <w:r>
+              <w:t>1. Verify source</w:t>
+            </w:r>
+          </w:p>
+        </w:tc>
+        <w:tc>
+          <w:tcPr>
+            <w:tcW w:type="dxa" w:w="5112"/>
+          </w:tcPr>
+          <w:p>
+            <w:r>
+              <w:t>Retrieval supplies F4 and the time 15:00.</w:t>
+            </w:r>
+          </w:p>
+        </w:tc>
+      </w:tr>
+      <w:tr>
+        <w:tc>
+          <w:tcPr>
+            <w:tcW w:type="dxa" w:w="5112"/>
+          </w:tcPr>
+          <w:p>
+            <w:r>
+              <w:t>2. Inject failure</w:t>
+            </w:r>
+          </w:p>
+        </w:tc>
+        <w:tc>
+          <w:tcPr>
+            <w:tcW w:type="dxa" w:w="5112"/>
+          </w:tcPr>
+          <w:p>
+            <w:r>
+              <w:t>Disable drafting without changing source evidence.</w:t>
+            </w:r>
+          </w:p>
+        </w:tc>
+      </w:tr>
+      <w:tr>
+        <w:tc>
+          <w:tcPr>
+            <w:tcW w:type="dxa" w:w="5112"/>
+          </w:tcPr>
+          <w:p>
+            <w:r>
+              <w:t>3. Use bounded fallback</w:t>
+            </w:r>
+          </w:p>
+        </w:tc>
+        <w:tc>
+          <w:tcPr>
+            <w:tcW w:type="dxa" w:w="5112"/>
+          </w:tcPr>
+          <w:p>
+            <w:r>
+              <w:t>Return the checked template citing F4 and record degraded operation.</w:t>
+            </w:r>
+          </w:p>
+        </w:tc>
+      </w:tr>
+    </w:tbl>
+    <w:p>
+      <w:r>
+        <w:t>Match each pictured step to the supplied facts. This is a worked teaching case, not an independent assessment.</w:t>
+      </w:r>
+    </w:p>
+    <w:p>
+      <w:pPr>
+        <w:spacing w:line="336" w:lineRule="auto" w:after="180"/>
+      </w:pPr>
+      <w:r>
+        <w:rPr>
+          <w:b w:val="0"/>
+        </w:rPr>
+        <w:t xml:space="preserve">Failure injection changes a component deliberately so the team can inspect the response. A fallback must retain </w:t>
+      </w:r>
+      <w:r>
+        <w:rPr>
+          <w:b/>
+        </w:rPr>
+        <w:t>evidence</w:t>
+      </w:r>
+      <w:r>
+        <w:rPr>
+          <w:b w:val="0"/>
+        </w:rPr>
+        <w:t xml:space="preserve"> checks and honest status.</w:t>
+      </w:r>
+    </w:p>
+    <w:p>
+      <w:pPr>
+        <w:spacing w:line="336" w:lineRule="auto" w:after="180"/>
+      </w:pPr>
+      <w:r>
+        <w:rPr>
+          <w:b w:val="0"/>
+        </w:rPr>
+        <w:t>This trial covers one failure combination; check other components and interactions separately.</w:t>
+      </w:r>
+    </w:p>
+    <w:p>
+      <w:pPr>
+        <w:spacing w:line="336" w:lineRule="auto" w:after="180"/>
+      </w:pPr>
+      <w:r>
+        <w:rPr>
+          <w:b w:val="0"/>
+        </w:rPr>
+        <w:t>Change: Make retrieval unavailable as well.</w:t>
+      </w:r>
+    </w:p>
+    <w:p>
+      <w:pPr>
+        <w:spacing w:line="336" w:lineRule="auto" w:after="180"/>
+      </w:pPr>
+      <w:r>
+        <w:rPr>
+          <w:b/>
+        </w:rPr>
+        <w:t>Prediction</w:t>
+      </w:r>
+      <w:r>
+        <w:rPr>
+          <w:b w:val="0"/>
+        </w:rPr>
+        <w:t>: Return unsupported or unavailable; do not use the factual template.</w:t>
+      </w:r>
+    </w:p>
+    <w:p>
+      <w:pPr>
+        <w:spacing w:line="336" w:lineRule="auto" w:after="180"/>
+      </w:pPr>
+      <w:r>
+        <w:rPr>
+          <w:b w:val="0"/>
+        </w:rPr>
+        <w:t xml:space="preserve">Reason: A template can phrase </w:t>
+      </w:r>
+      <w:r>
+        <w:rPr>
+          <w:b/>
+        </w:rPr>
+        <w:t>evidence</w:t>
+      </w:r>
+      <w:r>
+        <w:rPr>
+          <w:b w:val="0"/>
+        </w:rPr>
+        <w:t xml:space="preserve"> but cannot replace missing </w:t>
+      </w:r>
+      <w:r>
+        <w:rPr>
+          <w:b/>
+        </w:rPr>
+        <w:t>evidence</w:t>
+      </w:r>
+      <w:r>
+        <w:rPr>
+          <w:b w:val="0"/>
+        </w:rPr>
+        <w:t>.</w:t>
+      </w:r>
+    </w:p>
+    <w:p>
+      <w:pPr>
+        <w:pStyle w:val="Heading2"/>
+      </w:pPr>
+      <w:r>
+        <w:t>Earlier wording, alternatives and picture transcripts · reference / check after trying</w:t>
+      </w:r>
+    </w:p>
+    <w:p>
+      <w:pPr>
+        <w:spacing w:line="336" w:lineRule="auto" w:after="180"/>
+      </w:pPr>
+      <w:r>
+        <w:rPr>
+          <w:b w:val="0"/>
+        </w:rPr>
+        <w:t>Begin by writing the question the procedure is intended to answer. Identify the information already supplied, the information it will produce and the information still missing.</w:t>
+      </w:r>
+    </w:p>
+    <w:p>
+      <w:pPr>
+        <w:spacing w:line="336" w:lineRule="auto" w:after="180"/>
+      </w:pPr>
+      <w:r>
+        <w:rPr>
+          <w:b w:val="0"/>
+        </w:rPr>
+        <w:t>These are constructed classroom examples; they do not require live accounts, private records or an external service. Do not treat a plausible explanation as a measured outcome.</w:t>
       </w:r>
     </w:p>
     <w:p>
@@ -1008,99 +2378,30 @@
         <w:pStyle w:val="Heading3"/>
       </w:pPr>
       <w:r>
-        <w:t>Capstone failure testing — evidence trace</w:t>
-      </w:r>
-    </w:p>
-    <w:tbl>
-      <w:tblPr>
-        <w:tblStyle w:val="LightShading-Accent1"/>
-        <w:tblW w:type="auto" w:w="0"/>
-        <w:tblLook w:firstColumn="1" w:firstRow="1" w:lastColumn="0" w:lastRow="0" w:noHBand="0" w:noVBand="1" w:val="04A0"/>
-      </w:tblPr>
-      <w:tblGrid>
-        <w:gridCol w:w="3408"/>
-        <w:gridCol w:w="3408"/>
-        <w:gridCol w:w="3408"/>
-      </w:tblGrid>
-      <w:tr>
-        <w:trPr>
-          <w:tblHeader/>
-        </w:trPr>
-        <w:tc>
-          <w:tcPr>
-            <w:tcW w:type="dxa" w:w="3408"/>
-          </w:tcPr>
-          <w:p>
-            <w:r>
-              <w:t>Input and scope</w:t>
-            </w:r>
-          </w:p>
-        </w:tc>
-        <w:tc>
-          <w:tcPr>
-            <w:tcW w:type="dxa" w:w="3408"/>
-          </w:tcPr>
-          <w:p>
-            <w:r>
-              <w:t>Check or calculation</w:t>
-            </w:r>
-          </w:p>
-        </w:tc>
-        <w:tc>
-          <w:tcPr>
-            <w:tcW w:type="dxa" w:w="3408"/>
-          </w:tcPr>
-          <w:p>
-            <w:r>
-              <w:t>Conclusion and limit</w:t>
-            </w:r>
-          </w:p>
-        </w:tc>
-      </w:tr>
-      <w:tr>
-        <w:tc>
-          <w:tcPr>
-            <w:tcW w:type="dxa" w:w="3408"/>
-          </w:tcPr>
-          <w:p>
-            <w:r>
-              <w:t>Four cases: malformed request, student teacher-guide request, missing register, valid current record. Two deny, one reviews, one supports; no restricted reads occur.</w:t>
-            </w:r>
-          </w:p>
-        </w:tc>
-        <w:tc>
-          <w:tcPr>
-            <w:tcW w:type="dxa" w:w="3408"/>
-          </w:tcPr>
-          <w:p>
-            <w:r>
-              <w:t>Use a failure matrix linking condition to expected response and forbidden calls. Test both visible result and operation trace. Preserve failed fixtures for regression checks.</w:t>
-            </w:r>
-          </w:p>
-        </w:tc>
-        <w:tc>
-          <w:tcPr>
-            <w:tcW w:type="dxa" w:w="3408"/>
-          </w:tcPr>
-          <w:p>
-            <w:r>
-              <w:t>All four meet their expected condition if responses and traces agree. Denial/review are successful contract outcomes, not automatic test failures.</w:t>
-            </w:r>
-          </w:p>
-        </w:tc>
-      </w:tr>
-    </w:tbl>
-    <w:p>
-      <w:r>
-        <w:t>The figure connects this chapter's worked input, declared procedure and result. Read the complete worked reasoning for qualifiers and intermediate steps; the abbreviated labels do not replace that reasoning.</w:t>
+        <w:t>Model the reasoning aloud</w:t>
       </w:r>
     </w:p>
     <w:p>
       <w:pPr>
-        <w:pStyle w:val="Heading3"/>
-      </w:pPr>
-      <w:r>
-        <w:t>Explain Capstone failure testing · 3</w:t>
+        <w:spacing w:line="336" w:lineRule="auto" w:after="180"/>
+      </w:pPr>
+      <w:r>
+        <w:rPr>
+          <w:b w:val="0"/>
+        </w:rPr>
+        <w:t xml:space="preserve">Use the complete worked example below before asking learners to complete W2. Reveal a small part, invite a </w:t>
+      </w:r>
+      <w:r>
+        <w:rPr>
+          <w:b/>
+        </w:rPr>
+        <w:t>prediction</w:t>
+      </w:r>
+      <w:r>
+        <w:rPr>
+          <w:b w:val="0"/>
+        </w:rPr>
+        <w:t>, then explain the deciding step.</w:t>
       </w:r>
     </w:p>
     <w:p>
@@ -1111,183 +2412,7 @@
         <w:rPr>
           <w:b w:val="0"/>
         </w:rPr>
-        <w:t>Guided: All four meet their expected condition if responses and traces agree. Denial/review are successful contract outcomes, not automatic test failures.</w:t>
-      </w:r>
-    </w:p>
-    <w:p>
-      <w:pPr>
-        <w:spacing w:line="336" w:lineRule="auto" w:after="180"/>
-      </w:pPr>
-      <w:r>
-        <w:rPr>
-          <w:b w:val="0"/>
-        </w:rPr>
-        <w:t>Qualification: A case passes only all its declared response and trace requirements, not merely a convenient status code.</w:t>
-      </w:r>
-    </w:p>
-    <w:p>
-      <w:pPr>
-        <w:spacing w:line="336" w:lineRule="auto" w:after="180"/>
-      </w:pPr>
-      <w:r>
-        <w:rPr>
-          <w:b w:val="0"/>
-        </w:rPr>
-        <w:t xml:space="preserve">Exit: accept a concrete variation with its predicted outcome and a stated condition that would challenge the </w:t>
-      </w:r>
-      <w:r>
-        <w:rPr>
-          <w:b/>
-        </w:rPr>
-        <w:t>mechanism</w:t>
-      </w:r>
-      <w:r>
-        <w:rPr>
-          <w:b w:val="0"/>
-        </w:rPr>
-        <w:t xml:space="preserve">; reject a claim resting on unmeasured </w:t>
-      </w:r>
-      <w:r>
-        <w:rPr>
-          <w:b/>
-        </w:rPr>
-        <w:t>evidence</w:t>
-      </w:r>
-      <w:r>
-        <w:rPr>
-          <w:b w:val="0"/>
-        </w:rPr>
-        <w:t>.</w:t>
-      </w:r>
-    </w:p>
-    <w:p>
-      <w:pPr>
-        <w:pStyle w:val="Heading3"/>
-      </w:pPr>
-      <w:r>
-        <w:t>Model the reasoning aloud</w:t>
-      </w:r>
-    </w:p>
-    <w:p>
-      <w:pPr>
-        <w:spacing w:line="336" w:lineRule="auto" w:after="180"/>
-      </w:pPr>
-      <w:r>
-        <w:rPr>
-          <w:b w:val="0"/>
-        </w:rPr>
-        <w:t xml:space="preserve">Use the complete worked example below before asking learners to complete W2. Reveal a small part, invite a </w:t>
-      </w:r>
-      <w:r>
-        <w:rPr>
-          <w:b/>
-        </w:rPr>
-        <w:t>prediction</w:t>
-      </w:r>
-      <w:r>
-        <w:rPr>
-          <w:b w:val="0"/>
-        </w:rPr>
-        <w:t>, then explain the deciding step.</w:t>
-      </w:r>
-    </w:p>
-    <w:p>
-      <w:pPr>
-        <w:spacing w:line="336" w:lineRule="auto" w:after="180"/>
-      </w:pPr>
-      <w:r>
-        <w:rPr>
-          <w:b w:val="0"/>
-        </w:rPr>
         <w:t>These teacher notes contain solutions; do not reveal the independent case answer during modelling.</w:t>
-      </w:r>
-    </w:p>
-    <w:p>
-      <w:pPr>
-        <w:spacing w:line="336" w:lineRule="auto" w:after="180"/>
-      </w:pPr>
-      <w:r>
-        <w:rPr>
-          <w:b w:val="0"/>
-        </w:rPr>
-        <w:t>Four cases: malformed request, student teacher-guide request, missing register, valid current record. Two deny, one reviews, one supports; no restricted reads occur.</w:t>
-      </w:r>
-    </w:p>
-    <w:p>
-      <w:pPr>
-        <w:spacing w:line="336" w:lineRule="auto" w:after="180"/>
-      </w:pPr>
-      <w:r>
-        <w:rPr>
-          <w:b w:val="0"/>
-        </w:rPr>
-        <w:t>All four meet their expected condition if responses and traces agree. Denial/review are successful contract outcomes, not automatic test failures.</w:t>
-      </w:r>
-    </w:p>
-    <w:p>
-      <w:pPr>
-        <w:pStyle w:val="Heading3"/>
-      </w:pPr>
-      <w:r>
-        <w:t>Model the reasoning aloud · 4</w:t>
-      </w:r>
-    </w:p>
-    <w:p>
-      <w:pPr>
-        <w:spacing w:line="336" w:lineRule="auto" w:after="180"/>
-      </w:pPr>
-      <w:r>
-        <w:rPr>
-          <w:b w:val="0"/>
-        </w:rPr>
-        <w:t xml:space="preserve">Compare the intermediate </w:t>
-      </w:r>
-      <w:r>
-        <w:rPr>
-          <w:b/>
-        </w:rPr>
-        <w:t>evidence</w:t>
-      </w:r>
-      <w:r>
-        <w:rPr>
-          <w:b w:val="0"/>
-        </w:rPr>
-        <w:t xml:space="preserve"> with the final statement. Explain why each number or decision follows from the stated </w:t>
-      </w:r>
-      <w:r>
-        <w:rPr>
-          <w:b/>
-        </w:rPr>
-        <w:t>input</w:t>
-      </w:r>
-      <w:r>
-        <w:rPr>
-          <w:b w:val="0"/>
-        </w:rPr>
-        <w:t>s.</w:t>
-      </w:r>
-    </w:p>
-    <w:p>
-      <w:pPr>
-        <w:spacing w:line="336" w:lineRule="auto" w:after="180"/>
-      </w:pPr>
-      <w:r>
-        <w:rPr>
-          <w:b w:val="0"/>
-        </w:rPr>
-        <w:t xml:space="preserve">The conclusion belongs to this scenario and procedure; changing the </w:t>
-      </w:r>
-      <w:r>
-        <w:rPr>
-          <w:b/>
-        </w:rPr>
-        <w:t>input</w:t>
-      </w:r>
-      <w:r>
-        <w:rPr>
-          <w:b w:val="0"/>
-        </w:rPr>
-        <w:t>s, evaluation population or authority can change what it establishes. Retain the raw record so a later revision can be compared honestly.</w:t>
       </w:r>
     </w:p>
     <w:tbl>
@@ -1413,41 +2538,10 @@
     </w:p>
     <w:p>
       <w:pPr>
-        <w:spacing w:line="336" w:lineRule="auto" w:after="180"/>
-      </w:pPr>
-      <w:r>
-        <w:rPr>
-          <w:b w:val="0"/>
-        </w:rPr>
-        <w:t>Inject one component failure. A capstone test blocks model drafting after a successful approved-card retrieval.</w:t>
-      </w:r>
-    </w:p>
-    <w:p>
-      <w:pPr>
         <w:pStyle w:val="Heading3"/>
       </w:pPr>
       <w:r>
         <w:t>The facts we will use</w:t>
-      </w:r>
-    </w:p>
-    <w:p>
-      <w:pPr>
-        <w:pStyle w:val="Heading3"/>
-      </w:pPr>
-      <w:r>
-        <w:t>Supplied facts</w:t>
-      </w:r>
-    </w:p>
-    <w:p>
-      <w:pPr>
-        <w:spacing w:line="336" w:lineRule="auto" w:after="180"/>
-        <w:shd w:fill="F1F6FC"/>
-      </w:pPr>
-      <w:r>
-        <w:rPr>
-          <w:b w:val="0"/>
-        </w:rPr>
-        <w:t>F4 records club time 15:00. The contract permits a checked fixed-template answer when drafting is unavailable.</w:t>
       </w:r>
     </w:p>
     <w:p>
@@ -1455,7 +2549,7 @@
         <w:drawing>
           <wp:inline xmlns:a="http://schemas.openxmlformats.org/drawingml/2006/main" xmlns:pic="http://schemas.openxmlformats.org/drawingml/2006/picture">
             <wp:extent cx="5486400" cy="5185229"/>
-            <wp:docPr id="1" name="Picture 1" descr="Capstone failure testing. Verify source: Retrieval supplies F4 and the time 15:00.. Inject failure: Disable drafting without changing source evidence.. Use bounded fallback: Return the checked template citing F4 and record degraded operation."/>
+            <wp:docPr id="2" name="Picture 2" descr="Capstone failure testing. Verify source: Retrieval supplies F4 and the time 15:00.. Inject failure: Disable drafting without changing source evidence.. Use bounded fallback: Return the checked template citing F4 and record degraded operation."/>
             <wp:cNvGraphicFramePr>
               <a:graphicFrameLocks noChangeAspect="1"/>
             </wp:cNvGraphicFramePr>
@@ -1467,7 +2561,7 @@
                     <pic:cNvPicPr/>
                   </pic:nvPicPr>
                   <pic:blipFill>
-                    <a:blip r:embed="rId9"/>
+                    <a:blip r:embed="rId10"/>
                     <a:stretch>
                       <a:fillRect/>
                     </a:stretch>
@@ -1491,114 +2585,7 @@
         <w:pStyle w:val="Heading3"/>
       </w:pPr>
       <w:r>
-        <w:t>Read the picture one step at a time</w:t>
-      </w:r>
-    </w:p>
-    <w:tbl>
-      <w:tblPr>
-        <w:tblStyle w:val="LightShading-Accent1"/>
-        <w:tblW w:type="auto" w:w="0"/>
-        <w:tblLook w:firstColumn="1" w:firstRow="1" w:lastColumn="0" w:lastRow="0" w:noHBand="0" w:noVBand="1" w:val="04A0"/>
-      </w:tblPr>
-      <w:tblGrid>
-        <w:gridCol w:w="5112"/>
-        <w:gridCol w:w="5112"/>
-      </w:tblGrid>
-      <w:tr>
-        <w:trPr>
-          <w:tblHeader/>
-        </w:trPr>
-        <w:tc>
-          <w:tcPr>
-            <w:tcW w:type="dxa" w:w="5112"/>
-          </w:tcPr>
-          <w:p>
-            <w:r>
-              <w:t>Step</w:t>
-            </w:r>
-          </w:p>
-        </w:tc>
-        <w:tc>
-          <w:tcPr>
-            <w:tcW w:type="dxa" w:w="5112"/>
-          </w:tcPr>
-          <w:p>
-            <w:r>
-              <w:t>What happens and why</w:t>
-            </w:r>
-          </w:p>
-        </w:tc>
-      </w:tr>
-      <w:tr>
-        <w:tc>
-          <w:tcPr>
-            <w:tcW w:type="dxa" w:w="5112"/>
-          </w:tcPr>
-          <w:p>
-            <w:r>
-              <w:t>1. Verify source</w:t>
-            </w:r>
-          </w:p>
-        </w:tc>
-        <w:tc>
-          <w:tcPr>
-            <w:tcW w:type="dxa" w:w="5112"/>
-          </w:tcPr>
-          <w:p>
-            <w:r>
-              <w:t>Retrieval supplies F4 and the time 15:00.</w:t>
-            </w:r>
-          </w:p>
-        </w:tc>
-      </w:tr>
-      <w:tr>
-        <w:tc>
-          <w:tcPr>
-            <w:tcW w:type="dxa" w:w="5112"/>
-          </w:tcPr>
-          <w:p>
-            <w:r>
-              <w:t>2. Inject failure</w:t>
-            </w:r>
-          </w:p>
-        </w:tc>
-        <w:tc>
-          <w:tcPr>
-            <w:tcW w:type="dxa" w:w="5112"/>
-          </w:tcPr>
-          <w:p>
-            <w:r>
-              <w:t>Disable drafting without changing source evidence.</w:t>
-            </w:r>
-          </w:p>
-        </w:tc>
-      </w:tr>
-      <w:tr>
-        <w:tc>
-          <w:tcPr>
-            <w:tcW w:type="dxa" w:w="5112"/>
-          </w:tcPr>
-          <w:p>
-            <w:r>
-              <w:t>3. Use bounded fallback</w:t>
-            </w:r>
-          </w:p>
-        </w:tc>
-        <w:tc>
-          <w:tcPr>
-            <w:tcW w:type="dxa" w:w="5112"/>
-          </w:tcPr>
-          <w:p>
-            <w:r>
-              <w:t>Return the checked template citing F4 and record degraded operation.</w:t>
-            </w:r>
-          </w:p>
-        </w:tc>
-      </w:tr>
-    </w:tbl>
-    <w:p>
-      <w:r>
-        <w:t>Match each pictured step to the supplied facts. This is a worked teaching case, not an independent assessment.</w:t>
+        <w:t>Why this result follows</w:t>
       </w:r>
     </w:p>
     <w:p>
@@ -1606,7 +2593,7 @@
         <w:pStyle w:val="Heading3"/>
       </w:pPr>
       <w:r>
-        <w:t>Why this result follows</w:t>
+        <w:t>What this example does not establish</w:t>
       </w:r>
     </w:p>
     <w:p>
@@ -1614,173 +2601,168 @@
         <w:pStyle w:val="Heading3"/>
       </w:pPr>
       <w:r>
-        <w:t>Why the result follows</w:t>
+        <w:t>Change one thing in the pictured case</w:t>
       </w:r>
     </w:p>
     <w:p>
       <w:pPr>
-        <w:spacing w:line="336" w:lineRule="auto" w:after="180"/>
-        <w:shd w:fill="F1F6FC"/>
-      </w:pPr>
-      <w:r>
-        <w:rPr>
-          <w:b w:val="0"/>
-        </w:rPr>
-        <w:t xml:space="preserve">Failure injection changes a component deliberately so the team can inspect the response. A fallback must retain </w:t>
-      </w:r>
-      <w:r>
-        <w:rPr>
-          <w:b/>
-        </w:rPr>
-        <w:t>evidence</w:t>
-      </w:r>
-      <w:r>
-        <w:rPr>
-          <w:b w:val="0"/>
-        </w:rPr>
-        <w:t xml:space="preserve"> checks and honest status.</w:t>
+        <w:pStyle w:val="Heading3"/>
+      </w:pPr>
+      <w:r>
+        <w:t>Ask while showing the picture</w:t>
       </w:r>
     </w:p>
     <w:p>
       <w:pPr>
-        <w:pStyle w:val="Heading3"/>
-      </w:pPr>
-      <w:r>
-        <w:t>What this example does not establish</w:t>
+        <w:spacing w:line="336" w:lineRule="auto" w:after="180"/>
+      </w:pPr>
+      <w:r>
+        <w:rPr>
+          <w:b w:val="0"/>
+        </w:rPr>
+        <w:t xml:space="preserve">Cover the result. Ask learners to name the </w:t>
+      </w:r>
+      <w:r>
+        <w:rPr>
+          <w:b/>
+        </w:rPr>
+        <w:t>input</w:t>
+      </w:r>
+      <w:r>
+        <w:rPr>
+          <w:b w:val="0"/>
+        </w:rPr>
+        <w:t xml:space="preserve">s and predict the next step. Uncover one step, connect the icon to the actual procedure, and explain its </w:t>
+      </w:r>
+      <w:r>
+        <w:rPr>
+          <w:b/>
+        </w:rPr>
+        <w:t>evidence</w:t>
+      </w:r>
+      <w:r>
+        <w:rPr>
+          <w:b w:val="0"/>
+        </w:rPr>
+        <w:t>. Then change the supplied condition and compare.</w:t>
       </w:r>
     </w:p>
     <w:p>
       <w:pPr>
-        <w:pStyle w:val="Heading3"/>
-      </w:pPr>
-      <w:r>
-        <w:t>Keep the stated limit</w:t>
+        <w:spacing w:line="336" w:lineRule="auto" w:after="180"/>
+      </w:pPr>
+      <w:r>
+        <w:rPr>
+          <w:b w:val="0"/>
+        </w:rPr>
+        <w:t>The picture is a representation; it does not document execution of a real AI model.</w:t>
       </w:r>
     </w:p>
     <w:p>
       <w:pPr>
-        <w:spacing w:line="336" w:lineRule="auto" w:after="180"/>
-        <w:shd w:fill="FFF5E6"/>
-      </w:pPr>
-      <w:r>
-        <w:rPr>
-          <w:b w:val="0"/>
-        </w:rPr>
-        <w:t>This trial covers one failure combination; check other components and interactions separately.</w:t>
+        <w:pStyle w:val="Heading1"/>
+      </w:pPr>
+      <w:r>
+        <w:t>03. Model a step,then remove help</w:t>
       </w:r>
     </w:p>
     <w:p>
-      <w:pPr>
-        <w:pStyle w:val="Heading3"/>
-      </w:pPr>
-      <w:r>
-        <w:t>Change one thing in the pictured case</w:t>
+      <w:r>
+        <w:t>Collect each learner’s reasoning before showing a key.</w:t>
       </w:r>
     </w:p>
     <w:p>
       <w:pPr>
-        <w:pStyle w:val="Heading3"/>
-      </w:pPr>
-      <w:r>
-        <w:t>Change one thing</w:t>
+        <w:pStyle w:val="Heading2"/>
+      </w:pPr>
+      <w:r>
+        <w:t>Current completion task and checked reasoning</w:t>
       </w:r>
     </w:p>
     <w:p>
       <w:pPr>
         <w:spacing w:line="336" w:lineRule="auto" w:after="180"/>
-        <w:shd w:fill="F5F1FB"/>
       </w:pPr>
       <w:r>
         <w:rPr>
           <w:b w:val="0"/>
         </w:rPr>
-        <w:t>Change: Make retrieval unavailable as well.</w:t>
+        <w:t>Completion task: Four cases: malformed request, student teacher-guide request, missing register, valid current record. One rejects invalid input, one denies access, one reviews and one supports; no restricted reads occur. Show the intermediate steps and give the conclusion with its scope.</w:t>
       </w:r>
     </w:p>
     <w:p>
       <w:pPr>
-        <w:pStyle w:val="Heading3"/>
-      </w:pPr>
-      <w:r>
-        <w:t>Predicted result</w:t>
+        <w:spacing w:line="336" w:lineRule="auto" w:after="180"/>
+      </w:pPr>
+      <w:r>
+        <w:rPr>
+          <w:b w:val="0"/>
+        </w:rPr>
+        <w:t>Teacher check: Teacher explanation: All four meet their expected condition if responses and traces agree. Denial/review are successful contract outcomes, not automatic test failures.</w:t>
       </w:r>
     </w:p>
     <w:p>
       <w:pPr>
         <w:spacing w:line="336" w:lineRule="auto" w:after="180"/>
-        <w:shd w:fill="F1F6FC"/>
-      </w:pPr>
+      </w:pPr>
+      <w:r>
+        <w:rPr>
+          <w:b w:val="0"/>
+        </w:rPr>
+        <w:t xml:space="preserve">Start by identifying the given </w:t>
+      </w:r>
       <w:r>
         <w:rPr>
           <w:b/>
         </w:rPr>
-        <w:t>Prediction</w:t>
+        <w:t>input</w:t>
       </w:r>
       <w:r>
         <w:rPr>
           <w:b w:val="0"/>
         </w:rPr>
-        <w:t>: Return unsupported or unavailable; do not use the factual template.</w:t>
+        <w:t>s together. Leave the intermediate steps blank. If needed, model one step, then withdraw that help on the next step. Move to a full trace only when the partial trace is understood.</w:t>
       </w:r>
     </w:p>
     <w:p>
       <w:pPr>
-        <w:pStyle w:val="Heading3"/>
-      </w:pPr>
-      <w:r>
-        <w:t>Why the result follows</w:t>
+        <w:spacing w:line="336" w:lineRule="auto" w:after="180"/>
+      </w:pPr>
+      <w:r>
+        <w:rPr>
+          <w:b w:val="0"/>
+        </w:rPr>
+        <w:t>For partners, alternate explainer and checker; collect a response from every learner before discussion.</w:t>
       </w:r>
     </w:p>
     <w:p>
       <w:pPr>
-        <w:spacing w:line="336" w:lineRule="auto" w:after="180"/>
-        <w:shd w:fill="F1F6FC"/>
-      </w:pPr>
-      <w:r>
-        <w:rPr>
-          <w:b w:val="0"/>
-        </w:rPr>
-        <w:t xml:space="preserve">Reason: A template can phrase </w:t>
-      </w:r>
-      <w:r>
-        <w:rPr>
-          <w:b/>
-        </w:rPr>
-        <w:t>evidence</w:t>
-      </w:r>
-      <w:r>
-        <w:rPr>
-          <w:b w:val="0"/>
-        </w:rPr>
-        <w:t xml:space="preserve"> but cannot replace missing </w:t>
-      </w:r>
-      <w:r>
-        <w:rPr>
-          <w:b/>
-        </w:rPr>
-        <w:t>evidence</w:t>
-      </w:r>
-      <w:r>
-        <w:rPr>
-          <w:b w:val="0"/>
-        </w:rPr>
-        <w:t>.</w:t>
+        <w:pStyle w:val="Heading2"/>
+      </w:pPr>
+      <w:r>
+        <w:t>Individual misconception check</w:t>
       </w:r>
     </w:p>
     <w:p>
       <w:pPr>
-        <w:pStyle w:val="Heading3"/>
-      </w:pPr>
-      <w:r>
-        <w:t>Ask while showing the picture</w:t>
+        <w:spacing w:line="336" w:lineRule="auto" w:after="180"/>
+      </w:pPr>
+      <w:r>
+        <w:rPr>
+          <w:b w:val="0"/>
+        </w:rPr>
+        <w:t>Use the worked case for Capstone failure testing. Proposed explanation: “The worked result establishes every future case”. Decide whether this explanation is supported.</w:t>
       </w:r>
     </w:p>
     <w:p>
       <w:pPr>
-        <w:pStyle w:val="Heading3"/>
-      </w:pPr>
-      <w:r>
-        <w:t>Ask while showing the picture · 5</w:t>
+        <w:spacing w:line="336" w:lineRule="auto" w:after="180"/>
+      </w:pPr>
+      <w:r>
+        <w:rPr>
+          <w:b w:val="0"/>
+        </w:rPr>
+        <w:t>Point to the step or supplied fact that decides; explain your repair if needed.</w:t>
       </w:r>
     </w:p>
     <w:p>
@@ -1791,31 +2773,7 @@
         <w:rPr>
           <w:b w:val="0"/>
         </w:rPr>
-        <w:t xml:space="preserve">Cover the result. Ask learners to name the </w:t>
-      </w:r>
-      <w:r>
-        <w:rPr>
-          <w:b/>
-        </w:rPr>
-        <w:t>input</w:t>
-      </w:r>
-      <w:r>
-        <w:rPr>
-          <w:b w:val="0"/>
-        </w:rPr>
-        <w:t xml:space="preserve">s and predict the next step. Uncover one step, connect the icon to the actual procedure, and explain its </w:t>
-      </w:r>
-      <w:r>
-        <w:rPr>
-          <w:b/>
-        </w:rPr>
-        <w:t>evidence</w:t>
-      </w:r>
-      <w:r>
-        <w:rPr>
-          <w:b w:val="0"/>
-        </w:rPr>
-        <w:t>. Then change the supplied condition and compare.</w:t>
+        <w:t>Expected correction: A case passes only all its declared response and trace requirements, not merely a convenient status code.</w:t>
       </w:r>
     </w:p>
     <w:p>
@@ -1826,20 +2784,262 @@
         <w:rPr>
           <w:b w:val="0"/>
         </w:rPr>
-        <w:t>The picture is a representation; it does not document execution of a real AI model.</w:t>
+        <w:t>Collect explanations, not only yes/no votes. If a misunderstanding is common, re-model the relevant step for the class.</w:t>
       </w:r>
     </w:p>
     <w:p>
       <w:pPr>
-        <w:pStyle w:val="Heading1"/>
-      </w:pPr>
-      <w:r>
-        <w:t>03. Demonstrate and guide practice</w:t>
+        <w:spacing w:line="336" w:lineRule="auto" w:after="180"/>
+      </w:pPr>
+      <w:r>
+        <w:rPr>
+          <w:b w:val="0"/>
+        </w:rPr>
+        <w:t>If it affects a few learners, give a short targeted group explanation while others solve a more demanding variation.</w:t>
       </w:r>
     </w:p>
     <w:p>
-      <w:r>
-        <w:t>Demonstrate Capstone failure testing, reduce support deliberately and check individual reasoning before discussing answers.</w:t>
+      <w:pPr>
+        <w:pStyle w:val="Heading2"/>
+      </w:pPr>
+      <w:r>
+        <w:t>Pictured reasoning and changed case</w:t>
+      </w:r>
+    </w:p>
+    <w:p>
+      <w:pPr>
+        <w:spacing w:line="336" w:lineRule="auto" w:after="180"/>
+      </w:pPr>
+      <w:r>
+        <w:rPr>
+          <w:b w:val="0"/>
+        </w:rPr>
+        <w:t xml:space="preserve">Explain why retrieval success permits the checked 15:00 fallback when drafting fails. What changes if retrieval fails too, and why can a template not fill that </w:t>
+      </w:r>
+      <w:r>
+        <w:rPr>
+          <w:b/>
+        </w:rPr>
+        <w:t>evidence</w:t>
+      </w:r>
+      <w:r>
+        <w:rPr>
+          <w:b w:val="0"/>
+        </w:rPr>
+        <w:t xml:space="preserve"> gap?</w:t>
+      </w:r>
+    </w:p>
+    <w:p>
+      <w:pPr>
+        <w:spacing w:line="336" w:lineRule="auto" w:after="180"/>
+      </w:pPr>
+      <w:r>
+        <w:rPr>
+          <w:b w:val="0"/>
+        </w:rPr>
+        <w:t xml:space="preserve">Retrieval supplies F4 and the time 15:00. Disable drafting without changing source </w:t>
+      </w:r>
+      <w:r>
+        <w:rPr>
+          <w:b/>
+        </w:rPr>
+        <w:t>evidence</w:t>
+      </w:r>
+      <w:r>
+        <w:rPr>
+          <w:b w:val="0"/>
+        </w:rPr>
+        <w:t>. Return the checked template citing F4 and record degraded operation.</w:t>
+      </w:r>
+    </w:p>
+    <w:p>
+      <w:pPr>
+        <w:spacing w:line="336" w:lineRule="auto" w:after="180"/>
+      </w:pPr>
+      <w:r>
+        <w:rPr>
+          <w:b w:val="0"/>
+        </w:rPr>
+        <w:t xml:space="preserve">Changed case: Return unsupported or unavailable; do not use the factual template. A template can phrase </w:t>
+      </w:r>
+      <w:r>
+        <w:rPr>
+          <w:b/>
+        </w:rPr>
+        <w:t>evidence</w:t>
+      </w:r>
+      <w:r>
+        <w:rPr>
+          <w:b w:val="0"/>
+        </w:rPr>
+        <w:t xml:space="preserve"> but cannot replace missing </w:t>
+      </w:r>
+      <w:r>
+        <w:rPr>
+          <w:b/>
+        </w:rPr>
+        <w:t>evidence</w:t>
+      </w:r>
+      <w:r>
+        <w:rPr>
+          <w:b w:val="0"/>
+        </w:rPr>
+        <w:t>.</w:t>
+      </w:r>
+    </w:p>
+    <w:p>
+      <w:pPr>
+        <w:spacing w:line="336" w:lineRule="auto" w:after="180"/>
+      </w:pPr>
+      <w:r>
+        <w:rPr>
+          <w:b w:val="0"/>
+        </w:rPr>
+        <w:t xml:space="preserve">Changed-case reasoning: Return unsupported or unavailable; do not use the factual template. A template can phrase </w:t>
+      </w:r>
+      <w:r>
+        <w:rPr>
+          <w:b/>
+        </w:rPr>
+        <w:t>evidence</w:t>
+      </w:r>
+      <w:r>
+        <w:rPr>
+          <w:b w:val="0"/>
+        </w:rPr>
+        <w:t xml:space="preserve"> but cannot replace missing </w:t>
+      </w:r>
+      <w:r>
+        <w:rPr>
+          <w:b/>
+        </w:rPr>
+        <w:t>evidence</w:t>
+      </w:r>
+      <w:r>
+        <w:rPr>
+          <w:b w:val="0"/>
+        </w:rPr>
+        <w:t>.</w:t>
+      </w:r>
+    </w:p>
+    <w:p>
+      <w:pPr>
+        <w:spacing w:line="336" w:lineRule="auto" w:after="180"/>
+      </w:pPr>
+      <w:r>
+        <w:rPr>
+          <w:b w:val="0"/>
+        </w:rPr>
+        <w:t xml:space="preserve">Collect each learner’s explanation before discussion. Use the first missing connection between </w:t>
+      </w:r>
+      <w:r>
+        <w:rPr>
+          <w:b/>
+        </w:rPr>
+        <w:t>input</w:t>
+      </w:r>
+      <w:r>
+        <w:rPr>
+          <w:b w:val="0"/>
+        </w:rPr>
+        <w:t xml:space="preserve">, deciding step and result to choose support. This question is worked-case practice, not fresh mastery </w:t>
+      </w:r>
+      <w:r>
+        <w:rPr>
+          <w:b/>
+        </w:rPr>
+        <w:t>evidence</w:t>
+      </w:r>
+      <w:r>
+        <w:rPr>
+          <w:b w:val="0"/>
+        </w:rPr>
+        <w:t>.</w:t>
+      </w:r>
+    </w:p>
+    <w:p>
+      <w:pPr>
+        <w:pStyle w:val="Heading2"/>
+      </w:pPr>
+      <w:r>
+        <w:t>Accessible support and extension</w:t>
+      </w:r>
+    </w:p>
+    <w:p>
+      <w:pPr>
+        <w:spacing w:line="336" w:lineRule="auto" w:after="180"/>
+      </w:pPr>
+      <w:r>
+        <w:rPr>
+          <w:b w:val="0"/>
+        </w:rPr>
+        <w:t xml:space="preserve">Use See how it works and Follow a worked example. Collect a </w:t>
+      </w:r>
+      <w:r>
+        <w:rPr>
+          <w:b/>
+        </w:rPr>
+        <w:t>prediction</w:t>
+      </w:r>
+      <w:r>
+        <w:rPr>
+          <w:b w:val="0"/>
+        </w:rPr>
+        <w:t xml:space="preserve"> before revealing its result; ask the learner to point to each intermediate fact.</w:t>
+      </w:r>
+    </w:p>
+    <w:p>
+      <w:pPr>
+        <w:spacing w:line="336" w:lineRule="auto" w:after="180"/>
+      </w:pPr>
+      <w:r>
+        <w:rPr>
+          <w:b w:val="0"/>
+        </w:rPr>
+        <w:t xml:space="preserve">Provide an </w:t>
+      </w:r>
+      <w:r>
+        <w:rPr>
+          <w:b/>
+        </w:rPr>
+        <w:t>input</w:t>
+      </w:r>
+      <w:r>
+        <w:rPr>
+          <w:b w:val="0"/>
+        </w:rPr>
+        <w:t>/procedure/result/limit frame and a calculator when needed. Ask students to identify the first step before completing the whole trace.</w:t>
+      </w:r>
+    </w:p>
+    <w:p>
+      <w:pPr>
+        <w:spacing w:line="336" w:lineRule="auto" w:after="180"/>
+      </w:pPr>
+      <w:r>
+        <w:rPr>
+          <w:b w:val="0"/>
+        </w:rPr>
+        <w:t xml:space="preserve">Extension: compare two concrete variants of this </w:t>
+      </w:r>
+      <w:r>
+        <w:rPr>
+          <w:b/>
+        </w:rPr>
+        <w:t>mechanism</w:t>
+      </w:r>
+      <w:r>
+        <w:rPr>
+          <w:b w:val="0"/>
+        </w:rPr>
+        <w:t xml:space="preserve"> while holding unrelated conditions fixed; report both successful and unsuccessful outcomes.</w:t>
+      </w:r>
+    </w:p>
+    <w:p>
+      <w:pPr>
+        <w:pStyle w:val="Heading2"/>
+      </w:pPr>
+      <w:r>
+        <w:t>Earlier wording, alternatives and picture transcripts · reference / check after trying</w:t>
       </w:r>
     </w:p>
     <w:tbl>
@@ -2056,71 +3256,26 @@
     </w:tbl>
     <w:p>
       <w:pPr>
-        <w:spacing w:line="336" w:lineRule="auto" w:after="180"/>
-      </w:pPr>
-      <w:r>
-        <w:rPr>
-          <w:b w:val="0"/>
-        </w:rPr>
-        <w:t xml:space="preserve">Use See how it works and Follow a worked example. Collect a </w:t>
-      </w:r>
-      <w:r>
-        <w:rPr>
-          <w:b/>
-        </w:rPr>
-        <w:t>prediction</w:t>
-      </w:r>
-      <w:r>
-        <w:rPr>
-          <w:b w:val="0"/>
-        </w:rPr>
-        <w:t xml:space="preserve"> before revealing its result; ask the learner to point to each intermediate fact.</w:t>
+        <w:pStyle w:val="Heading3"/>
+      </w:pPr>
+      <w:r>
+        <w:t>Reduce help deliberately</w:t>
       </w:r>
     </w:p>
     <w:p>
       <w:pPr>
-        <w:spacing w:line="336" w:lineRule="auto" w:after="180"/>
-      </w:pPr>
-      <w:r>
-        <w:rPr>
-          <w:b w:val="0"/>
-        </w:rPr>
-        <w:t xml:space="preserve">Provide an </w:t>
-      </w:r>
-      <w:r>
-        <w:rPr>
-          <w:b/>
-        </w:rPr>
-        <w:t>input</w:t>
-      </w:r>
-      <w:r>
-        <w:rPr>
-          <w:b w:val="0"/>
-        </w:rPr>
-        <w:t>/procedure/result/limit frame and a calculator when needed. Ask students to identify the first step before completing the whole trace.</w:t>
+        <w:pStyle w:val="Heading3"/>
+      </w:pPr>
+      <w:r>
+        <w:t>Individual reasoning check</w:t>
       </w:r>
     </w:p>
     <w:p>
       <w:pPr>
-        <w:spacing w:line="336" w:lineRule="auto" w:after="180"/>
-      </w:pPr>
-      <w:r>
-        <w:rPr>
-          <w:b w:val="0"/>
-        </w:rPr>
-        <w:t xml:space="preserve">Extension: compare two concrete variants of this </w:t>
-      </w:r>
-      <w:r>
-        <w:rPr>
-          <w:b/>
-        </w:rPr>
-        <w:t>mechanism</w:t>
-      </w:r>
-      <w:r>
-        <w:rPr>
-          <w:b w:val="0"/>
-        </w:rPr>
-        <w:t xml:space="preserve"> while holding unrelated conditions fixed; report both successful and unsuccessful outcomes.</w:t>
+        <w:pStyle w:val="Heading3"/>
+      </w:pPr>
+      <w:r>
+        <w:t>Pictorial practice question</w:t>
       </w:r>
     </w:p>
     <w:p>
@@ -2128,82 +3283,58 @@
         <w:pStyle w:val="Heading3"/>
       </w:pPr>
       <w:r>
-        <w:t>Reduce help deliberately</w:t>
+        <w:t>Reasoned teacher answer</w:t>
       </w:r>
     </w:p>
     <w:p>
       <w:pPr>
-        <w:pStyle w:val="Heading3"/>
-      </w:pPr>
-      <w:r>
-        <w:t>Completion practice</w:t>
+        <w:pStyle w:val="Heading1"/>
+      </w:pPr>
+      <w:r>
+        <w:t>04. Run the complete supplied investigation</w:t>
       </w:r>
     </w:p>
     <w:p>
-      <w:pPr>
-        <w:spacing w:line="336" w:lineRule="auto" w:after="180"/>
-        <w:shd w:fill="F5F1FB"/>
-      </w:pPr>
-      <w:r>
-        <w:rPr>
-          <w:b w:val="0"/>
-        </w:rPr>
-        <w:t>Completion task: Four cases: malformed request, student teacher-guide request, missing register, valid current record. Two deny, one reviews, one supports; no restricted reads occur.</w:t>
+      <w:r>
+        <w:t>Separate predictions,actual runs and paper traces.</w:t>
       </w:r>
     </w:p>
     <w:p>
       <w:pPr>
-        <w:spacing w:line="336" w:lineRule="auto" w:after="180"/>
-        <w:shd w:fill="F5F1FB"/>
-      </w:pPr>
-      <w:r>
-        <w:rPr>
-          <w:b w:val="0"/>
-        </w:rPr>
-        <w:t>Show the intermediate steps and give the conclusion with its scope.</w:t>
+        <w:pStyle w:val="Heading2"/>
+      </w:pPr>
+      <w:r>
+        <w:t>Complete inputs,expected results and limits</w:t>
       </w:r>
     </w:p>
     <w:p>
       <w:pPr>
-        <w:pStyle w:val="Heading3"/>
-      </w:pPr>
-      <w:r>
-        <w:t>Reasoning to listen for</w:t>
+        <w:spacing w:line="336" w:lineRule="auto" w:after="180"/>
+      </w:pPr>
+      <w:r>
+        <w:rPr>
+          <w:b w:val="0"/>
+        </w:rPr>
+        <w:t>Main four expected states can all pass; deliberate bad-order T denial fails on its forbidden lookup. Picture fallback needs current approved F4; drafting failure permits checked degraded template, but retrieval failure too requires review/null. Selected independent five passes out of six is about 83.333%; the restricted-read failure blocks a zero-restricted-read release gate regardless of final denial.</w:t>
       </w:r>
     </w:p>
     <w:p>
       <w:pPr>
         <w:spacing w:line="336" w:lineRule="auto" w:after="180"/>
-        <w:shd w:fill="F1F6FC"/>
       </w:pPr>
       <w:r>
         <w:rPr>
           <w:b w:val="0"/>
         </w:rPr>
-        <w:t>Teacher check: Teacher explanation: All four meet their expected condition if responses and traces agree. Denial/review are successful contract outcomes, not automatic test failures.</w:t>
+        <w:t>Preserve traces, expectations, original failure and limited coverage.</w:t>
       </w:r>
     </w:p>
     <w:p>
       <w:pPr>
-        <w:spacing w:line="336" w:lineRule="auto" w:after="180"/>
-      </w:pPr>
-      <w:r>
-        <w:rPr>
-          <w:b w:val="0"/>
-        </w:rPr>
-        <w:t xml:space="preserve">Start by identifying the given </w:t>
-      </w:r>
-      <w:r>
-        <w:rPr>
-          <w:b/>
-        </w:rPr>
-        <w:t>input</w:t>
-      </w:r>
-      <w:r>
-        <w:rPr>
-          <w:b w:val="0"/>
-        </w:rPr>
-        <w:t>s together. Leave the intermediate steps blank. If needed, model one step, then withdraw that help on the next step. Move to a full trace only when the partial trace is understood.</w:t>
+        <w:pStyle w:val="Heading2"/>
+      </w:pPr>
+      <w:r>
+        <w:t>Diagnose the current misconceptions</w:t>
       </w:r>
     </w:p>
     <w:p>
@@ -2214,15 +3345,42 @@
         <w:rPr>
           <w:b w:val="0"/>
         </w:rPr>
-        <w:t>For partners, alternate explainer and checker; collect a response from every learner before discussion.</w:t>
+        <w:t>The worked result establishes every future case: A case passes only all its declared response and trace requirements, not merely a convenient status code.</w:t>
       </w:r>
     </w:p>
     <w:p>
       <w:pPr>
-        <w:pStyle w:val="Heading3"/>
-      </w:pPr>
-      <w:r>
-        <w:t>Individual reasoning check</w:t>
+        <w:spacing w:line="336" w:lineRule="auto" w:after="180"/>
+      </w:pPr>
+      <w:r>
+        <w:rPr>
+          <w:b w:val="0"/>
+        </w:rPr>
+        <w:t xml:space="preserve">A missing </w:t>
+      </w:r>
+      <w:r>
+        <w:rPr>
+          <w:b/>
+        </w:rPr>
+        <w:t>input</w:t>
+      </w:r>
+      <w:r>
+        <w:rPr>
+          <w:b w:val="0"/>
+        </w:rPr>
+        <w:t xml:space="preserve"> may be replaced without recording the change: A replacement changes the </w:t>
+      </w:r>
+      <w:r>
+        <w:rPr>
+          <w:b/>
+        </w:rPr>
+        <w:t>evidence</w:t>
+      </w:r>
+      <w:r>
+        <w:rPr>
+          <w:b w:val="0"/>
+        </w:rPr>
+        <w:t xml:space="preserve"> or contract. Record the change and its justification; do not silently turn unknown into a measured value.</w:t>
       </w:r>
     </w:p>
     <w:p>
@@ -2233,7 +3391,19 @@
         <w:rPr>
           <w:b w:val="0"/>
         </w:rPr>
-        <w:t>Use the worked case for Capstone failure testing. Proposed explanation: “The worked result establishes every future case”. Decide whether this explanation is supported.</w:t>
+        <w:t xml:space="preserve">Repeating an assessed case is new independent </w:t>
+      </w:r>
+      <w:r>
+        <w:rPr>
+          <w:b/>
+        </w:rPr>
+        <w:t>evidence</w:t>
+      </w:r>
+      <w:r>
+        <w:rPr>
+          <w:b w:val="0"/>
+        </w:rPr>
+        <w:t>: A replay checks consistency. An example used for feedback or revision cannot later be described as untouched final evaluation.</w:t>
       </w:r>
     </w:p>
     <w:p>
@@ -2244,342 +3414,39 @@
         <w:rPr>
           <w:b w:val="0"/>
         </w:rPr>
-        <w:t>Point to the step or supplied fact that decides; explain your repair if needed.</w:t>
+        <w:t xml:space="preserve">Use Run the investigation for the </w:t>
+      </w:r>
+      <w:r>
+        <w:rPr>
+          <w:b/>
+        </w:rPr>
+        <w:t>evidence</w:t>
+      </w:r>
+      <w:r>
+        <w:rPr>
+          <w:b w:val="0"/>
+        </w:rPr>
+        <w:t xml:space="preserve"> ledger. Add a boundary or missing-</w:t>
+      </w:r>
+      <w:r>
+        <w:rPr>
+          <w:b/>
+        </w:rPr>
+        <w:t>input</w:t>
+      </w:r>
+      <w:r>
+        <w:rPr>
+          <w:b w:val="0"/>
+        </w:rPr>
+        <w:t xml:space="preserve"> case and record the expected response before checking. More successful repeats of one case do not establish wider coverage.</w:t>
       </w:r>
     </w:p>
     <w:p>
       <w:pPr>
-        <w:pStyle w:val="Heading3"/>
-      </w:pPr>
-      <w:r>
-        <w:t>Expected repair</w:t>
-      </w:r>
-    </w:p>
-    <w:p>
-      <w:pPr>
-        <w:spacing w:line="336" w:lineRule="auto" w:after="180"/>
-        <w:shd w:fill="F1F6FC"/>
-      </w:pPr>
-      <w:r>
-        <w:rPr>
-          <w:b w:val="0"/>
-        </w:rPr>
-        <w:t>Expected correction: A case passes only all its declared response and trace requirements, not merely a convenient status code.</w:t>
-      </w:r>
-    </w:p>
-    <w:p>
-      <w:pPr>
-        <w:spacing w:line="336" w:lineRule="auto" w:after="180"/>
-      </w:pPr>
-      <w:r>
-        <w:rPr>
-          <w:b w:val="0"/>
-        </w:rPr>
-        <w:t>Collect explanations, not only yes/no votes. If a misunderstanding is common, re-model the relevant step for the class.</w:t>
-      </w:r>
-    </w:p>
-    <w:p>
-      <w:pPr>
-        <w:spacing w:line="336" w:lineRule="auto" w:after="180"/>
-      </w:pPr>
-      <w:r>
-        <w:rPr>
-          <w:b w:val="0"/>
-        </w:rPr>
-        <w:t>If it affects a few learners, give a short targeted group explanation while others solve a more demanding variation.</w:t>
-      </w:r>
-    </w:p>
-    <w:p>
-      <w:pPr>
-        <w:pStyle w:val="Heading3"/>
-      </w:pPr>
-      <w:r>
-        <w:t>Pictorial practice question</w:t>
-      </w:r>
-    </w:p>
-    <w:p>
-      <w:pPr>
-        <w:spacing w:line="336" w:lineRule="auto" w:after="180"/>
-        <w:shd w:fill="F5F1FB"/>
-      </w:pPr>
-      <w:r>
-        <w:rPr>
-          <w:b w:val="0"/>
-        </w:rPr>
-        <w:t xml:space="preserve">Explain why retrieval success permits the checked 15:00 fallback when drafting fails. What changes if retrieval fails too, and why can a template not fill that </w:t>
-      </w:r>
-      <w:r>
-        <w:rPr>
-          <w:b/>
-        </w:rPr>
-        <w:t>evidence</w:t>
-      </w:r>
-      <w:r>
-        <w:rPr>
-          <w:b w:val="0"/>
-        </w:rPr>
-        <w:t xml:space="preserve"> gap?</w:t>
-      </w:r>
-    </w:p>
-    <w:p>
-      <w:pPr>
-        <w:pStyle w:val="Heading3"/>
-      </w:pPr>
-      <w:r>
-        <w:t>Reasoned teacher answer</w:t>
-      </w:r>
-    </w:p>
-    <w:p>
-      <w:pPr>
-        <w:spacing w:line="336" w:lineRule="auto" w:after="180"/>
-      </w:pPr>
-      <w:r>
-        <w:rPr>
-          <w:b w:val="0"/>
-        </w:rPr>
-        <w:t xml:space="preserve">Retrieval supplies F4 and the time 15:00. Disable drafting without changing source </w:t>
-      </w:r>
-      <w:r>
-        <w:rPr>
-          <w:b/>
-        </w:rPr>
-        <w:t>evidence</w:t>
-      </w:r>
-      <w:r>
-        <w:rPr>
-          <w:b w:val="0"/>
-        </w:rPr>
-        <w:t>. Return the checked template citing F4 and record degraded operation.</w:t>
-      </w:r>
-    </w:p>
-    <w:p>
-      <w:pPr>
-        <w:spacing w:line="336" w:lineRule="auto" w:after="180"/>
-      </w:pPr>
-      <w:r>
-        <w:rPr>
-          <w:b w:val="0"/>
-        </w:rPr>
-        <w:t xml:space="preserve">Changed case: Return unsupported or unavailable; do not use the factual template. A template can phrase </w:t>
-      </w:r>
-      <w:r>
-        <w:rPr>
-          <w:b/>
-        </w:rPr>
-        <w:t>evidence</w:t>
-      </w:r>
-      <w:r>
-        <w:rPr>
-          <w:b w:val="0"/>
-        </w:rPr>
-        <w:t xml:space="preserve"> but cannot replace missing </w:t>
-      </w:r>
-      <w:r>
-        <w:rPr>
-          <w:b/>
-        </w:rPr>
-        <w:t>evidence</w:t>
-      </w:r>
-      <w:r>
-        <w:rPr>
-          <w:b w:val="0"/>
-        </w:rPr>
-        <w:t>.</w:t>
-      </w:r>
-    </w:p>
-    <w:p>
-      <w:pPr>
-        <w:spacing w:line="336" w:lineRule="auto" w:after="180"/>
-      </w:pPr>
-      <w:r>
-        <w:rPr>
-          <w:b w:val="0"/>
-        </w:rPr>
-        <w:t xml:space="preserve">Changed-case reasoning: Return unsupported or unavailable; do not use the factual template. A template can phrase </w:t>
-      </w:r>
-      <w:r>
-        <w:rPr>
-          <w:b/>
-        </w:rPr>
-        <w:t>evidence</w:t>
-      </w:r>
-      <w:r>
-        <w:rPr>
-          <w:b w:val="0"/>
-        </w:rPr>
-        <w:t xml:space="preserve"> but cannot replace missing </w:t>
-      </w:r>
-      <w:r>
-        <w:rPr>
-          <w:b/>
-        </w:rPr>
-        <w:t>evidence</w:t>
-      </w:r>
-      <w:r>
-        <w:rPr>
-          <w:b w:val="0"/>
-        </w:rPr>
-        <w:t>.</w:t>
-      </w:r>
-    </w:p>
-    <w:p>
-      <w:pPr>
-        <w:spacing w:line="336" w:lineRule="auto" w:after="180"/>
-      </w:pPr>
-      <w:r>
-        <w:rPr>
-          <w:b w:val="0"/>
-        </w:rPr>
-        <w:t xml:space="preserve">Collect each learner’s explanation before discussion. Use the first missing connection between </w:t>
-      </w:r>
-      <w:r>
-        <w:rPr>
-          <w:b/>
-        </w:rPr>
-        <w:t>input</w:t>
-      </w:r>
-      <w:r>
-        <w:rPr>
-          <w:b w:val="0"/>
-        </w:rPr>
-        <w:t xml:space="preserve">, deciding step and result to choose support. This question is worked-case practice, not fresh mastery </w:t>
-      </w:r>
-      <w:r>
-        <w:rPr>
-          <w:b/>
-        </w:rPr>
-        <w:t>evidence</w:t>
-      </w:r>
-      <w:r>
-        <w:rPr>
-          <w:b w:val="0"/>
-        </w:rPr>
-        <w:t>.</w:t>
-      </w:r>
-    </w:p>
-    <w:p>
-      <w:pPr>
-        <w:pStyle w:val="Heading1"/>
-      </w:pPr>
-      <w:r>
-        <w:t>04. Run the investigation and diagnose misconceptions</w:t>
-      </w:r>
-    </w:p>
-    <w:p>
-      <w:r>
-        <w:t>Run the Capstone failure testing investigation and use the first unsupported step to choose a teaching response.</w:t>
-      </w:r>
-    </w:p>
-    <w:p>
-      <w:pPr>
-        <w:spacing w:line="336" w:lineRule="auto" w:after="180"/>
-      </w:pPr>
-      <w:r>
-        <w:rPr>
-          <w:b w:val="0"/>
-        </w:rPr>
-        <w:t>The worked result establishes every future case: A case passes only all its declared response and trace requirements, not merely a convenient status code.</w:t>
-      </w:r>
-    </w:p>
-    <w:p>
-      <w:pPr>
-        <w:spacing w:line="336" w:lineRule="auto" w:after="180"/>
-      </w:pPr>
-      <w:r>
-        <w:rPr>
-          <w:b w:val="0"/>
-        </w:rPr>
-        <w:t xml:space="preserve">A missing </w:t>
-      </w:r>
-      <w:r>
-        <w:rPr>
-          <w:b/>
-        </w:rPr>
-        <w:t>input</w:t>
-      </w:r>
-      <w:r>
-        <w:rPr>
-          <w:b w:val="0"/>
-        </w:rPr>
-        <w:t xml:space="preserve"> may be replaced without recording the change: A replacement changes the </w:t>
-      </w:r>
-      <w:r>
-        <w:rPr>
-          <w:b/>
-        </w:rPr>
-        <w:t>evidence</w:t>
-      </w:r>
-      <w:r>
-        <w:rPr>
-          <w:b w:val="0"/>
-        </w:rPr>
-        <w:t xml:space="preserve"> or contract. Record the change and its justification; do not silently turn unknown into a measured value.</w:t>
-      </w:r>
-    </w:p>
-    <w:p>
-      <w:pPr>
-        <w:spacing w:line="336" w:lineRule="auto" w:after="180"/>
-      </w:pPr>
-      <w:r>
-        <w:rPr>
-          <w:b w:val="0"/>
-        </w:rPr>
-        <w:t xml:space="preserve">Repeating an assessed case is new independent </w:t>
-      </w:r>
-      <w:r>
-        <w:rPr>
-          <w:b/>
-        </w:rPr>
-        <w:t>evidence</w:t>
-      </w:r>
-      <w:r>
-        <w:rPr>
-          <w:b w:val="0"/>
-        </w:rPr>
-        <w:t>: A replay checks consistency. An example used for feedback or revision cannot later be described as untouched final evaluation.</w:t>
-      </w:r>
-    </w:p>
-    <w:p>
-      <w:pPr>
-        <w:spacing w:line="336" w:lineRule="auto" w:after="180"/>
-      </w:pPr>
-      <w:r>
-        <w:rPr>
-          <w:b w:val="0"/>
-        </w:rPr>
-        <w:t xml:space="preserve">Use Run the investigation for the </w:t>
-      </w:r>
-      <w:r>
-        <w:rPr>
-          <w:b/>
-        </w:rPr>
-        <w:t>evidence</w:t>
-      </w:r>
-      <w:r>
-        <w:rPr>
-          <w:b w:val="0"/>
-        </w:rPr>
-        <w:t xml:space="preserve"> ledger. Add a boundary or missing-</w:t>
-      </w:r>
-      <w:r>
-        <w:rPr>
-          <w:b/>
-        </w:rPr>
-        <w:t>input</w:t>
-      </w:r>
-      <w:r>
-        <w:rPr>
-          <w:b w:val="0"/>
-        </w:rPr>
-        <w:t xml:space="preserve"> case and record the expected response before checking. More successful repeats of one case do not establish wider coverage.</w:t>
-      </w:r>
-    </w:p>
-    <w:p>
-      <w:pPr>
-        <w:pStyle w:val="Heading3"/>
-      </w:pPr>
-      <w:r>
-        <w:t>Match the support to the first error</w:t>
+        <w:pStyle w:val="Heading2"/>
+      </w:pPr>
+      <w:r>
+        <w:t>Choose accessible support</w:t>
       </w:r>
     </w:p>
     <w:tbl>
@@ -2752,45 +3619,39 @@
     </w:p>
     <w:p>
       <w:pPr>
-        <w:pStyle w:val="Heading1"/>
-      </w:pPr>
-      <w:r>
-        <w:t>05. Assess and explain the answers</w:t>
+        <w:pStyle w:val="Heading2"/>
+      </w:pPr>
+      <w:r>
+        <w:t>Earlier wording, alternatives and picture transcripts · reference / check after trying</w:t>
       </w:r>
     </w:p>
     <w:p>
-      <w:r>
-        <w:t>Use the Capstone failure testing questions, teacher keys and criteria after the relevant attempts. Previously discussed cases are practice; protect the separately selected independent task.</w:t>
+      <w:pPr>
+        <w:pStyle w:val="Heading3"/>
+      </w:pPr>
+      <w:r>
+        <w:t>Match the support to the first error</w:t>
       </w:r>
     </w:p>
     <w:p>
       <w:pPr>
-        <w:pStyle w:val="Heading3"/>
-      </w:pPr>
-      <w:r>
-        <w:t>Guided and exit questions</w:t>
+        <w:pStyle w:val="Heading1"/>
+      </w:pPr>
+      <w:r>
+        <w:t>05. Assess the new service scenario</w:t>
       </w:r>
     </w:p>
     <w:p>
-      <w:pPr>
-        <w:spacing w:line="336" w:lineRule="auto" w:after="180"/>
-      </w:pPr>
-      <w:r>
-        <w:rPr>
-          <w:b w:val="0"/>
-        </w:rPr>
-        <w:t>Guided: All four meet their expected condition if responses and traces agree. Denial/review are successful contract outcomes, not automatic test failures.</w:t>
+      <w:r>
+        <w:t>Keep the selected answer private until after a first attempt.</w:t>
       </w:r>
     </w:p>
     <w:p>
       <w:pPr>
-        <w:spacing w:line="336" w:lineRule="auto" w:after="180"/>
-      </w:pPr>
-      <w:r>
-        <w:rPr>
-          <w:b w:val="0"/>
-        </w:rPr>
-        <w:t>Qualification: A case passes only all its declared response and trace requirements, not merely a convenient status code.</w:t>
+        <w:pStyle w:val="Heading2"/>
+      </w:pPr>
+      <w:r>
+        <w:t>Selected independent task and checked answer</w:t>
       </w:r>
     </w:p>
     <w:p>
@@ -2801,583 +3662,26 @@
         <w:rPr>
           <w:b w:val="0"/>
         </w:rPr>
-        <w:t xml:space="preserve">Exit: accept a concrete variation with its predicted outcome and a stated condition that would challenge the </w:t>
-      </w:r>
-      <w:r>
-        <w:rPr>
-          <w:b/>
-        </w:rPr>
-        <w:t>mechanism</w:t>
-      </w:r>
-      <w:r>
-        <w:rPr>
-          <w:b w:val="0"/>
-        </w:rPr>
-        <w:t xml:space="preserve">; reject a claim resting on unmeasured </w:t>
-      </w:r>
-      <w:r>
-        <w:rPr>
-          <w:b/>
-        </w:rPr>
-        <w:t>evidence</w:t>
-      </w:r>
-      <w:r>
-        <w:rPr>
-          <w:b w:val="0"/>
-        </w:rPr>
-        <w:t>.</w:t>
+        <w:t>Selected case: Six cases: five expected outcomes pass; one denied request still performs restricted lookup. Compute case pass rate and release implication.</w:t>
       </w:r>
     </w:p>
     <w:p>
       <w:pPr>
-        <w:pStyle w:val="Heading3"/>
-      </w:pPr>
-      <w:r>
-        <w:t>W1 Explain the mechanism</w:t>
+        <w:spacing w:line="336" w:lineRule="auto" w:after="180"/>
+      </w:pPr>
+      <w:r>
+        <w:rPr>
+          <w:b w:val="0"/>
+        </w:rPr>
+        <w:t>Teacher explanation: 5/6≈83.333%; access condition fails and blocks a zero-restricted-read release gate. Do not count final denial as sufficient.</w:t>
       </w:r>
     </w:p>
     <w:p>
       <w:pPr>
-        <w:pStyle w:val="Heading3"/>
-      </w:pPr>
-      <w:r>
-        <w:t>Workbook question · W1</w:t>
-      </w:r>
-    </w:p>
-    <w:p>
-      <w:pPr>
-        <w:spacing w:line="336" w:lineRule="auto" w:after="180"/>
-        <w:shd w:fill="F5F1FB"/>
-      </w:pPr>
-      <w:r>
-        <w:rPr>
-          <w:b w:val="0"/>
-        </w:rPr>
-        <w:t xml:space="preserve">Explain the weekly </w:t>
-      </w:r>
-      <w:r>
-        <w:rPr>
-          <w:b/>
-        </w:rPr>
-        <w:t>mechanism</w:t>
-      </w:r>
-      <w:r>
-        <w:rPr>
-          <w:b w:val="0"/>
-        </w:rPr>
-        <w:t xml:space="preserve"> in your own words. Use the worked scenario to name its </w:t>
-      </w:r>
-      <w:r>
-        <w:rPr>
-          <w:b/>
-        </w:rPr>
-        <w:t>input</w:t>
-      </w:r>
-      <w:r>
-        <w:rPr>
-          <w:b w:val="0"/>
-        </w:rPr>
-        <w:t xml:space="preserve">, decision rule and </w:t>
-      </w:r>
-      <w:r>
-        <w:rPr>
-          <w:b/>
-        </w:rPr>
-        <w:t>output</w:t>
-      </w:r>
-      <w:r>
-        <w:rPr>
-          <w:b w:val="0"/>
-        </w:rPr>
-        <w:t>.</w:t>
-      </w:r>
-    </w:p>
-    <w:p>
-      <w:pPr>
-        <w:pStyle w:val="Heading3"/>
-      </w:pPr>
-      <w:r>
-        <w:t>Teacher reasoning · W1</w:t>
-      </w:r>
-    </w:p>
-    <w:p>
-      <w:pPr>
-        <w:spacing w:line="336" w:lineRule="auto" w:after="180"/>
-        <w:shd w:fill="F1F6FC"/>
-      </w:pPr>
-      <w:r>
-        <w:rPr>
-          <w:b w:val="0"/>
-        </w:rPr>
-        <w:t xml:space="preserve">Teacher explanation: Capstone failure testing checks denied roles, missing </w:t>
-      </w:r>
-      <w:r>
-        <w:rPr>
-          <w:b/>
-        </w:rPr>
-        <w:t>evidence</w:t>
-      </w:r>
-      <w:r>
-        <w:rPr>
-          <w:b w:val="0"/>
-        </w:rPr>
-        <w:t xml:space="preserve">, invalid </w:t>
-      </w:r>
-      <w:r>
-        <w:rPr>
-          <w:b/>
-        </w:rPr>
-        <w:t>input</w:t>
-      </w:r>
-      <w:r>
-        <w:rPr>
-          <w:b w:val="0"/>
-        </w:rPr>
-        <w:t>, timeouts and stale data. Each expected outcome is written before the run.</w:t>
-      </w:r>
-    </w:p>
-    <w:p>
-      <w:pPr>
-        <w:spacing w:line="336" w:lineRule="auto" w:after="180"/>
-        <w:shd w:fill="F1F6FC"/>
-      </w:pPr>
-      <w:r>
-        <w:rPr>
-          <w:b w:val="0"/>
-        </w:rPr>
-        <w:t xml:space="preserve">Use a </w:t>
-      </w:r>
-      <w:r>
-        <w:rPr>
-          <w:b/>
-        </w:rPr>
-        <w:t>failure matrix</w:t>
-      </w:r>
-      <w:r>
-        <w:rPr>
-          <w:b w:val="0"/>
-        </w:rPr>
-        <w:t xml:space="preserve"> linking condition to expected response and forbidden calls. Test both visible result and operation trace. Preserve failed fixtures for regression checks.</w:t>
-      </w:r>
-    </w:p>
-    <w:p>
-      <w:pPr>
-        <w:pStyle w:val="Heading3"/>
-      </w:pPr>
-      <w:r>
-        <w:t>W2 Trace the worked case</w:t>
-      </w:r>
-    </w:p>
-    <w:p>
-      <w:pPr>
-        <w:pStyle w:val="Heading3"/>
-      </w:pPr>
-      <w:r>
-        <w:t>Workbook question · W2</w:t>
-      </w:r>
-    </w:p>
-    <w:p>
-      <w:pPr>
-        <w:spacing w:line="336" w:lineRule="auto" w:after="180"/>
-        <w:shd w:fill="F5F1FB"/>
-      </w:pPr>
-      <w:r>
-        <w:rPr>
-          <w:b w:val="0"/>
-        </w:rPr>
-        <w:t>Four cases: malformed request, student teacher-guide request, missing register, valid current record. Two deny, one reviews, one supports; no restricted reads occur.</w:t>
-      </w:r>
-    </w:p>
-    <w:p>
-      <w:pPr>
-        <w:spacing w:line="336" w:lineRule="auto" w:after="180"/>
-        <w:shd w:fill="F5F1FB"/>
-      </w:pPr>
-      <w:r>
-        <w:rPr>
-          <w:b w:val="0"/>
-        </w:rPr>
-        <w:t>Show the intermediate steps and give the conclusion with its scope.</w:t>
-      </w:r>
-    </w:p>
-    <w:p>
-      <w:pPr>
-        <w:pStyle w:val="Heading3"/>
-      </w:pPr>
-      <w:r>
-        <w:t>Teacher reasoning · W2</w:t>
-      </w:r>
-    </w:p>
-    <w:p>
-      <w:pPr>
-        <w:spacing w:line="336" w:lineRule="auto" w:after="180"/>
-        <w:shd w:fill="F1F6FC"/>
-      </w:pPr>
-      <w:r>
-        <w:rPr>
-          <w:b w:val="0"/>
-        </w:rPr>
-        <w:t>Teacher explanation: All four meet their expected condition if responses and traces agree. Denial/review are successful contract outcomes, not automatic test failures.</w:t>
-      </w:r>
-    </w:p>
-    <w:p>
-      <w:pPr>
-        <w:pStyle w:val="Heading3"/>
-      </w:pPr>
-      <w:r>
-        <w:t>W3 Audit the limit</w:t>
-      </w:r>
-    </w:p>
-    <w:p>
-      <w:pPr>
-        <w:pStyle w:val="Heading3"/>
-      </w:pPr>
-      <w:r>
-        <w:t>Workbook question · W3</w:t>
-      </w:r>
-    </w:p>
-    <w:p>
-      <w:pPr>
-        <w:spacing w:line="336" w:lineRule="auto" w:after="180"/>
-        <w:shd w:fill="F5F1FB"/>
-      </w:pPr>
-      <w:r>
-        <w:rPr>
-          <w:b w:val="0"/>
-        </w:rPr>
-        <w:t>A report omits this qualification: A case passes only all its declared response and trace requirements, not merely a convenient status code.</w:t>
-      </w:r>
-    </w:p>
-    <w:p>
-      <w:pPr>
-        <w:spacing w:line="336" w:lineRule="auto" w:after="180"/>
-        <w:shd w:fill="F5F1FB"/>
-      </w:pPr>
-      <w:r>
-        <w:rPr>
-          <w:b w:val="0"/>
-        </w:rPr>
-        <w:t>Explain how omitting it could change a reader's interpretation, and write an accurate replacement.</w:t>
-      </w:r>
-    </w:p>
-    <w:p>
-      <w:pPr>
-        <w:pStyle w:val="Heading3"/>
-      </w:pPr>
-      <w:r>
-        <w:t>Teacher reasoning · W3</w:t>
-      </w:r>
-    </w:p>
-    <w:p>
-      <w:pPr>
-        <w:spacing w:line="336" w:lineRule="auto" w:after="180"/>
-        <w:shd w:fill="F1F6FC"/>
-      </w:pPr>
-      <w:r>
-        <w:rPr>
-          <w:b w:val="0"/>
-        </w:rPr>
-        <w:t>Teacher explanation: A case passes only all its declared response and trace requirements, not merely a convenient status code.</w:t>
-      </w:r>
-    </w:p>
-    <w:p>
-      <w:pPr>
-        <w:spacing w:line="336" w:lineRule="auto" w:after="180"/>
-        <w:shd w:fill="F1F6FC"/>
-      </w:pPr>
-      <w:r>
-        <w:rPr>
-          <w:b w:val="0"/>
-        </w:rPr>
-        <w:t xml:space="preserve">State the observed result separately from the unverified or out-of-scope claim; preserve the original </w:t>
-      </w:r>
-      <w:r>
-        <w:rPr>
-          <w:b/>
-        </w:rPr>
-        <w:t>evidence</w:t>
-      </w:r>
-      <w:r>
-        <w:rPr>
-          <w:b w:val="0"/>
-        </w:rPr>
-        <w:t xml:space="preserve"> rather than inventing a missing fact.</w:t>
-      </w:r>
-    </w:p>
-    <w:p>
-      <w:pPr>
-        <w:pStyle w:val="Heading3"/>
-      </w:pPr>
-      <w:r>
-        <w:t>W4 Apply a new case independently</w:t>
-      </w:r>
-    </w:p>
-    <w:p>
-      <w:pPr>
-        <w:pStyle w:val="Heading3"/>
-      </w:pPr>
-      <w:r>
-        <w:t>Workbook question · W4</w:t>
-      </w:r>
-    </w:p>
-    <w:p>
-      <w:pPr>
-        <w:spacing w:line="336" w:lineRule="auto" w:after="180"/>
-        <w:shd w:fill="F5F1FB"/>
-      </w:pPr>
-      <w:r>
-        <w:rPr>
-          <w:b w:val="0"/>
-        </w:rPr>
-        <w:t>Six cases: five expected outcomes pass; one denied request still performs restricted lookup. Compute case pass rate and release implication.</w:t>
-      </w:r>
-    </w:p>
-    <w:p>
-      <w:pPr>
-        <w:pStyle w:val="Heading3"/>
-      </w:pPr>
-      <w:r>
-        <w:t>Teacher reasoning · W4</w:t>
-      </w:r>
-    </w:p>
-    <w:p>
-      <w:pPr>
-        <w:spacing w:line="336" w:lineRule="auto" w:after="180"/>
-        <w:shd w:fill="F1F6FC"/>
-      </w:pPr>
-      <w:r>
-        <w:rPr>
-          <w:b w:val="0"/>
-        </w:rPr>
-        <w:t>Teacher explanation: 5/6≈83.333%; access condition fails and blocks a zero-restricted-read release gate. Do not count final denial as sufficient.</w:t>
-      </w:r>
-    </w:p>
-    <w:p>
-      <w:pPr>
-        <w:pStyle w:val="Heading3"/>
-      </w:pPr>
-      <w:r>
-        <w:t>W5 Design a revealing follow-up</w:t>
-      </w:r>
-    </w:p>
-    <w:p>
-      <w:pPr>
-        <w:pStyle w:val="Heading3"/>
-      </w:pPr>
-      <w:r>
-        <w:t>Workbook question · W5</w:t>
-      </w:r>
-    </w:p>
-    <w:p>
-      <w:pPr>
-        <w:spacing w:line="336" w:lineRule="auto" w:after="180"/>
-        <w:shd w:fill="F5F1FB"/>
-      </w:pPr>
-      <w:r>
-        <w:rPr>
-          <w:b w:val="0"/>
-        </w:rPr>
-        <w:t>For the worked scenario, propose one additional case that could reveal a failure, describe its expected outcome before running it, and explain what would need to remain fixed for a fair comparison.</w:t>
-      </w:r>
-    </w:p>
-    <w:p>
-      <w:pPr>
-        <w:spacing w:line="336" w:lineRule="auto" w:after="180"/>
-        <w:shd w:fill="F5F1FB"/>
-      </w:pPr>
-      <w:r>
-        <w:rPr>
-          <w:b w:val="0"/>
-        </w:rPr>
-        <w:t>Do not reuse W4 as a new final test after receiving feedback.</w:t>
-      </w:r>
-    </w:p>
-    <w:p>
-      <w:pPr>
-        <w:pStyle w:val="Heading3"/>
-      </w:pPr>
-      <w:r>
-        <w:t>Teacher reasoning · W5</w:t>
-      </w:r>
-    </w:p>
-    <w:p>
-      <w:pPr>
-        <w:spacing w:line="336" w:lineRule="auto" w:after="180"/>
-        <w:shd w:fill="F1F6FC"/>
-      </w:pPr>
-      <w:r>
-        <w:rPr>
-          <w:b w:val="0"/>
-        </w:rPr>
-        <w:t xml:space="preserve">Teacher explanation: Accept a concrete variant of the worked </w:t>
-      </w:r>
-      <w:r>
-        <w:rPr>
-          <w:b/>
-        </w:rPr>
-        <w:t>input</w:t>
-      </w:r>
-      <w:r>
-        <w:rPr>
-          <w:b w:val="0"/>
-        </w:rPr>
-        <w:t xml:space="preserve"> or a missing/conflicting/boundary condition, with an expectation derived from the declared procedure.</w:t>
-      </w:r>
-    </w:p>
-    <w:p>
-      <w:pPr>
-        <w:spacing w:line="336" w:lineRule="auto" w:after="180"/>
-        <w:shd w:fill="F1F6FC"/>
-      </w:pPr>
-      <w:r>
-        <w:rPr>
-          <w:b w:val="0"/>
-        </w:rPr>
-        <w:t xml:space="preserve">Require preserved settings, original </w:t>
-      </w:r>
-      <w:r>
-        <w:rPr>
-          <w:b/>
-        </w:rPr>
-        <w:t>output</w:t>
-      </w:r>
-      <w:r>
-        <w:rPr>
-          <w:b w:val="0"/>
-        </w:rPr>
-        <w:t>s and data roles. A case passes only all its declared response and trace requirements, not merely a convenient status code.</w:t>
-      </w:r>
-    </w:p>
-    <w:p>
-      <w:pPr>
-        <w:spacing w:line="336" w:lineRule="auto" w:after="180"/>
-        <w:shd w:fill="F1F6FC"/>
-      </w:pPr>
-      <w:r>
-        <w:rPr>
-          <w:b w:val="0"/>
-        </w:rPr>
-        <w:t xml:space="preserve">The new case should test this particular </w:t>
-      </w:r>
-      <w:r>
-        <w:rPr>
-          <w:b/>
-        </w:rPr>
-        <w:t>mechanism</w:t>
-      </w:r>
-      <w:r>
-        <w:rPr>
-          <w:b w:val="0"/>
-        </w:rPr>
-        <w:t xml:space="preserve"> rather than merely restate the original result.</w:t>
-      </w:r>
-    </w:p>
-    <w:p>
-      <w:pPr>
-        <w:pStyle w:val="Heading3"/>
-      </w:pPr>
-      <w:r>
-        <w:t>Independent assessment and fresh retry</w:t>
-      </w:r>
-    </w:p>
-    <w:p>
-      <w:pPr>
-        <w:pStyle w:val="Heading3"/>
-      </w:pPr>
-      <w:r>
-        <w:t>Teacher key · Independent assessment and fresh retry</w:t>
-      </w:r>
-    </w:p>
-    <w:p>
-      <w:pPr>
-        <w:spacing w:line="336" w:lineRule="auto" w:after="180"/>
-        <w:shd w:fill="F1F6FC"/>
-      </w:pPr>
-      <w:r>
-        <w:rPr>
-          <w:b w:val="0"/>
-        </w:rPr>
-        <w:t>W4: 5/6≈83.333%; access condition fails and blocks a zero-restricted-read release gate. Do not count final denial as sufficient. Require intermediate reasoning and the stated scope.</w:t>
-      </w:r>
-    </w:p>
-    <w:p>
-      <w:pPr>
-        <w:spacing w:line="336" w:lineRule="auto" w:after="180"/>
-        <w:shd w:fill="F1F6FC"/>
-      </w:pPr>
-      <w:r>
-        <w:rPr>
-          <w:b w:val="0"/>
-        </w:rPr>
-        <w:t>Fresh retry: Five cases, all statuses correct, one unauthorised write attempt. Expected reasoning: At most 4/5 contract passes when trace constraints count; action gate fails.</w:t>
-      </w:r>
-    </w:p>
-    <w:p>
-      <w:pPr>
-        <w:spacing w:line="336" w:lineRule="auto" w:after="180"/>
-        <w:shd w:fill="F1F6FC"/>
-      </w:pPr>
-      <w:r>
-        <w:rPr>
-          <w:b w:val="0"/>
-        </w:rPr>
-        <w:t>If students need support, record it and reassess with another new case rather than awarding independence to a copied answer.</w:t>
-      </w:r>
-    </w:p>
-    <w:p>
-      <w:pPr>
-        <w:pStyle w:val="Heading3"/>
-      </w:pPr>
-      <w:r>
-        <w:t>Assess independent transfer</w:t>
-      </w:r>
-    </w:p>
-    <w:p>
-      <w:pPr>
-        <w:pStyle w:val="Heading3"/>
-      </w:pPr>
-      <w:r>
-        <w:t>Independent question · withhold the key</w:t>
-      </w:r>
-    </w:p>
-    <w:p>
-      <w:pPr>
-        <w:spacing w:line="336" w:lineRule="auto" w:after="180"/>
-        <w:shd w:fill="F5F1FB"/>
-      </w:pPr>
-      <w:r>
-        <w:rPr>
-          <w:b w:val="0"/>
-        </w:rPr>
-        <w:t>Selected case: Six cases: five expected outcomes pass; one denied request still performs restricted lookup. Compute case pass rate and release implication.</w:t>
-      </w:r>
-    </w:p>
-    <w:p>
-      <w:pPr>
-        <w:pStyle w:val="Heading3"/>
-      </w:pPr>
-      <w:r>
-        <w:t>Selected case answer</w:t>
-      </w:r>
-    </w:p>
-    <w:p>
-      <w:pPr>
-        <w:pStyle w:val="Heading3"/>
-      </w:pPr>
-      <w:r>
-        <w:t>Teacher key · Selected case answer</w:t>
-      </w:r>
-    </w:p>
-    <w:p>
-      <w:pPr>
-        <w:spacing w:line="336" w:lineRule="auto" w:after="180"/>
-        <w:shd w:fill="F1F6FC"/>
-      </w:pPr>
-      <w:r>
-        <w:rPr>
-          <w:b w:val="0"/>
-        </w:rPr>
-        <w:t>Teacher explanation: 5/6≈83.333%; access condition fails and blocks a zero-restricted-read release gate. Do not count final denial as sufficient.</w:t>
+        <w:pStyle w:val="Heading2"/>
+      </w:pPr>
+      <w:r>
+        <w:t>Judge explanation,trace and limits</w:t>
       </w:r>
     </w:p>
     <w:tbl>
@@ -3484,54 +3788,55 @@
     </w:tbl>
     <w:p>
       <w:pPr>
-        <w:pStyle w:val="Heading3"/>
-      </w:pPr>
-      <w:r>
-        <w:t>Teacher key · Selected case answer</w:t>
+        <w:spacing w:line="336" w:lineRule="auto" w:after="180"/>
+      </w:pPr>
+      <w:r>
+        <w:rPr>
+          <w:b w:val="0"/>
+        </w:rPr>
+        <w:t>Record each dimension as not yet, with support, or independent. Accept a valid alternative procedure with a defensible trace.</w:t>
       </w:r>
     </w:p>
     <w:p>
       <w:pPr>
         <w:spacing w:line="336" w:lineRule="auto" w:after="180"/>
-        <w:shd w:fill="F1F6FC"/>
       </w:pPr>
       <w:r>
         <w:rPr>
           <w:b w:val="0"/>
         </w:rPr>
-        <w:t>Record each dimension as not yet, with support, or independent. Accept a valid alternative procedure with a defensible trace.</w:t>
+        <w:t xml:space="preserve">Do not penalise an honestly recorded model failure if the learner correctly explains its </w:t>
+      </w:r>
+      <w:r>
+        <w:rPr>
+          <w:b/>
+        </w:rPr>
+        <w:t>evidence</w:t>
+      </w:r>
+      <w:r>
+        <w:rPr>
+          <w:b w:val="0"/>
+        </w:rPr>
+        <w:t xml:space="preserve"> and limits.</w:t>
       </w:r>
     </w:p>
     <w:p>
       <w:pPr>
-        <w:spacing w:line="336" w:lineRule="auto" w:after="180"/>
-        <w:shd w:fill="F1F6FC"/>
-      </w:pPr>
-      <w:r>
-        <w:rPr>
-          <w:b w:val="0"/>
-        </w:rPr>
-        <w:t xml:space="preserve">Do not penalise an honestly recorded model failure if the learner correctly explains its </w:t>
-      </w:r>
-      <w:r>
-        <w:rPr>
-          <w:b/>
-        </w:rPr>
-        <w:t>evidence</w:t>
-      </w:r>
-      <w:r>
-        <w:rPr>
-          <w:b w:val="0"/>
-        </w:rPr>
-        <w:t xml:space="preserve"> and limits.</w:t>
+        <w:pStyle w:val="Heading2"/>
+      </w:pPr>
+      <w:r>
+        <w:t>Give one usable repair</w:t>
       </w:r>
     </w:p>
     <w:p>
       <w:pPr>
-        <w:pStyle w:val="Heading3"/>
-      </w:pPr>
-      <w:r>
-        <w:t>Feedback that the learner uses</w:t>
+        <w:spacing w:line="336" w:lineRule="auto" w:after="180"/>
+      </w:pPr>
+      <w:r>
+        <w:rPr>
+          <w:b w:val="0"/>
+        </w:rPr>
+        <w:t>Name the earliest unsupported step and give one action to repair it. Have the learner make that repair now and explain why. Then assess the relevant skill on a fresh, fully specified case.</w:t>
       </w:r>
     </w:p>
     <w:p>
@@ -3542,31 +3847,97 @@
         <w:rPr>
           <w:b w:val="0"/>
         </w:rPr>
-        <w:t>Name the earliest unsupported step and give one action to repair it. Have the learner make that repair now and explain why. Then assess the relevant skill on a fresh, fully specified case.</w:t>
+        <w:t>Confirm it was not previously practised with feedback; solve and check the new case before assigning it. A follow-up design prompt is a starting brief, not automatically an equivalent test.</w:t>
       </w:r>
     </w:p>
     <w:p>
       <w:pPr>
-        <w:spacing w:line="336" w:lineRule="auto" w:after="180"/>
-      </w:pPr>
-      <w:r>
-        <w:rPr>
-          <w:b w:val="0"/>
-        </w:rPr>
-        <w:t>Confirm it was not previously practised with feedback; solve and check the new case before assigning it. A follow-up design prompt is a starting brief, not automatically an equivalent test.</w:t>
+        <w:pStyle w:val="Heading2"/>
+      </w:pPr>
+      <w:r>
+        <w:t>W1 Explain the mechanism</w:t>
       </w:r>
     </w:p>
     <w:p>
       <w:pPr>
-        <w:pStyle w:val="Heading1"/>
-      </w:pPr>
-      <w:r>
-        <w:t>06. Connect the project, support and next lesson</w:t>
+        <w:spacing w:line="336" w:lineRule="auto" w:after="180"/>
+      </w:pPr>
+      <w:r>
+        <w:rPr>
+          <w:b w:val="0"/>
+        </w:rPr>
+        <w:t xml:space="preserve">Explain the weekly </w:t>
+      </w:r>
+      <w:r>
+        <w:rPr>
+          <w:b/>
+        </w:rPr>
+        <w:t>mechanism</w:t>
+      </w:r>
+      <w:r>
+        <w:rPr>
+          <w:b w:val="0"/>
+        </w:rPr>
+        <w:t xml:space="preserve"> in your own words. Use the worked scenario to name its </w:t>
+      </w:r>
+      <w:r>
+        <w:rPr>
+          <w:b/>
+        </w:rPr>
+        <w:t>input</w:t>
+      </w:r>
+      <w:r>
+        <w:rPr>
+          <w:b w:val="0"/>
+        </w:rPr>
+        <w:t xml:space="preserve">, decision rule and </w:t>
+      </w:r>
+      <w:r>
+        <w:rPr>
+          <w:b/>
+        </w:rPr>
+        <w:t>output</w:t>
+      </w:r>
+      <w:r>
+        <w:rPr>
+          <w:b w:val="0"/>
+        </w:rPr>
+        <w:t>.</w:t>
       </w:r>
     </w:p>
     <w:p>
-      <w:r>
-        <w:t>Connect Capstone failure testing to Grounded Learning Service, adapt support and plan a later changed-case check.</w:t>
+      <w:pPr>
+        <w:spacing w:line="336" w:lineRule="auto" w:after="180"/>
+      </w:pPr>
+      <w:r>
+        <w:rPr>
+          <w:b w:val="0"/>
+        </w:rPr>
+        <w:t xml:space="preserve">Teacher explanation: Capstone failure testing checks denied roles, missing </w:t>
+      </w:r>
+      <w:r>
+        <w:rPr>
+          <w:b/>
+        </w:rPr>
+        <w:t>evidence</w:t>
+      </w:r>
+      <w:r>
+        <w:rPr>
+          <w:b w:val="0"/>
+        </w:rPr>
+        <w:t xml:space="preserve">, invalid </w:t>
+      </w:r>
+      <w:r>
+        <w:rPr>
+          <w:b/>
+        </w:rPr>
+        <w:t>input</w:t>
+      </w:r>
+      <w:r>
+        <w:rPr>
+          <w:b w:val="0"/>
+        </w:rPr>
+        <w:t>, timeouts and stale data. Each expected outcome is written before the run.</w:t>
       </w:r>
     </w:p>
     <w:p>
@@ -3577,42 +3948,27 @@
         <w:rPr>
           <w:b w:val="0"/>
         </w:rPr>
-        <w:t xml:space="preserve">For Grounded Learning Service, use this week’s independent task as a rehearsal for the final </w:t>
+        <w:t xml:space="preserve">Use a </w:t>
       </w:r>
       <w:r>
         <w:rPr>
           <w:b/>
         </w:rPr>
-        <w:t>evidence</w:t>
+        <w:t>failure matrix</w:t>
       </w:r>
       <w:r>
         <w:rPr>
           <w:b w:val="0"/>
         </w:rPr>
-        <w:t xml:space="preserve"> pack: Six cases: five expected outcomes pass; one denied request still performs restricted lookup.</w:t>
+        <w:t xml:space="preserve"> linking condition to expected response and forbidden calls. Test both visible result and operation trace. Preserve failed fixtures for regression checks.</w:t>
       </w:r>
     </w:p>
     <w:p>
       <w:pPr>
-        <w:spacing w:line="336" w:lineRule="auto" w:after="180"/>
-      </w:pPr>
-      <w:r>
-        <w:rPr>
-          <w:b w:val="0"/>
-        </w:rPr>
-        <w:t xml:space="preserve">Compute case pass rate and release implication. Keep actual </w:t>
-      </w:r>
-      <w:r>
-        <w:rPr>
-          <w:b/>
-        </w:rPr>
-        <w:t>observation</w:t>
-      </w:r>
-      <w:r>
-        <w:rPr>
-          <w:b w:val="0"/>
-        </w:rPr>
-        <w:t>s separate from expected results, preserve failures, compare a baseline and explain the limits.</w:t>
+        <w:pStyle w:val="Heading2"/>
+      </w:pPr>
+      <w:r>
+        <w:t>W2 Trace the worked case</w:t>
       </w:r>
     </w:p>
     <w:p>
@@ -3623,19 +3979,7 @@
         <w:rPr>
           <w:b w:val="0"/>
         </w:rPr>
-        <w:t xml:space="preserve">Provide an </w:t>
-      </w:r>
-      <w:r>
-        <w:rPr>
-          <w:b/>
-        </w:rPr>
-        <w:t>input</w:t>
-      </w:r>
-      <w:r>
-        <w:rPr>
-          <w:b w:val="0"/>
-        </w:rPr>
-        <w:t>/procedure/result/limit frame and a calculator when needed. Ask students to identify the first step before completing the whole trace.</w:t>
+        <w:t>Four cases: malformed request, student teacher-guide request, missing register, valid current record. One rejects invalid input, one denies access, one reviews and one supports; no restricted reads occur. Show the intermediate steps and give the conclusion with its scope.</w:t>
       </w:r>
     </w:p>
     <w:p>
@@ -3646,42 +3990,15 @@
         <w:rPr>
           <w:b w:val="0"/>
         </w:rPr>
-        <w:t xml:space="preserve">Extension: compare two concrete variants of this </w:t>
-      </w:r>
-      <w:r>
-        <w:rPr>
-          <w:b/>
-        </w:rPr>
-        <w:t>mechanism</w:t>
-      </w:r>
-      <w:r>
-        <w:rPr>
-          <w:b w:val="0"/>
-        </w:rPr>
-        <w:t xml:space="preserve"> while holding unrelated conditions fixed; report both successful and unsuccessful outcomes.</w:t>
+        <w:t>Teacher explanation: All four meet their expected condition if responses and traces agree. Denial/review are successful contract outcomes, not automatic test failures.</w:t>
       </w:r>
     </w:p>
     <w:p>
       <w:pPr>
-        <w:spacing w:line="336" w:lineRule="auto" w:after="180"/>
-      </w:pPr>
-      <w:r>
-        <w:rPr>
-          <w:b w:val="0"/>
-        </w:rPr>
-        <w:t xml:space="preserve">Next connection: Capstone release review. Preserve the current case record and retrieve its </w:t>
-      </w:r>
-      <w:r>
-        <w:rPr>
-          <w:b/>
-        </w:rPr>
-        <w:t>evidence</w:t>
-      </w:r>
-      <w:r>
-        <w:rPr>
-          <w:b w:val="0"/>
-        </w:rPr>
-        <w:t xml:space="preserve"> boundary before moving on.</w:t>
+        <w:pStyle w:val="Heading2"/>
+      </w:pPr>
+      <w:r>
+        <w:t>W3 Audit the limit</w:t>
       </w:r>
     </w:p>
     <w:p>
@@ -3692,15 +4009,529 @@
         <w:rPr>
           <w:b w:val="0"/>
         </w:rPr>
-        <w:t>Retain the project ledger and assess a changed case after support. Check the relevant prerequisite before carrying this component forward.</w:t>
+        <w:t>A report omits this qualification: A case passes only all its declared response and trace requirements, not merely a convenient status code.</w:t>
       </w:r>
     </w:p>
     <w:p>
       <w:pPr>
+        <w:spacing w:line="336" w:lineRule="auto" w:after="180"/>
+      </w:pPr>
+      <w:r>
+        <w:rPr>
+          <w:b w:val="0"/>
+        </w:rPr>
+        <w:t>Explain how omitting it could change a reader's interpretation, and write an accurate replacement.</w:t>
+      </w:r>
+    </w:p>
+    <w:p>
+      <w:pPr>
+        <w:spacing w:line="336" w:lineRule="auto" w:after="180"/>
+      </w:pPr>
+      <w:r>
+        <w:rPr>
+          <w:b w:val="0"/>
+        </w:rPr>
+        <w:t>Teacher explanation: A case passes only all its declared response and trace requirements, not merely a convenient status code.</w:t>
+      </w:r>
+    </w:p>
+    <w:p>
+      <w:pPr>
+        <w:spacing w:line="336" w:lineRule="auto" w:after="180"/>
+      </w:pPr>
+      <w:r>
+        <w:rPr>
+          <w:b w:val="0"/>
+        </w:rPr>
+        <w:t xml:space="preserve">State the observed result separately from the unverified or out-of-scope claim; preserve the original </w:t>
+      </w:r>
+      <w:r>
+        <w:rPr>
+          <w:b/>
+        </w:rPr>
+        <w:t>evidence</w:t>
+      </w:r>
+      <w:r>
+        <w:rPr>
+          <w:b w:val="0"/>
+        </w:rPr>
+        <w:t xml:space="preserve"> rather than inventing a missing fact.</w:t>
+      </w:r>
+    </w:p>
+    <w:p>
+      <w:pPr>
+        <w:pStyle w:val="Heading2"/>
+      </w:pPr>
+      <w:r>
+        <w:t>W5 Design a revealing follow-up</w:t>
+      </w:r>
+    </w:p>
+    <w:p>
+      <w:pPr>
+        <w:spacing w:line="336" w:lineRule="auto" w:after="180"/>
+      </w:pPr>
+      <w:r>
+        <w:rPr>
+          <w:b w:val="0"/>
+        </w:rPr>
+        <w:t>For the worked scenario, propose one additional case that could reveal a failure, describe its expected outcome before running it, and explain what would need to remain fixed for a fair comparison.</w:t>
+      </w:r>
+    </w:p>
+    <w:p>
+      <w:pPr>
+        <w:spacing w:line="336" w:lineRule="auto" w:after="180"/>
+      </w:pPr>
+      <w:r>
+        <w:rPr>
+          <w:b w:val="0"/>
+        </w:rPr>
+        <w:t>Do not reuse W4 as a new final test after receiving feedback.</w:t>
+      </w:r>
+    </w:p>
+    <w:p>
+      <w:pPr>
+        <w:spacing w:line="336" w:lineRule="auto" w:after="180"/>
+      </w:pPr>
+      <w:r>
+        <w:rPr>
+          <w:b w:val="0"/>
+        </w:rPr>
+        <w:t xml:space="preserve">Teacher explanation: Accept a concrete variant of the worked </w:t>
+      </w:r>
+      <w:r>
+        <w:rPr>
+          <w:b/>
+        </w:rPr>
+        <w:t>input</w:t>
+      </w:r>
+      <w:r>
+        <w:rPr>
+          <w:b w:val="0"/>
+        </w:rPr>
+        <w:t xml:space="preserve"> or a missing/conflicting/boundary condition, with an expectation derived from the declared procedure.</w:t>
+      </w:r>
+    </w:p>
+    <w:p>
+      <w:pPr>
+        <w:spacing w:line="336" w:lineRule="auto" w:after="180"/>
+      </w:pPr>
+      <w:r>
+        <w:rPr>
+          <w:b w:val="0"/>
+        </w:rPr>
+        <w:t xml:space="preserve">Require preserved settings, original </w:t>
+      </w:r>
+      <w:r>
+        <w:rPr>
+          <w:b/>
+        </w:rPr>
+        <w:t>output</w:t>
+      </w:r>
+      <w:r>
+        <w:rPr>
+          <w:b w:val="0"/>
+        </w:rPr>
+        <w:t>s and data roles. A case passes only all its declared response and trace requirements, not merely a convenient status code.</w:t>
+      </w:r>
+    </w:p>
+    <w:p>
+      <w:pPr>
+        <w:spacing w:line="336" w:lineRule="auto" w:after="180"/>
+      </w:pPr>
+      <w:r>
+        <w:rPr>
+          <w:b w:val="0"/>
+        </w:rPr>
+        <w:t xml:space="preserve">The new case should test this particular </w:t>
+      </w:r>
+      <w:r>
+        <w:rPr>
+          <w:b/>
+        </w:rPr>
+        <w:t>mechanism</w:t>
+      </w:r>
+      <w:r>
+        <w:rPr>
+          <w:b w:val="0"/>
+        </w:rPr>
+        <w:t xml:space="preserve"> rather than merely restate the original result.</w:t>
+      </w:r>
+    </w:p>
+    <w:p>
+      <w:pPr>
+        <w:pStyle w:val="Heading2"/>
+      </w:pPr>
+      <w:r>
+        <w:t>Earlier wording, alternatives and picture transcripts · reference / check after trying</w:t>
+      </w:r>
+    </w:p>
+    <w:p>
+      <w:pPr>
         <w:pStyle w:val="Heading3"/>
       </w:pPr>
       <w:r>
-        <w:t>Plan the delayed return</w:t>
+        <w:t>Guided and exit questions</w:t>
+      </w:r>
+    </w:p>
+    <w:p>
+      <w:pPr>
+        <w:spacing w:line="336" w:lineRule="auto" w:after="180"/>
+      </w:pPr>
+      <w:r>
+        <w:rPr>
+          <w:b w:val="0"/>
+        </w:rPr>
+        <w:t>Guided: All four meet their expected condition if responses and traces agree. Denial/review are successful contract outcomes, not automatic test failures.</w:t>
+      </w:r>
+    </w:p>
+    <w:p>
+      <w:pPr>
+        <w:spacing w:line="336" w:lineRule="auto" w:after="180"/>
+      </w:pPr>
+      <w:r>
+        <w:rPr>
+          <w:b w:val="0"/>
+        </w:rPr>
+        <w:t>Qualification: A case passes only all its declared response and trace requirements, not merely a convenient status code.</w:t>
+      </w:r>
+    </w:p>
+    <w:p>
+      <w:pPr>
+        <w:spacing w:line="336" w:lineRule="auto" w:after="180"/>
+      </w:pPr>
+      <w:r>
+        <w:rPr>
+          <w:b w:val="0"/>
+        </w:rPr>
+        <w:t xml:space="preserve">Exit: accept a concrete variation with its predicted outcome and a stated condition that would challenge the </w:t>
+      </w:r>
+      <w:r>
+        <w:rPr>
+          <w:b/>
+        </w:rPr>
+        <w:t>mechanism</w:t>
+      </w:r>
+      <w:r>
+        <w:rPr>
+          <w:b w:val="0"/>
+        </w:rPr>
+        <w:t xml:space="preserve">; reject a claim resting on unmeasured </w:t>
+      </w:r>
+      <w:r>
+        <w:rPr>
+          <w:b/>
+        </w:rPr>
+        <w:t>evidence</w:t>
+      </w:r>
+      <w:r>
+        <w:rPr>
+          <w:b w:val="0"/>
+        </w:rPr>
+        <w:t>.</w:t>
+      </w:r>
+    </w:p>
+    <w:p>
+      <w:pPr>
+        <w:pStyle w:val="Heading3"/>
+      </w:pPr>
+      <w:r>
+        <w:t>W1 Explain the mechanism</w:t>
+      </w:r>
+    </w:p>
+    <w:p>
+      <w:pPr>
+        <w:pStyle w:val="Heading3"/>
+      </w:pPr>
+      <w:r>
+        <w:t>W2 Trace the worked case</w:t>
+      </w:r>
+    </w:p>
+    <w:p>
+      <w:pPr>
+        <w:pStyle w:val="Heading3"/>
+      </w:pPr>
+      <w:r>
+        <w:t>W3 Audit the limit</w:t>
+      </w:r>
+    </w:p>
+    <w:p>
+      <w:pPr>
+        <w:pStyle w:val="Heading3"/>
+      </w:pPr>
+      <w:r>
+        <w:t>W4 Apply a new case independently</w:t>
+      </w:r>
+    </w:p>
+    <w:p>
+      <w:pPr>
+        <w:spacing w:line="336" w:lineRule="auto" w:after="180"/>
+      </w:pPr>
+      <w:r>
+        <w:rPr>
+          <w:b w:val="0"/>
+        </w:rPr>
+        <w:t>Six cases: five expected outcomes pass; one denied request still performs restricted lookup. Compute case pass rate and release implication.</w:t>
+      </w:r>
+    </w:p>
+    <w:p>
+      <w:pPr>
+        <w:spacing w:line="336" w:lineRule="auto" w:after="180"/>
+      </w:pPr>
+      <w:r>
+        <w:rPr>
+          <w:b w:val="0"/>
+        </w:rPr>
+        <w:t>Teacher explanation: 5/6≈83.333%; access condition fails and blocks a zero-restricted-read release gate. Do not count final denial as sufficient.</w:t>
+      </w:r>
+    </w:p>
+    <w:p>
+      <w:pPr>
+        <w:pStyle w:val="Heading3"/>
+      </w:pPr>
+      <w:r>
+        <w:t>W5 Design a revealing follow-up</w:t>
+      </w:r>
+    </w:p>
+    <w:p>
+      <w:pPr>
+        <w:pStyle w:val="Heading3"/>
+      </w:pPr>
+      <w:r>
+        <w:t>Independent assessment and fresh retry</w:t>
+      </w:r>
+    </w:p>
+    <w:p>
+      <w:pPr>
+        <w:spacing w:line="336" w:lineRule="auto" w:after="180"/>
+      </w:pPr>
+      <w:r>
+        <w:rPr>
+          <w:b w:val="0"/>
+        </w:rPr>
+        <w:t>W4: 5/6≈83.333%; access condition fails and blocks a zero-restricted-read release gate. Do not count final denial as sufficient. Require intermediate reasoning and the stated scope.</w:t>
+      </w:r>
+    </w:p>
+    <w:p>
+      <w:pPr>
+        <w:spacing w:line="336" w:lineRule="auto" w:after="180"/>
+      </w:pPr>
+      <w:r>
+        <w:rPr>
+          <w:b w:val="0"/>
+        </w:rPr>
+        <w:t>Fresh retry: Five cases, all statuses correct, one unauthorised write attempt. Expected reasoning: At most 4/5 contract passes when trace constraints count; action gate fails.</w:t>
+      </w:r>
+    </w:p>
+    <w:p>
+      <w:pPr>
+        <w:spacing w:line="336" w:lineRule="auto" w:after="180"/>
+      </w:pPr>
+      <w:r>
+        <w:rPr>
+          <w:b w:val="0"/>
+        </w:rPr>
+        <w:t>If students need support, record it and reassess with another new case rather than awarding independence to a copied answer.</w:t>
+      </w:r>
+    </w:p>
+    <w:p>
+      <w:pPr>
+        <w:pStyle w:val="Heading3"/>
+      </w:pPr>
+      <w:r>
+        <w:t>Assess independent transfer</w:t>
+      </w:r>
+    </w:p>
+    <w:p>
+      <w:pPr>
+        <w:pStyle w:val="Heading3"/>
+      </w:pPr>
+      <w:r>
+        <w:t>Selected case answer</w:t>
+      </w:r>
+    </w:p>
+    <w:p>
+      <w:pPr>
+        <w:pStyle w:val="Heading3"/>
+      </w:pPr>
+      <w:r>
+        <w:t>Feedback that the learner uses</w:t>
+      </w:r>
+    </w:p>
+    <w:p>
+      <w:pPr>
+        <w:pStyle w:val="Heading1"/>
+      </w:pPr>
+      <w:r>
+        <w:t>06. Connect, support and revisit service design</w:t>
+      </w:r>
+    </w:p>
+    <w:p>
+      <w:r>
+        <w:t>Use saved evidence and boundary decisions to choose the next step.</w:t>
+      </w:r>
+    </w:p>
+    <w:p>
+      <w:pPr>
+        <w:pStyle w:val="Heading2"/>
+      </w:pPr>
+      <w:r>
+        <w:t>Project and next-week bridge</w:t>
+      </w:r>
+    </w:p>
+    <w:p>
+      <w:pPr>
+        <w:spacing w:line="336" w:lineRule="auto" w:after="180"/>
+      </w:pPr>
+      <w:r>
+        <w:rPr>
+          <w:b w:val="0"/>
+        </w:rPr>
+        <w:t xml:space="preserve">For Grounded Learning Service, use this week’s independent task as a rehearsal for the final </w:t>
+      </w:r>
+      <w:r>
+        <w:rPr>
+          <w:b/>
+        </w:rPr>
+        <w:t>evidence</w:t>
+      </w:r>
+      <w:r>
+        <w:rPr>
+          <w:b w:val="0"/>
+        </w:rPr>
+        <w:t xml:space="preserve"> pack: Six cases: five expected outcomes pass; one denied request still performs restricted lookup.</w:t>
+      </w:r>
+    </w:p>
+    <w:p>
+      <w:pPr>
+        <w:spacing w:line="336" w:lineRule="auto" w:after="180"/>
+      </w:pPr>
+      <w:r>
+        <w:rPr>
+          <w:b w:val="0"/>
+        </w:rPr>
+        <w:t xml:space="preserve">Compute case pass rate and release implication. Keep actual </w:t>
+      </w:r>
+      <w:r>
+        <w:rPr>
+          <w:b/>
+        </w:rPr>
+        <w:t>observation</w:t>
+      </w:r>
+      <w:r>
+        <w:rPr>
+          <w:b w:val="0"/>
+        </w:rPr>
+        <w:t>s separate from expected results, preserve failures, compare a baseline and explain the limits.</w:t>
+      </w:r>
+    </w:p>
+    <w:p>
+      <w:pPr>
+        <w:spacing w:line="336" w:lineRule="auto" w:after="180"/>
+      </w:pPr>
+      <w:r>
+        <w:rPr>
+          <w:b w:val="0"/>
+        </w:rPr>
+        <w:t xml:space="preserve">Provide an </w:t>
+      </w:r>
+      <w:r>
+        <w:rPr>
+          <w:b/>
+        </w:rPr>
+        <w:t>input</w:t>
+      </w:r>
+      <w:r>
+        <w:rPr>
+          <w:b w:val="0"/>
+        </w:rPr>
+        <w:t>/procedure/result/limit frame and a calculator when needed. Ask students to identify the first step before completing the whole trace.</w:t>
+      </w:r>
+    </w:p>
+    <w:p>
+      <w:pPr>
+        <w:spacing w:line="336" w:lineRule="auto" w:after="180"/>
+      </w:pPr>
+      <w:r>
+        <w:rPr>
+          <w:b w:val="0"/>
+        </w:rPr>
+        <w:t xml:space="preserve">Extension: compare two concrete variants of this </w:t>
+      </w:r>
+      <w:r>
+        <w:rPr>
+          <w:b/>
+        </w:rPr>
+        <w:t>mechanism</w:t>
+      </w:r>
+      <w:r>
+        <w:rPr>
+          <w:b w:val="0"/>
+        </w:rPr>
+        <w:t xml:space="preserve"> while holding unrelated conditions fixed; report both successful and unsuccessful outcomes.</w:t>
+      </w:r>
+    </w:p>
+    <w:p>
+      <w:pPr>
+        <w:spacing w:line="336" w:lineRule="auto" w:after="180"/>
+      </w:pPr>
+      <w:r>
+        <w:rPr>
+          <w:b w:val="0"/>
+        </w:rPr>
+        <w:t xml:space="preserve">Next connection: Capstone release review. Preserve the current case record and retrieve its </w:t>
+      </w:r>
+      <w:r>
+        <w:rPr>
+          <w:b/>
+        </w:rPr>
+        <w:t>evidence</w:t>
+      </w:r>
+      <w:r>
+        <w:rPr>
+          <w:b w:val="0"/>
+        </w:rPr>
+        <w:t xml:space="preserve"> boundary before moving on.</w:t>
+      </w:r>
+    </w:p>
+    <w:p>
+      <w:pPr>
+        <w:spacing w:line="336" w:lineRule="auto" w:after="180"/>
+      </w:pPr>
+      <w:r>
+        <w:rPr>
+          <w:b w:val="0"/>
+        </w:rPr>
+        <w:t>Retain the project ledger and assess a changed case after support. Check the relevant prerequisite before carrying this component forward.</w:t>
+      </w:r>
+    </w:p>
+    <w:p>
+      <w:pPr>
+        <w:spacing w:line="336" w:lineRule="auto" w:after="180"/>
+      </w:pPr>
+      <w:r>
+        <w:rPr>
+          <w:b w:val="0"/>
+        </w:rPr>
+        <w:t xml:space="preserve">For the Grounded Learning Service, retain an annotated trace and the changed-case result. Name the contract or </w:t>
+      </w:r>
+      <w:r>
+        <w:rPr>
+          <w:b/>
+        </w:rPr>
+        <w:t>evidence</w:t>
+      </w:r>
+      <w:r>
+        <w:rPr>
+          <w:b w:val="0"/>
+        </w:rPr>
+        <w:t xml:space="preserve"> that makes the deciding step valid, so another team can review it.</w:t>
+      </w:r>
+    </w:p>
+    <w:p>
+      <w:pPr>
+        <w:pStyle w:val="Heading2"/>
+      </w:pPr>
+      <w:r>
+        <w:t>Delayed return and support record</w:t>
       </w:r>
     </w:p>
     <w:p>
@@ -3917,60 +4748,60 @@
     </w:p>
     <w:p>
       <w:pPr>
-        <w:pStyle w:val="Heading3"/>
-      </w:pPr>
-      <w:r>
-        <w:t>Project evidence from this case</w:t>
+        <w:pStyle w:val="Heading2"/>
+      </w:pPr>
+      <w:r>
+        <w:t>Earlier wording, alternatives and picture transcripts · reference / check after trying</w:t>
       </w:r>
     </w:p>
     <w:p>
       <w:pPr>
-        <w:spacing w:line="336" w:lineRule="auto" w:after="180"/>
-      </w:pPr>
-      <w:r>
-        <w:rPr>
-          <w:b w:val="0"/>
-        </w:rPr>
-        <w:t xml:space="preserve">For the Grounded Learning Service, retain an annotated trace and the changed-case result. Name the contract or </w:t>
-      </w:r>
-      <w:r>
-        <w:rPr>
-          <w:b/>
-        </w:rPr>
-        <w:t>evidence</w:t>
-      </w:r>
-      <w:r>
-        <w:rPr>
-          <w:b w:val="0"/>
-        </w:rPr>
-        <w:t xml:space="preserve"> that makes the deciding step valid, so another team can review it.</w:t>
+        <w:pStyle w:val="Heading3"/>
+      </w:pPr>
+      <w:r>
+        <w:t>Plan the delayed return</w:t>
       </w:r>
     </w:p>
     <w:p>
       <w:pPr>
-        <w:pStyle w:val="Heading1"/>
-      </w:pPr>
-      <w:r>
-        <w:t>07. Prepare, teach and assess</w:t>
+        <w:pStyle w:val="Heading3"/>
+      </w:pPr>
+      <w:r>
+        <w:t>Project evidence from this case</w:t>
       </w:r>
     </w:p>
     <w:p>
-      <w:r>
-        <w:t>Use this preparation summary alongside the detailed Capstone failure testing lesson; it is a checklist rather than a replacement for the full sequence.</w:t>
+      <w:pPr>
+        <w:pStyle w:val="Heading1"/>
+      </w:pPr>
+      <w:r>
+        <w:t>Reference bank and extra practice</w:t>
       </w:r>
     </w:p>
     <w:p>
       <w:pPr>
-        <w:pStyle w:val="Heading3"/>
-      </w:pPr>
-      <w:r>
-        <w:t>Teaching target</w:t>
+        <w:pStyle w:val="Heading1"/>
+      </w:pPr>
+      <w:r>
+        <w:t>07. Reference · Alternative planning checklist</w:t>
       </w:r>
     </w:p>
     <w:p>
+      <w:r>
+        <w:t>Use alongside the main route when helpful.</w:t>
+      </w:r>
+    </w:p>
+    <w:p>
+      <w:pPr>
+        <w:pStyle w:val="Heading2"/>
+      </w:pPr>
+      <w:r>
+        <w:t>Planning,assessment and project reminders</w:t>
+      </w:r>
+    </w:p>
+    <w:p>
       <w:pPr>
         <w:spacing w:line="336" w:lineRule="auto" w:after="180"/>
-        <w:shd w:fill="EDF7F3"/>
       </w:pPr>
       <w:r>
         <w:rPr>
@@ -4165,7 +4996,7 @@
         <w:rPr>
           <w:b w:val="0"/>
         </w:rPr>
-        <w:t>Before class, solve the supported practice: Four cases: malformed request, student teacher-guide request, missing register, valid current record. Two deny, one reviews, one supports; no restricted reads occur.</w:t>
+        <w:t>Before class, solve the supported practice: Four cases: malformed request, student teacher-guide request, missing register, valid current record. One rejects invalid input, one denies access, one reviews and one supports; no restricted reads occur. Show the intermediate steps and give the conclusion with its scope.</w:t>
       </w:r>
     </w:p>
     <w:p>
@@ -4176,27 +5007,29 @@
         <w:rPr>
           <w:b w:val="0"/>
         </w:rPr>
-        <w:t>Show the intermediate steps and give the conclusion with its scope.</w:t>
+        <w:t>Reasoned practice answer: Teacher explanation: All four meet their expected condition if responses and traces agree. Denial/review are successful contract outcomes, not automatic test failures.</w:t>
       </w:r>
     </w:p>
     <w:p>
       <w:pPr>
-        <w:pStyle w:val="Heading3"/>
-      </w:pPr>
-      <w:r>
-        <w:t>Supported practice answer</w:t>
+        <w:spacing w:line="336" w:lineRule="auto" w:after="180"/>
+      </w:pPr>
+      <w:r>
+        <w:rPr>
+          <w:b w:val="0"/>
+        </w:rPr>
+        <w:t>Check every learner before discussion: Use the worked case for Capstone failure testing. Proposed explanation: “The worked result establishes every future case”. Decide whether this explanation is supported.</w:t>
       </w:r>
     </w:p>
     <w:p>
       <w:pPr>
         <w:spacing w:line="336" w:lineRule="auto" w:after="180"/>
-        <w:shd w:fill="F1F6FC"/>
       </w:pPr>
       <w:r>
         <w:rPr>
           <w:b w:val="0"/>
         </w:rPr>
-        <w:t>Reasoned practice answer: Teacher explanation: All four meet their expected condition if responses and traces agree. Denial/review are successful contract outcomes, not automatic test failures.</w:t>
+        <w:t>Point to the step or supplied fact that decides; explain your repair if needed.</w:t>
       </w:r>
     </w:p>
     <w:p>
@@ -4207,7 +5040,7 @@
         <w:rPr>
           <w:b w:val="0"/>
         </w:rPr>
-        <w:t>Check every learner before discussion: Use the worked case for Capstone failure testing. Proposed explanation: “The worked result establishes every future case”. Decide whether this explanation is supported.</w:t>
+        <w:t>Misconception repair: A case passes only all its declared response and trace requirements, not merely a convenient status code.</w:t>
       </w:r>
     </w:p>
     <w:p>
@@ -4218,141 +5051,82 @@
         <w:rPr>
           <w:b w:val="0"/>
         </w:rPr>
-        <w:t>Point to the step or supplied fact that decides; explain your repair if needed.</w:t>
+        <w:t xml:space="preserve">Support: read the exact case aloud, enlarge the labelled picture, supply </w:t>
+      </w:r>
+      <w:r>
+        <w:rPr>
+          <w:b/>
+        </w:rPr>
+        <w:t>input</w:t>
+      </w:r>
+      <w:r>
+        <w:rPr>
+          <w:b w:val="0"/>
+        </w:rPr>
+        <w:t xml:space="preserve"> cards and model only the first deciding step. Accept a spoken explanation or drawing; retain the reasoning goal.</w:t>
       </w:r>
     </w:p>
     <w:p>
       <w:pPr>
-        <w:pStyle w:val="Heading3"/>
-      </w:pPr>
-      <w:r>
-        <w:t>Repair the misconception</w:t>
+        <w:spacing w:line="336" w:lineRule="auto" w:after="180"/>
+      </w:pPr>
+      <w:r>
+        <w:rPr>
+          <w:b w:val="0"/>
+        </w:rPr>
+        <w:t xml:space="preserve">Extension: Make retrieval unavailable as well. Require a </w:t>
+      </w:r>
+      <w:r>
+        <w:rPr>
+          <w:b/>
+        </w:rPr>
+        <w:t>prediction</w:t>
+      </w:r>
+      <w:r>
+        <w:rPr>
+          <w:b w:val="0"/>
+        </w:rPr>
+        <w:t xml:space="preserve"> and a reason before comparing. Expected result: Return unsupported or unavailable; do not use the factual template.</w:t>
       </w:r>
     </w:p>
     <w:p>
       <w:pPr>
         <w:spacing w:line="336" w:lineRule="auto" w:after="180"/>
-        <w:shd w:fill="FFF5E6"/>
       </w:pPr>
       <w:r>
         <w:rPr>
           <w:b w:val="0"/>
         </w:rPr>
-        <w:t>Misconception repair: A case passes only all its declared response and trace requirements, not merely a convenient status code.</w:t>
+        <w:t xml:space="preserve">Reason: A template can phrase </w:t>
+      </w:r>
+      <w:r>
+        <w:rPr>
+          <w:b/>
+        </w:rPr>
+        <w:t>evidence</w:t>
+      </w:r>
+      <w:r>
+        <w:rPr>
+          <w:b w:val="0"/>
+        </w:rPr>
+        <w:t xml:space="preserve"> but cannot replace missing </w:t>
+      </w:r>
+      <w:r>
+        <w:rPr>
+          <w:b/>
+        </w:rPr>
+        <w:t>evidence</w:t>
+      </w:r>
+      <w:r>
+        <w:rPr>
+          <w:b w:val="0"/>
+        </w:rPr>
+        <w:t>.</w:t>
       </w:r>
     </w:p>
     <w:p>
       <w:pPr>
-        <w:pStyle w:val="Heading3"/>
-      </w:pPr>
-      <w:r>
-        <w:t>Support without giving away the answer</w:t>
-      </w:r>
-    </w:p>
-    <w:p>
-      <w:pPr>
         <w:spacing w:line="336" w:lineRule="auto" w:after="180"/>
-        <w:shd w:fill="F1F6F8"/>
-      </w:pPr>
-      <w:r>
-        <w:rPr>
-          <w:b w:val="0"/>
-        </w:rPr>
-        <w:t xml:space="preserve">Support: read the exact case aloud, enlarge the labelled picture, supply </w:t>
-      </w:r>
-      <w:r>
-        <w:rPr>
-          <w:b/>
-        </w:rPr>
-        <w:t>input</w:t>
-      </w:r>
-      <w:r>
-        <w:rPr>
-          <w:b w:val="0"/>
-        </w:rPr>
-        <w:t xml:space="preserve"> cards and model only the first deciding step. Accept a spoken explanation or drawing; retain the reasoning goal.</w:t>
-      </w:r>
-    </w:p>
-    <w:p>
-      <w:pPr>
-        <w:pStyle w:val="Heading3"/>
-      </w:pPr>
-      <w:r>
-        <w:t>Extend the reasoning</w:t>
-      </w:r>
-    </w:p>
-    <w:p>
-      <w:pPr>
-        <w:spacing w:line="336" w:lineRule="auto" w:after="180"/>
-        <w:shd w:fill="F5F1FB"/>
-      </w:pPr>
-      <w:r>
-        <w:rPr>
-          <w:b w:val="0"/>
-        </w:rPr>
-        <w:t xml:space="preserve">Extension: Make retrieval unavailable as well. Require a </w:t>
-      </w:r>
-      <w:r>
-        <w:rPr>
-          <w:b/>
-        </w:rPr>
-        <w:t>prediction</w:t>
-      </w:r>
-      <w:r>
-        <w:rPr>
-          <w:b w:val="0"/>
-        </w:rPr>
-        <w:t xml:space="preserve"> and a reason before comparing. Expected result: Return unsupported or unavailable; do not use the factual template.</w:t>
-      </w:r>
-    </w:p>
-    <w:p>
-      <w:pPr>
-        <w:spacing w:line="336" w:lineRule="auto" w:after="180"/>
-        <w:shd w:fill="F5F1FB"/>
-      </w:pPr>
-      <w:r>
-        <w:rPr>
-          <w:b w:val="0"/>
-        </w:rPr>
-        <w:t xml:space="preserve">Reason: A template can phrase </w:t>
-      </w:r>
-      <w:r>
-        <w:rPr>
-          <w:b/>
-        </w:rPr>
-        <w:t>evidence</w:t>
-      </w:r>
-      <w:r>
-        <w:rPr>
-          <w:b w:val="0"/>
-        </w:rPr>
-        <w:t xml:space="preserve"> but cannot replace missing </w:t>
-      </w:r>
-      <w:r>
-        <w:rPr>
-          <w:b/>
-        </w:rPr>
-        <w:t>evidence</w:t>
-      </w:r>
-      <w:r>
-        <w:rPr>
-          <w:b w:val="0"/>
-        </w:rPr>
-        <w:t>.</w:t>
-      </w:r>
-    </w:p>
-    <w:p>
-      <w:pPr>
-        <w:pStyle w:val="Heading3"/>
-      </w:pPr>
-      <w:r>
-        <w:t>Protect the independent attempt</w:t>
-      </w:r>
-    </w:p>
-    <w:p>
-      <w:pPr>
-        <w:spacing w:line="336" w:lineRule="auto" w:after="180"/>
-        <w:shd w:fill="FFF5E6"/>
       </w:pPr>
       <w:r>
         <w:rPr>
@@ -4547,22 +5321,36 @@
     </w:tbl>
     <w:p>
       <w:pPr>
-        <w:pStyle w:val="Heading3"/>
-      </w:pPr>
-      <w:r>
-        <w:t>Project checkpoint</w:t>
+        <w:spacing w:line="336" w:lineRule="auto" w:after="180"/>
+      </w:pPr>
+      <w:r>
+        <w:rPr>
+          <w:b w:val="0"/>
+        </w:rPr>
+        <w:t xml:space="preserve">Project checkpoint: Present and defend. Demonstrate the system, explain one failure and justify the next improvement with </w:t>
+      </w:r>
+      <w:r>
+        <w:rPr>
+          <w:b/>
+        </w:rPr>
+        <w:t>evidence</w:t>
+      </w:r>
+      <w:r>
+        <w:rPr>
+          <w:b w:val="0"/>
+        </w:rPr>
+        <w:t>.</w:t>
       </w:r>
     </w:p>
     <w:p>
       <w:pPr>
         <w:spacing w:line="336" w:lineRule="auto" w:after="180"/>
-        <w:shd w:fill="EDF7F3"/>
       </w:pPr>
       <w:r>
         <w:rPr>
           <w:b w:val="0"/>
         </w:rPr>
-        <w:t xml:space="preserve">Project checkpoint: Present and defend. Demonstrate the system, explain one failure and justify the next improvement with </w:t>
+        <w:t xml:space="preserve">Use the weekly teacher answer for topic-specific reasoning. A saved progress tick is an activity record; judge mastery from the learner’s explanation and </w:t>
       </w:r>
       <w:r>
         <w:rPr>
@@ -4579,38 +5367,23 @@
     </w:p>
     <w:p>
       <w:pPr>
-        <w:spacing w:line="336" w:lineRule="auto" w:after="180"/>
-      </w:pPr>
-      <w:r>
-        <w:rPr>
-          <w:b w:val="0"/>
-        </w:rPr>
-        <w:t xml:space="preserve">Use the weekly teacher answer for topic-specific reasoning. A saved progress tick is an activity record; judge mastery from the learner’s explanation and </w:t>
-      </w:r>
-      <w:r>
-        <w:rPr>
-          <w:b/>
-        </w:rPr>
-        <w:t>evidence</w:t>
-      </w:r>
-      <w:r>
-        <w:rPr>
-          <w:b w:val="0"/>
-        </w:rPr>
-        <w:t>.</w:t>
+        <w:pStyle w:val="Heading1"/>
+      </w:pPr>
+      <w:r>
+        <w:t>08. Reference · Feedback,labs and repair paths</w:t>
       </w:r>
     </w:p>
     <w:p>
-      <w:pPr>
-        <w:pStyle w:val="Heading1"/>
-      </w:pPr>
-      <w:r>
-        <w:t>08. Use feedback, labs and repair paths</w:t>
+      <w:r>
+        <w:t>Retain the first attempt and the evidence used for a repair.</w:t>
       </w:r>
     </w:p>
     <w:p>
-      <w:r>
-        <w:t>Use feedback, earlier review and portfolios purposefully. Apply the coding routine only when this lesson has an executable lab.</w:t>
+      <w:pPr>
+        <w:pStyle w:val="Heading2"/>
+      </w:pPr>
+      <w:r>
+        <w:t>Feedback and record guidance</w:t>
       </w:r>
     </w:p>
     <w:p>
@@ -4648,40 +5421,42 @@
       </w:r>
     </w:p>
     <w:p>
-      <w:pPr>
-        <w:pStyle w:val="Heading3"/>
-      </w:pPr>
-      <w:r>
-        <w:t>For later coding lessons</w:t>
+      <w:r>
+        <w:t>This week has no code block. Use this routine when a later lesson includes an executable lab.</w:t>
       </w:r>
     </w:p>
     <w:p>
-      <w:r>
-        <w:t>This week has no code block. Use this routine when a later lesson includes an executable lab.</w:t>
+      <w:pPr>
+        <w:spacing w:line="336" w:lineRule="auto" w:after="180"/>
+      </w:pPr>
+      <w:r>
+        <w:rPr>
+          <w:b w:val="0"/>
+        </w:rPr>
+        <w:t xml:space="preserve">Ask students to predict before running code. Preserve errors and actual </w:t>
+      </w:r>
+      <w:r>
+        <w:rPr>
+          <w:b/>
+        </w:rPr>
+        <w:t>output</w:t>
+      </w:r>
+      <w:r>
+        <w:rPr>
+          <w:b w:val="0"/>
+        </w:rPr>
+        <w:t>s; collect a changed test and an explanation. The branch-boundary and indexing lessons deliberately include failure cases.</w:t>
       </w:r>
     </w:p>
     <w:p>
       <w:pPr>
         <w:spacing w:line="336" w:lineRule="auto" w:after="180"/>
-        <w:shd w:fill="F1F6F8"/>
       </w:pPr>
       <w:r>
         <w:rPr>
           <w:b w:val="0"/>
         </w:rPr>
-        <w:t xml:space="preserve">Ask students to predict before running code. Preserve errors and actual </w:t>
-      </w:r>
-      <w:r>
-        <w:rPr>
-          <w:b/>
-        </w:rPr>
-        <w:t>output</w:t>
-      </w:r>
-      <w:r>
-        <w:rPr>
-          <w:b w:val="0"/>
-        </w:rPr>
-        <w:t>s; collect a changed test and an explanation. The branch-boundary and indexing lessons deliberately include failure cases.</w:t>
+        <w:t>Use the earlier worked-explanation links to address a specific missing building block, then return to the current question. Adapt this suggestion after observing the learner; it is not an automatic diagnosis.</w:t>
       </w:r>
     </w:p>
     <w:p>
@@ -4692,71 +5467,37 @@
         <w:rPr>
           <w:b w:val="0"/>
         </w:rPr>
-        <w:t>Use the earlier worked-explanation links to address a specific missing building block, then return to the current question. Adapt this suggestion after observing the learner; it is not an automatic diagnosis.</w:t>
+        <w:t xml:space="preserve">Collect the completed-work portfolio as </w:t>
+      </w:r>
+      <w:r>
+        <w:rPr>
+          <w:b/>
+        </w:rPr>
+        <w:t>evidence</w:t>
+      </w:r>
+      <w:r>
+        <w:rPr>
+          <w:b w:val="0"/>
+        </w:rPr>
+        <w:t>. Record support separately from correctness, and assess explanation, trace/test and limitations. Progress ticks and quiz selections alone do not establish mastery.</w:t>
       </w:r>
     </w:p>
     <w:p>
       <w:pPr>
-        <w:spacing w:line="336" w:lineRule="auto" w:after="180"/>
-      </w:pPr>
-      <w:r>
-        <w:rPr>
-          <w:b w:val="0"/>
-        </w:rPr>
-        <w:t xml:space="preserve">Collect the completed-work portfolio as </w:t>
-      </w:r>
-      <w:r>
-        <w:rPr>
-          <w:b/>
-        </w:rPr>
-        <w:t>evidence</w:t>
-      </w:r>
-      <w:r>
-        <w:rPr>
-          <w:b w:val="0"/>
-        </w:rPr>
-        <w:t>. Record support separately from correctness, and assess explanation, trace/test and limitations. Progress ticks and quiz selections alone do not establish mastery.</w:t>
+        <w:pStyle w:val="Heading1"/>
+      </w:pPr>
+      <w:r>
+        <w:t>09. Reference · Teach with the six pictures</w:t>
       </w:r>
     </w:p>
     <w:p>
-      <w:pPr>
-        <w:pStyle w:val="Heading1"/>
-      </w:pPr>
-      <w:r>
-        <w:t>09. Visual concept journey</w:t>
+      <w:r>
+        <w:t>Choose one picture for a particular reasoning move.</w:t>
       </w:r>
     </w:p>
     <w:p>
-      <w:r>
-        <w:t>Show one Capstone failure testing graphic at a time, request a prediction and discuss its trace before the independent assessment.</w:t>
-      </w:r>
-    </w:p>
-    <w:p>
-      <w:pPr>
-        <w:spacing w:line="336" w:lineRule="auto" w:after="180"/>
-      </w:pPr>
-      <w:r>
-        <w:rPr>
-          <w:b w:val="0"/>
-        </w:rPr>
-        <w:t xml:space="preserve">Use one picture at a time. Hide a worked result before asking for a </w:t>
-      </w:r>
-      <w:r>
-        <w:rPr>
-          <w:b/>
-        </w:rPr>
-        <w:t>prediction</w:t>
-      </w:r>
-      <w:r>
-        <w:rPr>
-          <w:b w:val="0"/>
-        </w:rPr>
-        <w:t>, then reveal it for feedback. These are supported teaching cases; retain the separate independent assessment for a fresh first attempt.</w:t>
-      </w:r>
-    </w:p>
-    <w:p>
-      <w:pPr>
-        <w:pStyle w:val="Heading3"/>
+      <w:pPr>
+        <w:pStyle w:val="Heading2"/>
       </w:pPr>
       <w:r>
         <w:t>01. Capstone failure testing: the case</w:t>
@@ -4767,7 +5508,7 @@
         <w:drawing>
           <wp:inline xmlns:a="http://schemas.openxmlformats.org/drawingml/2006/main" xmlns:pic="http://schemas.openxmlformats.org/drawingml/2006/picture">
             <wp:extent cx="5486400" cy="2834640"/>
-            <wp:docPr id="2" name="Picture 2" descr="Inject one component failure. A capstone test blocks model drafting after a successful approved-card retrieval. Supplied facts: F4 records club time 15:00. The contract permits a checked fixed-template answer when drafting is unavailable."/>
+            <wp:docPr id="3" name="Picture 3" descr="Inject one component failure. A capstone test blocks model drafting after a successful approved-card retrieval. Supplied facts: F4 records club time 15:00. The contract permits a checked fixed-template answer when drafting is unavailable."/>
             <wp:cNvGraphicFramePr>
               <a:graphicFrameLocks noChangeAspect="1"/>
             </wp:cNvGraphicFramePr>
@@ -4779,7 +5520,7 @@
                     <pic:cNvPicPr/>
                   </pic:nvPicPr>
                   <pic:blipFill>
-                    <a:blip r:embed="rId10"/>
+                    <a:blip r:embed="rId11"/>
                     <a:stretch>
                       <a:fillRect/>
                     </a:stretch>
@@ -4823,7 +5564,6 @@
     <w:p>
       <w:pPr>
         <w:spacing w:line="336" w:lineRule="auto" w:after="180"/>
-        <w:shd w:fill="F5F1FB"/>
       </w:pPr>
       <w:r>
         <w:rPr>
@@ -4834,27 +5574,18 @@
     </w:p>
     <w:p>
       <w:pPr>
-        <w:pStyle w:val="Heading3"/>
-      </w:pPr>
-      <w:r>
-        <w:t>Discuss while showing the picture</w:t>
+        <w:spacing w:line="336" w:lineRule="auto" w:after="180"/>
+      </w:pPr>
+      <w:r>
+        <w:rPr>
+          <w:b w:val="0"/>
+        </w:rPr>
+        <w:t>Teacher prompt: Point to the given fact that matters most. Explain why it matters. Ask learners to describe one label or arrow in ordinary words. Use the adjacent transcript if the image is difficult to see.</w:t>
       </w:r>
     </w:p>
     <w:p>
       <w:pPr>
-        <w:spacing w:line="336" w:lineRule="auto" w:after="180"/>
-        <w:shd w:fill="F1F6F8"/>
-      </w:pPr>
-      <w:r>
-        <w:rPr>
-          <w:b w:val="0"/>
-        </w:rPr>
-        <w:t>Teacher prompt: Point to the given fact that matters most. Explain why it matters. Ask learners to describe one label or arrow in ordinary words. Use the adjacent transcript if the image is difficult to see.</w:t>
-      </w:r>
-    </w:p>
-    <w:p>
-      <w:pPr>
-        <w:pStyle w:val="Heading3"/>
+        <w:pStyle w:val="Heading2"/>
       </w:pPr>
       <w:r>
         <w:t>02. Follow the deciding steps</w:t>
@@ -4865,7 +5596,7 @@
         <w:drawing>
           <wp:inline xmlns:a="http://schemas.openxmlformats.org/drawingml/2006/main" xmlns:pic="http://schemas.openxmlformats.org/drawingml/2006/picture">
             <wp:extent cx="5486400" cy="3182112"/>
-            <wp:docPr id="3" name="Picture 3" descr="Verify source: Retrieval supplies F4 and the time 15:00. → Inject failure: Disable drafting without changing source evidence. → Use bounded fallback: Return the checked template citing F4 and record degraded operation."/>
+            <wp:docPr id="4" name="Picture 4" descr="Verify source: Retrieval supplies F4 and the time 15:00. → Inject failure: Disable drafting without changing source evidence. → Use bounded fallback: Return the checked template citing F4 and record degraded operation."/>
             <wp:cNvGraphicFramePr>
               <a:graphicFrameLocks noChangeAspect="1"/>
             </wp:cNvGraphicFramePr>
@@ -4877,7 +5608,7 @@
                     <pic:cNvPicPr/>
                   </pic:nvPicPr>
                   <pic:blipFill>
-                    <a:blip r:embed="rId11"/>
+                    <a:blip r:embed="rId9"/>
                     <a:stretch>
                       <a:fillRect/>
                     </a:stretch>
@@ -4922,7 +5653,6 @@
     <w:p>
       <w:pPr>
         <w:spacing w:line="336" w:lineRule="auto" w:after="180"/>
-        <w:shd w:fill="F5F1FB"/>
       </w:pPr>
       <w:r>
         <w:rPr>
@@ -4945,39 +5675,30 @@
     </w:p>
     <w:p>
       <w:pPr>
-        <w:pStyle w:val="Heading3"/>
-      </w:pPr>
-      <w:r>
-        <w:t>Discuss while showing the picture</w:t>
+        <w:spacing w:line="336" w:lineRule="auto" w:after="180"/>
+      </w:pPr>
+      <w:r>
+        <w:rPr>
+          <w:b w:val="0"/>
+        </w:rPr>
+        <w:t xml:space="preserve">Teacher prompt: Point to each numbered stage and explain which recorded </w:t>
+      </w:r>
+      <w:r>
+        <w:rPr>
+          <w:b/>
+        </w:rPr>
+        <w:t>input</w:t>
+      </w:r>
+      <w:r>
+        <w:rPr>
+          <w:b w:val="0"/>
+        </w:rPr>
+        <w:t xml:space="preserve"> it uses. Ask learners to describe one label or arrow in ordinary words. Use the adjacent transcript if the image is difficult to see.</w:t>
       </w:r>
     </w:p>
     <w:p>
       <w:pPr>
-        <w:spacing w:line="336" w:lineRule="auto" w:after="180"/>
-        <w:shd w:fill="F1F6F8"/>
-      </w:pPr>
-      <w:r>
-        <w:rPr>
-          <w:b w:val="0"/>
-        </w:rPr>
-        <w:t xml:space="preserve">Teacher prompt: Point to each numbered stage and explain which recorded </w:t>
-      </w:r>
-      <w:r>
-        <w:rPr>
-          <w:b/>
-        </w:rPr>
-        <w:t>input</w:t>
-      </w:r>
-      <w:r>
-        <w:rPr>
-          <w:b w:val="0"/>
-        </w:rPr>
-        <w:t xml:space="preserve"> it uses. Ask learners to describe one label or arrow in ordinary words. Use the adjacent transcript if the image is difficult to see.</w:t>
-      </w:r>
-    </w:p>
-    <w:p>
-      <w:pPr>
-        <w:pStyle w:val="Heading3"/>
+        <w:pStyle w:val="Heading2"/>
       </w:pPr>
       <w:r>
         <w:t>03. Capstone failure testing — evidence trace</w:t>
@@ -4988,7 +5709,7 @@
         <w:drawing>
           <wp:inline xmlns:a="http://schemas.openxmlformats.org/drawingml/2006/main" xmlns:pic="http://schemas.openxmlformats.org/drawingml/2006/picture">
             <wp:extent cx="5486400" cy="2843784"/>
-            <wp:docPr id="4" name="Picture 4" descr="Capstone failure testing — evidence trace. Four cases: malformed request, student teacher-guide request, missing register, valid current record. Two deny, one reviews, one supports; no restricted reads occur. | Use a failure matrix linking condition to expected response and forbidden calls. Test both visible result and operation trace. Preserve failed fixtures for regression checks. | All four meet their expected condition if responses and traces agree. Denial/review are successful contract outcomes, not automatic test failures."/>
+            <wp:docPr id="5" name="Picture 5" descr="Capstone failure testing — evidence trace. Four cases: malformed request, student teacher-guide request, missing register, valid current record. One rejects invalid input, one denies access, one reviews and one supports; no restricted reads occur. | Use a failure matrix linking condition to expected response and forbidden calls. Test both visible result and operation trace. Preserve failed fixtures for regression checks. | All four meet their expected condition if responses and traces agree. Denial/review are successful contract outcomes, not automatic test failures."/>
             <wp:cNvGraphicFramePr>
               <a:graphicFrameLocks noChangeAspect="1"/>
             </wp:cNvGraphicFramePr>
@@ -5039,7 +5760,19 @@
         <w:rPr>
           <w:b w:val="0"/>
         </w:rPr>
-        <w:t xml:space="preserve"> trace. Four cases: malformed request, student teacher-guide request, missing register, valid current record.</w:t>
+        <w:t xml:space="preserve"> trace. Four cases: malformed request, student teacher-guide request, missing register, valid current record. One rejects invalid input, one denies access, one reviews and one supports; no restricted reads occur. | Use a </w:t>
+      </w:r>
+      <w:r>
+        <w:rPr>
+          <w:b/>
+        </w:rPr>
+        <w:t>failure matrix</w:t>
+      </w:r>
+      <w:r>
+        <w:rPr>
+          <w:b w:val="0"/>
+        </w:rPr>
+        <w:t xml:space="preserve"> linking condition to expected response and forbidden calls. Test both visible result and operation trace. Preserve failed fixtures for regression checks. | All four meet their expected condition if responses and traces agree. Denial/review are successful contract outcomes, not automatic test failures.</w:t>
       </w:r>
     </w:p>
     <w:p>
@@ -5050,19 +5783,7 @@
         <w:rPr>
           <w:b w:val="0"/>
         </w:rPr>
-        <w:t xml:space="preserve">Two deny, one reviews, one supports; no restricted reads occur. | Use a </w:t>
-      </w:r>
-      <w:r>
-        <w:rPr>
-          <w:b/>
-        </w:rPr>
-        <w:t>failure matrix</w:t>
-      </w:r>
-      <w:r>
-        <w:rPr>
-          <w:b w:val="0"/>
-        </w:rPr>
-        <w:t xml:space="preserve"> linking condition to expected response and forbidden calls. Test both visible result and operation trace.</w:t>
+        <w:t>Read the labels and values. Explain the relationship the model shows.</w:t>
       </w:r>
     </w:p>
     <w:p>
@@ -5073,44 +5794,12 @@
         <w:rPr>
           <w:b w:val="0"/>
         </w:rPr>
-        <w:t>Preserve failed fixtures for regression checks. | All four meet their expected condition if responses and traces agree. Denial/review are successful contract outcomes, not automatic test failures.</w:t>
+        <w:t>Teacher prompt: Read the labels and values. Explain the relationship the model shows. Ask learners to describe one label or arrow in ordinary words. Use the adjacent transcript if the image is difficult to see.</w:t>
       </w:r>
     </w:p>
     <w:p>
       <w:pPr>
-        <w:spacing w:line="336" w:lineRule="auto" w:after="180"/>
-        <w:shd w:fill="F5F1FB"/>
-      </w:pPr>
-      <w:r>
-        <w:rPr>
-          <w:b w:val="0"/>
-        </w:rPr>
-        <w:t>Read the labels and values. Explain the relationship the model shows.</w:t>
-      </w:r>
-    </w:p>
-    <w:p>
-      <w:pPr>
-        <w:pStyle w:val="Heading3"/>
-      </w:pPr>
-      <w:r>
-        <w:t>Discuss while showing the picture</w:t>
-      </w:r>
-    </w:p>
-    <w:p>
-      <w:pPr>
-        <w:spacing w:line="336" w:lineRule="auto" w:after="180"/>
-        <w:shd w:fill="F1F6F8"/>
-      </w:pPr>
-      <w:r>
-        <w:rPr>
-          <w:b w:val="0"/>
-        </w:rPr>
-        <w:t>Teacher prompt: Read the labels and values. Explain the relationship the model shows. Ask learners to describe one label or arrow in ordinary words. Use the adjacent transcript if the image is difficult to see.</w:t>
-      </w:r>
-    </w:p>
-    <w:p>
-      <w:pPr>
-        <w:pStyle w:val="Heading3"/>
+        <w:pStyle w:val="Heading2"/>
       </w:pPr>
       <w:r>
         <w:t>04. Change one thing. Trace what follows.</w:t>
@@ -5121,7 +5810,7 @@
         <w:drawing>
           <wp:inline xmlns:a="http://schemas.openxmlformats.org/drawingml/2006/main" xmlns:pic="http://schemas.openxmlformats.org/drawingml/2006/picture">
             <wp:extent cx="5486400" cy="3026664"/>
-            <wp:docPr id="5" name="Picture 5" descr="Original case: Return the checked template citing F4 and record degraded operation. Changed condition: Make retrieval unavailable as well. Expected result: Return unsupported or unavailable; do not use the factual template. Reason: A template can phrase evidence but cannot replace missing evidence."/>
+            <wp:docPr id="6" name="Picture 6" descr="Original case: Return the checked template citing F4 and record degraded operation. Changed condition: Make retrieval unavailable as well. Expected result: Return unsupported or unavailable; do not use the factual template. Reason: A template can phrase evidence but cannot replace missing evidence."/>
             <wp:cNvGraphicFramePr>
               <a:graphicFrameLocks noChangeAspect="1"/>
             </wp:cNvGraphicFramePr>
@@ -5201,7 +5890,6 @@
     <w:p>
       <w:pPr>
         <w:spacing w:line="336" w:lineRule="auto" w:after="180"/>
-        <w:shd w:fill="F5F1FB"/>
       </w:pPr>
       <w:r>
         <w:rPr>
@@ -5212,63 +5900,53 @@
     </w:p>
     <w:p>
       <w:pPr>
-        <w:pStyle w:val="Heading3"/>
-      </w:pPr>
-      <w:r>
-        <w:t>Discuss while showing the picture</w:t>
+        <w:spacing w:line="336" w:lineRule="auto" w:after="180"/>
+      </w:pPr>
+      <w:r>
+        <w:rPr>
+          <w:b w:val="0"/>
+        </w:rPr>
+        <w:t>Teacher prompt: Predict before checking the worked changed-case result. Name what changed and what the supplied facts allow you to conclude. Ask learners to describe one label or arrow in ordinary words.</w:t>
       </w:r>
     </w:p>
     <w:p>
       <w:pPr>
         <w:spacing w:line="336" w:lineRule="auto" w:after="180"/>
-        <w:shd w:fill="F1F6F8"/>
       </w:pPr>
       <w:r>
         <w:rPr>
           <w:b w:val="0"/>
         </w:rPr>
-        <w:t>Teacher prompt: Predict before checking the worked changed-case result. Name what changed and what the supplied facts allow you to conclude. Ask learners to describe one label or arrow in ordinary words.</w:t>
+        <w:t xml:space="preserve">Use the adjacent transcript if the image is difficult to see. Changed-case reasoning: A template can phrase </w:t>
+      </w:r>
+      <w:r>
+        <w:rPr>
+          <w:b/>
+        </w:rPr>
+        <w:t>evidence</w:t>
+      </w:r>
+      <w:r>
+        <w:rPr>
+          <w:b w:val="0"/>
+        </w:rPr>
+        <w:t xml:space="preserve"> but cannot replace missing </w:t>
+      </w:r>
+      <w:r>
+        <w:rPr>
+          <w:b/>
+        </w:rPr>
+        <w:t>evidence</w:t>
+      </w:r>
+      <w:r>
+        <w:rPr>
+          <w:b w:val="0"/>
+        </w:rPr>
+        <w:t>.</w:t>
       </w:r>
     </w:p>
     <w:p>
       <w:pPr>
-        <w:spacing w:line="336" w:lineRule="auto" w:after="180"/>
-        <w:shd w:fill="F1F6F8"/>
-      </w:pPr>
-      <w:r>
-        <w:rPr>
-          <w:b w:val="0"/>
-        </w:rPr>
-        <w:t xml:space="preserve">Use the adjacent transcript if the image is difficult to see. Changed-case reasoning: A template can phrase </w:t>
-      </w:r>
-      <w:r>
-        <w:rPr>
-          <w:b/>
-        </w:rPr>
-        <w:t>evidence</w:t>
-      </w:r>
-      <w:r>
-        <w:rPr>
-          <w:b w:val="0"/>
-        </w:rPr>
-        <w:t xml:space="preserve"> but cannot replace missing </w:t>
-      </w:r>
-      <w:r>
-        <w:rPr>
-          <w:b/>
-        </w:rPr>
-        <w:t>evidence</w:t>
-      </w:r>
-      <w:r>
-        <w:rPr>
-          <w:b w:val="0"/>
-        </w:rPr>
-        <w:t>.</w:t>
-      </w:r>
-    </w:p>
-    <w:p>
-      <w:pPr>
-        <w:pStyle w:val="Heading3"/>
+        <w:pStyle w:val="Heading2"/>
       </w:pPr>
       <w:r>
         <w:t>05. Connect the explanation to its limit</w:t>
@@ -5279,7 +5957,7 @@
         <w:drawing>
           <wp:inline xmlns:a="http://schemas.openxmlformats.org/drawingml/2006/main" xmlns:pic="http://schemas.openxmlformats.org/drawingml/2006/picture">
             <wp:extent cx="5486400" cy="2834640"/>
-            <wp:docPr id="6" name="Picture 6" descr="Failure injection changes a component deliberately so the team can inspect the response. A fallback must retain evidence checks and honest status. Limit: This trial covers one failure combination; check other components and interactions separately."/>
+            <wp:docPr id="7" name="Picture 7" descr="Failure injection changes a component deliberately so the team can inspect the response. A fallback must retain evidence checks and honest status. Limit: This trial covers one failure combination; check other components and interactions separately."/>
             <wp:cNvGraphicFramePr>
               <a:graphicFrameLocks noChangeAspect="1"/>
             </wp:cNvGraphicFramePr>
@@ -5347,7 +6025,6 @@
     <w:p>
       <w:pPr>
         <w:spacing w:line="336" w:lineRule="auto" w:after="180"/>
-        <w:shd w:fill="F5F1FB"/>
       </w:pPr>
       <w:r>
         <w:rPr>
@@ -5358,39 +6035,29 @@
     </w:p>
     <w:p>
       <w:pPr>
-        <w:pStyle w:val="Heading3"/>
-      </w:pPr>
-      <w:r>
-        <w:t>Discuss while showing the picture</w:t>
+        <w:spacing w:line="336" w:lineRule="auto" w:after="180"/>
+      </w:pPr>
+      <w:r>
+        <w:rPr>
+          <w:b w:val="0"/>
+        </w:rPr>
+        <w:t>Teacher prompt: Explain the case, then point to a limit on the claim. Ask learners to describe one label or arrow in ordinary words. Use the adjacent transcript if the image is difficult to see.</w:t>
       </w:r>
     </w:p>
     <w:p>
       <w:pPr>
         <w:spacing w:line="336" w:lineRule="auto" w:after="180"/>
-        <w:shd w:fill="F1F6F8"/>
       </w:pPr>
       <w:r>
         <w:rPr>
           <w:b w:val="0"/>
         </w:rPr>
-        <w:t>Teacher prompt: Explain the case, then point to a limit on the claim. Ask learners to describe one label or arrow in ordinary words. Use the adjacent transcript if the image is difficult to see.</w:t>
+        <w:t>Keep the stated scope: This trial covers one failure combination; check other components and interactions separately.</w:t>
       </w:r>
     </w:p>
     <w:p>
       <w:pPr>
-        <w:spacing w:line="336" w:lineRule="auto" w:after="180"/>
-        <w:shd w:fill="F1F6F8"/>
-      </w:pPr>
-      <w:r>
-        <w:rPr>
-          <w:b w:val="0"/>
-        </w:rPr>
-        <w:t>Keep the stated scope: This trial covers one failure combination; check other components and interactions separately.</w:t>
-      </w:r>
-    </w:p>
-    <w:p>
-      <w:pPr>
-        <w:pStyle w:val="Heading3"/>
+        <w:pStyle w:val="Heading2"/>
       </w:pPr>
       <w:r>
         <w:t>06. Make the idea visible in your project</w:t>
@@ -5401,7 +6068,7 @@
         <w:drawing>
           <wp:inline xmlns:a="http://schemas.openxmlformats.org/drawingml/2006/main" xmlns:pic="http://schemas.openxmlformats.org/drawingml/2006/picture">
             <wp:extent cx="5486400" cy="3529584"/>
-            <wp:docPr id="7" name="Picture 7" descr="For the Grounded Learning Service, retain an annotated trace and the changed-case result. Name the contract or evidence that makes the deciding step valid, so another team can review it. Draw your input, deciding step, result and limit. Supported question: Explain why retrieval success permits the checked 15:00 fallback when drafting fails. What changes if retrieval fails too, and why can a template not fill that evidence gap?"/>
+            <wp:docPr id="8" name="Picture 8" descr="For the Grounded Learning Service, retain an annotated trace and the changed-case result. Name the contract or evidence that makes the deciding step valid, so another team can review it. Draw your input, deciding step, result and limit. Supported question: Explain why retrieval success permits the checked 15:00 fallback when drafting fails. What changes if retrieval fails too, and why can a template not fill that evidence gap?"/>
             <wp:cNvGraphicFramePr>
               <a:graphicFrameLocks noChangeAspect="1"/>
             </wp:cNvGraphicFramePr>
@@ -5504,7 +6171,6 @@
     <w:p>
       <w:pPr>
         <w:spacing w:line="336" w:lineRule="auto" w:after="180"/>
-        <w:shd w:fill="F5F1FB"/>
       </w:pPr>
       <w:r>
         <w:rPr>
@@ -5527,22 +6193,36 @@
     </w:p>
     <w:p>
       <w:pPr>
-        <w:pStyle w:val="Heading3"/>
-      </w:pPr>
-      <w:r>
-        <w:t>Discuss while showing the picture</w:t>
+        <w:spacing w:line="336" w:lineRule="auto" w:after="180"/>
+      </w:pPr>
+      <w:r>
+        <w:rPr>
+          <w:b w:val="0"/>
+        </w:rPr>
+        <w:t xml:space="preserve">Teacher prompt: Draw your project trace and justify the deciding step using </w:t>
+      </w:r>
+      <w:r>
+        <w:rPr>
+          <w:b/>
+        </w:rPr>
+        <w:t>evidence</w:t>
+      </w:r>
+      <w:r>
+        <w:rPr>
+          <w:b w:val="0"/>
+        </w:rPr>
+        <w:t>. Ask learners to describe one label or arrow in ordinary words. Use the adjacent transcript if the image is difficult to see.</w:t>
       </w:r>
     </w:p>
     <w:p>
       <w:pPr>
         <w:spacing w:line="336" w:lineRule="auto" w:after="180"/>
-        <w:shd w:fill="F1F6F8"/>
       </w:pPr>
       <w:r>
         <w:rPr>
           <w:b w:val="0"/>
         </w:rPr>
-        <w:t xml:space="preserve">Teacher prompt: Draw your project trace and justify the deciding step using </w:t>
+        <w:t xml:space="preserve">Supported practice key: Retrieval supplies F4 and the time 15:00. Disable drafting without changing source </w:t>
       </w:r>
       <w:r>
         <w:rPr>
@@ -5554,19 +6234,18 @@
         <w:rPr>
           <w:b w:val="0"/>
         </w:rPr>
-        <w:t>. Ask learners to describe one label or arrow in ordinary words. Use the adjacent transcript if the image is difficult to see.</w:t>
+        <w:t>. Return the checked template citing F4 and record degraded operation.</w:t>
       </w:r>
     </w:p>
     <w:p>
       <w:pPr>
         <w:spacing w:line="336" w:lineRule="auto" w:after="180"/>
-        <w:shd w:fill="F1F6F8"/>
       </w:pPr>
       <w:r>
         <w:rPr>
           <w:b w:val="0"/>
         </w:rPr>
-        <w:t xml:space="preserve">Supported practice key: Retrieval supplies F4 and the time 15:00. Disable drafting without changing source </w:t>
+        <w:t xml:space="preserve">Changed case: Return unsupported or unavailable; do not use the factual template. A template can phrase </w:t>
       </w:r>
       <w:r>
         <w:rPr>
@@ -5578,43 +6257,98 @@
         <w:rPr>
           <w:b w:val="0"/>
         </w:rPr>
-        <w:t>. Return the checked template citing F4 and record degraded operation.</w:t>
+        <w:t xml:space="preserve"> but cannot replace missing </w:t>
+      </w:r>
+      <w:r>
+        <w:rPr>
+          <w:b/>
+        </w:rPr>
+        <w:t>evidence</w:t>
+      </w:r>
+      <w:r>
+        <w:rPr>
+          <w:b w:val="0"/>
+        </w:rPr>
+        <w:t>.</w:t>
       </w:r>
     </w:p>
     <w:p>
       <w:pPr>
+        <w:pStyle w:val="Heading2"/>
+      </w:pPr>
+      <w:r>
+        <w:t>Earlier wording, alternatives and picture transcripts · reference / check after trying</w:t>
+      </w:r>
+    </w:p>
+    <w:p>
+      <w:pPr>
         <w:spacing w:line="336" w:lineRule="auto" w:after="180"/>
-        <w:shd w:fill="F1F6F8"/>
       </w:pPr>
       <w:r>
         <w:rPr>
           <w:b w:val="0"/>
         </w:rPr>
-        <w:t xml:space="preserve">Changed case: Return unsupported or unavailable; do not use the factual template. A template can phrase </w:t>
+        <w:t xml:space="preserve">Use one picture at a time. Hide a worked result before asking for a </w:t>
       </w:r>
       <w:r>
         <w:rPr>
           <w:b/>
         </w:rPr>
-        <w:t>evidence</w:t>
+        <w:t>prediction</w:t>
       </w:r>
       <w:r>
         <w:rPr>
           <w:b w:val="0"/>
         </w:rPr>
-        <w:t xml:space="preserve"> but cannot replace missing </w:t>
-      </w:r>
-      <w:r>
-        <w:rPr>
-          <w:b/>
-        </w:rPr>
-        <w:t>evidence</w:t>
-      </w:r>
-      <w:r>
-        <w:rPr>
-          <w:b w:val="0"/>
-        </w:rPr>
-        <w:t>.</w:t>
+        <w:t>, then reveal it for feedback. These are supported teaching cases; retain the separate independent assessment for a fresh first attempt.</w:t>
+      </w:r>
+    </w:p>
+    <w:p>
+      <w:pPr>
+        <w:pStyle w:val="Heading3"/>
+      </w:pPr>
+      <w:r>
+        <w:t>01. Capstone failure testing: the case</w:t>
+      </w:r>
+    </w:p>
+    <w:p>
+      <w:pPr>
+        <w:pStyle w:val="Heading3"/>
+      </w:pPr>
+      <w:r>
+        <w:t>02. Follow the deciding steps</w:t>
+      </w:r>
+    </w:p>
+    <w:p>
+      <w:pPr>
+        <w:pStyle w:val="Heading3"/>
+      </w:pPr>
+      <w:r>
+        <w:t>03. Capstone failure testing — evidence trace</w:t>
+      </w:r>
+    </w:p>
+    <w:p>
+      <w:pPr>
+        <w:pStyle w:val="Heading3"/>
+      </w:pPr>
+      <w:r>
+        <w:t>04. Change one thing. Trace what follows.</w:t>
+      </w:r>
+    </w:p>
+    <w:p>
+      <w:pPr>
+        <w:pStyle w:val="Heading3"/>
+      </w:pPr>
+      <w:r>
+        <w:t>05. Connect the explanation to its limit</w:t>
+      </w:r>
+    </w:p>
+    <w:p>
+      <w:pPr>
+        <w:pStyle w:val="Heading3"/>
+      </w:pPr>
+      <w:r>
+        <w:t>06. Make the idea visible in your project</w:t>
       </w:r>
     </w:p>
     <w:sectPr>

--- a/downloads/teacher/ai-6-week-34.docx
+++ b/downloads/teacher/ai-6-week-34.docx
@@ -5708,7 +5708,7 @@
       <w:r>
         <w:drawing>
           <wp:inline xmlns:a="http://schemas.openxmlformats.org/drawingml/2006/main" xmlns:pic="http://schemas.openxmlformats.org/drawingml/2006/picture">
-            <wp:extent cx="5486400" cy="2843784"/>
+            <wp:extent cx="5486400" cy="3145536"/>
             <wp:docPr id="5" name="Picture 5" descr="Capstone failure testing — evidence trace. Four cases: malformed request, student teacher-guide request, missing register, valid current record. One rejects invalid input, one denies access, one reviews and one supports; no restricted reads occur. | Use a failure matrix linking condition to expected response and forbidden calls. Test both visible result and operation trace. Preserve failed fixtures for regression checks. | All four meet their expected condition if responses and traces agree. Denial/review are successful contract outcomes, not automatic test failures."/>
             <wp:cNvGraphicFramePr>
               <a:graphicFrameLocks noChangeAspect="1"/>
@@ -5729,7 +5729,7 @@
                   <pic:spPr>
                     <a:xfrm>
                       <a:off x="0" y="0"/>
-                      <a:ext cx="5486400" cy="2843784"/>
+                      <a:ext cx="5486400" cy="3145536"/>
                     </a:xfrm>
                     <a:prstGeom prst="rect"/>
                   </pic:spPr>
